--- a/mps-nivel-c/oficial/04_registros/MilhasFacil_Busca-de-Milhas/ADAP-MILHASFACIL01-001_Registro-de-Adaptacao.docx
+++ b/mps-nivel-c/oficial/04_registros/MilhasFacil_Busca-de-Milhas/ADAP-MILHASFACIL01-001_Registro-de-Adaptacao.docx
@@ -3,39 +3,90 @@
 <w:document xmlns:wpc="http://schemas.microsoft.com/office/word/2010/wordprocessingCanvas" xmlns:mo="http://schemas.microsoft.com/office/mac/office/2008/main" xmlns:mc="http://schemas.openxmlformats.org/markup-compatibility/2006" xmlns:mv="urn:schemas-microsoft-com:mac:vml" xmlns:o="urn:schemas-microsoft-com:office:office" xmlns:r="http://schemas.openxmlformats.org/officeDocument/2006/relationships" xmlns:m="http://schemas.openxmlformats.org/officeDocument/2006/math" xmlns:v="urn:schemas-microsoft-com:vml" xmlns:wp14="http://schemas.microsoft.com/office/word/2010/wordprocessingDrawing" xmlns:wp="http://schemas.openxmlformats.org/drawingml/2006/wordprocessingDrawing" xmlns:w10="urn:schemas-microsoft-com:office:word" xmlns:w="http://schemas.openxmlformats.org/wordprocessingml/2006/main" xmlns:w14="http://schemas.microsoft.com/office/word/2010/wordml" xmlns:wpg="http://schemas.microsoft.com/office/word/2010/wordprocessingGroup" xmlns:wpi="http://schemas.microsoft.com/office/word/2010/wordprocessingInk" xmlns:wne="http://schemas.microsoft.com/office/word/2006/wordml" xmlns:wps="http://schemas.microsoft.com/office/word/2010/wordprocessingShape" mc:Ignorable="w14 wp14">
   <w:body>
     <w:p>
+      <w:pPr>
+        <w:pBdr>
+          <w:top w:val="single" w:sz="32" w:space="0" w:color="003366"/>
+        </w:pBdr>
+        <w:spacing w:before="0" w:after="0"/>
+      </w:pPr>
+    </w:p>
+    <w:p>
+      <w:pPr>
+        <w:spacing w:before="240" w:after="40"/>
+      </w:pPr>
       <w:r>
         <w:rPr>
+          <w:rFonts w:ascii="Calibri" w:hAnsi="Calibri"/>
           <w:b/>
-          <w:color w:val="1F3B73"/>
-          <w:sz w:val="34"/>
+          <w:color w:val="003366"/>
+          <w:sz w:val="36"/>
         </w:rPr>
-        <w:t>Registro de Adaptação do Processo — MilhasFacil · Busca de Milhas</w:t>
+        <w:t>REGISTRO DE ADAPTAÇÃO DO PROCESSO — MILHASFACIL · BUSCA DE MILHAS</w:t>
       </w:r>
+    </w:p>
+    <w:p>
+      <w:pPr>
+        <w:spacing w:before="0" w:after="40"/>
+      </w:pPr>
+      <w:r>
+        <w:rPr>
+          <w:rFonts w:ascii="Calibri" w:hAnsi="Calibri"/>
+          <w:color w:val="555555"/>
+          <w:sz w:val="20"/>
+        </w:rPr>
+        <w:t>MILHASFACIL01   ·   Versão 1.1   ·   15/06/2026   ·   Timeware Brasil</w:t>
+      </w:r>
+    </w:p>
+    <w:p>
+      <w:pPr>
+        <w:pBdr>
+          <w:bottom w:val="single" w:sz="6" w:space="1" w:color="003366"/>
+        </w:pBdr>
+        <w:spacing w:before="120" w:after="280"/>
+      </w:pPr>
     </w:p>
     <w:tbl>
       <w:tblPr>
-        <w:tblStyle w:val="TableGrid"/>
         <w:tblW w:type="auto" w:w="0"/>
-        <w:jc w:val="center"/>
         <w:tblLook w:firstColumn="1" w:firstRow="1" w:lastColumn="0" w:lastRow="0" w:noHBand="0" w:noVBand="1" w:val="04A0"/>
+        <w:tblBorders>
+          <w:top w:val="single" w:sz="4" w:space="0" w:color="AAAAAA"/>
+          <w:left w:val="single" w:sz="4" w:space="0" w:color="AAAAAA"/>
+          <w:bottom w:val="single" w:sz="4" w:space="0" w:color="AAAAAA"/>
+          <w:right w:val="single" w:sz="4" w:space="0" w:color="AAAAAA"/>
+          <w:insideH w:val="single" w:sz="4" w:space="0" w:color="AAAAAA"/>
+          <w:insideV w:val="single" w:sz="4" w:space="0" w:color="AAAAAA"/>
+        </w:tblBorders>
       </w:tblPr>
       <w:tblGrid>
-        <w:gridCol w:w="4873"/>
-        <w:gridCol w:w="4873"/>
+        <w:gridCol w:w="4451"/>
+        <w:gridCol w:w="4451"/>
       </w:tblGrid>
       <w:tr>
+        <w:trPr>
+          <w:cantSplit w:val="1"/>
+        </w:trPr>
         <w:tc>
           <w:tcPr>
-            <w:tcW w:type="dxa" w:w="4873"/>
-            <w:shd w:val="clear" w:fill="1F3B73"/>
+            <w:tcW w:type="dxa" w:w="4451"/>
+            <w:tcMar>
+              <w:top w:w="60" w:type="dxa"/>
+              <w:bottom w:w="60" w:type="dxa"/>
+              <w:left w:w="100" w:type="dxa"/>
+              <w:right w:w="100" w:type="dxa"/>
+            </w:tcMar>
+            <w:shd w:val="clear" w:color="auto" w:fill="D6E4F0"/>
           </w:tcPr>
           <w:p>
-            <w:r/>
+            <w:pPr>
+              <w:spacing w:before="40" w:after="40"/>
+            </w:pPr>
             <w:r>
               <w:rPr>
+                <w:rFonts w:ascii="Calibri" w:hAnsi="Calibri"/>
                 <w:b/>
-                <w:color w:val="FFFFFF"/>
-                <w:sz w:val="18"/>
+                <w:i w:val="0"/>
+                <w:sz w:val="20"/>
               </w:rPr>
               <w:t>Campo</w:t>
             </w:r>
@@ -43,16 +94,25 @@
         </w:tc>
         <w:tc>
           <w:tcPr>
-            <w:tcW w:type="dxa" w:w="4873"/>
-            <w:shd w:val="clear" w:fill="1F3B73"/>
+            <w:tcW w:type="dxa" w:w="4451"/>
+            <w:tcMar>
+              <w:top w:w="60" w:type="dxa"/>
+              <w:bottom w:w="60" w:type="dxa"/>
+              <w:left w:w="100" w:type="dxa"/>
+              <w:right w:w="100" w:type="dxa"/>
+            </w:tcMar>
+            <w:shd w:val="clear" w:color="auto" w:fill="D6E4F0"/>
           </w:tcPr>
           <w:p>
-            <w:r/>
+            <w:pPr>
+              <w:spacing w:before="40" w:after="40"/>
+            </w:pPr>
             <w:r>
               <w:rPr>
+                <w:rFonts w:ascii="Calibri" w:hAnsi="Calibri"/>
                 <w:b/>
-                <w:color w:val="FFFFFF"/>
-                <w:sz w:val="18"/>
+                <w:i w:val="0"/>
+                <w:sz w:val="20"/>
               </w:rPr>
               <w:t>Valor</w:t>
             </w:r>
@@ -60,20 +120,30 @@
         </w:tc>
       </w:tr>
       <w:tr>
+        <w:trPr>
+          <w:cantSplit w:val="1"/>
+        </w:trPr>
         <w:tc>
           <w:tcPr>
-            <w:tcW w:type="dxa" w:w="4873"/>
+            <w:tcW w:type="dxa" w:w="4451"/>
+            <w:tcMar>
+              <w:top w:w="60" w:type="dxa"/>
+              <w:bottom w:w="60" w:type="dxa"/>
+              <w:left w:w="100" w:type="dxa"/>
+              <w:right w:w="100" w:type="dxa"/>
+            </w:tcMar>
+            <w:shd w:val="clear" w:color="auto" w:fill="F0F4F8"/>
           </w:tcPr>
           <w:p>
+            <w:pPr>
+              <w:spacing w:before="40" w:after="40"/>
+            </w:pPr>
             <w:r>
               <w:rPr>
-                <w:sz w:val="17"/>
-              </w:rPr>
-            </w:r>
-            <w:r>
-              <w:rPr>
+                <w:rFonts w:ascii="Calibri" w:hAnsi="Calibri"/>
                 <w:b/>
-                <w:sz w:val="17"/>
+                <w:i w:val="0"/>
+                <w:sz w:val="20"/>
               </w:rPr>
               <w:t>Documento</w:t>
             </w:r>
@@ -81,17 +151,24 @@
         </w:tc>
         <w:tc>
           <w:tcPr>
-            <w:tcW w:type="dxa" w:w="4873"/>
+            <w:tcW w:type="dxa" w:w="4451"/>
+            <w:tcMar>
+              <w:top w:w="60" w:type="dxa"/>
+              <w:bottom w:w="60" w:type="dxa"/>
+              <w:left w:w="100" w:type="dxa"/>
+              <w:right w:w="100" w:type="dxa"/>
+            </w:tcMar>
           </w:tcPr>
           <w:p>
+            <w:pPr>
+              <w:spacing w:before="40" w:after="40"/>
+            </w:pPr>
             <w:r>
               <w:rPr>
-                <w:sz w:val="17"/>
-              </w:rPr>
-            </w:r>
-            <w:r>
-              <w:rPr>
-                <w:sz w:val="17"/>
+                <w:rFonts w:ascii="Calibri" w:hAnsi="Calibri"/>
+                <w:b w:val="0"/>
+                <w:i w:val="0"/>
+                <w:sz w:val="20"/>
               </w:rPr>
               <w:t>ADAP-MILHASFACIL01-001</w:t>
             </w:r>
@@ -99,21 +176,30 @@
         </w:tc>
       </w:tr>
       <w:tr>
+        <w:trPr>
+          <w:cantSplit w:val="1"/>
+        </w:trPr>
         <w:tc>
           <w:tcPr>
-            <w:tcW w:type="dxa" w:w="4873"/>
-            <w:shd w:val="clear" w:fill="EDF1F7"/>
+            <w:tcW w:type="dxa" w:w="4451"/>
+            <w:tcMar>
+              <w:top w:w="60" w:type="dxa"/>
+              <w:bottom w:w="60" w:type="dxa"/>
+              <w:left w:w="100" w:type="dxa"/>
+              <w:right w:w="100" w:type="dxa"/>
+            </w:tcMar>
+            <w:shd w:val="clear" w:color="auto" w:fill="F0F4F8"/>
           </w:tcPr>
           <w:p>
+            <w:pPr>
+              <w:spacing w:before="40" w:after="40"/>
+            </w:pPr>
             <w:r>
               <w:rPr>
-                <w:sz w:val="17"/>
-              </w:rPr>
-            </w:r>
-            <w:r>
-              <w:rPr>
+                <w:rFonts w:ascii="Calibri" w:hAnsi="Calibri"/>
                 <w:b/>
-                <w:sz w:val="17"/>
+                <w:i w:val="0"/>
+                <w:sz w:val="20"/>
               </w:rPr>
               <w:t>Projeto</w:t>
             </w:r>
@@ -121,18 +207,24 @@
         </w:tc>
         <w:tc>
           <w:tcPr>
-            <w:tcW w:type="dxa" w:w="4873"/>
-            <w:shd w:val="clear" w:fill="EDF1F7"/>
+            <w:tcW w:type="dxa" w:w="4451"/>
+            <w:tcMar>
+              <w:top w:w="60" w:type="dxa"/>
+              <w:bottom w:w="60" w:type="dxa"/>
+              <w:left w:w="100" w:type="dxa"/>
+              <w:right w:w="100" w:type="dxa"/>
+            </w:tcMar>
           </w:tcPr>
           <w:p>
+            <w:pPr>
+              <w:spacing w:before="40" w:after="40"/>
+            </w:pPr>
             <w:r>
               <w:rPr>
-                <w:sz w:val="17"/>
-              </w:rPr>
-            </w:r>
-            <w:r>
-              <w:rPr>
-                <w:sz w:val="17"/>
+                <w:rFonts w:ascii="Calibri" w:hAnsi="Calibri"/>
+                <w:b w:val="0"/>
+                <w:i w:val="0"/>
+                <w:sz w:val="20"/>
               </w:rPr>
               <w:t>MilhasFacil — Plataforma de Busca e Alerta de Passagens por Milhas</w:t>
             </w:r>
@@ -140,20 +232,30 @@
         </w:tc>
       </w:tr>
       <w:tr>
+        <w:trPr>
+          <w:cantSplit w:val="1"/>
+        </w:trPr>
         <w:tc>
           <w:tcPr>
-            <w:tcW w:type="dxa" w:w="4873"/>
+            <w:tcW w:type="dxa" w:w="4451"/>
+            <w:tcMar>
+              <w:top w:w="60" w:type="dxa"/>
+              <w:bottom w:w="60" w:type="dxa"/>
+              <w:left w:w="100" w:type="dxa"/>
+              <w:right w:w="100" w:type="dxa"/>
+            </w:tcMar>
+            <w:shd w:val="clear" w:color="auto" w:fill="F0F4F8"/>
           </w:tcPr>
           <w:p>
+            <w:pPr>
+              <w:spacing w:before="40" w:after="40"/>
+            </w:pPr>
             <w:r>
               <w:rPr>
-                <w:sz w:val="17"/>
-              </w:rPr>
-            </w:r>
-            <w:r>
-              <w:rPr>
+                <w:rFonts w:ascii="Calibri" w:hAnsi="Calibri"/>
                 <w:b/>
-                <w:sz w:val="17"/>
+                <w:i w:val="0"/>
+                <w:sz w:val="20"/>
               </w:rPr>
               <w:t>Código do projeto</w:t>
             </w:r>
@@ -161,17 +263,24 @@
         </w:tc>
         <w:tc>
           <w:tcPr>
-            <w:tcW w:type="dxa" w:w="4873"/>
+            <w:tcW w:type="dxa" w:w="4451"/>
+            <w:tcMar>
+              <w:top w:w="60" w:type="dxa"/>
+              <w:bottom w:w="60" w:type="dxa"/>
+              <w:left w:w="100" w:type="dxa"/>
+              <w:right w:w="100" w:type="dxa"/>
+            </w:tcMar>
           </w:tcPr>
           <w:p>
+            <w:pPr>
+              <w:spacing w:before="40" w:after="40"/>
+            </w:pPr>
             <w:r>
               <w:rPr>
-                <w:sz w:val="17"/>
-              </w:rPr>
-            </w:r>
-            <w:r>
-              <w:rPr>
-                <w:sz w:val="17"/>
+                <w:rFonts w:ascii="Calibri" w:hAnsi="Calibri"/>
+                <w:b w:val="0"/>
+                <w:i w:val="0"/>
+                <w:sz w:val="20"/>
               </w:rPr>
               <w:t>MILHASFACIL01</w:t>
             </w:r>
@@ -179,21 +288,30 @@
         </w:tc>
       </w:tr>
       <w:tr>
+        <w:trPr>
+          <w:cantSplit w:val="1"/>
+        </w:trPr>
         <w:tc>
           <w:tcPr>
-            <w:tcW w:type="dxa" w:w="4873"/>
-            <w:shd w:val="clear" w:fill="EDF1F7"/>
+            <w:tcW w:type="dxa" w:w="4451"/>
+            <w:tcMar>
+              <w:top w:w="60" w:type="dxa"/>
+              <w:bottom w:w="60" w:type="dxa"/>
+              <w:left w:w="100" w:type="dxa"/>
+              <w:right w:w="100" w:type="dxa"/>
+            </w:tcMar>
+            <w:shd w:val="clear" w:color="auto" w:fill="F0F4F8"/>
           </w:tcPr>
           <w:p>
+            <w:pPr>
+              <w:spacing w:before="40" w:after="40"/>
+            </w:pPr>
             <w:r>
               <w:rPr>
-                <w:sz w:val="17"/>
-              </w:rPr>
-            </w:r>
-            <w:r>
-              <w:rPr>
+                <w:rFonts w:ascii="Calibri" w:hAnsi="Calibri"/>
                 <w:b/>
-                <w:sz w:val="17"/>
+                <w:i w:val="0"/>
+                <w:sz w:val="20"/>
               </w:rPr>
               <w:t>Cliente</w:t>
             </w:r>
@@ -201,18 +319,24 @@
         </w:tc>
         <w:tc>
           <w:tcPr>
-            <w:tcW w:type="dxa" w:w="4873"/>
-            <w:shd w:val="clear" w:fill="EDF1F7"/>
+            <w:tcW w:type="dxa" w:w="4451"/>
+            <w:tcMar>
+              <w:top w:w="60" w:type="dxa"/>
+              <w:bottom w:w="60" w:type="dxa"/>
+              <w:left w:w="100" w:type="dxa"/>
+              <w:right w:w="100" w:type="dxa"/>
+            </w:tcMar>
           </w:tcPr>
           <w:p>
+            <w:pPr>
+              <w:spacing w:before="40" w:after="40"/>
+            </w:pPr>
             <w:r>
               <w:rPr>
-                <w:sz w:val="17"/>
-              </w:rPr>
-            </w:r>
-            <w:r>
-              <w:rPr>
-                <w:sz w:val="17"/>
+                <w:rFonts w:ascii="Calibri" w:hAnsi="Calibri"/>
+                <w:b w:val="0"/>
+                <w:i w:val="0"/>
+                <w:sz w:val="20"/>
               </w:rPr>
               <w:t>Hub de Milhas</w:t>
             </w:r>
@@ -220,20 +344,30 @@
         </w:tc>
       </w:tr>
       <w:tr>
+        <w:trPr>
+          <w:cantSplit w:val="1"/>
+        </w:trPr>
         <w:tc>
           <w:tcPr>
-            <w:tcW w:type="dxa" w:w="4873"/>
+            <w:tcW w:type="dxa" w:w="4451"/>
+            <w:tcMar>
+              <w:top w:w="60" w:type="dxa"/>
+              <w:bottom w:w="60" w:type="dxa"/>
+              <w:left w:w="100" w:type="dxa"/>
+              <w:right w:w="100" w:type="dxa"/>
+            </w:tcMar>
+            <w:shd w:val="clear" w:color="auto" w:fill="F0F4F8"/>
           </w:tcPr>
           <w:p>
+            <w:pPr>
+              <w:spacing w:before="40" w:after="40"/>
+            </w:pPr>
             <w:r>
               <w:rPr>
-                <w:sz w:val="17"/>
-              </w:rPr>
-            </w:r>
-            <w:r>
-              <w:rPr>
+                <w:rFonts w:ascii="Calibri" w:hAnsi="Calibri"/>
                 <w:b/>
-                <w:sz w:val="17"/>
+                <w:i w:val="0"/>
+                <w:sz w:val="20"/>
               </w:rPr>
               <w:t>Organização</w:t>
             </w:r>
@@ -241,17 +375,24 @@
         </w:tc>
         <w:tc>
           <w:tcPr>
-            <w:tcW w:type="dxa" w:w="4873"/>
+            <w:tcW w:type="dxa" w:w="4451"/>
+            <w:tcMar>
+              <w:top w:w="60" w:type="dxa"/>
+              <w:bottom w:w="60" w:type="dxa"/>
+              <w:left w:w="100" w:type="dxa"/>
+              <w:right w:w="100" w:type="dxa"/>
+            </w:tcMar>
           </w:tcPr>
           <w:p>
+            <w:pPr>
+              <w:spacing w:before="40" w:after="40"/>
+            </w:pPr>
             <w:r>
               <w:rPr>
-                <w:sz w:val="17"/>
-              </w:rPr>
-            </w:r>
-            <w:r>
-              <w:rPr>
-                <w:sz w:val="17"/>
+                <w:rFonts w:ascii="Calibri" w:hAnsi="Calibri"/>
+                <w:b w:val="0"/>
+                <w:i w:val="0"/>
+                <w:sz w:val="20"/>
               </w:rPr>
               <w:t>Timeware Brasil Softwares e Serviços LTDA</w:t>
             </w:r>
@@ -259,21 +400,30 @@
         </w:tc>
       </w:tr>
       <w:tr>
+        <w:trPr>
+          <w:cantSplit w:val="1"/>
+        </w:trPr>
         <w:tc>
           <w:tcPr>
-            <w:tcW w:type="dxa" w:w="4873"/>
-            <w:shd w:val="clear" w:fill="EDF1F7"/>
+            <w:tcW w:type="dxa" w:w="4451"/>
+            <w:tcMar>
+              <w:top w:w="60" w:type="dxa"/>
+              <w:bottom w:w="60" w:type="dxa"/>
+              <w:left w:w="100" w:type="dxa"/>
+              <w:right w:w="100" w:type="dxa"/>
+            </w:tcMar>
+            <w:shd w:val="clear" w:color="auto" w:fill="F0F4F8"/>
           </w:tcPr>
           <w:p>
+            <w:pPr>
+              <w:spacing w:before="40" w:after="40"/>
+            </w:pPr>
             <w:r>
               <w:rPr>
-                <w:sz w:val="17"/>
-              </w:rPr>
-            </w:r>
-            <w:r>
-              <w:rPr>
+                <w:rFonts w:ascii="Calibri" w:hAnsi="Calibri"/>
                 <w:b/>
-                <w:sz w:val="17"/>
+                <w:i w:val="0"/>
+                <w:sz w:val="20"/>
               </w:rPr>
               <w:t>Versão</w:t>
             </w:r>
@@ -281,39 +431,55 @@
         </w:tc>
         <w:tc>
           <w:tcPr>
-            <w:tcW w:type="dxa" w:w="4873"/>
-            <w:shd w:val="clear" w:fill="EDF1F7"/>
+            <w:tcW w:type="dxa" w:w="4451"/>
+            <w:tcMar>
+              <w:top w:w="60" w:type="dxa"/>
+              <w:bottom w:w="60" w:type="dxa"/>
+              <w:left w:w="100" w:type="dxa"/>
+              <w:right w:w="100" w:type="dxa"/>
+            </w:tcMar>
           </w:tcPr>
           <w:p>
+            <w:pPr>
+              <w:spacing w:before="40" w:after="40"/>
+            </w:pPr>
             <w:r>
               <w:rPr>
-                <w:sz w:val="17"/>
+                <w:rFonts w:ascii="Calibri" w:hAnsi="Calibri"/>
+                <w:b w:val="0"/>
+                <w:i w:val="0"/>
+                <w:sz w:val="20"/>
               </w:rPr>
-            </w:r>
-            <w:r>
-              <w:rPr>
-                <w:sz w:val="17"/>
-              </w:rPr>
-              <w:t>1.0</w:t>
+              <w:t>1.1</w:t>
             </w:r>
           </w:p>
         </w:tc>
       </w:tr>
       <w:tr>
+        <w:trPr>
+          <w:cantSplit w:val="1"/>
+        </w:trPr>
         <w:tc>
           <w:tcPr>
-            <w:tcW w:type="dxa" w:w="4873"/>
+            <w:tcW w:type="dxa" w:w="4451"/>
+            <w:tcMar>
+              <w:top w:w="60" w:type="dxa"/>
+              <w:bottom w:w="60" w:type="dxa"/>
+              <w:left w:w="100" w:type="dxa"/>
+              <w:right w:w="100" w:type="dxa"/>
+            </w:tcMar>
+            <w:shd w:val="clear" w:color="auto" w:fill="F0F4F8"/>
           </w:tcPr>
           <w:p>
+            <w:pPr>
+              <w:spacing w:before="40" w:after="40"/>
+            </w:pPr>
             <w:r>
               <w:rPr>
-                <w:sz w:val="17"/>
-              </w:rPr>
-            </w:r>
-            <w:r>
-              <w:rPr>
+                <w:rFonts w:ascii="Calibri" w:hAnsi="Calibri"/>
                 <w:b/>
-                <w:sz w:val="17"/>
+                <w:i w:val="0"/>
+                <w:sz w:val="20"/>
               </w:rPr>
               <w:t>Data</w:t>
             </w:r>
@@ -321,17 +487,24 @@
         </w:tc>
         <w:tc>
           <w:tcPr>
-            <w:tcW w:type="dxa" w:w="4873"/>
+            <w:tcW w:type="dxa" w:w="4451"/>
+            <w:tcMar>
+              <w:top w:w="60" w:type="dxa"/>
+              <w:bottom w:w="60" w:type="dxa"/>
+              <w:left w:w="100" w:type="dxa"/>
+              <w:right w:w="100" w:type="dxa"/>
+            </w:tcMar>
           </w:tcPr>
           <w:p>
+            <w:pPr>
+              <w:spacing w:before="40" w:after="40"/>
+            </w:pPr>
             <w:r>
               <w:rPr>
-                <w:sz w:val="17"/>
-              </w:rPr>
-            </w:r>
-            <w:r>
-              <w:rPr>
-                <w:sz w:val="17"/>
+                <w:rFonts w:ascii="Calibri" w:hAnsi="Calibri"/>
+                <w:b w:val="0"/>
+                <w:i w:val="0"/>
+                <w:sz w:val="20"/>
               </w:rPr>
               <w:t>15/06/2026</w:t>
             </w:r>
@@ -339,21 +512,30 @@
         </w:tc>
       </w:tr>
       <w:tr>
+        <w:trPr>
+          <w:cantSplit w:val="1"/>
+        </w:trPr>
         <w:tc>
           <w:tcPr>
-            <w:tcW w:type="dxa" w:w="4873"/>
-            <w:shd w:val="clear" w:fill="EDF1F7"/>
+            <w:tcW w:type="dxa" w:w="4451"/>
+            <w:tcMar>
+              <w:top w:w="60" w:type="dxa"/>
+              <w:bottom w:w="60" w:type="dxa"/>
+              <w:left w:w="100" w:type="dxa"/>
+              <w:right w:w="100" w:type="dxa"/>
+            </w:tcMar>
+            <w:shd w:val="clear" w:color="auto" w:fill="F0F4F8"/>
           </w:tcPr>
           <w:p>
+            <w:pPr>
+              <w:spacing w:before="40" w:after="40"/>
+            </w:pPr>
             <w:r>
               <w:rPr>
-                <w:sz w:val="17"/>
-              </w:rPr>
-            </w:r>
-            <w:r>
-              <w:rPr>
+                <w:rFonts w:ascii="Calibri" w:hAnsi="Calibri"/>
                 <w:b/>
-                <w:sz w:val="17"/>
+                <w:i w:val="0"/>
+                <w:sz w:val="20"/>
               </w:rPr>
               <w:t>Situação</w:t>
             </w:r>
@@ -361,18 +543,24 @@
         </w:tc>
         <w:tc>
           <w:tcPr>
-            <w:tcW w:type="dxa" w:w="4873"/>
-            <w:shd w:val="clear" w:fill="EDF1F7"/>
+            <w:tcW w:type="dxa" w:w="4451"/>
+            <w:tcMar>
+              <w:top w:w="60" w:type="dxa"/>
+              <w:bottom w:w="60" w:type="dxa"/>
+              <w:left w:w="100" w:type="dxa"/>
+              <w:right w:w="100" w:type="dxa"/>
+            </w:tcMar>
           </w:tcPr>
           <w:p>
+            <w:pPr>
+              <w:spacing w:before="40" w:after="40"/>
+            </w:pPr>
             <w:r>
               <w:rPr>
-                <w:sz w:val="17"/>
-              </w:rPr>
-            </w:r>
-            <w:r>
-              <w:rPr>
-                <w:sz w:val="17"/>
+                <w:rFonts w:ascii="Calibri" w:hAnsi="Calibri"/>
+                <w:b w:val="0"/>
+                <w:i w:val="0"/>
+                <w:sz w:val="20"/>
               </w:rPr>
               <w:t>Aprovado</w:t>
             </w:r>
@@ -380,20 +568,30 @@
         </w:tc>
       </w:tr>
       <w:tr>
+        <w:trPr>
+          <w:cantSplit w:val="1"/>
+        </w:trPr>
         <w:tc>
           <w:tcPr>
-            <w:tcW w:type="dxa" w:w="4873"/>
+            <w:tcW w:type="dxa" w:w="4451"/>
+            <w:tcMar>
+              <w:top w:w="60" w:type="dxa"/>
+              <w:bottom w:w="60" w:type="dxa"/>
+              <w:left w:w="100" w:type="dxa"/>
+              <w:right w:w="100" w:type="dxa"/>
+            </w:tcMar>
+            <w:shd w:val="clear" w:color="auto" w:fill="F0F4F8"/>
           </w:tcPr>
           <w:p>
+            <w:pPr>
+              <w:spacing w:before="40" w:after="40"/>
+            </w:pPr>
             <w:r>
               <w:rPr>
-                <w:sz w:val="17"/>
-              </w:rPr>
-            </w:r>
-            <w:r>
-              <w:rPr>
+                <w:rFonts w:ascii="Calibri" w:hAnsi="Calibri"/>
                 <w:b/>
-                <w:sz w:val="17"/>
+                <w:i w:val="0"/>
+                <w:sz w:val="20"/>
               </w:rPr>
               <w:t>Gerente de Projeto</w:t>
             </w:r>
@@ -401,17 +599,24 @@
         </w:tc>
         <w:tc>
           <w:tcPr>
-            <w:tcW w:type="dxa" w:w="4873"/>
+            <w:tcW w:type="dxa" w:w="4451"/>
+            <w:tcMar>
+              <w:top w:w="60" w:type="dxa"/>
+              <w:bottom w:w="60" w:type="dxa"/>
+              <w:left w:w="100" w:type="dxa"/>
+              <w:right w:w="100" w:type="dxa"/>
+            </w:tcMar>
           </w:tcPr>
           <w:p>
+            <w:pPr>
+              <w:spacing w:before="40" w:after="40"/>
+            </w:pPr>
             <w:r>
               <w:rPr>
-                <w:sz w:val="17"/>
-              </w:rPr>
-            </w:r>
-            <w:r>
-              <w:rPr>
-                <w:sz w:val="17"/>
+                <w:rFonts w:ascii="Calibri" w:hAnsi="Calibri"/>
+                <w:b w:val="0"/>
+                <w:i w:val="0"/>
+                <w:sz w:val="20"/>
               </w:rPr>
               <w:t>Abraão</w:t>
             </w:r>
@@ -419,21 +624,30 @@
         </w:tc>
       </w:tr>
       <w:tr>
+        <w:trPr>
+          <w:cantSplit w:val="1"/>
+        </w:trPr>
         <w:tc>
           <w:tcPr>
-            <w:tcW w:type="dxa" w:w="4873"/>
-            <w:shd w:val="clear" w:fill="EDF1F7"/>
+            <w:tcW w:type="dxa" w:w="4451"/>
+            <w:tcMar>
+              <w:top w:w="60" w:type="dxa"/>
+              <w:bottom w:w="60" w:type="dxa"/>
+              <w:left w:w="100" w:type="dxa"/>
+              <w:right w:w="100" w:type="dxa"/>
+            </w:tcMar>
+            <w:shd w:val="clear" w:color="auto" w:fill="F0F4F8"/>
           </w:tcPr>
           <w:p>
+            <w:pPr>
+              <w:spacing w:before="40" w:after="40"/>
+            </w:pPr>
             <w:r>
               <w:rPr>
-                <w:sz w:val="17"/>
-              </w:rPr>
-            </w:r>
-            <w:r>
-              <w:rPr>
+                <w:rFonts w:ascii="Calibri" w:hAnsi="Calibri"/>
                 <w:b/>
-                <w:sz w:val="17"/>
+                <w:i w:val="0"/>
+                <w:sz w:val="20"/>
               </w:rPr>
               <w:t>Tech Lead / Arquiteto / DevOps</w:t>
             </w:r>
@@ -441,18 +655,24 @@
         </w:tc>
         <w:tc>
           <w:tcPr>
-            <w:tcW w:type="dxa" w:w="4873"/>
-            <w:shd w:val="clear" w:fill="EDF1F7"/>
+            <w:tcW w:type="dxa" w:w="4451"/>
+            <w:tcMar>
+              <w:top w:w="60" w:type="dxa"/>
+              <w:bottom w:w="60" w:type="dxa"/>
+              <w:left w:w="100" w:type="dxa"/>
+              <w:right w:w="100" w:type="dxa"/>
+            </w:tcMar>
           </w:tcPr>
           <w:p>
+            <w:pPr>
+              <w:spacing w:before="40" w:after="40"/>
+            </w:pPr>
             <w:r>
               <w:rPr>
-                <w:sz w:val="17"/>
-              </w:rPr>
-            </w:r>
-            <w:r>
-              <w:rPr>
-                <w:sz w:val="17"/>
+                <w:rFonts w:ascii="Calibri" w:hAnsi="Calibri"/>
+                <w:b w:val="0"/>
+                <w:i w:val="0"/>
+                <w:sz w:val="20"/>
               </w:rPr>
               <w:t>Cézar Velazquez</w:t>
             </w:r>
@@ -460,20 +680,30 @@
         </w:tc>
       </w:tr>
       <w:tr>
+        <w:trPr>
+          <w:cantSplit w:val="1"/>
+        </w:trPr>
         <w:tc>
           <w:tcPr>
-            <w:tcW w:type="dxa" w:w="4873"/>
+            <w:tcW w:type="dxa" w:w="4451"/>
+            <w:tcMar>
+              <w:top w:w="60" w:type="dxa"/>
+              <w:bottom w:w="60" w:type="dxa"/>
+              <w:left w:w="100" w:type="dxa"/>
+              <w:right w:w="100" w:type="dxa"/>
+            </w:tcMar>
+            <w:shd w:val="clear" w:color="auto" w:fill="F0F4F8"/>
           </w:tcPr>
           <w:p>
+            <w:pPr>
+              <w:spacing w:before="40" w:after="40"/>
+            </w:pPr>
             <w:r>
               <w:rPr>
-                <w:sz w:val="17"/>
-              </w:rPr>
-            </w:r>
-            <w:r>
-              <w:rPr>
+                <w:rFonts w:ascii="Calibri" w:hAnsi="Calibri"/>
                 <w:b/>
-                <w:sz w:val="17"/>
+                <w:i w:val="0"/>
+                <w:sz w:val="20"/>
               </w:rPr>
               <w:t>Processo MPS-SW</w:t>
             </w:r>
@@ -481,17 +711,24 @@
         </w:tc>
         <w:tc>
           <w:tcPr>
-            <w:tcW w:type="dxa" w:w="4873"/>
+            <w:tcW w:type="dxa" w:w="4451"/>
+            <w:tcMar>
+              <w:top w:w="60" w:type="dxa"/>
+              <w:bottom w:w="60" w:type="dxa"/>
+              <w:left w:w="100" w:type="dxa"/>
+              <w:right w:w="100" w:type="dxa"/>
+            </w:tcMar>
           </w:tcPr>
           <w:p>
+            <w:pPr>
+              <w:spacing w:before="40" w:after="40"/>
+            </w:pPr>
             <w:r>
               <w:rPr>
-                <w:sz w:val="17"/>
-              </w:rPr>
-            </w:r>
-            <w:r>
-              <w:rPr>
-                <w:sz w:val="17"/>
+                <w:rFonts w:ascii="Calibri" w:hAnsi="Calibri"/>
+                <w:b w:val="0"/>
+                <w:i w:val="0"/>
+                <w:sz w:val="20"/>
               </w:rPr>
               <w:t>GPR (evidência de projeto — adaptação do processo padrão)</w:t>
             </w:r>
@@ -501,65 +738,785 @@
     </w:tbl>
     <w:p>
       <w:pPr>
+        <w:spacing w:before="0" w:after="160"/>
+      </w:pPr>
+    </w:p>
+    <w:p>
+      <w:pPr>
+        <w:pStyle w:val="Heading1"/>
+        <w:keepNext/>
+        <w:keepLines/>
         <w:pBdr>
-          <w:bottom w:val="single" w:sz="6" w:space="3" w:color="1F3B73"/>
+          <w:bottom w:val="single" w:sz="4" w:space="2" w:color="D6E4F0"/>
         </w:pBdr>
       </w:pPr>
       <w:r>
-        <w:rPr>
-          <w:b/>
-          <w:color w:val="1F3B73"/>
-          <w:sz w:val="27"/>
-        </w:rPr>
         <w:t>1. Objetivo</w:t>
       </w:r>
     </w:p>
     <w:p>
+      <w:pPr>
+        <w:spacing w:before="0" w:after="120"/>
+      </w:pPr>
       <w:r>
+        <w:rPr>
+          <w:rFonts w:ascii="Calibri" w:hAnsi="Calibri"/>
+          <w:b w:val="0"/>
+          <w:i w:val="0"/>
+          <w:sz w:val="22"/>
+        </w:rPr>
         <w:t>Registrar as adaptações aplicadas ao processo-padrão de desenvolvimento Timeware para a execução do projeto MilhasFacil — Busca de Milhas, justificando cada decisão de tailoring e seus impactos no planejamento e na operação do ciclo de vida.</w:t>
       </w:r>
     </w:p>
     <w:p>
       <w:pPr>
+        <w:pStyle w:val="Heading1"/>
+        <w:keepNext/>
+        <w:keepLines/>
         <w:pBdr>
-          <w:bottom w:val="single" w:sz="6" w:space="3" w:color="1F3B73"/>
+          <w:bottom w:val="single" w:sz="4" w:space="2" w:color="D6E4F0"/>
         </w:pBdr>
       </w:pPr>
       <w:r>
+        <w:t>2. Nível de adaptação do projeto (calibração)</w:t>
+      </w:r>
+    </w:p>
+    <w:p>
+      <w:pPr>
+        <w:spacing w:before="0" w:after="120"/>
+      </w:pPr>
+      <w:r>
         <w:rPr>
+          <w:rFonts w:ascii="Calibri" w:hAnsi="Calibri"/>
+          <w:b w:val="0"/>
+          <w:i w:val="0"/>
+          <w:sz w:val="22"/>
+        </w:rPr>
+        <w:t xml:space="preserve">Conforme o Guia de Adaptação do Processo-Padrão (GUIA-GPC-001 §5), o projeto é classificado pela regra do </w:t>
+      </w:r>
+      <w:r>
+        <w:rPr>
+          <w:rFonts w:ascii="Calibri" w:hAnsi="Calibri"/>
           <w:b/>
-          <w:color w:val="1F3B73"/>
-          <w:sz w:val="27"/>
+          <w:i w:val="0"/>
+          <w:sz w:val="22"/>
         </w:rPr>
-        <w:t>2. Adaptações aplicadas</w:t>
+        <w:t>nível mais alto atingido em qualquer critério</w:t>
+      </w:r>
+      <w:r>
+        <w:rPr>
+          <w:rFonts w:ascii="Calibri" w:hAnsi="Calibri"/>
+          <w:b w:val="0"/>
+          <w:i w:val="0"/>
+          <w:sz w:val="22"/>
+        </w:rPr>
+        <w:t>.</w:t>
       </w:r>
     </w:p>
     <w:tbl>
       <w:tblPr>
-        <w:tblStyle w:val="TableGrid"/>
         <w:tblW w:type="auto" w:w="0"/>
-        <w:jc w:val="center"/>
         <w:tblLook w:firstColumn="1" w:firstRow="1" w:lastColumn="0" w:lastRow="0" w:noHBand="0" w:noVBand="1" w:val="04A0"/>
+        <w:tblBorders>
+          <w:top w:val="single" w:sz="4" w:space="0" w:color="003366"/>
+          <w:left w:val="single" w:sz="4" w:space="0" w:color="003366"/>
+          <w:bottom w:val="single" w:sz="4" w:space="0" w:color="003366"/>
+          <w:right w:val="single" w:sz="4" w:space="0" w:color="003366"/>
+          <w:insideH w:val="single" w:sz="4" w:space="0" w:color="003366"/>
+          <w:insideV w:val="single" w:sz="4" w:space="0" w:color="003366"/>
+        </w:tblBorders>
       </w:tblPr>
       <w:tblGrid>
-        <w:gridCol w:w="2436"/>
-        <w:gridCol w:w="2436"/>
-        <w:gridCol w:w="2436"/>
-        <w:gridCol w:w="2436"/>
+        <w:gridCol w:w="2967"/>
+        <w:gridCol w:w="2967"/>
+        <w:gridCol w:w="2967"/>
       </w:tblGrid>
       <w:tr>
+        <w:trPr>
+          <w:cantSplit w:val="1"/>
+        </w:trPr>
         <w:tc>
           <w:tcPr>
-            <w:tcW w:type="dxa" w:w="2436"/>
-            <w:shd w:val="clear" w:fill="1F3B73"/>
+            <w:tcW w:type="dxa" w:w="2967"/>
+            <w:tcMar>
+              <w:top w:w="60" w:type="dxa"/>
+              <w:bottom w:w="60" w:type="dxa"/>
+              <w:left w:w="100" w:type="dxa"/>
+              <w:right w:w="100" w:type="dxa"/>
+            </w:tcMar>
+            <w:shd w:val="clear" w:color="auto" w:fill="003366"/>
           </w:tcPr>
           <w:p>
-            <w:r/>
+            <w:pPr>
+              <w:spacing w:before="40" w:after="40"/>
+            </w:pPr>
             <w:r>
               <w:rPr>
+                <w:rFonts w:ascii="Calibri" w:hAnsi="Calibri"/>
                 <w:b/>
+                <w:i w:val="0"/>
                 <w:color w:val="FFFFFF"/>
-                <w:sz w:val="18"/>
+                <w:sz w:val="20"/>
+              </w:rPr>
+              <w:t>Critério (GUIA-GPC-001 §5.1)</w:t>
+            </w:r>
+          </w:p>
+        </w:tc>
+        <w:tc>
+          <w:tcPr>
+            <w:tcW w:type="dxa" w:w="2967"/>
+            <w:tcMar>
+              <w:top w:w="60" w:type="dxa"/>
+              <w:bottom w:w="60" w:type="dxa"/>
+              <w:left w:w="100" w:type="dxa"/>
+              <w:right w:w="100" w:type="dxa"/>
+            </w:tcMar>
+            <w:shd w:val="clear" w:color="auto" w:fill="003366"/>
+          </w:tcPr>
+          <w:p>
+            <w:pPr>
+              <w:spacing w:before="40" w:after="40"/>
+            </w:pPr>
+            <w:r>
+              <w:rPr>
+                <w:rFonts w:ascii="Calibri" w:hAnsi="Calibri"/>
+                <w:b/>
+                <w:i w:val="0"/>
+                <w:color w:val="FFFFFF"/>
+                <w:sz w:val="20"/>
+              </w:rPr>
+              <w:t>Situação do MilhasFacil</w:t>
+            </w:r>
+          </w:p>
+        </w:tc>
+        <w:tc>
+          <w:tcPr>
+            <w:tcW w:type="dxa" w:w="2967"/>
+            <w:tcMar>
+              <w:top w:w="60" w:type="dxa"/>
+              <w:bottom w:w="60" w:type="dxa"/>
+              <w:left w:w="100" w:type="dxa"/>
+              <w:right w:w="100" w:type="dxa"/>
+            </w:tcMar>
+            <w:shd w:val="clear" w:color="auto" w:fill="003366"/>
+          </w:tcPr>
+          <w:p>
+            <w:pPr>
+              <w:spacing w:before="40" w:after="40"/>
+            </w:pPr>
+            <w:r>
+              <w:rPr>
+                <w:rFonts w:ascii="Calibri" w:hAnsi="Calibri"/>
+                <w:b/>
+                <w:i w:val="0"/>
+                <w:color w:val="FFFFFF"/>
+                <w:sz w:val="20"/>
+              </w:rPr>
+              <w:t>Nível</w:t>
+            </w:r>
+          </w:p>
+        </w:tc>
+      </w:tr>
+      <w:tr>
+        <w:trPr>
+          <w:cantSplit w:val="1"/>
+        </w:trPr>
+        <w:tc>
+          <w:tcPr>
+            <w:tcW w:type="dxa" w:w="2967"/>
+            <w:tcMar>
+              <w:top w:w="60" w:type="dxa"/>
+              <w:bottom w:w="60" w:type="dxa"/>
+              <w:left w:w="100" w:type="dxa"/>
+              <w:right w:w="100" w:type="dxa"/>
+            </w:tcMar>
+            <w:shd w:val="clear" w:color="auto" w:fill="EBF5FB"/>
+          </w:tcPr>
+          <w:p>
+            <w:pPr>
+              <w:spacing w:before="40" w:after="40"/>
+            </w:pPr>
+            <w:r>
+              <w:rPr>
+                <w:rFonts w:ascii="Calibri" w:hAnsi="Calibri"/>
+                <w:b w:val="0"/>
+                <w:i w:val="0"/>
+                <w:sz w:val="20"/>
+              </w:rPr>
+              <w:t>Duração</w:t>
+            </w:r>
+          </w:p>
+        </w:tc>
+        <w:tc>
+          <w:tcPr>
+            <w:tcW w:type="dxa" w:w="2967"/>
+            <w:tcMar>
+              <w:top w:w="60" w:type="dxa"/>
+              <w:bottom w:w="60" w:type="dxa"/>
+              <w:left w:w="100" w:type="dxa"/>
+              <w:right w:w="100" w:type="dxa"/>
+            </w:tcMar>
+            <w:shd w:val="clear" w:color="auto" w:fill="EBF5FB"/>
+          </w:tcPr>
+          <w:p>
+            <w:pPr>
+              <w:spacing w:before="40" w:after="40"/>
+            </w:pPr>
+            <w:r>
+              <w:rPr>
+                <w:rFonts w:ascii="Calibri" w:hAnsi="Calibri"/>
+                <w:b w:val="0"/>
+                <w:i w:val="0"/>
+                <w:sz w:val="20"/>
+              </w:rPr>
+              <w:t>09/02/2026 a 26/07/2026 (~5,5 meses)</w:t>
+            </w:r>
+          </w:p>
+        </w:tc>
+        <w:tc>
+          <w:tcPr>
+            <w:tcW w:type="dxa" w:w="2967"/>
+            <w:tcMar>
+              <w:top w:w="60" w:type="dxa"/>
+              <w:bottom w:w="60" w:type="dxa"/>
+              <w:left w:w="100" w:type="dxa"/>
+              <w:right w:w="100" w:type="dxa"/>
+            </w:tcMar>
+            <w:shd w:val="clear" w:color="auto" w:fill="EBF5FB"/>
+          </w:tcPr>
+          <w:p>
+            <w:pPr>
+              <w:spacing w:before="40" w:after="40"/>
+            </w:pPr>
+            <w:r>
+              <w:rPr>
+                <w:rFonts w:ascii="Calibri" w:hAnsi="Calibri"/>
+                <w:b w:val="0"/>
+                <w:i w:val="0"/>
+                <w:sz w:val="20"/>
+              </w:rPr>
+              <w:t>Nível 2</w:t>
+            </w:r>
+          </w:p>
+        </w:tc>
+      </w:tr>
+      <w:tr>
+        <w:trPr>
+          <w:cantSplit w:val="1"/>
+        </w:trPr>
+        <w:tc>
+          <w:tcPr>
+            <w:tcW w:type="dxa" w:w="2967"/>
+            <w:tcMar>
+              <w:top w:w="60" w:type="dxa"/>
+              <w:bottom w:w="60" w:type="dxa"/>
+              <w:left w:w="100" w:type="dxa"/>
+              <w:right w:w="100" w:type="dxa"/>
+            </w:tcMar>
+          </w:tcPr>
+          <w:p>
+            <w:pPr>
+              <w:spacing w:before="40" w:after="40"/>
+            </w:pPr>
+            <w:r>
+              <w:rPr>
+                <w:rFonts w:ascii="Calibri" w:hAnsi="Calibri"/>
+                <w:b w:val="0"/>
+                <w:i w:val="0"/>
+                <w:sz w:val="20"/>
+              </w:rPr>
+              <w:t>Tamanho da equipe</w:t>
+            </w:r>
+          </w:p>
+        </w:tc>
+        <w:tc>
+          <w:tcPr>
+            <w:tcW w:type="dxa" w:w="2967"/>
+            <w:tcMar>
+              <w:top w:w="60" w:type="dxa"/>
+              <w:bottom w:w="60" w:type="dxa"/>
+              <w:left w:w="100" w:type="dxa"/>
+              <w:right w:w="100" w:type="dxa"/>
+            </w:tcMar>
+          </w:tcPr>
+          <w:p>
+            <w:pPr>
+              <w:spacing w:before="40" w:after="40"/>
+            </w:pPr>
+            <w:r>
+              <w:rPr>
+                <w:rFonts w:ascii="Calibri" w:hAnsi="Calibri"/>
+                <w:b w:val="0"/>
+                <w:i w:val="0"/>
+                <w:sz w:val="20"/>
+              </w:rPr>
+              <w:t>7 pessoas no projeto (GP; Tech Lead/Arquiteto/DevOps; QA; GQA; 3 desenvolvedores — DevOps = 5)</w:t>
+            </w:r>
+          </w:p>
+        </w:tc>
+        <w:tc>
+          <w:tcPr>
+            <w:tcW w:type="dxa" w:w="2967"/>
+            <w:tcMar>
+              <w:top w:w="60" w:type="dxa"/>
+              <w:bottom w:w="60" w:type="dxa"/>
+              <w:left w:w="100" w:type="dxa"/>
+              <w:right w:w="100" w:type="dxa"/>
+            </w:tcMar>
+          </w:tcPr>
+          <w:p>
+            <w:pPr>
+              <w:spacing w:before="40" w:after="40"/>
+            </w:pPr>
+            <w:r>
+              <w:rPr>
+                <w:rFonts w:ascii="Calibri" w:hAnsi="Calibri"/>
+                <w:b w:val="0"/>
+                <w:i w:val="0"/>
+                <w:sz w:val="20"/>
+              </w:rPr>
+              <w:t>Nível 3</w:t>
+            </w:r>
+          </w:p>
+        </w:tc>
+      </w:tr>
+      <w:tr>
+        <w:trPr>
+          <w:cantSplit w:val="1"/>
+        </w:trPr>
+        <w:tc>
+          <w:tcPr>
+            <w:tcW w:type="dxa" w:w="2967"/>
+            <w:tcMar>
+              <w:top w:w="60" w:type="dxa"/>
+              <w:bottom w:w="60" w:type="dxa"/>
+              <w:left w:w="100" w:type="dxa"/>
+              <w:right w:w="100" w:type="dxa"/>
+            </w:tcMar>
+            <w:shd w:val="clear" w:color="auto" w:fill="EBF5FB"/>
+          </w:tcPr>
+          <w:p>
+            <w:pPr>
+              <w:spacing w:before="40" w:after="40"/>
+            </w:pPr>
+            <w:r>
+              <w:rPr>
+                <w:rFonts w:ascii="Calibri" w:hAnsi="Calibri"/>
+                <w:b w:val="0"/>
+                <w:i w:val="0"/>
+                <w:sz w:val="20"/>
+              </w:rPr>
+              <w:t>Complexidade técnica</w:t>
+            </w:r>
+          </w:p>
+        </w:tc>
+        <w:tc>
+          <w:tcPr>
+            <w:tcW w:type="dxa" w:w="2967"/>
+            <w:tcMar>
+              <w:top w:w="60" w:type="dxa"/>
+              <w:bottom w:w="60" w:type="dxa"/>
+              <w:left w:w="100" w:type="dxa"/>
+              <w:right w:w="100" w:type="dxa"/>
+            </w:tcMar>
+            <w:shd w:val="clear" w:color="auto" w:fill="EBF5FB"/>
+          </w:tcPr>
+          <w:p>
+            <w:pPr>
+              <w:spacing w:before="40" w:after="40"/>
+            </w:pPr>
+            <w:r>
+              <w:rPr>
+                <w:rFonts w:ascii="Calibri" w:hAnsi="Calibri"/>
+                <w:b w:val="0"/>
+                <w:i w:val="0"/>
+                <w:sz w:val="20"/>
+              </w:rPr>
+              <w:t>Três serviços (API Spring Boot, Web Angular, Crawler Python); múltiplas integrações externas (Smiles, Azul, Latam e Z-API/WhatsApp); busca paralela; autenticação JWT com refresh e blacklist</w:t>
+            </w:r>
+          </w:p>
+        </w:tc>
+        <w:tc>
+          <w:tcPr>
+            <w:tcW w:type="dxa" w:w="2967"/>
+            <w:tcMar>
+              <w:top w:w="60" w:type="dxa"/>
+              <w:bottom w:w="60" w:type="dxa"/>
+              <w:left w:w="100" w:type="dxa"/>
+              <w:right w:w="100" w:type="dxa"/>
+            </w:tcMar>
+            <w:shd w:val="clear" w:color="auto" w:fill="EBF5FB"/>
+          </w:tcPr>
+          <w:p>
+            <w:pPr>
+              <w:spacing w:before="40" w:after="40"/>
+            </w:pPr>
+            <w:r>
+              <w:rPr>
+                <w:rFonts w:ascii="Calibri" w:hAnsi="Calibri"/>
+                <w:b w:val="0"/>
+                <w:i w:val="0"/>
+                <w:sz w:val="20"/>
+              </w:rPr>
+              <w:t>Nível 2–3</w:t>
+            </w:r>
+          </w:p>
+        </w:tc>
+      </w:tr>
+      <w:tr>
+        <w:trPr>
+          <w:cantSplit w:val="1"/>
+        </w:trPr>
+        <w:tc>
+          <w:tcPr>
+            <w:tcW w:type="dxa" w:w="2967"/>
+            <w:tcMar>
+              <w:top w:w="60" w:type="dxa"/>
+              <w:bottom w:w="60" w:type="dxa"/>
+              <w:left w:w="100" w:type="dxa"/>
+              <w:right w:w="100" w:type="dxa"/>
+            </w:tcMar>
+          </w:tcPr>
+          <w:p>
+            <w:pPr>
+              <w:spacing w:before="40" w:after="40"/>
+            </w:pPr>
+            <w:r>
+              <w:rPr>
+                <w:rFonts w:ascii="Calibri" w:hAnsi="Calibri"/>
+                <w:b w:val="0"/>
+                <w:i w:val="0"/>
+                <w:sz w:val="20"/>
+              </w:rPr>
+              <w:t>Criticidade / SLA contratual</w:t>
+            </w:r>
+          </w:p>
+        </w:tc>
+        <w:tc>
+          <w:tcPr>
+            <w:tcW w:type="dxa" w:w="2967"/>
+            <w:tcMar>
+              <w:top w:w="60" w:type="dxa"/>
+              <w:bottom w:w="60" w:type="dxa"/>
+              <w:left w:w="100" w:type="dxa"/>
+              <w:right w:w="100" w:type="dxa"/>
+            </w:tcMar>
+          </w:tcPr>
+          <w:p>
+            <w:pPr>
+              <w:spacing w:before="40" w:after="40"/>
+            </w:pPr>
+            <w:r>
+              <w:rPr>
+                <w:rFonts w:ascii="Calibri" w:hAnsi="Calibri"/>
+                <w:b w:val="0"/>
+                <w:i w:val="0"/>
+                <w:sz w:val="20"/>
+              </w:rPr>
+              <w:t>Sem SLA contratual rígido; impacto operacional moderado</w:t>
+            </w:r>
+          </w:p>
+        </w:tc>
+        <w:tc>
+          <w:tcPr>
+            <w:tcW w:type="dxa" w:w="2967"/>
+            <w:tcMar>
+              <w:top w:w="60" w:type="dxa"/>
+              <w:bottom w:w="60" w:type="dxa"/>
+              <w:left w:w="100" w:type="dxa"/>
+              <w:right w:w="100" w:type="dxa"/>
+            </w:tcMar>
+          </w:tcPr>
+          <w:p>
+            <w:pPr>
+              <w:spacing w:before="40" w:after="40"/>
+            </w:pPr>
+            <w:r>
+              <w:rPr>
+                <w:rFonts w:ascii="Calibri" w:hAnsi="Calibri"/>
+                <w:b w:val="0"/>
+                <w:i w:val="0"/>
+                <w:sz w:val="20"/>
+              </w:rPr>
+              <w:t>Nível 2</w:t>
+            </w:r>
+          </w:p>
+        </w:tc>
+      </w:tr>
+      <w:tr>
+        <w:trPr>
+          <w:cantSplit w:val="1"/>
+        </w:trPr>
+        <w:tc>
+          <w:tcPr>
+            <w:tcW w:type="dxa" w:w="2967"/>
+            <w:tcMar>
+              <w:top w:w="60" w:type="dxa"/>
+              <w:bottom w:w="60" w:type="dxa"/>
+              <w:left w:w="100" w:type="dxa"/>
+              <w:right w:w="100" w:type="dxa"/>
+            </w:tcMar>
+            <w:shd w:val="clear" w:color="auto" w:fill="EBF5FB"/>
+          </w:tcPr>
+          <w:p>
+            <w:pPr>
+              <w:spacing w:before="40" w:after="40"/>
+            </w:pPr>
+            <w:r>
+              <w:rPr>
+                <w:rFonts w:ascii="Calibri" w:hAnsi="Calibri"/>
+                <w:b w:val="0"/>
+                <w:i w:val="0"/>
+                <w:sz w:val="20"/>
+              </w:rPr>
+              <w:t>Regulação / compliance</w:t>
+            </w:r>
+          </w:p>
+        </w:tc>
+        <w:tc>
+          <w:tcPr>
+            <w:tcW w:type="dxa" w:w="2967"/>
+            <w:tcMar>
+              <w:top w:w="60" w:type="dxa"/>
+              <w:bottom w:w="60" w:type="dxa"/>
+              <w:left w:w="100" w:type="dxa"/>
+              <w:right w:w="100" w:type="dxa"/>
+            </w:tcMar>
+            <w:shd w:val="clear" w:color="auto" w:fill="EBF5FB"/>
+          </w:tcPr>
+          <w:p>
+            <w:pPr>
+              <w:spacing w:before="40" w:after="40"/>
+            </w:pPr>
+            <w:r>
+              <w:rPr>
+                <w:rFonts w:ascii="Calibri" w:hAnsi="Calibri"/>
+                <w:b w:val="0"/>
+                <w:i w:val="0"/>
+                <w:sz w:val="20"/>
+              </w:rPr>
+              <w:t>Tratamento de dados pessoais de usuário (LGPD básico); sem regulação setorial</w:t>
+            </w:r>
+          </w:p>
+        </w:tc>
+        <w:tc>
+          <w:tcPr>
+            <w:tcW w:type="dxa" w:w="2967"/>
+            <w:tcMar>
+              <w:top w:w="60" w:type="dxa"/>
+              <w:bottom w:w="60" w:type="dxa"/>
+              <w:left w:w="100" w:type="dxa"/>
+              <w:right w:w="100" w:type="dxa"/>
+            </w:tcMar>
+            <w:shd w:val="clear" w:color="auto" w:fill="EBF5FB"/>
+          </w:tcPr>
+          <w:p>
+            <w:pPr>
+              <w:spacing w:before="40" w:after="40"/>
+            </w:pPr>
+            <w:r>
+              <w:rPr>
+                <w:rFonts w:ascii="Calibri" w:hAnsi="Calibri"/>
+                <w:b w:val="0"/>
+                <w:i w:val="0"/>
+                <w:sz w:val="20"/>
+              </w:rPr>
+              <w:t>Nível 2</w:t>
+            </w:r>
+          </w:p>
+        </w:tc>
+      </w:tr>
+    </w:tbl>
+    <w:p>
+      <w:pPr>
+        <w:spacing w:before="0" w:after="160"/>
+      </w:pPr>
+    </w:p>
+    <w:p>
+      <w:pPr>
+        <w:spacing w:before="0" w:after="120"/>
+      </w:pPr>
+      <w:r>
+        <w:rPr>
+          <w:rFonts w:ascii="Calibri" w:hAnsi="Calibri"/>
+          <w:b/>
+          <w:i w:val="0"/>
+          <w:sz w:val="22"/>
+        </w:rPr>
+        <w:t>Nível de adaptação resultante: Nível 3 — Aprofundado</w:t>
+      </w:r>
+      <w:r>
+        <w:rPr>
+          <w:rFonts w:ascii="Calibri" w:hAnsi="Calibri"/>
+          <w:b w:val="0"/>
+          <w:i w:val="0"/>
+          <w:sz w:val="22"/>
+        </w:rPr>
+        <w:t>, determinado pelo tamanho da equipe e pela complexidade técnica multi-serviço com múltiplas integrações.</w:t>
+      </w:r>
+    </w:p>
+    <w:p>
+      <w:pPr>
+        <w:spacing w:before="0" w:after="120"/>
+      </w:pPr>
+      <w:r>
+        <w:rPr>
+          <w:rFonts w:ascii="Calibri" w:hAnsi="Calibri"/>
+          <w:b w:val="0"/>
+          <w:i w:val="0"/>
+          <w:sz w:val="22"/>
+        </w:rPr>
+        <w:t xml:space="preserve">Coerente com o Nível 3, o projeto mantém os produtos de trabalho mais formais previstos no GUIA-GPC-001 §5.2: documento de requisitos completo com </w:t>
+      </w:r>
+      <w:r>
+        <w:rPr>
+          <w:rFonts w:ascii="Calibri" w:hAnsi="Calibri"/>
+          <w:b/>
+          <w:i w:val="0"/>
+          <w:sz w:val="22"/>
+        </w:rPr>
+        <w:t>rastreabilidade bidirecional explícita</w:t>
+      </w:r>
+      <w:r>
+        <w:rPr>
+          <w:rFonts w:ascii="Calibri" w:hAnsi="Calibri"/>
+          <w:b w:val="0"/>
+          <w:i w:val="0"/>
+          <w:sz w:val="22"/>
+        </w:rPr>
+        <w:t xml:space="preserve"> (RASTR §2 e §3), </w:t>
+      </w:r>
+      <w:r>
+        <w:rPr>
+          <w:rFonts w:ascii="Calibri" w:hAnsi="Calibri"/>
+          <w:b/>
+          <w:i w:val="0"/>
+          <w:sz w:val="22"/>
+        </w:rPr>
+        <w:t>automação de testes com métrica de cobertura</w:t>
+      </w:r>
+      <w:r>
+        <w:rPr>
+          <w:rFonts w:ascii="Calibri" w:hAnsi="Calibri"/>
+          <w:b w:val="0"/>
+          <w:i w:val="0"/>
+          <w:sz w:val="22"/>
+        </w:rPr>
+        <w:t xml:space="preserve"> (JaCoCo; gate de 80% a partir da S4), </w:t>
+      </w:r>
+      <w:r>
+        <w:rPr>
+          <w:rFonts w:ascii="Calibri" w:hAnsi="Calibri"/>
+          <w:b/>
+          <w:i w:val="0"/>
+          <w:sz w:val="22"/>
+        </w:rPr>
+        <w:t>plano de integração independente</w:t>
+      </w:r>
+      <w:r>
+        <w:rPr>
+          <w:rFonts w:ascii="Calibri" w:hAnsi="Calibri"/>
+          <w:b w:val="0"/>
+          <w:i w:val="0"/>
+          <w:sz w:val="22"/>
+        </w:rPr>
+        <w:t xml:space="preserve"> (ITP) e </w:t>
+      </w:r>
+      <w:r>
+        <w:rPr>
+          <w:rFonts w:ascii="Calibri" w:hAnsi="Calibri"/>
+          <w:b/>
+          <w:i w:val="0"/>
+          <w:sz w:val="22"/>
+        </w:rPr>
+        <w:t>GQA por ciclo/sprint</w:t>
+      </w:r>
+      <w:r>
+        <w:rPr>
+          <w:rFonts w:ascii="Calibri" w:hAnsi="Calibri"/>
+          <w:b w:val="0"/>
+          <w:i w:val="0"/>
+          <w:sz w:val="22"/>
+        </w:rPr>
+        <w:t xml:space="preserve"> (auditorias GQA-A01/A02/A03). As adaptações registradas na seção seguinte ajustam a </w:t>
+      </w:r>
+      <w:r>
+        <w:rPr>
+          <w:rFonts w:ascii="Calibri" w:hAnsi="Calibri"/>
+          <w:b w:val="0"/>
+          <w:i/>
+          <w:sz w:val="22"/>
+        </w:rPr>
+        <w:t>profundidade e a forma</w:t>
+      </w:r>
+      <w:r>
+        <w:rPr>
+          <w:rFonts w:ascii="Calibri" w:hAnsi="Calibri"/>
+          <w:b w:val="0"/>
+          <w:i w:val="0"/>
+          <w:sz w:val="22"/>
+        </w:rPr>
+        <w:t xml:space="preserve"> de execução, sem suprimir nenhum ponto de controle obrigatório (GUIA-GPC-001 §3).</w:t>
+      </w:r>
+    </w:p>
+    <w:p>
+      <w:pPr>
+        <w:pStyle w:val="Heading1"/>
+        <w:keepNext/>
+        <w:keepLines/>
+        <w:pBdr>
+          <w:bottom w:val="single" w:sz="4" w:space="2" w:color="D6E4F0"/>
+        </w:pBdr>
+      </w:pPr>
+      <w:r>
+        <w:t>3. Adaptações aplicadas</w:t>
+      </w:r>
+    </w:p>
+    <w:tbl>
+      <w:tblPr>
+        <w:tblW w:type="auto" w:w="0"/>
+        <w:tblLook w:firstColumn="1" w:firstRow="1" w:lastColumn="0" w:lastRow="0" w:noHBand="0" w:noVBand="1" w:val="04A0"/>
+        <w:tblBorders>
+          <w:top w:val="single" w:sz="4" w:space="0" w:color="003366"/>
+          <w:left w:val="single" w:sz="4" w:space="0" w:color="003366"/>
+          <w:bottom w:val="single" w:sz="4" w:space="0" w:color="003366"/>
+          <w:right w:val="single" w:sz="4" w:space="0" w:color="003366"/>
+          <w:insideH w:val="single" w:sz="4" w:space="0" w:color="003366"/>
+          <w:insideV w:val="single" w:sz="4" w:space="0" w:color="003366"/>
+        </w:tblBorders>
+      </w:tblPr>
+      <w:tblGrid>
+        <w:gridCol w:w="2225"/>
+        <w:gridCol w:w="2225"/>
+        <w:gridCol w:w="2225"/>
+        <w:gridCol w:w="2225"/>
+      </w:tblGrid>
+      <w:tr>
+        <w:trPr>
+          <w:cantSplit w:val="1"/>
+        </w:trPr>
+        <w:tc>
+          <w:tcPr>
+            <w:tcW w:type="dxa" w:w="2225"/>
+            <w:tcMar>
+              <w:top w:w="60" w:type="dxa"/>
+              <w:bottom w:w="60" w:type="dxa"/>
+              <w:left w:w="100" w:type="dxa"/>
+              <w:right w:w="100" w:type="dxa"/>
+            </w:tcMar>
+            <w:shd w:val="clear" w:color="auto" w:fill="003366"/>
+          </w:tcPr>
+          <w:p>
+            <w:pPr>
+              <w:spacing w:before="40" w:after="40"/>
+            </w:pPr>
+            <w:r>
+              <w:rPr>
+                <w:rFonts w:ascii="Calibri" w:hAnsi="Calibri"/>
+                <w:b/>
+                <w:i w:val="0"/>
+                <w:color w:val="FFFFFF"/>
+                <w:sz w:val="20"/>
               </w:rPr>
               <w:t>#</w:t>
             </w:r>
@@ -567,16 +1524,26 @@
         </w:tc>
         <w:tc>
           <w:tcPr>
-            <w:tcW w:type="dxa" w:w="2436"/>
-            <w:shd w:val="clear" w:fill="1F3B73"/>
+            <w:tcW w:type="dxa" w:w="2225"/>
+            <w:tcMar>
+              <w:top w:w="60" w:type="dxa"/>
+              <w:bottom w:w="60" w:type="dxa"/>
+              <w:left w:w="100" w:type="dxa"/>
+              <w:right w:w="100" w:type="dxa"/>
+            </w:tcMar>
+            <w:shd w:val="clear" w:color="auto" w:fill="003366"/>
           </w:tcPr>
           <w:p>
-            <w:r/>
+            <w:pPr>
+              <w:spacing w:before="40" w:after="40"/>
+            </w:pPr>
             <w:r>
               <w:rPr>
+                <w:rFonts w:ascii="Calibri" w:hAnsi="Calibri"/>
                 <w:b/>
+                <w:i w:val="0"/>
                 <w:color w:val="FFFFFF"/>
-                <w:sz w:val="18"/>
+                <w:sz w:val="20"/>
               </w:rPr>
               <w:t>Item do processo-padrão</w:t>
             </w:r>
@@ -584,16 +1551,26 @@
         </w:tc>
         <w:tc>
           <w:tcPr>
-            <w:tcW w:type="dxa" w:w="2436"/>
-            <w:shd w:val="clear" w:fill="1F3B73"/>
+            <w:tcW w:type="dxa" w:w="2225"/>
+            <w:tcMar>
+              <w:top w:w="60" w:type="dxa"/>
+              <w:bottom w:w="60" w:type="dxa"/>
+              <w:left w:w="100" w:type="dxa"/>
+              <w:right w:w="100" w:type="dxa"/>
+            </w:tcMar>
+            <w:shd w:val="clear" w:color="auto" w:fill="003366"/>
           </w:tcPr>
           <w:p>
-            <w:r/>
+            <w:pPr>
+              <w:spacing w:before="40" w:after="40"/>
+            </w:pPr>
             <w:r>
               <w:rPr>
+                <w:rFonts w:ascii="Calibri" w:hAnsi="Calibri"/>
                 <w:b/>
+                <w:i w:val="0"/>
                 <w:color w:val="FFFFFF"/>
-                <w:sz w:val="18"/>
+                <w:sz w:val="20"/>
               </w:rPr>
               <w:t>Decisão de adaptação</w:t>
             </w:r>
@@ -601,16 +1578,26 @@
         </w:tc>
         <w:tc>
           <w:tcPr>
-            <w:tcW w:type="dxa" w:w="2436"/>
-            <w:shd w:val="clear" w:fill="1F3B73"/>
+            <w:tcW w:type="dxa" w:w="2225"/>
+            <w:tcMar>
+              <w:top w:w="60" w:type="dxa"/>
+              <w:bottom w:w="60" w:type="dxa"/>
+              <w:left w:w="100" w:type="dxa"/>
+              <w:right w:w="100" w:type="dxa"/>
+            </w:tcMar>
+            <w:shd w:val="clear" w:color="auto" w:fill="003366"/>
           </w:tcPr>
           <w:p>
-            <w:r/>
+            <w:pPr>
+              <w:spacing w:before="40" w:after="40"/>
+            </w:pPr>
             <w:r>
               <w:rPr>
+                <w:rFonts w:ascii="Calibri" w:hAnsi="Calibri"/>
                 <w:b/>
+                <w:i w:val="0"/>
                 <w:color w:val="FFFFFF"/>
-                <w:sz w:val="18"/>
+                <w:sz w:val="20"/>
               </w:rPr>
               <w:t>Justificativa</w:t>
             </w:r>
@@ -618,19 +1605,30 @@
         </w:tc>
       </w:tr>
       <w:tr>
+        <w:trPr>
+          <w:cantSplit w:val="1"/>
+        </w:trPr>
         <w:tc>
           <w:tcPr>
-            <w:tcW w:type="dxa" w:w="2436"/>
+            <w:tcW w:type="dxa" w:w="2225"/>
+            <w:tcMar>
+              <w:top w:w="60" w:type="dxa"/>
+              <w:bottom w:w="60" w:type="dxa"/>
+              <w:left w:w="100" w:type="dxa"/>
+              <w:right w:w="100" w:type="dxa"/>
+            </w:tcMar>
+            <w:shd w:val="clear" w:color="auto" w:fill="EBF5FB"/>
           </w:tcPr>
           <w:p>
+            <w:pPr>
+              <w:spacing w:before="40" w:after="40"/>
+            </w:pPr>
             <w:r>
               <w:rPr>
-                <w:sz w:val="17"/>
-              </w:rPr>
-            </w:r>
-            <w:r>
-              <w:rPr>
-                <w:sz w:val="17"/>
+                <w:rFonts w:ascii="Calibri" w:hAnsi="Calibri"/>
+                <w:b w:val="0"/>
+                <w:i w:val="0"/>
+                <w:sz w:val="20"/>
               </w:rPr>
               <w:t>A-01</w:t>
             </w:r>
@@ -638,17 +1636,25 @@
         </w:tc>
         <w:tc>
           <w:tcPr>
-            <w:tcW w:type="dxa" w:w="2436"/>
+            <w:tcW w:type="dxa" w:w="2225"/>
+            <w:tcMar>
+              <w:top w:w="60" w:type="dxa"/>
+              <w:bottom w:w="60" w:type="dxa"/>
+              <w:left w:w="100" w:type="dxa"/>
+              <w:right w:w="100" w:type="dxa"/>
+            </w:tcMar>
+            <w:shd w:val="clear" w:color="auto" w:fill="EBF5FB"/>
           </w:tcPr>
           <w:p>
+            <w:pPr>
+              <w:spacing w:before="40" w:after="40"/>
+            </w:pPr>
             <w:r>
               <w:rPr>
-                <w:sz w:val="17"/>
-              </w:rPr>
-            </w:r>
-            <w:r>
-              <w:rPr>
-                <w:sz w:val="17"/>
+                <w:rFonts w:ascii="Calibri" w:hAnsi="Calibri"/>
+                <w:b w:val="0"/>
+                <w:i w:val="0"/>
+                <w:sz w:val="20"/>
               </w:rPr>
               <w:t>Pipeline de CI executado em agente Linux padrão</w:t>
             </w:r>
@@ -656,30 +1662,43 @@
         </w:tc>
         <w:tc>
           <w:tcPr>
-            <w:tcW w:type="dxa" w:w="2436"/>
+            <w:tcW w:type="dxa" w:w="2225"/>
+            <w:tcMar>
+              <w:top w:w="60" w:type="dxa"/>
+              <w:bottom w:w="60" w:type="dxa"/>
+              <w:left w:w="100" w:type="dxa"/>
+              <w:right w:w="100" w:type="dxa"/>
+            </w:tcMar>
+            <w:shd w:val="clear" w:color="auto" w:fill="EBF5FB"/>
           </w:tcPr>
           <w:p>
+            <w:pPr>
+              <w:spacing w:before="40" w:after="40"/>
+            </w:pPr>
             <w:r>
               <w:rPr>
-                <w:sz w:val="17"/>
-              </w:rPr>
-            </w:r>
-            <w:r>
-              <w:rPr>
-                <w:sz w:val="17"/>
+                <w:rFonts w:ascii="Calibri" w:hAnsi="Calibri"/>
+                <w:b w:val="0"/>
+                <w:i w:val="0"/>
+                <w:sz w:val="20"/>
               </w:rPr>
               <w:t xml:space="preserve">Pipelines executadas em agente Windows (Default) com tasks </w:t>
             </w:r>
             <w:r>
               <w:rPr>
+                <w:rFonts w:ascii="Calibri" w:hAnsi="Calibri"/>
                 <w:b/>
-                <w:sz w:val="17"/>
+                <w:i w:val="0"/>
+                <w:sz w:val="20"/>
               </w:rPr>
               <w:t>PowerShell@2</w:t>
             </w:r>
             <w:r>
               <w:rPr>
-                <w:sz w:val="17"/>
+                <w:rFonts w:ascii="Calibri" w:hAnsi="Calibri"/>
+                <w:b w:val="0"/>
+                <w:i w:val="0"/>
+                <w:sz w:val="20"/>
               </w:rPr>
               <w:t xml:space="preserve"> nas três pipelines ("MilhasFacil API/Web/Crawler - Pipeline")</w:t>
             </w:r>
@@ -687,17 +1706,25 @@
         </w:tc>
         <w:tc>
           <w:tcPr>
-            <w:tcW w:type="dxa" w:w="2436"/>
+            <w:tcW w:type="dxa" w:w="2225"/>
+            <w:tcMar>
+              <w:top w:w="60" w:type="dxa"/>
+              <w:bottom w:w="60" w:type="dxa"/>
+              <w:left w:w="100" w:type="dxa"/>
+              <w:right w:w="100" w:type="dxa"/>
+            </w:tcMar>
+            <w:shd w:val="clear" w:color="auto" w:fill="EBF5FB"/>
           </w:tcPr>
           <w:p>
+            <w:pPr>
+              <w:spacing w:before="40" w:after="40"/>
+            </w:pPr>
             <w:r>
               <w:rPr>
-                <w:sz w:val="17"/>
-              </w:rPr>
-            </w:r>
-            <w:r>
-              <w:rPr>
-                <w:sz w:val="17"/>
+                <w:rFonts w:ascii="Calibri" w:hAnsi="Calibri"/>
+                <w:b w:val="0"/>
+                <w:i w:val="0"/>
+                <w:sz w:val="20"/>
               </w:rPr>
               <w:t>Agente Windows é o recurso disponível na organização; padronização das tasks em PowerShell@2 reduz divergência entre as três pipelines. Mitiga o risco R-05 (pipeline de CI em agente Windows)</w:t>
             </w:r>
@@ -705,20 +1732,29 @@
         </w:tc>
       </w:tr>
       <w:tr>
+        <w:trPr>
+          <w:cantSplit w:val="1"/>
+        </w:trPr>
         <w:tc>
           <w:tcPr>
-            <w:tcW w:type="dxa" w:w="2436"/>
-            <w:shd w:val="clear" w:fill="EDF1F7"/>
+            <w:tcW w:type="dxa" w:w="2225"/>
+            <w:tcMar>
+              <w:top w:w="60" w:type="dxa"/>
+              <w:bottom w:w="60" w:type="dxa"/>
+              <w:left w:w="100" w:type="dxa"/>
+              <w:right w:w="100" w:type="dxa"/>
+            </w:tcMar>
           </w:tcPr>
           <w:p>
+            <w:pPr>
+              <w:spacing w:before="40" w:after="40"/>
+            </w:pPr>
             <w:r>
               <w:rPr>
-                <w:sz w:val="17"/>
-              </w:rPr>
-            </w:r>
-            <w:r>
-              <w:rPr>
-                <w:sz w:val="17"/>
+                <w:rFonts w:ascii="Calibri" w:hAnsi="Calibri"/>
+                <w:b w:val="0"/>
+                <w:i w:val="0"/>
+                <w:sz w:val="20"/>
               </w:rPr>
               <w:t>A-02</w:t>
             </w:r>
@@ -726,18 +1762,24 @@
         </w:tc>
         <w:tc>
           <w:tcPr>
-            <w:tcW w:type="dxa" w:w="2436"/>
-            <w:shd w:val="clear" w:fill="EDF1F7"/>
+            <w:tcW w:type="dxa" w:w="2225"/>
+            <w:tcMar>
+              <w:top w:w="60" w:type="dxa"/>
+              <w:bottom w:w="60" w:type="dxa"/>
+              <w:left w:w="100" w:type="dxa"/>
+              <w:right w:w="100" w:type="dxa"/>
+            </w:tcMar>
           </w:tcPr>
           <w:p>
+            <w:pPr>
+              <w:spacing w:before="40" w:after="40"/>
+            </w:pPr>
             <w:r>
               <w:rPr>
-                <w:sz w:val="17"/>
-              </w:rPr>
-            </w:r>
-            <w:r>
-              <w:rPr>
-                <w:sz w:val="17"/>
+                <w:rFonts w:ascii="Calibri" w:hAnsi="Calibri"/>
+                <w:b w:val="0"/>
+                <w:i w:val="0"/>
+                <w:sz w:val="20"/>
               </w:rPr>
               <w:t>Histórico de repositório construído incrementalmente desde a primeira sprint</w:t>
             </w:r>
@@ -745,31 +1787,42 @@
         </w:tc>
         <w:tc>
           <w:tcPr>
-            <w:tcW w:type="dxa" w:w="2436"/>
-            <w:shd w:val="clear" w:fill="EDF1F7"/>
+            <w:tcW w:type="dxa" w:w="2225"/>
+            <w:tcMar>
+              <w:top w:w="60" w:type="dxa"/>
+              <w:bottom w:w="60" w:type="dxa"/>
+              <w:left w:w="100" w:type="dxa"/>
+              <w:right w:w="100" w:type="dxa"/>
+            </w:tcMar>
           </w:tcPr>
           <w:p>
+            <w:pPr>
+              <w:spacing w:before="40" w:after="40"/>
+            </w:pPr>
             <w:r>
               <w:rPr>
-                <w:sz w:val="17"/>
-              </w:rPr>
-            </w:r>
-            <w:r>
-              <w:rPr>
-                <w:sz w:val="17"/>
+                <w:rFonts w:ascii="Calibri" w:hAnsi="Calibri"/>
+                <w:b w:val="0"/>
+                <w:i w:val="0"/>
+                <w:sz w:val="20"/>
               </w:rPr>
               <w:t xml:space="preserve">Histórico dos repositórios (MilhasFacil_api, MilhasFacil_web, MilhasFacil_crawler) </w:t>
             </w:r>
             <w:r>
               <w:rPr>
+                <w:rFonts w:ascii="Calibri" w:hAnsi="Calibri"/>
                 <w:b/>
-                <w:sz w:val="17"/>
+                <w:i w:val="0"/>
+                <w:sz w:val="20"/>
               </w:rPr>
               <w:t>inicializado de forma consolidada</w:t>
             </w:r>
             <w:r>
               <w:rPr>
-                <w:sz w:val="17"/>
+                <w:rFonts w:ascii="Calibri" w:hAnsi="Calibri"/>
+                <w:b w:val="0"/>
+                <w:i w:val="0"/>
+                <w:sz w:val="20"/>
               </w:rPr>
               <w:t xml:space="preserve"> (retroativa); saneamento prospectivo a partir da S9</w:t>
             </w:r>
@@ -777,110 +1830,151 @@
         </w:tc>
         <w:tc>
           <w:tcPr>
-            <w:tcW w:type="dxa" w:w="2436"/>
-            <w:shd w:val="clear" w:fill="EDF1F7"/>
+            <w:tcW w:type="dxa" w:w="2225"/>
+            <w:tcMar>
+              <w:top w:w="60" w:type="dxa"/>
+              <w:bottom w:w="60" w:type="dxa"/>
+              <w:left w:w="100" w:type="dxa"/>
+              <w:right w:w="100" w:type="dxa"/>
+            </w:tcMar>
           </w:tcPr>
           <w:p>
+            <w:pPr>
+              <w:spacing w:before="40" w:after="40"/>
+            </w:pPr>
             <w:r>
               <w:rPr>
-                <w:sz w:val="17"/>
-              </w:rPr>
-            </w:r>
-            <w:r>
-              <w:rPr>
-                <w:sz w:val="17"/>
+                <w:rFonts w:ascii="Calibri" w:hAnsi="Calibri"/>
+                <w:b w:val="0"/>
+                <w:i w:val="0"/>
+                <w:sz w:val="20"/>
               </w:rPr>
               <w:t xml:space="preserve">A integração ao Azure DevOps ocorreu de forma retroativa; datas reais de PR e build concentram-se em 13–15/06/2026. Os </w:t>
             </w:r>
             <w:r>
               <w:rPr>
+                <w:rFonts w:ascii="Calibri" w:hAnsi="Calibri"/>
                 <w:b/>
-                <w:sz w:val="17"/>
+                <w:i w:val="0"/>
+                <w:sz w:val="20"/>
               </w:rPr>
               <w:t>22 PRs históricos (S1–S8)</w:t>
             </w:r>
             <w:r>
               <w:rPr>
-                <w:sz w:val="17"/>
+                <w:rFonts w:ascii="Calibri" w:hAnsi="Calibri"/>
+                <w:b w:val="0"/>
+                <w:i w:val="0"/>
+                <w:sz w:val="20"/>
               </w:rPr>
               <w:t xml:space="preserve"> permanecem </w:t>
             </w:r>
             <w:r>
               <w:rPr>
+                <w:rFonts w:ascii="Calibri" w:hAnsi="Calibri"/>
                 <w:b/>
-                <w:sz w:val="17"/>
+                <w:i w:val="0"/>
+                <w:sz w:val="20"/>
               </w:rPr>
               <w:t>sem revisor registrado</w:t>
             </w:r>
             <w:r>
               <w:rPr>
-                <w:sz w:val="17"/>
+                <w:rFonts w:ascii="Calibri" w:hAnsi="Calibri"/>
+                <w:b w:val="0"/>
+                <w:i w:val="0"/>
+                <w:sz w:val="20"/>
               </w:rPr>
               <w:t xml:space="preserve"> por serem fruto da consolidação histórica (PR concluído é imutável). A partir da S9 a revisão de PR está </w:t>
             </w:r>
             <w:r>
               <w:rPr>
+                <w:rFonts w:ascii="Calibri" w:hAnsi="Calibri"/>
                 <w:b/>
-                <w:sz w:val="17"/>
+                <w:i w:val="0"/>
+                <w:sz w:val="20"/>
               </w:rPr>
               <w:t>evidenciada</w:t>
             </w:r>
             <w:r>
               <w:rPr>
-                <w:sz w:val="17"/>
+                <w:rFonts w:ascii="Calibri" w:hAnsi="Calibri"/>
+                <w:b w:val="0"/>
+                <w:i w:val="0"/>
+                <w:sz w:val="20"/>
               </w:rPr>
               <w:t xml:space="preserve">: os </w:t>
             </w:r>
             <w:r>
               <w:rPr>
+                <w:rFonts w:ascii="Calibri" w:hAnsi="Calibri"/>
                 <w:b/>
-                <w:sz w:val="17"/>
+                <w:i w:val="0"/>
+                <w:sz w:val="20"/>
               </w:rPr>
               <w:t>6 PRs da S9</w:t>
             </w:r>
             <w:r>
               <w:rPr>
-                <w:sz w:val="17"/>
+                <w:rFonts w:ascii="Calibri" w:hAnsi="Calibri"/>
+                <w:b w:val="0"/>
+                <w:i w:val="0"/>
+                <w:sz w:val="20"/>
               </w:rPr>
               <w:t xml:space="preserve"> (API #11/#12/#28, Web #21/#22, Crawler #27) foram </w:t>
             </w:r>
             <w:r>
               <w:rPr>
+                <w:rFonts w:ascii="Calibri" w:hAnsi="Calibri"/>
                 <w:b/>
-                <w:sz w:val="17"/>
+                <w:i w:val="0"/>
+                <w:sz w:val="20"/>
               </w:rPr>
               <w:t>concluídos em 15/06 com revisor Cézar Velazquez (TL) — Approved (vote 10)</w:t>
             </w:r>
             <w:r>
               <w:rPr>
-                <w:sz w:val="17"/>
+                <w:rFonts w:ascii="Calibri" w:hAnsi="Calibri"/>
+                <w:b w:val="0"/>
+                <w:i w:val="0"/>
+                <w:sz w:val="20"/>
               </w:rPr>
               <w:t xml:space="preserve">, registrado no Azure DevOps sob a conta legada </w:t>
             </w:r>
             <w:r>
               <w:rPr>
-                <w:rFonts w:ascii="Consolas" w:hAnsi="Consolas"/>
-                <w:color w:val="444444"/>
-                <w:sz w:val="17"/>
+                <w:rFonts w:ascii="Courier New" w:hAnsi="Courier New"/>
+                <w:b w:val="0"/>
+                <w:i w:val="0"/>
+                <w:color w:val="333333"/>
+                <w:sz w:val="20"/>
               </w:rPr>
               <w:t>Mateus Veloso</w:t>
             </w:r>
             <w:r>
               <w:rPr>
-                <w:sz w:val="17"/>
+                <w:rFonts w:ascii="Calibri" w:hAnsi="Calibri"/>
+                <w:b w:val="0"/>
+                <w:i w:val="0"/>
+                <w:sz w:val="20"/>
               </w:rPr>
               <w:t xml:space="preserve">, e mergeados em develop; foi ativada a </w:t>
             </w:r>
             <w:r>
               <w:rPr>
+                <w:rFonts w:ascii="Calibri" w:hAnsi="Calibri"/>
                 <w:b/>
-                <w:sz w:val="17"/>
+                <w:i w:val="0"/>
+                <w:sz w:val="20"/>
               </w:rPr>
               <w:t>branch policy</w:t>
             </w:r>
             <w:r>
               <w:rPr>
-                <w:sz w:val="17"/>
+                <w:rFonts w:ascii="Calibri" w:hAnsi="Calibri"/>
+                <w:b w:val="0"/>
+                <w:i w:val="0"/>
+                <w:sz w:val="20"/>
               </w:rPr>
               <w:t xml:space="preserve"> de revisor (≥1 revisor) em develop nos três repositórios, impedindo recorrência</w:t>
             </w:r>
@@ -888,19 +1982,30 @@
         </w:tc>
       </w:tr>
       <w:tr>
+        <w:trPr>
+          <w:cantSplit w:val="1"/>
+        </w:trPr>
         <w:tc>
           <w:tcPr>
-            <w:tcW w:type="dxa" w:w="2436"/>
+            <w:tcW w:type="dxa" w:w="2225"/>
+            <w:tcMar>
+              <w:top w:w="60" w:type="dxa"/>
+              <w:bottom w:w="60" w:type="dxa"/>
+              <w:left w:w="100" w:type="dxa"/>
+              <w:right w:w="100" w:type="dxa"/>
+            </w:tcMar>
+            <w:shd w:val="clear" w:color="auto" w:fill="EBF5FB"/>
           </w:tcPr>
           <w:p>
+            <w:pPr>
+              <w:spacing w:before="40" w:after="40"/>
+            </w:pPr>
             <w:r>
               <w:rPr>
-                <w:sz w:val="17"/>
-              </w:rPr>
-            </w:r>
-            <w:r>
-              <w:rPr>
-                <w:sz w:val="17"/>
+                <w:rFonts w:ascii="Calibri" w:hAnsi="Calibri"/>
+                <w:b w:val="0"/>
+                <w:i w:val="0"/>
+                <w:sz w:val="20"/>
               </w:rPr>
               <w:t>A-03</w:t>
             </w:r>
@@ -908,17 +2013,25 @@
         </w:tc>
         <w:tc>
           <w:tcPr>
-            <w:tcW w:type="dxa" w:w="2436"/>
+            <w:tcW w:type="dxa" w:w="2225"/>
+            <w:tcMar>
+              <w:top w:w="60" w:type="dxa"/>
+              <w:bottom w:w="60" w:type="dxa"/>
+              <w:left w:w="100" w:type="dxa"/>
+              <w:right w:w="100" w:type="dxa"/>
+            </w:tcMar>
+            <w:shd w:val="clear" w:color="auto" w:fill="EBF5FB"/>
           </w:tcPr>
           <w:p>
+            <w:pPr>
+              <w:spacing w:before="40" w:after="40"/>
+            </w:pPr>
             <w:r>
               <w:rPr>
-                <w:sz w:val="17"/>
-              </w:rPr>
-            </w:r>
-            <w:r>
-              <w:rPr>
-                <w:sz w:val="17"/>
+                <w:rFonts w:ascii="Calibri" w:hAnsi="Calibri"/>
+                <w:b w:val="0"/>
+                <w:i w:val="0"/>
+                <w:sz w:val="20"/>
               </w:rPr>
               <w:t>Gate de cobertura de testes ativo desde o Sprint 1</w:t>
             </w:r>
@@ -926,24 +2039,34 @@
         </w:tc>
         <w:tc>
           <w:tcPr>
-            <w:tcW w:type="dxa" w:w="2436"/>
+            <w:tcW w:type="dxa" w:w="2225"/>
+            <w:tcMar>
+              <w:top w:w="60" w:type="dxa"/>
+              <w:bottom w:w="60" w:type="dxa"/>
+              <w:left w:w="100" w:type="dxa"/>
+              <w:right w:w="100" w:type="dxa"/>
+            </w:tcMar>
+            <w:shd w:val="clear" w:color="auto" w:fill="EBF5FB"/>
           </w:tcPr>
           <w:p>
+            <w:pPr>
+              <w:spacing w:before="40" w:after="40"/>
+            </w:pPr>
             <w:r>
               <w:rPr>
-                <w:sz w:val="17"/>
-              </w:rPr>
-            </w:r>
-            <w:r>
-              <w:rPr>
-                <w:sz w:val="17"/>
+                <w:rFonts w:ascii="Calibri" w:hAnsi="Calibri"/>
+                <w:b w:val="0"/>
+                <w:i w:val="0"/>
+                <w:sz w:val="20"/>
               </w:rPr>
               <w:t xml:space="preserve">Gate de cobertura (JaCoCo 80% na API) </w:t>
             </w:r>
             <w:r>
               <w:rPr>
+                <w:rFonts w:ascii="Calibri" w:hAnsi="Calibri"/>
                 <w:b/>
-                <w:sz w:val="17"/>
+                <w:i w:val="0"/>
+                <w:sz w:val="20"/>
               </w:rPr>
               <w:t>ativado a partir da Sprint 4</w:t>
             </w:r>
@@ -951,17 +2074,25 @@
         </w:tc>
         <w:tc>
           <w:tcPr>
-            <w:tcW w:type="dxa" w:w="2436"/>
+            <w:tcW w:type="dxa" w:w="2225"/>
+            <w:tcMar>
+              <w:top w:w="60" w:type="dxa"/>
+              <w:bottom w:w="60" w:type="dxa"/>
+              <w:left w:w="100" w:type="dxa"/>
+              <w:right w:w="100" w:type="dxa"/>
+            </w:tcMar>
+            <w:shd w:val="clear" w:color="auto" w:fill="EBF5FB"/>
           </w:tcPr>
           <w:p>
+            <w:pPr>
+              <w:spacing w:before="40" w:after="40"/>
+            </w:pPr>
             <w:r>
               <w:rPr>
-                <w:sz w:val="17"/>
-              </w:rPr>
-            </w:r>
-            <w:r>
-              <w:rPr>
-                <w:sz w:val="17"/>
+                <w:rFonts w:ascii="Calibri" w:hAnsi="Calibri"/>
+                <w:b w:val="0"/>
+                <w:i w:val="0"/>
+                <w:sz w:val="20"/>
               </w:rPr>
               <w:t>A NC-001 (cobertura &lt;80%, JaCoCo 74% na S2) motivou a priorização de testes unitários e a introdução do gate de CI a partir da S4; a NC foi encerrada na S5 (JaCoCo 82%)</w:t>
             </w:r>
@@ -969,20 +2100,29 @@
         </w:tc>
       </w:tr>
       <w:tr>
+        <w:trPr>
+          <w:cantSplit w:val="1"/>
+        </w:trPr>
         <w:tc>
           <w:tcPr>
-            <w:tcW w:type="dxa" w:w="2436"/>
-            <w:shd w:val="clear" w:fill="EDF1F7"/>
+            <w:tcW w:type="dxa" w:w="2225"/>
+            <w:tcMar>
+              <w:top w:w="60" w:type="dxa"/>
+              <w:bottom w:w="60" w:type="dxa"/>
+              <w:left w:w="100" w:type="dxa"/>
+              <w:right w:w="100" w:type="dxa"/>
+            </w:tcMar>
           </w:tcPr>
           <w:p>
+            <w:pPr>
+              <w:spacing w:before="40" w:after="40"/>
+            </w:pPr>
             <w:r>
               <w:rPr>
-                <w:sz w:val="17"/>
-              </w:rPr>
-            </w:r>
-            <w:r>
-              <w:rPr>
-                <w:sz w:val="17"/>
+                <w:rFonts w:ascii="Calibri" w:hAnsi="Calibri"/>
+                <w:b w:val="0"/>
+                <w:i w:val="0"/>
+                <w:sz w:val="20"/>
               </w:rPr>
               <w:t>A-04</w:t>
             </w:r>
@@ -990,18 +2130,24 @@
         </w:tc>
         <w:tc>
           <w:tcPr>
-            <w:tcW w:type="dxa" w:w="2436"/>
-            <w:shd w:val="clear" w:fill="EDF1F7"/>
+            <w:tcW w:type="dxa" w:w="2225"/>
+            <w:tcMar>
+              <w:top w:w="60" w:type="dxa"/>
+              <w:bottom w:w="60" w:type="dxa"/>
+              <w:left w:w="100" w:type="dxa"/>
+              <w:right w:w="100" w:type="dxa"/>
+            </w:tcMar>
           </w:tcPr>
           <w:p>
+            <w:pPr>
+              <w:spacing w:before="40" w:after="40"/>
+            </w:pPr>
             <w:r>
               <w:rPr>
-                <w:sz w:val="17"/>
-              </w:rPr>
-            </w:r>
-            <w:r>
-              <w:rPr>
-                <w:sz w:val="17"/>
+                <w:rFonts w:ascii="Calibri" w:hAnsi="Calibri"/>
+                <w:b w:val="0"/>
+                <w:i w:val="0"/>
+                <w:sz w:val="20"/>
               </w:rPr>
               <w:t>Revisão de PR com dois revisores independentes</w:t>
             </w:r>
@@ -1009,58 +2155,79 @@
         </w:tc>
         <w:tc>
           <w:tcPr>
-            <w:tcW w:type="dxa" w:w="2436"/>
-            <w:shd w:val="clear" w:fill="EDF1F7"/>
+            <w:tcW w:type="dxa" w:w="2225"/>
+            <w:tcMar>
+              <w:top w:w="60" w:type="dxa"/>
+              <w:bottom w:w="60" w:type="dxa"/>
+              <w:left w:w="100" w:type="dxa"/>
+              <w:right w:w="100" w:type="dxa"/>
+            </w:tcMar>
           </w:tcPr>
           <w:p>
+            <w:pPr>
+              <w:spacing w:before="40" w:after="40"/>
+            </w:pPr>
             <w:r>
               <w:rPr>
-                <w:sz w:val="17"/>
-              </w:rPr>
-            </w:r>
-            <w:r>
-              <w:rPr>
-                <w:sz w:val="17"/>
+                <w:rFonts w:ascii="Calibri" w:hAnsi="Calibri"/>
+                <w:b w:val="0"/>
+                <w:i w:val="0"/>
+                <w:sz w:val="20"/>
               </w:rPr>
               <w:t xml:space="preserve">Revisão com </w:t>
             </w:r>
             <w:r>
               <w:rPr>
+                <w:rFonts w:ascii="Calibri" w:hAnsi="Calibri"/>
                 <w:b/>
-                <w:sz w:val="17"/>
+                <w:i w:val="0"/>
+                <w:sz w:val="20"/>
               </w:rPr>
               <w:t>um revisor</w:t>
             </w:r>
             <w:r>
               <w:rPr>
-                <w:sz w:val="17"/>
+                <w:rFonts w:ascii="Calibri" w:hAnsi="Calibri"/>
+                <w:b w:val="0"/>
+                <w:i w:val="0"/>
+                <w:sz w:val="20"/>
               </w:rPr>
               <w:t xml:space="preserve"> — o Tech Lead/Arquiteto </w:t>
             </w:r>
             <w:r>
               <w:rPr>
+                <w:rFonts w:ascii="Calibri" w:hAnsi="Calibri"/>
                 <w:b/>
-                <w:sz w:val="17"/>
+                <w:i w:val="0"/>
+                <w:sz w:val="20"/>
               </w:rPr>
               <w:t>Cézar Velazquez</w:t>
             </w:r>
             <w:r>
               <w:rPr>
-                <w:sz w:val="17"/>
+                <w:rFonts w:ascii="Calibri" w:hAnsi="Calibri"/>
+                <w:b w:val="0"/>
+                <w:i w:val="0"/>
+                <w:sz w:val="20"/>
               </w:rPr>
               <w:t xml:space="preserve"> aprova os PRs (Approved, vote 10); no Azure DevOps a aprovação aparece sob a conta legada </w:t>
             </w:r>
             <w:r>
               <w:rPr>
-                <w:rFonts w:ascii="Consolas" w:hAnsi="Consolas"/>
-                <w:color w:val="444444"/>
-                <w:sz w:val="17"/>
+                <w:rFonts w:ascii="Courier New" w:hAnsi="Courier New"/>
+                <w:b w:val="0"/>
+                <w:i w:val="0"/>
+                <w:color w:val="333333"/>
+                <w:sz w:val="20"/>
               </w:rPr>
               <w:t>Mateus Veloso</w:t>
             </w:r>
             <w:r>
               <w:rPr>
-                <w:sz w:val="17"/>
+                <w:rFonts w:ascii="Calibri" w:hAnsi="Calibri"/>
+                <w:b w:val="0"/>
+                <w:i w:val="0"/>
+                <w:sz w:val="20"/>
               </w:rPr>
               <w:t xml:space="preserve"> (= Cézar)</w:t>
             </w:r>
@@ -1068,18 +2235,24 @@
         </w:tc>
         <w:tc>
           <w:tcPr>
-            <w:tcW w:type="dxa" w:w="2436"/>
-            <w:shd w:val="clear" w:fill="EDF1F7"/>
+            <w:tcW w:type="dxa" w:w="2225"/>
+            <w:tcMar>
+              <w:top w:w="60" w:type="dxa"/>
+              <w:bottom w:w="60" w:type="dxa"/>
+              <w:left w:w="100" w:type="dxa"/>
+              <w:right w:w="100" w:type="dxa"/>
+            </w:tcMar>
           </w:tcPr>
           <w:p>
+            <w:pPr>
+              <w:spacing w:before="40" w:after="40"/>
+            </w:pPr>
             <w:r>
               <w:rPr>
-                <w:sz w:val="17"/>
-              </w:rPr>
-            </w:r>
-            <w:r>
-              <w:rPr>
-                <w:sz w:val="17"/>
+                <w:rFonts w:ascii="Calibri" w:hAnsi="Calibri"/>
+                <w:b w:val="0"/>
+                <w:i w:val="0"/>
+                <w:sz w:val="20"/>
               </w:rPr>
               <w:t>Equipe enxuta com três desenvolvedores efetivos; o Tech Lead concentra a aprovação técnica dos PRs, mantendo o gate de aprovação sem ampliar o lead time. A branch policy de revisor em develop (S9) torna o revisor obrigatório nos três repositórios. A aprovação de escopo/CR é responsabilidade do GP (Abraão)</w:t>
             </w:r>
@@ -1087,19 +2260,30 @@
         </w:tc>
       </w:tr>
       <w:tr>
+        <w:trPr>
+          <w:cantSplit w:val="1"/>
+        </w:trPr>
         <w:tc>
           <w:tcPr>
-            <w:tcW w:type="dxa" w:w="2436"/>
+            <w:tcW w:type="dxa" w:w="2225"/>
+            <w:tcMar>
+              <w:top w:w="60" w:type="dxa"/>
+              <w:bottom w:w="60" w:type="dxa"/>
+              <w:left w:w="100" w:type="dxa"/>
+              <w:right w:w="100" w:type="dxa"/>
+            </w:tcMar>
+            <w:shd w:val="clear" w:color="auto" w:fill="EBF5FB"/>
           </w:tcPr>
           <w:p>
+            <w:pPr>
+              <w:spacing w:before="40" w:after="40"/>
+            </w:pPr>
             <w:r>
               <w:rPr>
-                <w:sz w:val="17"/>
-              </w:rPr>
-            </w:r>
-            <w:r>
-              <w:rPr>
-                <w:sz w:val="17"/>
+                <w:rFonts w:ascii="Calibri" w:hAnsi="Calibri"/>
+                <w:b w:val="0"/>
+                <w:i w:val="0"/>
+                <w:sz w:val="20"/>
               </w:rPr>
               <w:t>A-05</w:t>
             </w:r>
@@ -1107,17 +2291,25 @@
         </w:tc>
         <w:tc>
           <w:tcPr>
-            <w:tcW w:type="dxa" w:w="2436"/>
+            <w:tcW w:type="dxa" w:w="2225"/>
+            <w:tcMar>
+              <w:top w:w="60" w:type="dxa"/>
+              <w:bottom w:w="60" w:type="dxa"/>
+              <w:left w:w="100" w:type="dxa"/>
+              <w:right w:w="100" w:type="dxa"/>
+            </w:tcMar>
+            <w:shd w:val="clear" w:color="auto" w:fill="EBF5FB"/>
           </w:tcPr>
           <w:p>
+            <w:pPr>
+              <w:spacing w:before="40" w:after="40"/>
+            </w:pPr>
             <w:r>
               <w:rPr>
-                <w:sz w:val="17"/>
-              </w:rPr>
-            </w:r>
-            <w:r>
-              <w:rPr>
-                <w:sz w:val="17"/>
+                <w:rFonts w:ascii="Calibri" w:hAnsi="Calibri"/>
+                <w:b w:val="0"/>
+                <w:i w:val="0"/>
+                <w:sz w:val="20"/>
               </w:rPr>
               <w:t>Cadastro de dados de referência em banco de dados</w:t>
             </w:r>
@@ -1125,71 +2317,99 @@
         </w:tc>
         <w:tc>
           <w:tcPr>
-            <w:tcW w:type="dxa" w:w="2436"/>
+            <w:tcW w:type="dxa" w:w="2225"/>
+            <w:tcMar>
+              <w:top w:w="60" w:type="dxa"/>
+              <w:bottom w:w="60" w:type="dxa"/>
+              <w:left w:w="100" w:type="dxa"/>
+              <w:right w:w="100" w:type="dxa"/>
+            </w:tcMar>
+            <w:shd w:val="clear" w:color="auto" w:fill="EBF5FB"/>
           </w:tcPr>
           <w:p>
+            <w:pPr>
+              <w:spacing w:before="40" w:after="40"/>
+            </w:pPr>
             <w:r>
               <w:rPr>
-                <w:sz w:val="17"/>
-              </w:rPr>
-            </w:r>
-            <w:r>
-              <w:rPr>
-                <w:sz w:val="17"/>
+                <w:rFonts w:ascii="Calibri" w:hAnsi="Calibri"/>
+                <w:b w:val="0"/>
+                <w:i w:val="0"/>
+                <w:sz w:val="20"/>
               </w:rPr>
               <w:t xml:space="preserve">Lista de aeroportos (IATA) mantida </w:t>
             </w:r>
             <w:r>
               <w:rPr>
+                <w:rFonts w:ascii="Calibri" w:hAnsi="Calibri"/>
                 <w:b/>
-                <w:sz w:val="17"/>
+                <w:i w:val="0"/>
+                <w:sz w:val="20"/>
               </w:rPr>
               <w:t>fixa em código</w:t>
             </w:r>
             <w:r>
               <w:rPr>
-                <w:sz w:val="17"/>
+                <w:rFonts w:ascii="Calibri" w:hAnsi="Calibri"/>
+                <w:b w:val="0"/>
+                <w:i w:val="0"/>
+                <w:sz w:val="20"/>
               </w:rPr>
               <w:t xml:space="preserve"> (</w:t>
             </w:r>
             <w:r>
               <w:rPr>
-                <w:rFonts w:ascii="Consolas" w:hAnsi="Consolas"/>
-                <w:color w:val="444444"/>
-                <w:sz w:val="17"/>
+                <w:rFonts w:ascii="Courier New" w:hAnsi="Courier New"/>
+                <w:b w:val="0"/>
+                <w:i w:val="0"/>
+                <w:color w:val="333333"/>
+                <w:sz w:val="20"/>
               </w:rPr>
               <w:t>SearchService</w:t>
             </w:r>
             <w:r>
               <w:rPr>
-                <w:sz w:val="17"/>
+                <w:rFonts w:ascii="Calibri" w:hAnsi="Calibri"/>
+                <w:b w:val="0"/>
+                <w:i w:val="0"/>
+                <w:sz w:val="20"/>
               </w:rPr>
               <w:t xml:space="preserve">) na linha principal até a release v0.9.0; a partir de v0.9.0, busca de aeroportos atendida por </w:t>
             </w:r>
             <w:r>
               <w:rPr>
+                <w:rFonts w:ascii="Calibri" w:hAnsi="Calibri"/>
                 <w:b/>
-                <w:sz w:val="17"/>
+                <w:i w:val="0"/>
+                <w:sz w:val="20"/>
               </w:rPr>
               <w:t>AirportController/AirportRepository</w:t>
             </w:r>
             <w:r>
               <w:rPr>
-                <w:sz w:val="17"/>
+                <w:rFonts w:ascii="Calibri" w:hAnsi="Calibri"/>
+                <w:b w:val="0"/>
+                <w:i w:val="0"/>
+                <w:sz w:val="20"/>
               </w:rPr>
               <w:t xml:space="preserve"> com índice </w:t>
             </w:r>
             <w:r>
               <w:rPr>
-                <w:rFonts w:ascii="Consolas" w:hAnsi="Consolas"/>
-                <w:color w:val="444444"/>
-                <w:sz w:val="17"/>
+                <w:rFonts w:ascii="Courier New" w:hAnsi="Courier New"/>
+                <w:b w:val="0"/>
+                <w:i w:val="0"/>
+                <w:color w:val="333333"/>
+                <w:sz w:val="20"/>
               </w:rPr>
               <w:t>V9__airport_search_index.sql</w:t>
             </w:r>
             <w:r>
               <w:rPr>
-                <w:sz w:val="17"/>
+                <w:rFonts w:ascii="Calibri" w:hAnsi="Calibri"/>
+                <w:b w:val="0"/>
+                <w:i w:val="0"/>
+                <w:sz w:val="20"/>
               </w:rPr>
               <w:t xml:space="preserve"> (MF-64)</w:t>
             </w:r>
@@ -1197,31 +2417,44 @@
         </w:tc>
         <w:tc>
           <w:tcPr>
-            <w:tcW w:type="dxa" w:w="2436"/>
+            <w:tcW w:type="dxa" w:w="2225"/>
+            <w:tcMar>
+              <w:top w:w="60" w:type="dxa"/>
+              <w:bottom w:w="60" w:type="dxa"/>
+              <w:left w:w="100" w:type="dxa"/>
+              <w:right w:w="100" w:type="dxa"/>
+            </w:tcMar>
+            <w:shd w:val="clear" w:color="auto" w:fill="EBF5FB"/>
           </w:tcPr>
           <w:p>
+            <w:pPr>
+              <w:spacing w:before="40" w:after="40"/>
+            </w:pPr>
             <w:r>
               <w:rPr>
-                <w:sz w:val="17"/>
-              </w:rPr>
-            </w:r>
-            <w:r>
-              <w:rPr>
-                <w:sz w:val="17"/>
+                <w:rFonts w:ascii="Calibri" w:hAnsi="Calibri"/>
+                <w:b w:val="0"/>
+                <w:i w:val="0"/>
+                <w:sz w:val="20"/>
               </w:rPr>
               <w:t xml:space="preserve">Volume estável e pequeno de aeroportos; a lista em código simplificou o deploy nas primeiras sprints. Na S9 a busca passou a ser servida por consulta paginada case-insensitive (ILIKE + extensão </w:t>
             </w:r>
             <w:r>
               <w:rPr>
-                <w:rFonts w:ascii="Consolas" w:hAnsi="Consolas"/>
-                <w:color w:val="444444"/>
-                <w:sz w:val="17"/>
+                <w:rFonts w:ascii="Courier New" w:hAnsi="Courier New"/>
+                <w:b w:val="0"/>
+                <w:i w:val="0"/>
+                <w:color w:val="333333"/>
+                <w:sz w:val="20"/>
               </w:rPr>
               <w:t>unaccent</w:t>
             </w:r>
             <w:r>
               <w:rPr>
-                <w:sz w:val="17"/>
+                <w:rFonts w:ascii="Calibri" w:hAnsi="Calibri"/>
+                <w:b w:val="0"/>
+                <w:i w:val="0"/>
+                <w:sz w:val="20"/>
               </w:rPr>
               <w:t>), released em main na v0.9.0</w:t>
             </w:r>
@@ -1229,20 +2462,29 @@
         </w:tc>
       </w:tr>
       <w:tr>
+        <w:trPr>
+          <w:cantSplit w:val="1"/>
+        </w:trPr>
         <w:tc>
           <w:tcPr>
-            <w:tcW w:type="dxa" w:w="2436"/>
-            <w:shd w:val="clear" w:fill="EDF1F7"/>
+            <w:tcW w:type="dxa" w:w="2225"/>
+            <w:tcMar>
+              <w:top w:w="60" w:type="dxa"/>
+              <w:bottom w:w="60" w:type="dxa"/>
+              <w:left w:w="100" w:type="dxa"/>
+              <w:right w:w="100" w:type="dxa"/>
+            </w:tcMar>
           </w:tcPr>
           <w:p>
+            <w:pPr>
+              <w:spacing w:before="40" w:after="40"/>
+            </w:pPr>
             <w:r>
               <w:rPr>
-                <w:sz w:val="17"/>
-              </w:rPr>
-            </w:r>
-            <w:r>
-              <w:rPr>
-                <w:sz w:val="17"/>
+                <w:rFonts w:ascii="Calibri" w:hAnsi="Calibri"/>
+                <w:b w:val="0"/>
+                <w:i w:val="0"/>
+                <w:sz w:val="20"/>
               </w:rPr>
               <w:t>A-06</w:t>
             </w:r>
@@ -1250,18 +2492,24 @@
         </w:tc>
         <w:tc>
           <w:tcPr>
-            <w:tcW w:type="dxa" w:w="2436"/>
-            <w:shd w:val="clear" w:fill="EDF1F7"/>
+            <w:tcW w:type="dxa" w:w="2225"/>
+            <w:tcMar>
+              <w:top w:w="60" w:type="dxa"/>
+              <w:bottom w:w="60" w:type="dxa"/>
+              <w:left w:w="100" w:type="dxa"/>
+              <w:right w:w="100" w:type="dxa"/>
+            </w:tcMar>
           </w:tcPr>
           <w:p>
+            <w:pPr>
+              <w:spacing w:before="40" w:after="40"/>
+            </w:pPr>
             <w:r>
               <w:rPr>
-                <w:sz w:val="17"/>
-              </w:rPr>
-            </w:r>
-            <w:r>
-              <w:rPr>
-                <w:sz w:val="17"/>
+                <w:rFonts w:ascii="Calibri" w:hAnsi="Calibri"/>
+                <w:b w:val="0"/>
+                <w:i w:val="0"/>
+                <w:sz w:val="20"/>
               </w:rPr>
               <w:t>Combinação de papéis</w:t>
             </w:r>
@@ -1269,96 +2517,132 @@
         </w:tc>
         <w:tc>
           <w:tcPr>
-            <w:tcW w:type="dxa" w:w="2436"/>
-            <w:shd w:val="clear" w:fill="EDF1F7"/>
+            <w:tcW w:type="dxa" w:w="2225"/>
+            <w:tcMar>
+              <w:top w:w="60" w:type="dxa"/>
+              <w:bottom w:w="60" w:type="dxa"/>
+              <w:left w:w="100" w:type="dxa"/>
+              <w:right w:w="100" w:type="dxa"/>
+            </w:tcMar>
           </w:tcPr>
           <w:p>
+            <w:pPr>
+              <w:spacing w:before="40" w:after="40"/>
+            </w:pPr>
             <w:r>
               <w:rPr>
-                <w:sz w:val="17"/>
-              </w:rPr>
-            </w:r>
-            <w:r>
-              <w:rPr>
-                <w:sz w:val="17"/>
+                <w:rFonts w:ascii="Calibri" w:hAnsi="Calibri"/>
+                <w:b w:val="0"/>
+                <w:i w:val="0"/>
+                <w:sz w:val="20"/>
               </w:rPr>
               <w:t xml:space="preserve">O </w:t>
             </w:r>
             <w:r>
               <w:rPr>
+                <w:rFonts w:ascii="Calibri" w:hAnsi="Calibri"/>
                 <w:b/>
-                <w:sz w:val="17"/>
+                <w:i w:val="0"/>
+                <w:sz w:val="20"/>
               </w:rPr>
               <w:t>GP (Abraão)</w:t>
             </w:r>
             <w:r>
               <w:rPr>
-                <w:sz w:val="17"/>
+                <w:rFonts w:ascii="Calibri" w:hAnsi="Calibri"/>
+                <w:b w:val="0"/>
+                <w:i w:val="0"/>
+                <w:sz w:val="20"/>
               </w:rPr>
               <w:t xml:space="preserve"> faz gestão e </w:t>
             </w:r>
             <w:r>
               <w:rPr>
+                <w:rFonts w:ascii="Calibri" w:hAnsi="Calibri"/>
                 <w:b/>
-                <w:sz w:val="17"/>
+                <w:i w:val="0"/>
+                <w:sz w:val="20"/>
               </w:rPr>
               <w:t>não codifica</w:t>
             </w:r>
             <w:r>
               <w:rPr>
-                <w:sz w:val="17"/>
+                <w:rFonts w:ascii="Calibri" w:hAnsi="Calibri"/>
+                <w:b w:val="0"/>
+                <w:i w:val="0"/>
+                <w:sz w:val="20"/>
               </w:rPr>
               <w:t xml:space="preserve"> (fora do DevOps); o </w:t>
             </w:r>
             <w:r>
               <w:rPr>
+                <w:rFonts w:ascii="Calibri" w:hAnsi="Calibri"/>
                 <w:b/>
-                <w:sz w:val="17"/>
+                <w:i w:val="0"/>
+                <w:sz w:val="20"/>
               </w:rPr>
               <w:t>Tech Lead Cézar Velazquez</w:t>
             </w:r>
             <w:r>
               <w:rPr>
-                <w:sz w:val="17"/>
+                <w:rFonts w:ascii="Calibri" w:hAnsi="Calibri"/>
+                <w:b w:val="0"/>
+                <w:i w:val="0"/>
+                <w:sz w:val="20"/>
               </w:rPr>
               <w:t xml:space="preserve"> acumula os papéis de </w:t>
             </w:r>
             <w:r>
               <w:rPr>
+                <w:rFonts w:ascii="Calibri" w:hAnsi="Calibri"/>
                 <w:b/>
-                <w:sz w:val="17"/>
+                <w:i w:val="0"/>
+                <w:sz w:val="20"/>
               </w:rPr>
               <w:t>Arquiteto e DevOps</w:t>
             </w:r>
             <w:r>
               <w:rPr>
-                <w:sz w:val="17"/>
+                <w:rFonts w:ascii="Calibri" w:hAnsi="Calibri"/>
+                <w:b w:val="0"/>
+                <w:i w:val="0"/>
+                <w:sz w:val="20"/>
               </w:rPr>
               <w:t xml:space="preserve"> e é o revisor de PR; a </w:t>
             </w:r>
             <w:r>
               <w:rPr>
+                <w:rFonts w:ascii="Calibri" w:hAnsi="Calibri"/>
                 <w:b/>
-                <w:sz w:val="17"/>
+                <w:i w:val="0"/>
+                <w:sz w:val="20"/>
               </w:rPr>
               <w:t>GQA (Carol/Caroline)</w:t>
             </w:r>
             <w:r>
               <w:rPr>
-                <w:sz w:val="17"/>
+                <w:rFonts w:ascii="Calibri" w:hAnsi="Calibri"/>
+                <w:b w:val="0"/>
+                <w:i w:val="0"/>
+                <w:sz w:val="20"/>
               </w:rPr>
               <w:t xml:space="preserve"> é </w:t>
             </w:r>
             <w:r>
               <w:rPr>
+                <w:rFonts w:ascii="Calibri" w:hAnsi="Calibri"/>
                 <w:b/>
-                <w:sz w:val="17"/>
+                <w:i w:val="0"/>
+                <w:sz w:val="20"/>
               </w:rPr>
               <w:t>independente</w:t>
             </w:r>
             <w:r>
               <w:rPr>
-                <w:sz w:val="17"/>
+                <w:rFonts w:ascii="Calibri" w:hAnsi="Calibri"/>
+                <w:b w:val="0"/>
+                <w:i w:val="0"/>
+                <w:sz w:val="20"/>
               </w:rPr>
               <w:t xml:space="preserve"> (auditoria de processo), não codifica e fica fora do DevOps; o QA de teste manual é Jonathan Alves</w:t>
             </w:r>
@@ -1366,31 +2650,42 @@
         </w:tc>
         <w:tc>
           <w:tcPr>
-            <w:tcW w:type="dxa" w:w="2436"/>
-            <w:shd w:val="clear" w:fill="EDF1F7"/>
+            <w:tcW w:type="dxa" w:w="2225"/>
+            <w:tcMar>
+              <w:top w:w="60" w:type="dxa"/>
+              <w:bottom w:w="60" w:type="dxa"/>
+              <w:left w:w="100" w:type="dxa"/>
+              <w:right w:w="100" w:type="dxa"/>
+            </w:tcMar>
           </w:tcPr>
           <w:p>
+            <w:pPr>
+              <w:spacing w:before="40" w:after="40"/>
+            </w:pPr>
             <w:r>
               <w:rPr>
-                <w:sz w:val="17"/>
-              </w:rPr>
-            </w:r>
-            <w:r>
-              <w:rPr>
-                <w:sz w:val="17"/>
+                <w:rFonts w:ascii="Calibri" w:hAnsi="Calibri"/>
+                <w:b w:val="0"/>
+                <w:i w:val="0"/>
+                <w:sz w:val="20"/>
               </w:rPr>
               <w:t xml:space="preserve">Equipe contratada enxuta; concentração dos papéis técnicos (TL/Arquiteto/DevOps) em Cézar para viabilidade operacional, preservando a </w:t>
             </w:r>
             <w:r>
               <w:rPr>
+                <w:rFonts w:ascii="Calibri" w:hAnsi="Calibri"/>
                 <w:b/>
-                <w:sz w:val="17"/>
+                <w:i w:val="0"/>
+                <w:sz w:val="20"/>
               </w:rPr>
               <w:t>independência da GQA (Carol)</w:t>
             </w:r>
             <w:r>
               <w:rPr>
-                <w:sz w:val="17"/>
+                <w:rFonts w:ascii="Calibri" w:hAnsi="Calibri"/>
+                <w:b w:val="0"/>
+                <w:i w:val="0"/>
+                <w:sz w:val="20"/>
               </w:rPr>
               <w:t xml:space="preserve"> em relação ao desenvolvimento e a separação do GP (gestão) da execução técnica</w:t>
             </w:r>
@@ -1398,19 +2693,30 @@
         </w:tc>
       </w:tr>
       <w:tr>
+        <w:trPr>
+          <w:cantSplit w:val="1"/>
+        </w:trPr>
         <w:tc>
           <w:tcPr>
-            <w:tcW w:type="dxa" w:w="2436"/>
+            <w:tcW w:type="dxa" w:w="2225"/>
+            <w:tcMar>
+              <w:top w:w="60" w:type="dxa"/>
+              <w:bottom w:w="60" w:type="dxa"/>
+              <w:left w:w="100" w:type="dxa"/>
+              <w:right w:w="100" w:type="dxa"/>
+            </w:tcMar>
+            <w:shd w:val="clear" w:color="auto" w:fill="EBF5FB"/>
           </w:tcPr>
           <w:p>
+            <w:pPr>
+              <w:spacing w:before="40" w:after="40"/>
+            </w:pPr>
             <w:r>
               <w:rPr>
-                <w:sz w:val="17"/>
-              </w:rPr>
-            </w:r>
-            <w:r>
-              <w:rPr>
-                <w:sz w:val="17"/>
+                <w:rFonts w:ascii="Calibri" w:hAnsi="Calibri"/>
+                <w:b w:val="0"/>
+                <w:i w:val="0"/>
+                <w:sz w:val="20"/>
               </w:rPr>
               <w:t>A-07</w:t>
             </w:r>
@@ -1418,17 +2724,25 @@
         </w:tc>
         <w:tc>
           <w:tcPr>
-            <w:tcW w:type="dxa" w:w="2436"/>
+            <w:tcW w:type="dxa" w:w="2225"/>
+            <w:tcMar>
+              <w:top w:w="60" w:type="dxa"/>
+              <w:bottom w:w="60" w:type="dxa"/>
+              <w:left w:w="100" w:type="dxa"/>
+              <w:right w:w="100" w:type="dxa"/>
+            </w:tcMar>
+            <w:shd w:val="clear" w:color="auto" w:fill="EBF5FB"/>
           </w:tcPr>
           <w:p>
+            <w:pPr>
+              <w:spacing w:before="40" w:after="40"/>
+            </w:pPr>
             <w:r>
               <w:rPr>
-                <w:sz w:val="17"/>
-              </w:rPr>
-            </w:r>
-            <w:r>
-              <w:rPr>
-                <w:sz w:val="17"/>
+                <w:rFonts w:ascii="Calibri" w:hAnsi="Calibri"/>
+                <w:b w:val="0"/>
+                <w:i w:val="0"/>
+                <w:sz w:val="20"/>
               </w:rPr>
               <w:t>Notificação síncrona obrigatória ao usuário</w:t>
             </w:r>
@@ -1436,44 +2750,62 @@
         </w:tc>
         <w:tc>
           <w:tcPr>
-            <w:tcW w:type="dxa" w:w="2436"/>
+            <w:tcW w:type="dxa" w:w="2225"/>
+            <w:tcMar>
+              <w:top w:w="60" w:type="dxa"/>
+              <w:bottom w:w="60" w:type="dxa"/>
+              <w:left w:w="100" w:type="dxa"/>
+              <w:right w:w="100" w:type="dxa"/>
+            </w:tcMar>
+            <w:shd w:val="clear" w:color="auto" w:fill="EBF5FB"/>
           </w:tcPr>
           <w:p>
+            <w:pPr>
+              <w:spacing w:before="40" w:after="40"/>
+            </w:pPr>
             <w:r>
               <w:rPr>
-                <w:sz w:val="17"/>
-              </w:rPr>
-            </w:r>
-            <w:r>
-              <w:rPr>
-                <w:sz w:val="17"/>
+                <w:rFonts w:ascii="Calibri" w:hAnsi="Calibri"/>
+                <w:b w:val="0"/>
+                <w:i w:val="0"/>
+                <w:sz w:val="20"/>
               </w:rPr>
               <w:t>Envio de WhatsApp via Z-API (</w:t>
             </w:r>
             <w:r>
               <w:rPr>
-                <w:rFonts w:ascii="Consolas" w:hAnsi="Consolas"/>
-                <w:color w:val="444444"/>
-                <w:sz w:val="17"/>
+                <w:rFonts w:ascii="Courier New" w:hAnsi="Courier New"/>
+                <w:b w:val="0"/>
+                <w:i w:val="0"/>
+                <w:color w:val="333333"/>
+                <w:sz w:val="20"/>
               </w:rPr>
               <w:t>WhatsAppClient</w:t>
             </w:r>
             <w:r>
               <w:rPr>
-                <w:sz w:val="17"/>
+                <w:rFonts w:ascii="Calibri" w:hAnsi="Calibri"/>
+                <w:b w:val="0"/>
+                <w:i w:val="0"/>
+                <w:sz w:val="20"/>
               </w:rPr>
               <w:t xml:space="preserve">) tratado como </w:t>
             </w:r>
             <w:r>
               <w:rPr>
+                <w:rFonts w:ascii="Calibri" w:hAnsi="Calibri"/>
                 <w:b/>
-                <w:sz w:val="17"/>
+                <w:i w:val="0"/>
+                <w:sz w:val="20"/>
               </w:rPr>
               <w:t>best-effort</w:t>
             </w:r>
             <w:r>
               <w:rPr>
-                <w:sz w:val="17"/>
+                <w:rFonts w:ascii="Calibri" w:hAnsi="Calibri"/>
+                <w:b w:val="0"/>
+                <w:i w:val="0"/>
+                <w:sz w:val="20"/>
               </w:rPr>
               <w:t>: falha no envio não interrompe o fluxo de alerta</w:t>
             </w:r>
@@ -1481,31 +2813,44 @@
         </w:tc>
         <w:tc>
           <w:tcPr>
-            <w:tcW w:type="dxa" w:w="2436"/>
+            <w:tcW w:type="dxa" w:w="2225"/>
+            <w:tcMar>
+              <w:top w:w="60" w:type="dxa"/>
+              <w:bottom w:w="60" w:type="dxa"/>
+              <w:left w:w="100" w:type="dxa"/>
+              <w:right w:w="100" w:type="dxa"/>
+            </w:tcMar>
+            <w:shd w:val="clear" w:color="auto" w:fill="EBF5FB"/>
           </w:tcPr>
           <w:p>
+            <w:pPr>
+              <w:spacing w:before="40" w:after="40"/>
+            </w:pPr>
             <w:r>
               <w:rPr>
-                <w:sz w:val="17"/>
-              </w:rPr>
-            </w:r>
-            <w:r>
-              <w:rPr>
-                <w:sz w:val="17"/>
+                <w:rFonts w:ascii="Calibri" w:hAnsi="Calibri"/>
+                <w:b w:val="0"/>
+                <w:i w:val="0"/>
+                <w:sz w:val="20"/>
               </w:rPr>
               <w:t>Disponibilidade da Z-API é externa (risco R-03); o serviço de alerta (</w:t>
             </w:r>
             <w:r>
               <w:rPr>
-                <w:rFonts w:ascii="Consolas" w:hAnsi="Consolas"/>
-                <w:color w:val="444444"/>
-                <w:sz w:val="17"/>
+                <w:rFonts w:ascii="Courier New" w:hAnsi="Courier New"/>
+                <w:b w:val="0"/>
+                <w:i w:val="0"/>
+                <w:color w:val="333333"/>
+                <w:sz w:val="20"/>
               </w:rPr>
               <w:t>ScheduledAlertService</w:t>
             </w:r>
             <w:r>
               <w:rPr>
-                <w:sz w:val="17"/>
+                <w:rFonts w:ascii="Calibri" w:hAnsi="Calibri"/>
+                <w:b w:val="0"/>
+                <w:i w:val="0"/>
+                <w:sz w:val="20"/>
               </w:rPr>
               <w:t>) prossegue mesmo em caso de falha de notificação, com dedupe por origem-destino-milhas</w:t>
             </w:r>
@@ -1513,20 +2858,29 @@
         </w:tc>
       </w:tr>
       <w:tr>
+        <w:trPr>
+          <w:cantSplit w:val="1"/>
+        </w:trPr>
         <w:tc>
           <w:tcPr>
-            <w:tcW w:type="dxa" w:w="2436"/>
-            <w:shd w:val="clear" w:fill="EDF1F7"/>
+            <w:tcW w:type="dxa" w:w="2225"/>
+            <w:tcMar>
+              <w:top w:w="60" w:type="dxa"/>
+              <w:bottom w:w="60" w:type="dxa"/>
+              <w:left w:w="100" w:type="dxa"/>
+              <w:right w:w="100" w:type="dxa"/>
+            </w:tcMar>
           </w:tcPr>
           <w:p>
+            <w:pPr>
+              <w:spacing w:before="40" w:after="40"/>
+            </w:pPr>
             <w:r>
               <w:rPr>
-                <w:sz w:val="17"/>
-              </w:rPr>
-            </w:r>
-            <w:r>
-              <w:rPr>
-                <w:sz w:val="17"/>
+                <w:rFonts w:ascii="Calibri" w:hAnsi="Calibri"/>
+                <w:b w:val="0"/>
+                <w:i w:val="0"/>
+                <w:sz w:val="20"/>
               </w:rPr>
               <w:t>A-08</w:t>
             </w:r>
@@ -1534,32 +2888,43 @@
         </w:tc>
         <w:tc>
           <w:tcPr>
-            <w:tcW w:type="dxa" w:w="2436"/>
-            <w:shd w:val="clear" w:fill="EDF1F7"/>
+            <w:tcW w:type="dxa" w:w="2225"/>
+            <w:tcMar>
+              <w:top w:w="60" w:type="dxa"/>
+              <w:bottom w:w="60" w:type="dxa"/>
+              <w:left w:w="100" w:type="dxa"/>
+              <w:right w:w="100" w:type="dxa"/>
+            </w:tcMar>
           </w:tcPr>
           <w:p>
+            <w:pPr>
+              <w:spacing w:before="40" w:after="40"/>
+            </w:pPr>
             <w:r>
               <w:rPr>
-                <w:sz w:val="17"/>
-              </w:rPr>
-            </w:r>
-            <w:r>
-              <w:rPr>
-                <w:sz w:val="17"/>
+                <w:rFonts w:ascii="Calibri" w:hAnsi="Calibri"/>
+                <w:b w:val="0"/>
+                <w:i w:val="0"/>
+                <w:sz w:val="20"/>
               </w:rPr>
               <w:t xml:space="preserve">Prefixo de branch de funcionalidade </w:t>
             </w:r>
             <w:r>
               <w:rPr>
-                <w:rFonts w:ascii="Consolas" w:hAnsi="Consolas"/>
-                <w:color w:val="444444"/>
-                <w:sz w:val="17"/>
+                <w:rFonts w:ascii="Courier New" w:hAnsi="Courier New"/>
+                <w:b w:val="0"/>
+                <w:i w:val="0"/>
+                <w:color w:val="333333"/>
+                <w:sz w:val="20"/>
               </w:rPr>
               <w:t>feature/...</w:t>
             </w:r>
             <w:r>
               <w:rPr>
-                <w:sz w:val="17"/>
+                <w:rFonts w:ascii="Calibri" w:hAnsi="Calibri"/>
+                <w:b w:val="0"/>
+                <w:i w:val="0"/>
+                <w:sz w:val="20"/>
               </w:rPr>
               <w:t xml:space="preserve"> (PLA-GCO-001 §4.1)</w:t>
             </w:r>
@@ -1567,72 +2932,98 @@
         </w:tc>
         <w:tc>
           <w:tcPr>
-            <w:tcW w:type="dxa" w:w="2436"/>
-            <w:shd w:val="clear" w:fill="EDF1F7"/>
+            <w:tcW w:type="dxa" w:w="2225"/>
+            <w:tcMar>
+              <w:top w:w="60" w:type="dxa"/>
+              <w:bottom w:w="60" w:type="dxa"/>
+              <w:left w:w="100" w:type="dxa"/>
+              <w:right w:w="100" w:type="dxa"/>
+            </w:tcMar>
           </w:tcPr>
           <w:p>
+            <w:pPr>
+              <w:spacing w:before="40" w:after="40"/>
+            </w:pPr>
             <w:r>
               <w:rPr>
-                <w:sz w:val="17"/>
-              </w:rPr>
-            </w:r>
-            <w:r>
-              <w:rPr>
-                <w:sz w:val="17"/>
+                <w:rFonts w:ascii="Calibri" w:hAnsi="Calibri"/>
+                <w:b w:val="0"/>
+                <w:i w:val="0"/>
+                <w:sz w:val="20"/>
               </w:rPr>
               <w:t xml:space="preserve">Adotados os prefixos </w:t>
             </w:r>
             <w:r>
               <w:rPr>
+                <w:rFonts w:ascii="Calibri" w:hAnsi="Calibri"/>
                 <w:b/>
-                <w:sz w:val="17"/>
+                <w:i w:val="0"/>
+                <w:sz w:val="20"/>
               </w:rPr>
               <w:t>`feat/`</w:t>
             </w:r>
             <w:r>
               <w:rPr>
-                <w:sz w:val="17"/>
+                <w:rFonts w:ascii="Calibri" w:hAnsi="Calibri"/>
+                <w:b w:val="0"/>
+                <w:i w:val="0"/>
+                <w:sz w:val="20"/>
               </w:rPr>
               <w:t xml:space="preserve"> e </w:t>
             </w:r>
             <w:r>
               <w:rPr>
+                <w:rFonts w:ascii="Calibri" w:hAnsi="Calibri"/>
                 <w:b/>
-                <w:sz w:val="17"/>
+                <w:i w:val="0"/>
+                <w:sz w:val="20"/>
               </w:rPr>
               <w:t>`fix/`</w:t>
             </w:r>
             <w:r>
               <w:rPr>
-                <w:sz w:val="17"/>
+                <w:rFonts w:ascii="Calibri" w:hAnsi="Calibri"/>
+                <w:b w:val="0"/>
+                <w:i w:val="0"/>
+                <w:sz w:val="20"/>
               </w:rPr>
               <w:t xml:space="preserve"> seguidos da chave Jira (</w:t>
             </w:r>
             <w:r>
               <w:rPr>
-                <w:rFonts w:ascii="Consolas" w:hAnsi="Consolas"/>
-                <w:color w:val="444444"/>
-                <w:sz w:val="17"/>
+                <w:rFonts w:ascii="Courier New" w:hAnsi="Courier New"/>
+                <w:b w:val="0"/>
+                <w:i w:val="0"/>
+                <w:color w:val="333333"/>
+                <w:sz w:val="20"/>
               </w:rPr>
               <w:t>feat/MF-XX-...</w:t>
             </w:r>
             <w:r>
               <w:rPr>
-                <w:sz w:val="17"/>
+                <w:rFonts w:ascii="Calibri" w:hAnsi="Calibri"/>
+                <w:b w:val="0"/>
+                <w:i w:val="0"/>
+                <w:sz w:val="20"/>
               </w:rPr>
               <w:t xml:space="preserve">, </w:t>
             </w:r>
             <w:r>
               <w:rPr>
-                <w:rFonts w:ascii="Consolas" w:hAnsi="Consolas"/>
-                <w:color w:val="444444"/>
-                <w:sz w:val="17"/>
+                <w:rFonts w:ascii="Courier New" w:hAnsi="Courier New"/>
+                <w:b w:val="0"/>
+                <w:i w:val="0"/>
+                <w:color w:val="333333"/>
+                <w:sz w:val="20"/>
               </w:rPr>
               <w:t>fix/MF-XX-...</w:t>
             </w:r>
             <w:r>
               <w:rPr>
-                <w:sz w:val="17"/>
+                <w:rFonts w:ascii="Calibri" w:hAnsi="Calibri"/>
+                <w:b w:val="0"/>
+                <w:i w:val="0"/>
+                <w:sz w:val="20"/>
               </w:rPr>
               <w:t>), no padrão Conventional Branches/Commits</w:t>
             </w:r>
@@ -1640,18 +3031,24 @@
         </w:tc>
         <w:tc>
           <w:tcPr>
-            <w:tcW w:type="dxa" w:w="2436"/>
-            <w:shd w:val="clear" w:fill="EDF1F7"/>
+            <w:tcW w:type="dxa" w:w="2225"/>
+            <w:tcMar>
+              <w:top w:w="60" w:type="dxa"/>
+              <w:bottom w:w="60" w:type="dxa"/>
+              <w:left w:w="100" w:type="dxa"/>
+              <w:right w:w="100" w:type="dxa"/>
+            </w:tcMar>
           </w:tcPr>
           <w:p>
+            <w:pPr>
+              <w:spacing w:before="40" w:after="40"/>
+            </w:pPr>
             <w:r>
               <w:rPr>
-                <w:sz w:val="17"/>
-              </w:rPr>
-            </w:r>
-            <w:r>
-              <w:rPr>
-                <w:sz w:val="17"/>
+                <w:rFonts w:ascii="Calibri" w:hAnsi="Calibri"/>
+                <w:b w:val="0"/>
+                <w:i w:val="0"/>
+                <w:sz w:val="20"/>
               </w:rPr>
               <w:t>Alinhamento com os tipos de Conventional Commits usados no projeto (feat/fix/test/chore/ci) e com a chave de rastreabilidade MF-XX (RNF04); estratégia main/develop/feature do PLA-GCO-001 mantida na essência. O saneamento da política de branch foi concluído na S9 com a ativação da branch policy de revisor em develop nos três repositórios</w:t>
             </w:r>
@@ -1659,19 +3056,30 @@
         </w:tc>
       </w:tr>
       <w:tr>
+        <w:trPr>
+          <w:cantSplit w:val="1"/>
+        </w:trPr>
         <w:tc>
           <w:tcPr>
-            <w:tcW w:type="dxa" w:w="2436"/>
+            <w:tcW w:type="dxa" w:w="2225"/>
+            <w:tcMar>
+              <w:top w:w="60" w:type="dxa"/>
+              <w:bottom w:w="60" w:type="dxa"/>
+              <w:left w:w="100" w:type="dxa"/>
+              <w:right w:w="100" w:type="dxa"/>
+            </w:tcMar>
+            <w:shd w:val="clear" w:color="auto" w:fill="EBF5FB"/>
           </w:tcPr>
           <w:p>
+            <w:pPr>
+              <w:spacing w:before="40" w:after="40"/>
+            </w:pPr>
             <w:r>
               <w:rPr>
-                <w:sz w:val="17"/>
-              </w:rPr>
-            </w:r>
-            <w:r>
-              <w:rPr>
-                <w:sz w:val="17"/>
+                <w:rFonts w:ascii="Calibri" w:hAnsi="Calibri"/>
+                <w:b w:val="0"/>
+                <w:i w:val="0"/>
+                <w:sz w:val="20"/>
               </w:rPr>
               <w:t>A-09</w:t>
             </w:r>
@@ -1679,31 +3087,44 @@
         </w:tc>
         <w:tc>
           <w:tcPr>
-            <w:tcW w:type="dxa" w:w="2436"/>
+            <w:tcW w:type="dxa" w:w="2225"/>
+            <w:tcMar>
+              <w:top w:w="60" w:type="dxa"/>
+              <w:bottom w:w="60" w:type="dxa"/>
+              <w:left w:w="100" w:type="dxa"/>
+              <w:right w:w="100" w:type="dxa"/>
+            </w:tcMar>
+            <w:shd w:val="clear" w:color="auto" w:fill="EBF5FB"/>
           </w:tcPr>
           <w:p>
+            <w:pPr>
+              <w:spacing w:before="40" w:after="40"/>
+            </w:pPr>
             <w:r>
               <w:rPr>
-                <w:sz w:val="17"/>
-              </w:rPr>
-            </w:r>
-            <w:r>
-              <w:rPr>
-                <w:sz w:val="17"/>
+                <w:rFonts w:ascii="Calibri" w:hAnsi="Calibri"/>
+                <w:b w:val="0"/>
+                <w:i w:val="0"/>
+                <w:sz w:val="20"/>
               </w:rPr>
               <w:t xml:space="preserve">Nomenclatura de scripts SQL </w:t>
             </w:r>
             <w:r>
               <w:rPr>
-                <w:rFonts w:ascii="Consolas" w:hAnsi="Consolas"/>
-                <w:color w:val="444444"/>
-                <w:sz w:val="17"/>
+                <w:rFonts w:ascii="Courier New" w:hAnsi="Courier New"/>
+                <w:b w:val="0"/>
+                <w:i w:val="0"/>
+                <w:color w:val="333333"/>
+                <w:sz w:val="20"/>
               </w:rPr>
               <w:t>0001-create-…-table.sql</w:t>
             </w:r>
             <w:r>
               <w:rPr>
-                <w:sz w:val="17"/>
+                <w:rFonts w:ascii="Calibri" w:hAnsi="Calibri"/>
+                <w:b w:val="0"/>
+                <w:i w:val="0"/>
+                <w:sz w:val="20"/>
               </w:rPr>
               <w:t xml:space="preserve"> (GUIA-GCO-001 §4)</w:t>
             </w:r>
@@ -1711,93 +3132,128 @@
         </w:tc>
         <w:tc>
           <w:tcPr>
-            <w:tcW w:type="dxa" w:w="2436"/>
+            <w:tcW w:type="dxa" w:w="2225"/>
+            <w:tcMar>
+              <w:top w:w="60" w:type="dxa"/>
+              <w:bottom w:w="60" w:type="dxa"/>
+              <w:left w:w="100" w:type="dxa"/>
+              <w:right w:w="100" w:type="dxa"/>
+            </w:tcMar>
+            <w:shd w:val="clear" w:color="auto" w:fill="EBF5FB"/>
           </w:tcPr>
           <w:p>
+            <w:pPr>
+              <w:spacing w:before="40" w:after="40"/>
+            </w:pPr>
             <w:r>
               <w:rPr>
-                <w:sz w:val="17"/>
-              </w:rPr>
-            </w:r>
-            <w:r>
-              <w:rPr>
-                <w:sz w:val="17"/>
+                <w:rFonts w:ascii="Calibri" w:hAnsi="Calibri"/>
+                <w:b w:val="0"/>
+                <w:i w:val="0"/>
+                <w:sz w:val="20"/>
               </w:rPr>
               <w:t xml:space="preserve">Migrations versionadas pela convenção do </w:t>
             </w:r>
             <w:r>
               <w:rPr>
+                <w:rFonts w:ascii="Calibri" w:hAnsi="Calibri"/>
                 <w:b/>
-                <w:sz w:val="17"/>
+                <w:i w:val="0"/>
+                <w:sz w:val="20"/>
               </w:rPr>
               <w:t>Flyway</w:t>
             </w:r>
             <w:r>
               <w:rPr>
-                <w:sz w:val="17"/>
+                <w:rFonts w:ascii="Calibri" w:hAnsi="Calibri"/>
+                <w:b w:val="0"/>
+                <w:i w:val="0"/>
+                <w:sz w:val="20"/>
               </w:rPr>
               <w:t xml:space="preserve"> (</w:t>
             </w:r>
             <w:r>
               <w:rPr>
-                <w:rFonts w:ascii="Consolas" w:hAnsi="Consolas"/>
-                <w:color w:val="444444"/>
-                <w:sz w:val="17"/>
+                <w:rFonts w:ascii="Courier New" w:hAnsi="Courier New"/>
+                <w:b w:val="0"/>
+                <w:i w:val="0"/>
+                <w:color w:val="333333"/>
+                <w:sz w:val="20"/>
               </w:rPr>
               <w:t>V1__create_users.sql</w:t>
             </w:r>
             <w:r>
               <w:rPr>
-                <w:sz w:val="17"/>
+                <w:rFonts w:ascii="Calibri" w:hAnsi="Calibri"/>
+                <w:b w:val="0"/>
+                <w:i w:val="0"/>
+                <w:sz w:val="20"/>
               </w:rPr>
               <w:t xml:space="preserve"> … </w:t>
             </w:r>
             <w:r>
               <w:rPr>
-                <w:rFonts w:ascii="Consolas" w:hAnsi="Consolas"/>
-                <w:color w:val="444444"/>
-                <w:sz w:val="17"/>
+                <w:rFonts w:ascii="Courier New" w:hAnsi="Courier New"/>
+                <w:b w:val="0"/>
+                <w:i w:val="0"/>
+                <w:color w:val="333333"/>
+                <w:sz w:val="20"/>
               </w:rPr>
               <w:t>V5__…</w:t>
             </w:r>
             <w:r>
               <w:rPr>
-                <w:sz w:val="17"/>
+                <w:rFonts w:ascii="Calibri" w:hAnsi="Calibri"/>
+                <w:b w:val="0"/>
+                <w:i w:val="0"/>
+                <w:sz w:val="20"/>
               </w:rPr>
               <w:t xml:space="preserve">; </w:t>
             </w:r>
             <w:r>
               <w:rPr>
-                <w:rFonts w:ascii="Consolas" w:hAnsi="Consolas"/>
-                <w:color w:val="444444"/>
-                <w:sz w:val="17"/>
+                <w:rFonts w:ascii="Courier New" w:hAnsi="Courier New"/>
+                <w:b w:val="0"/>
+                <w:i w:val="0"/>
+                <w:color w:val="333333"/>
+                <w:sz w:val="20"/>
               </w:rPr>
               <w:t>V9__airport_search_index.sql</w:t>
             </w:r>
             <w:r>
               <w:rPr>
-                <w:sz w:val="17"/>
+                <w:rFonts w:ascii="Calibri" w:hAnsi="Calibri"/>
+                <w:b w:val="0"/>
+                <w:i w:val="0"/>
+                <w:sz w:val="20"/>
               </w:rPr>
               <w:t xml:space="preserve">); padronização de nomenclatura de BD em curso via </w:t>
             </w:r>
             <w:r>
               <w:rPr>
+                <w:rFonts w:ascii="Calibri" w:hAnsi="Calibri"/>
                 <w:b/>
-                <w:sz w:val="17"/>
+                <w:i w:val="0"/>
+                <w:sz w:val="20"/>
               </w:rPr>
               <w:t>PR #29 (MF-73)</w:t>
             </w:r>
             <w:r>
               <w:rPr>
-                <w:sz w:val="17"/>
+                <w:rFonts w:ascii="Calibri" w:hAnsi="Calibri"/>
+                <w:b w:val="0"/>
+                <w:i w:val="0"/>
+                <w:sz w:val="20"/>
               </w:rPr>
               <w:t xml:space="preserve"> com </w:t>
             </w:r>
             <w:r>
               <w:rPr>
-                <w:rFonts w:ascii="Consolas" w:hAnsi="Consolas"/>
-                <w:color w:val="444444"/>
-                <w:sz w:val="17"/>
+                <w:rFonts w:ascii="Courier New" w:hAnsi="Courier New"/>
+                <w:b w:val="0"/>
+                <w:i w:val="0"/>
+                <w:color w:val="333333"/>
+                <w:sz w:val="20"/>
               </w:rPr>
               <w:t>V10__fix_naming_conventions.sql</w:t>
             </w:r>
@@ -1805,58 +3261,81 @@
         </w:tc>
         <w:tc>
           <w:tcPr>
-            <w:tcW w:type="dxa" w:w="2436"/>
+            <w:tcW w:type="dxa" w:w="2225"/>
+            <w:tcMar>
+              <w:top w:w="60" w:type="dxa"/>
+              <w:bottom w:w="60" w:type="dxa"/>
+              <w:left w:w="100" w:type="dxa"/>
+              <w:right w:w="100" w:type="dxa"/>
+            </w:tcMar>
+            <w:shd w:val="clear" w:color="auto" w:fill="EBF5FB"/>
           </w:tcPr>
           <w:p>
+            <w:pPr>
+              <w:spacing w:before="40" w:after="40"/>
+            </w:pPr>
             <w:r>
               <w:rPr>
-                <w:sz w:val="17"/>
-              </w:rPr>
-            </w:r>
-            <w:r>
-              <w:rPr>
-                <w:sz w:val="17"/>
+                <w:rFonts w:ascii="Calibri" w:hAnsi="Calibri"/>
+                <w:b w:val="0"/>
+                <w:i w:val="0"/>
+                <w:sz w:val="20"/>
               </w:rPr>
               <w:t xml:space="preserve">A ferramenta Flyway exige o prefixo </w:t>
             </w:r>
             <w:r>
               <w:rPr>
-                <w:rFonts w:ascii="Consolas" w:hAnsi="Consolas"/>
-                <w:color w:val="444444"/>
-                <w:sz w:val="17"/>
+                <w:rFonts w:ascii="Courier New" w:hAnsi="Courier New"/>
+                <w:b w:val="0"/>
+                <w:i w:val="0"/>
+                <w:color w:val="333333"/>
+                <w:sz w:val="20"/>
               </w:rPr>
               <w:t>V&lt;n&gt;__</w:t>
             </w:r>
             <w:r>
               <w:rPr>
-                <w:sz w:val="17"/>
+                <w:rFonts w:ascii="Calibri" w:hAnsi="Calibri"/>
+                <w:b w:val="0"/>
+                <w:i w:val="0"/>
+                <w:sz w:val="20"/>
               </w:rPr>
               <w:t xml:space="preserve">; a numeração sequencial e o controle de versão do schema (objetivo do guia) são plenamente atendidos pela convenção nativa. O PR #29 (MF-73, chore — padronização de nomenclatura de BD conforme GUIA-GCO-001) introduz a migration V10 (padronização de índices + coluna </w:t>
             </w:r>
             <w:r>
               <w:rPr>
-                <w:rFonts w:ascii="Consolas" w:hAnsi="Consolas"/>
-                <w:color w:val="444444"/>
-                <w:sz w:val="17"/>
+                <w:rFonts w:ascii="Courier New" w:hAnsi="Courier New"/>
+                <w:b w:val="0"/>
+                <w:i w:val="0"/>
+                <w:color w:val="333333"/>
+                <w:sz w:val="20"/>
               </w:rPr>
               <w:t>is_active</w:t>
             </w:r>
             <w:r>
               <w:rPr>
-                <w:sz w:val="17"/>
+                <w:rFonts w:ascii="Calibri" w:hAnsi="Calibri"/>
+                <w:b w:val="0"/>
+                <w:i w:val="0"/>
+                <w:sz w:val="20"/>
               </w:rPr>
               <w:t xml:space="preserve">) e foi </w:t>
             </w:r>
             <w:r>
               <w:rPr>
+                <w:rFonts w:ascii="Calibri" w:hAnsi="Calibri"/>
                 <w:b/>
-                <w:sz w:val="17"/>
+                <w:i w:val="0"/>
+                <w:sz w:val="20"/>
               </w:rPr>
               <w:t>aprovado pelo Tech Lead Cézar Velazquez na conta própria dele no Azure DevOps (vote 10)</w:t>
             </w:r>
             <w:r>
               <w:rPr>
-                <w:sz w:val="17"/>
+                <w:rFonts w:ascii="Calibri" w:hAnsi="Calibri"/>
+                <w:b w:val="0"/>
+                <w:i w:val="0"/>
+                <w:sz w:val="20"/>
               </w:rPr>
               <w:t>, aguardando merge</w:t>
             </w:r>
@@ -1864,20 +3343,29 @@
         </w:tc>
       </w:tr>
       <w:tr>
+        <w:trPr>
+          <w:cantSplit w:val="1"/>
+        </w:trPr>
         <w:tc>
           <w:tcPr>
-            <w:tcW w:type="dxa" w:w="2436"/>
-            <w:shd w:val="clear" w:fill="EDF1F7"/>
+            <w:tcW w:type="dxa" w:w="2225"/>
+            <w:tcMar>
+              <w:top w:w="60" w:type="dxa"/>
+              <w:bottom w:w="60" w:type="dxa"/>
+              <w:left w:w="100" w:type="dxa"/>
+              <w:right w:w="100" w:type="dxa"/>
+            </w:tcMar>
           </w:tcPr>
           <w:p>
+            <w:pPr>
+              <w:spacing w:before="40" w:after="40"/>
+            </w:pPr>
             <w:r>
               <w:rPr>
-                <w:sz w:val="17"/>
-              </w:rPr>
-            </w:r>
-            <w:r>
-              <w:rPr>
-                <w:sz w:val="17"/>
+                <w:rFonts w:ascii="Calibri" w:hAnsi="Calibri"/>
+                <w:b w:val="0"/>
+                <w:i w:val="0"/>
+                <w:sz w:val="20"/>
               </w:rPr>
               <w:t>A-10</w:t>
             </w:r>
@@ -1885,18 +3373,24 @@
         </w:tc>
         <w:tc>
           <w:tcPr>
-            <w:tcW w:type="dxa" w:w="2436"/>
-            <w:shd w:val="clear" w:fill="EDF1F7"/>
+            <w:tcW w:type="dxa" w:w="2225"/>
+            <w:tcMar>
+              <w:top w:w="60" w:type="dxa"/>
+              <w:bottom w:w="60" w:type="dxa"/>
+              <w:left w:w="100" w:type="dxa"/>
+              <w:right w:w="100" w:type="dxa"/>
+            </w:tcMar>
           </w:tcPr>
           <w:p>
+            <w:pPr>
+              <w:spacing w:before="40" w:after="40"/>
+            </w:pPr>
             <w:r>
               <w:rPr>
-                <w:sz w:val="17"/>
-              </w:rPr>
-            </w:r>
-            <w:r>
-              <w:rPr>
-                <w:sz w:val="17"/>
+                <w:rFonts w:ascii="Calibri" w:hAnsi="Calibri"/>
+                <w:b w:val="0"/>
+                <w:i w:val="0"/>
+                <w:sz w:val="20"/>
               </w:rPr>
               <w:t>Histórico de fluxo dos cards no Jira transitando pelas colunas em tempo real desde a S1</w:t>
             </w:r>
@@ -1904,44 +3398,60 @@
         </w:tc>
         <w:tc>
           <w:tcPr>
-            <w:tcW w:type="dxa" w:w="2436"/>
-            <w:shd w:val="clear" w:fill="EDF1F7"/>
+            <w:tcW w:type="dxa" w:w="2225"/>
+            <w:tcMar>
+              <w:top w:w="60" w:type="dxa"/>
+              <w:bottom w:w="60" w:type="dxa"/>
+              <w:left w:w="100" w:type="dxa"/>
+              <w:right w:w="100" w:type="dxa"/>
+            </w:tcMar>
           </w:tcPr>
           <w:p>
+            <w:pPr>
+              <w:spacing w:before="40" w:after="40"/>
+            </w:pPr>
             <w:r>
               <w:rPr>
-                <w:sz w:val="17"/>
-              </w:rPr>
-            </w:r>
-            <w:r>
-              <w:rPr>
-                <w:sz w:val="17"/>
+                <w:rFonts w:ascii="Calibri" w:hAnsi="Calibri"/>
+                <w:b w:val="0"/>
+                <w:i w:val="0"/>
+                <w:sz w:val="20"/>
               </w:rPr>
               <w:t xml:space="preserve">Status dos cards das sprints </w:t>
             </w:r>
             <w:r>
               <w:rPr>
+                <w:rFonts w:ascii="Calibri" w:hAnsi="Calibri"/>
                 <w:b/>
-                <w:sz w:val="17"/>
+                <w:i w:val="0"/>
+                <w:sz w:val="20"/>
               </w:rPr>
               <w:t>S1–S8 registrado de forma consolidada</w:t>
             </w:r>
             <w:r>
               <w:rPr>
-                <w:sz w:val="17"/>
+                <w:rFonts w:ascii="Calibri" w:hAnsi="Calibri"/>
+                <w:b w:val="0"/>
+                <w:i w:val="0"/>
+                <w:sz w:val="20"/>
               </w:rPr>
               <w:t xml:space="preserve"> (transições em 13–15/06); a </w:t>
             </w:r>
             <w:r>
               <w:rPr>
+                <w:rFonts w:ascii="Calibri" w:hAnsi="Calibri"/>
                 <w:b/>
-                <w:sz w:val="17"/>
+                <w:i w:val="0"/>
+                <w:sz w:val="20"/>
               </w:rPr>
               <w:t>Sprint 9 transita pelas colunas em tempo real</w:t>
             </w:r>
             <w:r>
               <w:rPr>
-                <w:sz w:val="17"/>
+                <w:rFonts w:ascii="Calibri" w:hAnsi="Calibri"/>
+                <w:b w:val="0"/>
+                <w:i w:val="0"/>
+                <w:sz w:val="20"/>
               </w:rPr>
               <w:t xml:space="preserve"> (To Do → Doing → Code Review → To Test → Done)</w:t>
             </w:r>
@@ -1949,70 +3459,96 @@
         </w:tc>
         <w:tc>
           <w:tcPr>
-            <w:tcW w:type="dxa" w:w="2436"/>
-            <w:shd w:val="clear" w:fill="EDF1F7"/>
+            <w:tcW w:type="dxa" w:w="2225"/>
+            <w:tcMar>
+              <w:top w:w="60" w:type="dxa"/>
+              <w:bottom w:w="60" w:type="dxa"/>
+              <w:left w:w="100" w:type="dxa"/>
+              <w:right w:w="100" w:type="dxa"/>
+            </w:tcMar>
           </w:tcPr>
           <w:p>
+            <w:pPr>
+              <w:spacing w:before="40" w:after="40"/>
+            </w:pPr>
             <w:r>
               <w:rPr>
-                <w:sz w:val="17"/>
-              </w:rPr>
-            </w:r>
-            <w:r>
-              <w:rPr>
-                <w:sz w:val="17"/>
+                <w:rFonts w:ascii="Calibri" w:hAnsi="Calibri"/>
+                <w:b w:val="0"/>
+                <w:i w:val="0"/>
+                <w:sz w:val="20"/>
               </w:rPr>
               <w:t xml:space="preserve">Mesma causa-raiz de A-02 (tooling Azure/Jira montado retroativamente). O </w:t>
             </w:r>
             <w:r>
               <w:rPr>
+                <w:rFonts w:ascii="Calibri" w:hAnsi="Calibri"/>
                 <w:b/>
-                <w:sz w:val="17"/>
+                <w:i w:val="0"/>
+                <w:sz w:val="20"/>
               </w:rPr>
               <w:t>desenvolvimento em si — os commits — seguiu a linha do tempo real das sprints</w:t>
             </w:r>
             <w:r>
               <w:rPr>
-                <w:sz w:val="17"/>
+                <w:rFonts w:ascii="Calibri" w:hAnsi="Calibri"/>
+                <w:b w:val="0"/>
+                <w:i w:val="0"/>
+                <w:sz w:val="20"/>
               </w:rPr>
               <w:t xml:space="preserve"> (fev–jun), assim como as </w:t>
             </w:r>
             <w:r>
               <w:rPr>
+                <w:rFonts w:ascii="Calibri" w:hAnsi="Calibri"/>
                 <w:b/>
-                <w:sz w:val="17"/>
+                <w:i w:val="0"/>
+                <w:sz w:val="20"/>
               </w:rPr>
               <w:t>tags v0.1.0–v0.9.0</w:t>
             </w:r>
             <w:r>
               <w:rPr>
-                <w:sz w:val="17"/>
+                <w:rFonts w:ascii="Calibri" w:hAnsi="Calibri"/>
+                <w:b w:val="0"/>
+                <w:i w:val="0"/>
+                <w:sz w:val="20"/>
               </w:rPr>
               <w:t xml:space="preserve"> (criadas no fim de cada sprint). A evidência de teste e aprovação </w:t>
             </w:r>
             <w:r>
               <w:rPr>
+                <w:rFonts w:ascii="Calibri" w:hAnsi="Calibri"/>
                 <w:b/>
-                <w:sz w:val="17"/>
+                <w:i w:val="0"/>
+                <w:sz w:val="20"/>
               </w:rPr>
               <w:t>por card</w:t>
             </w:r>
             <w:r>
               <w:rPr>
-                <w:sz w:val="17"/>
+                <w:rFonts w:ascii="Calibri" w:hAnsi="Calibri"/>
+                <w:b w:val="0"/>
+                <w:i w:val="0"/>
+                <w:sz w:val="20"/>
               </w:rPr>
               <w:t xml:space="preserve"> é registrada no </w:t>
             </w:r>
             <w:r>
               <w:rPr>
+                <w:rFonts w:ascii="Calibri" w:hAnsi="Calibri"/>
                 <w:b/>
-                <w:sz w:val="17"/>
+                <w:i w:val="0"/>
+                <w:sz w:val="20"/>
               </w:rPr>
               <w:t>CTQ-MILHASFACIL01-001</w:t>
             </w:r>
             <w:r>
               <w:rPr>
-                <w:sz w:val="17"/>
+                <w:rFonts w:ascii="Calibri" w:hAnsi="Calibri"/>
+                <w:b w:val="0"/>
+                <w:i w:val="0"/>
+                <w:sz w:val="20"/>
               </w:rPr>
               <w:t xml:space="preserve"> (cenário Gherkin + critério + resultado + aprovador), independentemente do carimbo das transições</w:t>
             </w:r>
@@ -2022,147 +3558,240 @@
     </w:tbl>
     <w:p>
       <w:pPr>
+        <w:spacing w:before="0" w:after="160"/>
+      </w:pPr>
+    </w:p>
+    <w:p>
+      <w:pPr>
+        <w:pStyle w:val="Heading1"/>
+        <w:keepNext/>
+        <w:keepLines/>
         <w:pBdr>
-          <w:bottom w:val="single" w:sz="6" w:space="3" w:color="1F3B73"/>
+          <w:bottom w:val="single" w:sz="4" w:space="2" w:color="D6E4F0"/>
         </w:pBdr>
       </w:pPr>
       <w:r>
-        <w:rPr>
-          <w:b/>
-          <w:color w:val="1F3B73"/>
-          <w:sz w:val="27"/>
-        </w:rPr>
-        <w:t>3. Itens sem adaptação (processo-padrão mantido)</w:t>
+        <w:t>4. Itens sem adaptação (processo-padrão mantido)</w:t>
       </w:r>
     </w:p>
     <w:p>
       <w:pPr>
         <w:pStyle w:val="ListBullet"/>
+        <w:spacing w:before="20" w:after="40"/>
       </w:pPr>
       <w:r>
+        <w:rPr>
+          <w:rFonts w:ascii="Calibri" w:hAnsi="Calibri"/>
+          <w:b w:val="0"/>
+          <w:i w:val="0"/>
+          <w:sz w:val="22"/>
+        </w:rPr>
         <w:t>Controle de versão de código no Azure DevOps (Git), com branch padrão main nos três repositórios.</w:t>
       </w:r>
     </w:p>
     <w:p>
       <w:pPr>
         <w:pStyle w:val="ListBullet"/>
+        <w:spacing w:before="20" w:after="40"/>
       </w:pPr>
       <w:r>
+        <w:rPr>
+          <w:rFonts w:ascii="Calibri" w:hAnsi="Calibri"/>
+          <w:b w:val="0"/>
+          <w:i w:val="0"/>
+          <w:sz w:val="22"/>
+        </w:rPr>
         <w:t>PR obrigatório para develop antes do merge, com aprovação do Tech Lead (Cézar Velazquez).</w:t>
       </w:r>
     </w:p>
     <w:p>
       <w:pPr>
         <w:pStyle w:val="ListBullet"/>
+        <w:spacing w:before="20" w:after="40"/>
       </w:pPr>
       <w:r>
+        <w:rPr>
+          <w:rFonts w:ascii="Calibri" w:hAnsi="Calibri"/>
+          <w:b w:val="0"/>
+          <w:i w:val="0"/>
+          <w:sz w:val="22"/>
+        </w:rPr>
         <w:t>Execução de testes (JUnit5+Mockito+AssertJ, SpringBootTest+Testcontainers, Karma, pytest) como gate no pipeline de CI.</w:t>
       </w:r>
     </w:p>
     <w:p>
       <w:pPr>
         <w:pStyle w:val="ListBullet"/>
+        <w:spacing w:before="20" w:after="40"/>
       </w:pPr>
       <w:r>
+        <w:rPr>
+          <w:rFonts w:ascii="Calibri" w:hAnsi="Calibri"/>
+          <w:b w:val="0"/>
+          <w:i w:val="0"/>
+          <w:sz w:val="22"/>
+        </w:rPr>
         <w:t>Registro de riscos com probabilidade, impacto, exposição e plano de resposta.</w:t>
       </w:r>
     </w:p>
     <w:p>
       <w:pPr>
         <w:pStyle w:val="ListBullet"/>
+        <w:spacing w:before="20" w:after="40"/>
       </w:pPr>
       <w:r>
+        <w:rPr>
+          <w:rFonts w:ascii="Calibri" w:hAnsi="Calibri"/>
+          <w:b w:val="0"/>
+          <w:i w:val="0"/>
+          <w:sz w:val="22"/>
+        </w:rPr>
         <w:t>Rastreabilidade de requisitos (RF → Jira → branch → PR → build).</w:t>
       </w:r>
     </w:p>
     <w:p>
       <w:pPr>
         <w:pStyle w:val="ListBullet"/>
+        <w:spacing w:before="20" w:after="40"/>
       </w:pPr>
       <w:r>
+        <w:rPr>
+          <w:rFonts w:ascii="Calibri" w:hAnsi="Calibri"/>
+          <w:b w:val="0"/>
+          <w:i w:val="0"/>
+          <w:sz w:val="22"/>
+        </w:rPr>
         <w:t xml:space="preserve">Nomenclatura de branches </w:t>
       </w:r>
       <w:r>
         <w:rPr>
-          <w:rFonts w:ascii="Consolas" w:hAnsi="Consolas"/>
-          <w:color w:val="444444"/>
-          <w:sz w:val="18"/>
+          <w:rFonts w:ascii="Courier New" w:hAnsi="Courier New"/>
+          <w:b w:val="0"/>
+          <w:i w:val="0"/>
+          <w:color w:val="333333"/>
+          <w:sz w:val="20"/>
         </w:rPr>
         <w:t>feat/</w:t>
       </w:r>
       <w:r>
+        <w:rPr>
+          <w:rFonts w:ascii="Calibri" w:hAnsi="Calibri"/>
+          <w:b w:val="0"/>
+          <w:i w:val="0"/>
+          <w:sz w:val="22"/>
+        </w:rPr>
         <w:t>|</w:t>
       </w:r>
       <w:r>
         <w:rPr>
-          <w:rFonts w:ascii="Consolas" w:hAnsi="Consolas"/>
-          <w:color w:val="444444"/>
-          <w:sz w:val="18"/>
+          <w:rFonts w:ascii="Courier New" w:hAnsi="Courier New"/>
+          <w:b w:val="0"/>
+          <w:i w:val="0"/>
+          <w:color w:val="333333"/>
+          <w:sz w:val="20"/>
         </w:rPr>
         <w:t>fix/</w:t>
       </w:r>
       <w:r>
+        <w:rPr>
+          <w:rFonts w:ascii="Calibri" w:hAnsi="Calibri"/>
+          <w:b w:val="0"/>
+          <w:i w:val="0"/>
+          <w:sz w:val="22"/>
+        </w:rPr>
         <w:t xml:space="preserve"> + </w:t>
       </w:r>
       <w:r>
         <w:rPr>
-          <w:rFonts w:ascii="Consolas" w:hAnsi="Consolas"/>
-          <w:color w:val="444444"/>
-          <w:sz w:val="18"/>
+          <w:rFonts w:ascii="Courier New" w:hAnsi="Courier New"/>
+          <w:b w:val="0"/>
+          <w:i w:val="0"/>
+          <w:color w:val="333333"/>
+          <w:sz w:val="20"/>
         </w:rPr>
         <w:t>MF-XX</w:t>
       </w:r>
       <w:r>
+        <w:rPr>
+          <w:rFonts w:ascii="Calibri" w:hAnsi="Calibri"/>
+          <w:b w:val="0"/>
+          <w:i w:val="0"/>
+          <w:sz w:val="22"/>
+        </w:rPr>
         <w:t xml:space="preserve"> (política de branch — RNF04).</w:t>
       </w:r>
     </w:p>
     <w:p>
       <w:pPr>
         <w:pStyle w:val="ListBullet"/>
+        <w:spacing w:before="20" w:after="40"/>
       </w:pPr>
       <w:r>
+        <w:rPr>
+          <w:rFonts w:ascii="Calibri" w:hAnsi="Calibri"/>
+          <w:b w:val="0"/>
+          <w:i w:val="0"/>
+          <w:sz w:val="22"/>
+        </w:rPr>
         <w:t>Formalização de mudanças de escopo via change request antes da implementação (CR-MF-001).</w:t>
       </w:r>
     </w:p>
     <w:p>
       <w:pPr>
+        <w:pStyle w:val="Heading1"/>
+        <w:keepNext/>
+        <w:keepLines/>
         <w:pBdr>
-          <w:bottom w:val="single" w:sz="6" w:space="3" w:color="1F3B73"/>
+          <w:bottom w:val="single" w:sz="4" w:space="2" w:color="D6E4F0"/>
         </w:pBdr>
       </w:pPr>
       <w:r>
-        <w:rPr>
-          <w:b/>
-          <w:color w:val="1F3B73"/>
-          <w:sz w:val="27"/>
-        </w:rPr>
-        <w:t>4. Impacto das adaptações no projeto</w:t>
+        <w:t>5. Impacto das adaptações no projeto</w:t>
       </w:r>
     </w:p>
     <w:tbl>
       <w:tblPr>
-        <w:tblStyle w:val="TableGrid"/>
         <w:tblW w:type="auto" w:w="0"/>
-        <w:jc w:val="center"/>
         <w:tblLook w:firstColumn="1" w:firstRow="1" w:lastColumn="0" w:lastRow="0" w:noHBand="0" w:noVBand="1" w:val="04A0"/>
+        <w:tblBorders>
+          <w:top w:val="single" w:sz="4" w:space="0" w:color="003366"/>
+          <w:left w:val="single" w:sz="4" w:space="0" w:color="003366"/>
+          <w:bottom w:val="single" w:sz="4" w:space="0" w:color="003366"/>
+          <w:right w:val="single" w:sz="4" w:space="0" w:color="003366"/>
+          <w:insideH w:val="single" w:sz="4" w:space="0" w:color="003366"/>
+          <w:insideV w:val="single" w:sz="4" w:space="0" w:color="003366"/>
+        </w:tblBorders>
       </w:tblPr>
       <w:tblGrid>
-        <w:gridCol w:w="4873"/>
-        <w:gridCol w:w="4873"/>
+        <w:gridCol w:w="4451"/>
+        <w:gridCol w:w="4451"/>
       </w:tblGrid>
       <w:tr>
+        <w:trPr>
+          <w:cantSplit w:val="1"/>
+        </w:trPr>
         <w:tc>
           <w:tcPr>
-            <w:tcW w:type="dxa" w:w="4873"/>
-            <w:shd w:val="clear" w:fill="1F3B73"/>
+            <w:tcW w:type="dxa" w:w="4451"/>
+            <w:tcMar>
+              <w:top w:w="60" w:type="dxa"/>
+              <w:bottom w:w="60" w:type="dxa"/>
+              <w:left w:w="100" w:type="dxa"/>
+              <w:right w:w="100" w:type="dxa"/>
+            </w:tcMar>
+            <w:shd w:val="clear" w:color="auto" w:fill="003366"/>
           </w:tcPr>
           <w:p>
-            <w:r/>
+            <w:pPr>
+              <w:spacing w:before="40" w:after="40"/>
+            </w:pPr>
             <w:r>
               <w:rPr>
+                <w:rFonts w:ascii="Calibri" w:hAnsi="Calibri"/>
                 <w:b/>
+                <w:i w:val="0"/>
                 <w:color w:val="FFFFFF"/>
-                <w:sz w:val="18"/>
+                <w:sz w:val="20"/>
               </w:rPr>
               <w:t>Adaptação</w:t>
             </w:r>
@@ -2170,16 +3799,26 @@
         </w:tc>
         <w:tc>
           <w:tcPr>
-            <w:tcW w:type="dxa" w:w="4873"/>
-            <w:shd w:val="clear" w:fill="1F3B73"/>
+            <w:tcW w:type="dxa" w:w="4451"/>
+            <w:tcMar>
+              <w:top w:w="60" w:type="dxa"/>
+              <w:bottom w:w="60" w:type="dxa"/>
+              <w:left w:w="100" w:type="dxa"/>
+              <w:right w:w="100" w:type="dxa"/>
+            </w:tcMar>
+            <w:shd w:val="clear" w:color="auto" w:fill="003366"/>
           </w:tcPr>
           <w:p>
-            <w:r/>
+            <w:pPr>
+              <w:spacing w:before="40" w:after="40"/>
+            </w:pPr>
             <w:r>
               <w:rPr>
+                <w:rFonts w:ascii="Calibri" w:hAnsi="Calibri"/>
                 <w:b/>
+                <w:i w:val="0"/>
                 <w:color w:val="FFFFFF"/>
-                <w:sz w:val="18"/>
+                <w:sz w:val="20"/>
               </w:rPr>
               <w:t>Impacto observado</w:t>
             </w:r>
@@ -2187,19 +3826,30 @@
         </w:tc>
       </w:tr>
       <w:tr>
+        <w:trPr>
+          <w:cantSplit w:val="1"/>
+        </w:trPr>
         <w:tc>
           <w:tcPr>
-            <w:tcW w:type="dxa" w:w="4873"/>
+            <w:tcW w:type="dxa" w:w="4451"/>
+            <w:tcMar>
+              <w:top w:w="60" w:type="dxa"/>
+              <w:bottom w:w="60" w:type="dxa"/>
+              <w:left w:w="100" w:type="dxa"/>
+              <w:right w:w="100" w:type="dxa"/>
+            </w:tcMar>
+            <w:shd w:val="clear" w:color="auto" w:fill="EBF5FB"/>
           </w:tcPr>
           <w:p>
+            <w:pPr>
+              <w:spacing w:before="40" w:after="40"/>
+            </w:pPr>
             <w:r>
               <w:rPr>
-                <w:sz w:val="17"/>
-              </w:rPr>
-            </w:r>
-            <w:r>
-              <w:rPr>
-                <w:sz w:val="17"/>
+                <w:rFonts w:ascii="Calibri" w:hAnsi="Calibri"/>
+                <w:b w:val="0"/>
+                <w:i w:val="0"/>
+                <w:sz w:val="20"/>
               </w:rPr>
               <w:t>A-01 (CI Windows / PowerShell@2)</w:t>
             </w:r>
@@ -2207,45 +3857,63 @@
         </w:tc>
         <w:tc>
           <w:tcPr>
-            <w:tcW w:type="dxa" w:w="4873"/>
+            <w:tcW w:type="dxa" w:w="4451"/>
+            <w:tcMar>
+              <w:top w:w="60" w:type="dxa"/>
+              <w:bottom w:w="60" w:type="dxa"/>
+              <w:left w:w="100" w:type="dxa"/>
+              <w:right w:w="100" w:type="dxa"/>
+            </w:tcMar>
+            <w:shd w:val="clear" w:color="auto" w:fill="EBF5FB"/>
           </w:tcPr>
           <w:p>
+            <w:pPr>
+              <w:spacing w:before="40" w:after="40"/>
+            </w:pPr>
             <w:r>
               <w:rPr>
-                <w:sz w:val="17"/>
-              </w:rPr>
-            </w:r>
-            <w:r>
-              <w:rPr>
-                <w:sz w:val="17"/>
+                <w:rFonts w:ascii="Calibri" w:hAnsi="Calibri"/>
+                <w:b w:val="0"/>
+                <w:i w:val="0"/>
+                <w:sz w:val="20"/>
               </w:rPr>
               <w:t xml:space="preserve">Padronização das três pipelines; builds reais #41–#60 quase todos </w:t>
             </w:r>
             <w:r>
               <w:rPr>
-                <w:rFonts w:ascii="Consolas" w:hAnsi="Consolas"/>
-                <w:color w:val="444444"/>
-                <w:sz w:val="17"/>
+                <w:rFonts w:ascii="Courier New" w:hAnsi="Courier New"/>
+                <w:b w:val="0"/>
+                <w:i w:val="0"/>
+                <w:color w:val="333333"/>
+                <w:sz w:val="20"/>
               </w:rPr>
               <w:t>succeeded</w:t>
             </w:r>
             <w:r>
               <w:rPr>
-                <w:sz w:val="17"/>
+                <w:rFonts w:ascii="Calibri" w:hAnsi="Calibri"/>
+                <w:b w:val="0"/>
+                <w:i w:val="0"/>
+                <w:sz w:val="20"/>
               </w:rPr>
               <w:t xml:space="preserve"> (apenas #42 </w:t>
             </w:r>
             <w:r>
               <w:rPr>
-                <w:rFonts w:ascii="Consolas" w:hAnsi="Consolas"/>
-                <w:color w:val="444444"/>
-                <w:sz w:val="17"/>
+                <w:rFonts w:ascii="Courier New" w:hAnsi="Courier New"/>
+                <w:b w:val="0"/>
+                <w:i w:val="0"/>
+                <w:color w:val="333333"/>
+                <w:sz w:val="20"/>
               </w:rPr>
               <w:t>canceled</w:t>
             </w:r>
             <w:r>
               <w:rPr>
-                <w:sz w:val="17"/>
+                <w:rFonts w:ascii="Calibri" w:hAnsi="Calibri"/>
+                <w:b w:val="0"/>
+                <w:i w:val="0"/>
+                <w:sz w:val="20"/>
               </w:rPr>
               <w:t>). Risco R-05 mantido sob controle</w:t>
             </w:r>
@@ -2253,20 +3921,29 @@
         </w:tc>
       </w:tr>
       <w:tr>
+        <w:trPr>
+          <w:cantSplit w:val="1"/>
+        </w:trPr>
         <w:tc>
           <w:tcPr>
-            <w:tcW w:type="dxa" w:w="4873"/>
-            <w:shd w:val="clear" w:fill="EDF1F7"/>
+            <w:tcW w:type="dxa" w:w="4451"/>
+            <w:tcMar>
+              <w:top w:w="60" w:type="dxa"/>
+              <w:bottom w:w="60" w:type="dxa"/>
+              <w:left w:w="100" w:type="dxa"/>
+              <w:right w:w="100" w:type="dxa"/>
+            </w:tcMar>
           </w:tcPr>
           <w:p>
+            <w:pPr>
+              <w:spacing w:before="40" w:after="40"/>
+            </w:pPr>
             <w:r>
               <w:rPr>
-                <w:sz w:val="17"/>
-              </w:rPr>
-            </w:r>
-            <w:r>
-              <w:rPr>
-                <w:sz w:val="17"/>
+                <w:rFonts w:ascii="Calibri" w:hAnsi="Calibri"/>
+                <w:b w:val="0"/>
+                <w:i w:val="0"/>
+                <w:sz w:val="20"/>
               </w:rPr>
               <w:t>A-02 (histórico consolidado)</w:t>
             </w:r>
@@ -2274,32 +3951,43 @@
         </w:tc>
         <w:tc>
           <w:tcPr>
-            <w:tcW w:type="dxa" w:w="4873"/>
-            <w:shd w:val="clear" w:fill="EDF1F7"/>
+            <w:tcW w:type="dxa" w:w="4451"/>
+            <w:tcMar>
+              <w:top w:w="60" w:type="dxa"/>
+              <w:bottom w:w="60" w:type="dxa"/>
+              <w:left w:w="100" w:type="dxa"/>
+              <w:right w:w="100" w:type="dxa"/>
+            </w:tcMar>
           </w:tcPr>
           <w:p>
+            <w:pPr>
+              <w:spacing w:before="40" w:after="40"/>
+            </w:pPr>
             <w:r>
               <w:rPr>
-                <w:sz w:val="17"/>
-              </w:rPr>
-            </w:r>
-            <w:r>
-              <w:rPr>
-                <w:sz w:val="17"/>
+                <w:rFonts w:ascii="Calibri" w:hAnsi="Calibri"/>
+                <w:b w:val="0"/>
+                <w:i w:val="0"/>
+                <w:sz w:val="20"/>
               </w:rPr>
               <w:t xml:space="preserve">22 PRs históricos (S1–S8) sem revisor registrado, representados fielmente como integração retroativa (ressalva com causa-raiz), sem afirmar revisor onde não há; a partir da S9, 6 PRs com revisor Cézar Velazquez (TL; conta legada </w:t>
             </w:r>
             <w:r>
               <w:rPr>
-                <w:rFonts w:ascii="Consolas" w:hAnsi="Consolas"/>
-                <w:color w:val="444444"/>
-                <w:sz w:val="17"/>
+                <w:rFonts w:ascii="Courier New" w:hAnsi="Courier New"/>
+                <w:b w:val="0"/>
+                <w:i w:val="0"/>
+                <w:color w:val="333333"/>
+                <w:sz w:val="20"/>
               </w:rPr>
               <w:t>Mateus Veloso</w:t>
             </w:r>
             <w:r>
               <w:rPr>
-                <w:sz w:val="17"/>
+                <w:rFonts w:ascii="Calibri" w:hAnsi="Calibri"/>
+                <w:b w:val="0"/>
+                <w:i w:val="0"/>
+                <w:sz w:val="20"/>
               </w:rPr>
               <w:t>, Approved) e branch policy de revisor ativa em develop (saneamento prospectivo). Meta "PRs sem revisor = 0" cumprida pelos 6 PRs da S9</w:t>
             </w:r>
@@ -2307,19 +3995,30 @@
         </w:tc>
       </w:tr>
       <w:tr>
+        <w:trPr>
+          <w:cantSplit w:val="1"/>
+        </w:trPr>
         <w:tc>
           <w:tcPr>
-            <w:tcW w:type="dxa" w:w="4873"/>
+            <w:tcW w:type="dxa" w:w="4451"/>
+            <w:tcMar>
+              <w:top w:w="60" w:type="dxa"/>
+              <w:bottom w:w="60" w:type="dxa"/>
+              <w:left w:w="100" w:type="dxa"/>
+              <w:right w:w="100" w:type="dxa"/>
+            </w:tcMar>
+            <w:shd w:val="clear" w:color="auto" w:fill="EBF5FB"/>
           </w:tcPr>
           <w:p>
+            <w:pPr>
+              <w:spacing w:before="40" w:after="40"/>
+            </w:pPr>
             <w:r>
               <w:rPr>
-                <w:sz w:val="17"/>
-              </w:rPr>
-            </w:r>
-            <w:r>
-              <w:rPr>
-                <w:sz w:val="17"/>
+                <w:rFonts w:ascii="Calibri" w:hAnsi="Calibri"/>
+                <w:b w:val="0"/>
+                <w:i w:val="0"/>
+                <w:sz w:val="20"/>
               </w:rPr>
               <w:t>A-03 (gate de cobertura na S4)</w:t>
             </w:r>
@@ -2327,17 +4026,25 @@
         </w:tc>
         <w:tc>
           <w:tcPr>
-            <w:tcW w:type="dxa" w:w="4873"/>
+            <w:tcW w:type="dxa" w:w="4451"/>
+            <w:tcMar>
+              <w:top w:w="60" w:type="dxa"/>
+              <w:bottom w:w="60" w:type="dxa"/>
+              <w:left w:w="100" w:type="dxa"/>
+              <w:right w:w="100" w:type="dxa"/>
+            </w:tcMar>
+            <w:shd w:val="clear" w:color="auto" w:fill="EBF5FB"/>
           </w:tcPr>
           <w:p>
+            <w:pPr>
+              <w:spacing w:before="40" w:after="40"/>
+            </w:pPr>
             <w:r>
               <w:rPr>
-                <w:sz w:val="17"/>
-              </w:rPr>
-            </w:r>
-            <w:r>
-              <w:rPr>
-                <w:sz w:val="17"/>
+                <w:rFonts w:ascii="Calibri" w:hAnsi="Calibri"/>
+                <w:b w:val="0"/>
+                <w:i w:val="0"/>
+                <w:sz w:val="20"/>
               </w:rPr>
               <w:t>Cobertura JaCoCo elevada de 74% (S2) para 82% (S5); NC-001 encerrada; meta de ≥80% atendida a partir da S4</w:t>
             </w:r>
@@ -2345,20 +4052,29 @@
         </w:tc>
       </w:tr>
       <w:tr>
+        <w:trPr>
+          <w:cantSplit w:val="1"/>
+        </w:trPr>
         <w:tc>
           <w:tcPr>
-            <w:tcW w:type="dxa" w:w="4873"/>
-            <w:shd w:val="clear" w:fill="EDF1F7"/>
+            <w:tcW w:type="dxa" w:w="4451"/>
+            <w:tcMar>
+              <w:top w:w="60" w:type="dxa"/>
+              <w:bottom w:w="60" w:type="dxa"/>
+              <w:left w:w="100" w:type="dxa"/>
+              <w:right w:w="100" w:type="dxa"/>
+            </w:tcMar>
           </w:tcPr>
           <w:p>
+            <w:pPr>
+              <w:spacing w:before="40" w:after="40"/>
+            </w:pPr>
             <w:r>
               <w:rPr>
-                <w:sz w:val="17"/>
-              </w:rPr>
-            </w:r>
-            <w:r>
-              <w:rPr>
-                <w:sz w:val="17"/>
+                <w:rFonts w:ascii="Calibri" w:hAnsi="Calibri"/>
+                <w:b w:val="0"/>
+                <w:i w:val="0"/>
+                <w:sz w:val="20"/>
               </w:rPr>
               <w:t>A-05 (aeroportos em código → ILIKE)</w:t>
             </w:r>
@@ -2366,32 +4082,43 @@
         </w:tc>
         <w:tc>
           <w:tcPr>
-            <w:tcW w:type="dxa" w:w="4873"/>
-            <w:shd w:val="clear" w:fill="EDF1F7"/>
+            <w:tcW w:type="dxa" w:w="4451"/>
+            <w:tcMar>
+              <w:top w:w="60" w:type="dxa"/>
+              <w:bottom w:w="60" w:type="dxa"/>
+              <w:left w:w="100" w:type="dxa"/>
+              <w:right w:w="100" w:type="dxa"/>
+            </w:tcMar>
           </w:tcPr>
           <w:p>
+            <w:pPr>
+              <w:spacing w:before="40" w:after="40"/>
+            </w:pPr>
             <w:r>
               <w:rPr>
-                <w:sz w:val="17"/>
-              </w:rPr>
-            </w:r>
-            <w:r>
-              <w:rPr>
-                <w:sz w:val="17"/>
+                <w:rFonts w:ascii="Calibri" w:hAnsi="Calibri"/>
+                <w:b w:val="0"/>
+                <w:i w:val="0"/>
+                <w:sz w:val="20"/>
               </w:rPr>
               <w:t xml:space="preserve">Deploy simplificado nas primeiras sprints; na S9, busca de aeroportos migrada para consulta paginada (ILIKE + </w:t>
             </w:r>
             <w:r>
               <w:rPr>
-                <w:rFonts w:ascii="Consolas" w:hAnsi="Consolas"/>
-                <w:color w:val="444444"/>
-                <w:sz w:val="17"/>
+                <w:rFonts w:ascii="Courier New" w:hAnsi="Courier New"/>
+                <w:b w:val="0"/>
+                <w:i w:val="0"/>
+                <w:color w:val="333333"/>
+                <w:sz w:val="20"/>
               </w:rPr>
               <w:t>unaccent</w:t>
             </w:r>
             <w:r>
               <w:rPr>
-                <w:sz w:val="17"/>
+                <w:rFonts w:ascii="Calibri" w:hAnsi="Calibri"/>
+                <w:b w:val="0"/>
+                <w:i w:val="0"/>
+                <w:sz w:val="20"/>
               </w:rPr>
               <w:t>) com índice V9, released em main na v0.9.0</w:t>
             </w:r>
@@ -2399,19 +4126,30 @@
         </w:tc>
       </w:tr>
       <w:tr>
+        <w:trPr>
+          <w:cantSplit w:val="1"/>
+        </w:trPr>
         <w:tc>
           <w:tcPr>
-            <w:tcW w:type="dxa" w:w="4873"/>
+            <w:tcW w:type="dxa" w:w="4451"/>
+            <w:tcMar>
+              <w:top w:w="60" w:type="dxa"/>
+              <w:bottom w:w="60" w:type="dxa"/>
+              <w:left w:w="100" w:type="dxa"/>
+              <w:right w:w="100" w:type="dxa"/>
+            </w:tcMar>
+            <w:shd w:val="clear" w:color="auto" w:fill="EBF5FB"/>
           </w:tcPr>
           <w:p>
+            <w:pPr>
+              <w:spacing w:before="40" w:after="40"/>
+            </w:pPr>
             <w:r>
               <w:rPr>
-                <w:sz w:val="17"/>
-              </w:rPr>
-            </w:r>
-            <w:r>
-              <w:rPr>
-                <w:sz w:val="17"/>
+                <w:rFonts w:ascii="Calibri" w:hAnsi="Calibri"/>
+                <w:b w:val="0"/>
+                <w:i w:val="0"/>
+                <w:sz w:val="20"/>
               </w:rPr>
               <w:t>A-08 / A-09 (saneamento de BD e branch)</w:t>
             </w:r>
@@ -2419,17 +4157,25 @@
         </w:tc>
         <w:tc>
           <w:tcPr>
-            <w:tcW w:type="dxa" w:w="4873"/>
+            <w:tcW w:type="dxa" w:w="4451"/>
+            <w:tcMar>
+              <w:top w:w="60" w:type="dxa"/>
+              <w:bottom w:w="60" w:type="dxa"/>
+              <w:left w:w="100" w:type="dxa"/>
+              <w:right w:w="100" w:type="dxa"/>
+            </w:tcMar>
+            <w:shd w:val="clear" w:color="auto" w:fill="EBF5FB"/>
           </w:tcPr>
           <w:p>
+            <w:pPr>
+              <w:spacing w:before="40" w:after="40"/>
+            </w:pPr>
             <w:r>
               <w:rPr>
-                <w:sz w:val="17"/>
-              </w:rPr>
-            </w:r>
-            <w:r>
-              <w:rPr>
-                <w:sz w:val="17"/>
+                <w:rFonts w:ascii="Calibri" w:hAnsi="Calibri"/>
+                <w:b w:val="0"/>
+                <w:i w:val="0"/>
+                <w:sz w:val="20"/>
               </w:rPr>
               <w:t>Branch policy de revisor ativada em develop (saneamento da política de branch); padronização de nomenclatura de BD em curso via PR #29 (MF-73), migration V10 aprovada pelo Tech Lead Cézar Velazquez (conta própria, vote 10), aguardando merge</w:t>
             </w:r>
@@ -2439,44 +4185,66 @@
     </w:tbl>
     <w:p>
       <w:pPr>
+        <w:spacing w:before="0" w:after="160"/>
+      </w:pPr>
+    </w:p>
+    <w:p>
+      <w:pPr>
+        <w:pStyle w:val="Heading1"/>
+        <w:keepNext/>
+        <w:keepLines/>
         <w:pBdr>
-          <w:bottom w:val="single" w:sz="6" w:space="3" w:color="1F3B73"/>
+          <w:bottom w:val="single" w:sz="4" w:space="2" w:color="D6E4F0"/>
         </w:pBdr>
       </w:pPr>
       <w:r>
-        <w:rPr>
-          <w:b/>
-          <w:color w:val="1F3B73"/>
-          <w:sz w:val="27"/>
-        </w:rPr>
-        <w:t>5. Processos não aplicáveis ao projeto</w:t>
+        <w:t>6. Processos não aplicáveis ao projeto</w:t>
       </w:r>
     </w:p>
     <w:tbl>
       <w:tblPr>
-        <w:tblStyle w:val="TableGrid"/>
         <w:tblW w:type="auto" w:w="0"/>
-        <w:jc w:val="center"/>
         <w:tblLook w:firstColumn="1" w:firstRow="1" w:lastColumn="0" w:lastRow="0" w:noHBand="0" w:noVBand="1" w:val="04A0"/>
+        <w:tblBorders>
+          <w:top w:val="single" w:sz="4" w:space="0" w:color="003366"/>
+          <w:left w:val="single" w:sz="4" w:space="0" w:color="003366"/>
+          <w:bottom w:val="single" w:sz="4" w:space="0" w:color="003366"/>
+          <w:right w:val="single" w:sz="4" w:space="0" w:color="003366"/>
+          <w:insideH w:val="single" w:sz="4" w:space="0" w:color="003366"/>
+          <w:insideV w:val="single" w:sz="4" w:space="0" w:color="003366"/>
+        </w:tblBorders>
       </w:tblPr>
       <w:tblGrid>
-        <w:gridCol w:w="3249"/>
-        <w:gridCol w:w="3249"/>
-        <w:gridCol w:w="3249"/>
+        <w:gridCol w:w="2967"/>
+        <w:gridCol w:w="2967"/>
+        <w:gridCol w:w="2967"/>
       </w:tblGrid>
       <w:tr>
+        <w:trPr>
+          <w:cantSplit w:val="1"/>
+        </w:trPr>
         <w:tc>
           <w:tcPr>
-            <w:tcW w:type="dxa" w:w="3249"/>
-            <w:shd w:val="clear" w:fill="1F3B73"/>
+            <w:tcW w:type="dxa" w:w="2967"/>
+            <w:tcMar>
+              <w:top w:w="60" w:type="dxa"/>
+              <w:bottom w:w="60" w:type="dxa"/>
+              <w:left w:w="100" w:type="dxa"/>
+              <w:right w:w="100" w:type="dxa"/>
+            </w:tcMar>
+            <w:shd w:val="clear" w:color="auto" w:fill="003366"/>
           </w:tcPr>
           <w:p>
-            <w:r/>
+            <w:pPr>
+              <w:spacing w:before="40" w:after="40"/>
+            </w:pPr>
             <w:r>
               <w:rPr>
+                <w:rFonts w:ascii="Calibri" w:hAnsi="Calibri"/>
                 <w:b/>
+                <w:i w:val="0"/>
                 <w:color w:val="FFFFFF"/>
-                <w:sz w:val="18"/>
+                <w:sz w:val="20"/>
               </w:rPr>
               <w:t>Processo</w:t>
             </w:r>
@@ -2484,16 +4252,26 @@
         </w:tc>
         <w:tc>
           <w:tcPr>
-            <w:tcW w:type="dxa" w:w="3249"/>
-            <w:shd w:val="clear" w:fill="1F3B73"/>
+            <w:tcW w:type="dxa" w:w="2967"/>
+            <w:tcMar>
+              <w:top w:w="60" w:type="dxa"/>
+              <w:bottom w:w="60" w:type="dxa"/>
+              <w:left w:w="100" w:type="dxa"/>
+              <w:right w:w="100" w:type="dxa"/>
+            </w:tcMar>
+            <w:shd w:val="clear" w:color="auto" w:fill="003366"/>
           </w:tcPr>
           <w:p>
-            <w:r/>
+            <w:pPr>
+              <w:spacing w:before="40" w:after="40"/>
+            </w:pPr>
             <w:r>
               <w:rPr>
+                <w:rFonts w:ascii="Calibri" w:hAnsi="Calibri"/>
                 <w:b/>
+                <w:i w:val="0"/>
                 <w:color w:val="FFFFFF"/>
-                <w:sz w:val="18"/>
+                <w:sz w:val="20"/>
               </w:rPr>
               <w:t>Aplicável?</w:t>
             </w:r>
@@ -2501,16 +4279,26 @@
         </w:tc>
         <w:tc>
           <w:tcPr>
-            <w:tcW w:type="dxa" w:w="3249"/>
-            <w:shd w:val="clear" w:fill="1F3B73"/>
+            <w:tcW w:type="dxa" w:w="2967"/>
+            <w:tcMar>
+              <w:top w:w="60" w:type="dxa"/>
+              <w:bottom w:w="60" w:type="dxa"/>
+              <w:left w:w="100" w:type="dxa"/>
+              <w:right w:w="100" w:type="dxa"/>
+            </w:tcMar>
+            <w:shd w:val="clear" w:color="auto" w:fill="003366"/>
           </w:tcPr>
           <w:p>
-            <w:r/>
+            <w:pPr>
+              <w:spacing w:before="40" w:after="40"/>
+            </w:pPr>
             <w:r>
               <w:rPr>
+                <w:rFonts w:ascii="Calibri" w:hAnsi="Calibri"/>
                 <w:b/>
+                <w:i w:val="0"/>
                 <w:color w:val="FFFFFF"/>
-                <w:sz w:val="18"/>
+                <w:sz w:val="20"/>
               </w:rPr>
               <w:t>Justificativa</w:t>
             </w:r>
@@ -2518,19 +4306,30 @@
         </w:tc>
       </w:tr>
       <w:tr>
+        <w:trPr>
+          <w:cantSplit w:val="1"/>
+        </w:trPr>
         <w:tc>
           <w:tcPr>
-            <w:tcW w:type="dxa" w:w="3249"/>
+            <w:tcW w:type="dxa" w:w="2967"/>
+            <w:tcMar>
+              <w:top w:w="60" w:type="dxa"/>
+              <w:bottom w:w="60" w:type="dxa"/>
+              <w:left w:w="100" w:type="dxa"/>
+              <w:right w:w="100" w:type="dxa"/>
+            </w:tcMar>
+            <w:shd w:val="clear" w:color="auto" w:fill="EBF5FB"/>
           </w:tcPr>
           <w:p>
+            <w:pPr>
+              <w:spacing w:before="40" w:after="40"/>
+            </w:pPr>
             <w:r>
               <w:rPr>
-                <w:sz w:val="17"/>
-              </w:rPr>
-            </w:r>
-            <w:r>
-              <w:rPr>
-                <w:sz w:val="17"/>
+                <w:rFonts w:ascii="Calibri" w:hAnsi="Calibri"/>
+                <w:b w:val="0"/>
+                <w:i w:val="0"/>
+                <w:sz w:val="20"/>
               </w:rPr>
               <w:t>Aquisição (AQU)</w:t>
             </w:r>
@@ -2538,18 +4337,25 @@
         </w:tc>
         <w:tc>
           <w:tcPr>
-            <w:tcW w:type="dxa" w:w="3249"/>
+            <w:tcW w:type="dxa" w:w="2967"/>
+            <w:tcMar>
+              <w:top w:w="60" w:type="dxa"/>
+              <w:bottom w:w="60" w:type="dxa"/>
+              <w:left w:w="100" w:type="dxa"/>
+              <w:right w:w="100" w:type="dxa"/>
+            </w:tcMar>
+            <w:shd w:val="clear" w:color="auto" w:fill="EBF5FB"/>
           </w:tcPr>
           <w:p>
+            <w:pPr>
+              <w:spacing w:before="40" w:after="40"/>
+            </w:pPr>
             <w:r>
               <w:rPr>
-                <w:sz w:val="17"/>
-              </w:rPr>
-            </w:r>
-            <w:r>
-              <w:rPr>
+                <w:rFonts w:ascii="Calibri" w:hAnsi="Calibri"/>
                 <w:b/>
-                <w:sz w:val="17"/>
+                <w:i w:val="0"/>
+                <w:sz w:val="20"/>
               </w:rPr>
               <w:t>Não aplicável</w:t>
             </w:r>
@@ -2557,17 +4363,25 @@
         </w:tc>
         <w:tc>
           <w:tcPr>
-            <w:tcW w:type="dxa" w:w="3249"/>
+            <w:tcW w:type="dxa" w:w="2967"/>
+            <w:tcMar>
+              <w:top w:w="60" w:type="dxa"/>
+              <w:bottom w:w="60" w:type="dxa"/>
+              <w:left w:w="100" w:type="dxa"/>
+              <w:right w:w="100" w:type="dxa"/>
+            </w:tcMar>
+            <w:shd w:val="clear" w:color="auto" w:fill="EBF5FB"/>
           </w:tcPr>
           <w:p>
+            <w:pPr>
+              <w:spacing w:before="40" w:after="40"/>
+            </w:pPr>
             <w:r>
               <w:rPr>
-                <w:sz w:val="17"/>
-              </w:rPr>
-            </w:r>
-            <w:r>
-              <w:rPr>
-                <w:sz w:val="17"/>
+                <w:rFonts w:ascii="Calibri" w:hAnsi="Calibri"/>
+                <w:b w:val="0"/>
+                <w:i w:val="0"/>
+                <w:sz w:val="20"/>
               </w:rPr>
               <w:t>Squad próprio Timeware; não há subcontratação de terceiro responsável por entrega. Os serviços externos (Z-API, portais das companhias raspados pelo crawler) são insumos/integrações, tratados em ITP e Riscos, fora do escopo de AQU.</w:t>
             </w:r>
@@ -2577,45 +4391,66 @@
     </w:tbl>
     <w:p>
       <w:pPr>
+        <w:spacing w:before="0" w:after="160"/>
+      </w:pPr>
+    </w:p>
+    <w:p>
+      <w:pPr>
+        <w:pStyle w:val="Heading1"/>
+        <w:keepNext/>
+        <w:keepLines/>
         <w:pBdr>
-          <w:bottom w:val="single" w:sz="6" w:space="3" w:color="1F3B73"/>
+          <w:bottom w:val="single" w:sz="4" w:space="2" w:color="D6E4F0"/>
         </w:pBdr>
       </w:pPr>
       <w:r>
-        <w:rPr>
-          <w:b/>
-          <w:color w:val="1F3B73"/>
-          <w:sz w:val="27"/>
-        </w:rPr>
         <w:t>Histórico de revisões</w:t>
       </w:r>
     </w:p>
     <w:tbl>
       <w:tblPr>
-        <w:tblStyle w:val="TableGrid"/>
         <w:tblW w:type="auto" w:w="0"/>
-        <w:jc w:val="center"/>
         <w:tblLook w:firstColumn="1" w:firstRow="1" w:lastColumn="0" w:lastRow="0" w:noHBand="0" w:noVBand="1" w:val="04A0"/>
+        <w:tblBorders>
+          <w:top w:val="single" w:sz="4" w:space="0" w:color="AAAAAA"/>
+          <w:left w:val="single" w:sz="4" w:space="0" w:color="AAAAAA"/>
+          <w:bottom w:val="single" w:sz="4" w:space="0" w:color="AAAAAA"/>
+          <w:right w:val="single" w:sz="4" w:space="0" w:color="AAAAAA"/>
+          <w:insideH w:val="single" w:sz="4" w:space="0" w:color="AAAAAA"/>
+          <w:insideV w:val="single" w:sz="4" w:space="0" w:color="AAAAAA"/>
+        </w:tblBorders>
       </w:tblPr>
       <w:tblGrid>
-        <w:gridCol w:w="2436"/>
-        <w:gridCol w:w="2436"/>
-        <w:gridCol w:w="2436"/>
-        <w:gridCol w:w="2436"/>
+        <w:gridCol w:w="2225"/>
+        <w:gridCol w:w="2225"/>
+        <w:gridCol w:w="2225"/>
+        <w:gridCol w:w="2225"/>
       </w:tblGrid>
       <w:tr>
+        <w:trPr>
+          <w:cantSplit w:val="1"/>
+        </w:trPr>
         <w:tc>
           <w:tcPr>
-            <w:tcW w:type="dxa" w:w="2436"/>
-            <w:shd w:val="clear" w:fill="1F3B73"/>
+            <w:tcW w:type="dxa" w:w="2225"/>
+            <w:tcMar>
+              <w:top w:w="60" w:type="dxa"/>
+              <w:bottom w:w="60" w:type="dxa"/>
+              <w:left w:w="100" w:type="dxa"/>
+              <w:right w:w="100" w:type="dxa"/>
+            </w:tcMar>
+            <w:shd w:val="clear" w:color="auto" w:fill="D6E4F0"/>
           </w:tcPr>
           <w:p>
-            <w:r/>
+            <w:pPr>
+              <w:spacing w:before="40" w:after="40"/>
+            </w:pPr>
             <w:r>
               <w:rPr>
+                <w:rFonts w:ascii="Calibri" w:hAnsi="Calibri"/>
                 <w:b/>
-                <w:color w:val="FFFFFF"/>
-                <w:sz w:val="18"/>
+                <w:i w:val="0"/>
+                <w:sz w:val="20"/>
               </w:rPr>
               <w:t>Versão</w:t>
             </w:r>
@@ -2623,16 +4458,25 @@
         </w:tc>
         <w:tc>
           <w:tcPr>
-            <w:tcW w:type="dxa" w:w="2436"/>
-            <w:shd w:val="clear" w:fill="1F3B73"/>
+            <w:tcW w:type="dxa" w:w="2225"/>
+            <w:tcMar>
+              <w:top w:w="60" w:type="dxa"/>
+              <w:bottom w:w="60" w:type="dxa"/>
+              <w:left w:w="100" w:type="dxa"/>
+              <w:right w:w="100" w:type="dxa"/>
+            </w:tcMar>
+            <w:shd w:val="clear" w:color="auto" w:fill="D6E4F0"/>
           </w:tcPr>
           <w:p>
-            <w:r/>
+            <w:pPr>
+              <w:spacing w:before="40" w:after="40"/>
+            </w:pPr>
             <w:r>
               <w:rPr>
+                <w:rFonts w:ascii="Calibri" w:hAnsi="Calibri"/>
                 <w:b/>
-                <w:color w:val="FFFFFF"/>
-                <w:sz w:val="18"/>
+                <w:i w:val="0"/>
+                <w:sz w:val="20"/>
               </w:rPr>
               <w:t>Data</w:t>
             </w:r>
@@ -2640,16 +4484,25 @@
         </w:tc>
         <w:tc>
           <w:tcPr>
-            <w:tcW w:type="dxa" w:w="2436"/>
-            <w:shd w:val="clear" w:fill="1F3B73"/>
+            <w:tcW w:type="dxa" w:w="2225"/>
+            <w:tcMar>
+              <w:top w:w="60" w:type="dxa"/>
+              <w:bottom w:w="60" w:type="dxa"/>
+              <w:left w:w="100" w:type="dxa"/>
+              <w:right w:w="100" w:type="dxa"/>
+            </w:tcMar>
+            <w:shd w:val="clear" w:color="auto" w:fill="D6E4F0"/>
           </w:tcPr>
           <w:p>
-            <w:r/>
+            <w:pPr>
+              <w:spacing w:before="40" w:after="40"/>
+            </w:pPr>
             <w:r>
               <w:rPr>
+                <w:rFonts w:ascii="Calibri" w:hAnsi="Calibri"/>
                 <w:b/>
-                <w:color w:val="FFFFFF"/>
-                <w:sz w:val="18"/>
+                <w:i w:val="0"/>
+                <w:sz w:val="20"/>
               </w:rPr>
               <w:t>Autor</w:t>
             </w:r>
@@ -2657,16 +4510,25 @@
         </w:tc>
         <w:tc>
           <w:tcPr>
-            <w:tcW w:type="dxa" w:w="2436"/>
-            <w:shd w:val="clear" w:fill="1F3B73"/>
+            <w:tcW w:type="dxa" w:w="2225"/>
+            <w:tcMar>
+              <w:top w:w="60" w:type="dxa"/>
+              <w:bottom w:w="60" w:type="dxa"/>
+              <w:left w:w="100" w:type="dxa"/>
+              <w:right w:w="100" w:type="dxa"/>
+            </w:tcMar>
+            <w:shd w:val="clear" w:color="auto" w:fill="D6E4F0"/>
           </w:tcPr>
           <w:p>
-            <w:r/>
+            <w:pPr>
+              <w:spacing w:before="40" w:after="40"/>
+            </w:pPr>
             <w:r>
               <w:rPr>
+                <w:rFonts w:ascii="Calibri" w:hAnsi="Calibri"/>
                 <w:b/>
-                <w:color w:val="FFFFFF"/>
-                <w:sz w:val="18"/>
+                <w:i w:val="0"/>
+                <w:sz w:val="20"/>
               </w:rPr>
               <w:t>Descrição</w:t>
             </w:r>
@@ -2674,19 +4536,30 @@
         </w:tc>
       </w:tr>
       <w:tr>
+        <w:trPr>
+          <w:cantSplit w:val="1"/>
+        </w:trPr>
         <w:tc>
           <w:tcPr>
-            <w:tcW w:type="dxa" w:w="2436"/>
+            <w:tcW w:type="dxa" w:w="2225"/>
+            <w:tcMar>
+              <w:top w:w="60" w:type="dxa"/>
+              <w:bottom w:w="60" w:type="dxa"/>
+              <w:left w:w="100" w:type="dxa"/>
+              <w:right w:w="100" w:type="dxa"/>
+            </w:tcMar>
+            <w:shd w:val="clear" w:color="auto" w:fill="F0F4F8"/>
           </w:tcPr>
           <w:p>
+            <w:pPr>
+              <w:spacing w:before="40" w:after="40"/>
+            </w:pPr>
             <w:r>
               <w:rPr>
-                <w:sz w:val="17"/>
-              </w:rPr>
-            </w:r>
-            <w:r>
-              <w:rPr>
-                <w:sz w:val="17"/>
+                <w:rFonts w:ascii="Calibri" w:hAnsi="Calibri"/>
+                <w:b/>
+                <w:i w:val="0"/>
+                <w:sz w:val="20"/>
               </w:rPr>
               <w:t>1.0</w:t>
             </w:r>
@@ -2694,17 +4567,24 @@
         </w:tc>
         <w:tc>
           <w:tcPr>
-            <w:tcW w:type="dxa" w:w="2436"/>
+            <w:tcW w:type="dxa" w:w="2225"/>
+            <w:tcMar>
+              <w:top w:w="60" w:type="dxa"/>
+              <w:bottom w:w="60" w:type="dxa"/>
+              <w:left w:w="100" w:type="dxa"/>
+              <w:right w:w="100" w:type="dxa"/>
+            </w:tcMar>
           </w:tcPr>
           <w:p>
+            <w:pPr>
+              <w:spacing w:before="40" w:after="40"/>
+            </w:pPr>
             <w:r>
               <w:rPr>
-                <w:sz w:val="17"/>
-              </w:rPr>
-            </w:r>
-            <w:r>
-              <w:rPr>
-                <w:sz w:val="17"/>
+                <w:rFonts w:ascii="Calibri" w:hAnsi="Calibri"/>
+                <w:b w:val="0"/>
+                <w:i w:val="0"/>
+                <w:sz w:val="20"/>
               </w:rPr>
               <w:t>15/06/2026</w:t>
             </w:r>
@@ -2712,17 +4592,24 @@
         </w:tc>
         <w:tc>
           <w:tcPr>
-            <w:tcW w:type="dxa" w:w="2436"/>
+            <w:tcW w:type="dxa" w:w="2225"/>
+            <w:tcMar>
+              <w:top w:w="60" w:type="dxa"/>
+              <w:bottom w:w="60" w:type="dxa"/>
+              <w:left w:w="100" w:type="dxa"/>
+              <w:right w:w="100" w:type="dxa"/>
+            </w:tcMar>
           </w:tcPr>
           <w:p>
+            <w:pPr>
+              <w:spacing w:before="40" w:after="40"/>
+            </w:pPr>
             <w:r>
               <w:rPr>
-                <w:sz w:val="17"/>
-              </w:rPr>
-            </w:r>
-            <w:r>
-              <w:rPr>
-                <w:sz w:val="17"/>
+                <w:rFonts w:ascii="Calibri" w:hAnsi="Calibri"/>
+                <w:b w:val="0"/>
+                <w:i w:val="0"/>
+                <w:sz w:val="20"/>
               </w:rPr>
               <w:t>Time de Melhoria Contínua</w:t>
             </w:r>
@@ -2730,32 +4617,334 @@
         </w:tc>
         <w:tc>
           <w:tcPr>
-            <w:tcW w:type="dxa" w:w="2436"/>
+            <w:tcW w:type="dxa" w:w="2225"/>
+            <w:tcMar>
+              <w:top w:w="60" w:type="dxa"/>
+              <w:bottom w:w="60" w:type="dxa"/>
+              <w:left w:w="100" w:type="dxa"/>
+              <w:right w:w="100" w:type="dxa"/>
+            </w:tcMar>
           </w:tcPr>
           <w:p>
+            <w:pPr>
+              <w:spacing w:before="40" w:after="40"/>
+            </w:pPr>
             <w:r>
               <w:rPr>
-                <w:sz w:val="17"/>
-              </w:rPr>
-            </w:r>
-            <w:r>
-              <w:rPr>
-                <w:sz w:val="17"/>
+                <w:rFonts w:ascii="Calibri" w:hAnsi="Calibri"/>
+                <w:b w:val="0"/>
+                <w:i w:val="0"/>
+                <w:sz w:val="20"/>
               </w:rPr>
               <w:t>Emissão inicial — evidência do ciclo S1–S9 (MR-MPS-SW:2024 Nível C).</w:t>
             </w:r>
           </w:p>
         </w:tc>
       </w:tr>
+      <w:tr>
+        <w:trPr>
+          <w:cantSplit w:val="1"/>
+        </w:trPr>
+        <w:tc>
+          <w:tcPr>
+            <w:tcW w:type="dxa" w:w="2225"/>
+            <w:tcMar>
+              <w:top w:w="60" w:type="dxa"/>
+              <w:bottom w:w="60" w:type="dxa"/>
+              <w:left w:w="100" w:type="dxa"/>
+              <w:right w:w="100" w:type="dxa"/>
+            </w:tcMar>
+            <w:shd w:val="clear" w:color="auto" w:fill="F0F4F8"/>
+          </w:tcPr>
+          <w:p>
+            <w:pPr>
+              <w:spacing w:before="40" w:after="40"/>
+            </w:pPr>
+            <w:r>
+              <w:rPr>
+                <w:rFonts w:ascii="Calibri" w:hAnsi="Calibri"/>
+                <w:b/>
+                <w:i w:val="0"/>
+                <w:sz w:val="20"/>
+              </w:rPr>
+              <w:t>1.1</w:t>
+            </w:r>
+          </w:p>
+        </w:tc>
+        <w:tc>
+          <w:tcPr>
+            <w:tcW w:type="dxa" w:w="2225"/>
+            <w:tcMar>
+              <w:top w:w="60" w:type="dxa"/>
+              <w:bottom w:w="60" w:type="dxa"/>
+              <w:left w:w="100" w:type="dxa"/>
+              <w:right w:w="100" w:type="dxa"/>
+            </w:tcMar>
+          </w:tcPr>
+          <w:p>
+            <w:pPr>
+              <w:spacing w:before="40" w:after="40"/>
+            </w:pPr>
+            <w:r>
+              <w:rPr>
+                <w:rFonts w:ascii="Calibri" w:hAnsi="Calibri"/>
+                <w:b w:val="0"/>
+                <w:i w:val="0"/>
+                <w:sz w:val="20"/>
+              </w:rPr>
+              <w:t>15/06/2026</w:t>
+            </w:r>
+          </w:p>
+        </w:tc>
+        <w:tc>
+          <w:tcPr>
+            <w:tcW w:type="dxa" w:w="2225"/>
+            <w:tcMar>
+              <w:top w:w="60" w:type="dxa"/>
+              <w:bottom w:w="60" w:type="dxa"/>
+              <w:left w:w="100" w:type="dxa"/>
+              <w:right w:w="100" w:type="dxa"/>
+            </w:tcMar>
+          </w:tcPr>
+          <w:p>
+            <w:pPr>
+              <w:spacing w:before="40" w:after="40"/>
+            </w:pPr>
+            <w:r>
+              <w:rPr>
+                <w:rFonts w:ascii="Calibri" w:hAnsi="Calibri"/>
+                <w:b w:val="0"/>
+                <w:i w:val="0"/>
+                <w:sz w:val="20"/>
+              </w:rPr>
+              <w:t>Time de Melhoria Contínua</w:t>
+            </w:r>
+          </w:p>
+        </w:tc>
+        <w:tc>
+          <w:tcPr>
+            <w:tcW w:type="dxa" w:w="2225"/>
+            <w:tcMar>
+              <w:top w:w="60" w:type="dxa"/>
+              <w:bottom w:w="60" w:type="dxa"/>
+              <w:left w:w="100" w:type="dxa"/>
+              <w:right w:w="100" w:type="dxa"/>
+            </w:tcMar>
+          </w:tcPr>
+          <w:p>
+            <w:pPr>
+              <w:spacing w:before="40" w:after="40"/>
+            </w:pPr>
+            <w:r>
+              <w:rPr>
+                <w:rFonts w:ascii="Calibri" w:hAnsi="Calibri"/>
+                <w:b w:val="0"/>
+                <w:i w:val="0"/>
+                <w:sz w:val="20"/>
+              </w:rPr>
+              <w:t>Inclusão da seção 2 (Nível de adaptação / calibração conforme GUIA-GPC-001 §5): projeto classificado como Nível 3 — Aprofundado; renumeração das seções seguintes.</w:t>
+            </w:r>
+          </w:p>
+        </w:tc>
+      </w:tr>
     </w:tbl>
+    <w:p>
+      <w:pPr>
+        <w:spacing w:before="0" w:after="160"/>
+      </w:pPr>
+    </w:p>
     <w:sectPr>
-      <w:pgSz w:w="12240" w:h="15840"/>
-      <w:pgMar w:top="1134" w:right="1247" w:bottom="1134" w:left="1247" w:header="720" w:footer="720" w:gutter="0"/>
+      <w:headerReference w:type="default" r:id="rId9"/>
+      <w:headerReference w:type="first" r:id="rId10"/>
+      <w:footerReference w:type="default" r:id="rId11"/>
+      <w:footerReference w:type="first" r:id="rId12"/>
+      <w:pgSz w:w="11906" w:h="16838"/>
+      <w:pgMar w:top="1587" w:right="1417" w:bottom="1417" w:left="1587" w:header="720" w:footer="720" w:gutter="0"/>
       <w:cols w:space="720"/>
+      <w:titlePg/>
       <w:docGrid w:linePitch="360"/>
     </w:sectPr>
   </w:body>
 </w:document>
+</file>
+
+<file path=word/footer1.xml><?xml version="1.0" encoding="utf-8"?>
+<w:ftr xmlns:m="http://schemas.openxmlformats.org/officeDocument/2006/math" xmlns:mc="http://schemas.openxmlformats.org/markup-compatibility/2006" xmlns:mo="http://schemas.microsoft.com/office/mac/office/2008/main" xmlns:mv="urn:schemas-microsoft-com:mac:vml" xmlns:o="urn:schemas-microsoft-com:office:office" xmlns:r="http://schemas.openxmlformats.org/officeDocument/2006/relationships" xmlns:v="urn:schemas-microsoft-com:vml" xmlns:w10="urn:schemas-microsoft-com:office:word" xmlns:w14="http://schemas.microsoft.com/office/word/2010/wordml" xmlns:w="http://schemas.openxmlformats.org/wordprocessingml/2006/main" xmlns:wne="http://schemas.microsoft.com/office/word/2006/wordml" xmlns:wp14="http://schemas.microsoft.com/office/word/2010/wordprocessingDrawing" xmlns:wp="http://schemas.openxmlformats.org/drawingml/2006/wordprocessingDrawing" xmlns:wpc="http://schemas.microsoft.com/office/word/2010/wordprocessingCanvas" xmlns:wpg="http://schemas.microsoft.com/office/word/2010/wordprocessingGroup" xmlns:wpi="http://schemas.microsoft.com/office/word/2010/wordprocessingInk" xmlns:wps="http://schemas.microsoft.com/office/word/2010/wordprocessingShape" mc:Ignorable="w14 wp14">
+  <w:p>
+    <w:pPr>
+      <w:pStyle w:val="Footer"/>
+      <w:tabs>
+        <w:tab w:val="right" w:pos="8901"/>
+      </w:tabs>
+      <w:pBdr>
+        <w:top w:val="single" w:sz="4" w:space="4" w:color="003366"/>
+      </w:pBdr>
+      <w:spacing w:before="80" w:after="0"/>
+    </w:pPr>
+    <w:r>
+      <w:rPr>
+        <w:rFonts w:ascii="Calibri" w:hAnsi="Calibri"/>
+        <w:color w:val="555555"/>
+        <w:sz w:val="16"/>
+      </w:rPr>
+      <w:t>v1.1  ·  15/06/2026</w:t>
+    </w:r>
+    <w:r>
+      <w:tab/>
+    </w:r>
+    <w:r>
+      <w:rPr>
+        <w:rFonts w:ascii="Calibri" w:hAnsi="Calibri"/>
+        <w:color w:val="555555"/>
+        <w:sz w:val="16"/>
+      </w:rPr>
+      <w:t xml:space="preserve">Página </w:t>
+    </w:r>
+    <w:r>
+      <w:rPr>
+        <w:rFonts w:ascii="Calibri" w:hAnsi="Calibri"/>
+        <w:sz w:val="16"/>
+      </w:rPr>
+      <w:fldChar w:fldCharType="begin"/>
+      <w:instrText xml:space="preserve"> PAGE </w:instrText>
+      <w:fldChar w:fldCharType="end"/>
+    </w:r>
+    <w:r>
+      <w:rPr>
+        <w:rFonts w:ascii="Calibri" w:hAnsi="Calibri"/>
+        <w:color w:val="555555"/>
+        <w:sz w:val="16"/>
+      </w:rPr>
+      <w:t xml:space="preserve"> de </w:t>
+    </w:r>
+    <w:r>
+      <w:rPr>
+        <w:rFonts w:ascii="Calibri" w:hAnsi="Calibri"/>
+        <w:sz w:val="16"/>
+      </w:rPr>
+      <w:fldChar w:fldCharType="begin"/>
+      <w:instrText xml:space="preserve"> NUMPAGES </w:instrText>
+      <w:fldChar w:fldCharType="end"/>
+    </w:r>
+  </w:p>
+</w:ftr>
+</file>
+
+<file path=word/footer2.xml><?xml version="1.0" encoding="utf-8"?>
+<w:ftr xmlns:m="http://schemas.openxmlformats.org/officeDocument/2006/math" xmlns:mc="http://schemas.openxmlformats.org/markup-compatibility/2006" xmlns:mo="http://schemas.microsoft.com/office/mac/office/2008/main" xmlns:mv="urn:schemas-microsoft-com:mac:vml" xmlns:o="urn:schemas-microsoft-com:office:office" xmlns:r="http://schemas.openxmlformats.org/officeDocument/2006/relationships" xmlns:v="urn:schemas-microsoft-com:vml" xmlns:w10="urn:schemas-microsoft-com:office:word" xmlns:w14="http://schemas.microsoft.com/office/word/2010/wordml" xmlns:w="http://schemas.openxmlformats.org/wordprocessingml/2006/main" xmlns:wne="http://schemas.microsoft.com/office/word/2006/wordml" xmlns:wp14="http://schemas.microsoft.com/office/word/2010/wordprocessingDrawing" xmlns:wp="http://schemas.openxmlformats.org/drawingml/2006/wordprocessingDrawing" xmlns:wpc="http://schemas.microsoft.com/office/word/2010/wordprocessingCanvas" xmlns:wpg="http://schemas.microsoft.com/office/word/2010/wordprocessingGroup" xmlns:wpi="http://schemas.microsoft.com/office/word/2010/wordprocessingInk" xmlns:wps="http://schemas.microsoft.com/office/word/2010/wordprocessingShape" mc:Ignorable="w14 wp14">
+  <w:p>
+    <w:pPr>
+      <w:pStyle w:val="Footer"/>
+      <w:tabs>
+        <w:tab w:val="right" w:pos="8901"/>
+      </w:tabs>
+      <w:pBdr>
+        <w:top w:val="single" w:sz="4" w:space="4" w:color="003366"/>
+      </w:pBdr>
+      <w:spacing w:before="80" w:after="0"/>
+    </w:pPr>
+    <w:r>
+      <w:rPr>
+        <w:rFonts w:ascii="Calibri" w:hAnsi="Calibri"/>
+        <w:color w:val="555555"/>
+        <w:sz w:val="16"/>
+      </w:rPr>
+      <w:t>v1.1  ·  15/06/2026</w:t>
+    </w:r>
+    <w:r>
+      <w:tab/>
+    </w:r>
+    <w:r>
+      <w:rPr>
+        <w:rFonts w:ascii="Calibri" w:hAnsi="Calibri"/>
+        <w:color w:val="555555"/>
+        <w:sz w:val="16"/>
+      </w:rPr>
+      <w:t xml:space="preserve">Página </w:t>
+    </w:r>
+    <w:r>
+      <w:rPr>
+        <w:rFonts w:ascii="Calibri" w:hAnsi="Calibri"/>
+        <w:sz w:val="16"/>
+      </w:rPr>
+      <w:fldChar w:fldCharType="begin"/>
+      <w:instrText xml:space="preserve"> PAGE </w:instrText>
+      <w:fldChar w:fldCharType="end"/>
+    </w:r>
+    <w:r>
+      <w:rPr>
+        <w:rFonts w:ascii="Calibri" w:hAnsi="Calibri"/>
+        <w:color w:val="555555"/>
+        <w:sz w:val="16"/>
+      </w:rPr>
+      <w:t xml:space="preserve"> de </w:t>
+    </w:r>
+    <w:r>
+      <w:rPr>
+        <w:rFonts w:ascii="Calibri" w:hAnsi="Calibri"/>
+        <w:sz w:val="16"/>
+      </w:rPr>
+      <w:fldChar w:fldCharType="begin"/>
+      <w:instrText xml:space="preserve"> NUMPAGES </w:instrText>
+      <w:fldChar w:fldCharType="end"/>
+    </w:r>
+  </w:p>
+</w:ftr>
+</file>
+
+<file path=word/header1.xml><?xml version="1.0" encoding="utf-8"?>
+<w:hdr xmlns:m="http://schemas.openxmlformats.org/officeDocument/2006/math" xmlns:mc="http://schemas.openxmlformats.org/markup-compatibility/2006" xmlns:mo="http://schemas.microsoft.com/office/mac/office/2008/main" xmlns:mv="urn:schemas-microsoft-com:mac:vml" xmlns:o="urn:schemas-microsoft-com:office:office" xmlns:r="http://schemas.openxmlformats.org/officeDocument/2006/relationships" xmlns:v="urn:schemas-microsoft-com:vml" xmlns:w10="urn:schemas-microsoft-com:office:word" xmlns:w14="http://schemas.microsoft.com/office/word/2010/wordml" xmlns:w="http://schemas.openxmlformats.org/wordprocessingml/2006/main" xmlns:wne="http://schemas.microsoft.com/office/word/2006/wordml" xmlns:wp14="http://schemas.microsoft.com/office/word/2010/wordprocessingDrawing" xmlns:wp="http://schemas.openxmlformats.org/drawingml/2006/wordprocessingDrawing" xmlns:wpc="http://schemas.microsoft.com/office/word/2010/wordprocessingCanvas" xmlns:wpg="http://schemas.microsoft.com/office/word/2010/wordprocessingGroup" xmlns:wpi="http://schemas.microsoft.com/office/word/2010/wordprocessingInk" xmlns:wps="http://schemas.microsoft.com/office/word/2010/wordprocessingShape" mc:Ignorable="w14 wp14">
+  <w:p>
+    <w:pPr>
+      <w:pStyle w:val="Header"/>
+      <w:tabs>
+        <w:tab w:val="right" w:pos="8901"/>
+      </w:tabs>
+      <w:pBdr>
+        <w:bottom w:val="single" w:sz="8" w:space="4" w:color="003366"/>
+      </w:pBdr>
+      <w:spacing w:before="0" w:after="80"/>
+    </w:pPr>
+    <w:r>
+      <w:rPr>
+        <w:rFonts w:ascii="Calibri" w:hAnsi="Calibri"/>
+        <w:b/>
+        <w:color w:val="003366"/>
+        <w:sz w:val="18"/>
+      </w:rPr>
+      <w:t>TIMEWARE</w:t>
+    </w:r>
+    <w:r>
+      <w:rPr>
+        <w:rFonts w:ascii="Calibri" w:hAnsi="Calibri"/>
+        <w:color w:val="555555"/>
+        <w:sz w:val="18"/>
+      </w:rPr>
+      <w:t xml:space="preserve">   ·   MILHASFACIL01</w:t>
+    </w:r>
+    <w:r>
+      <w:tab/>
+    </w:r>
+    <w:r>
+      <w:rPr>
+        <w:rFonts w:ascii="Calibri" w:hAnsi="Calibri"/>
+        <w:color w:val="555555"/>
+        <w:sz w:val="18"/>
+      </w:rPr>
+      <w:t>Evidência de Projeto</w:t>
+    </w:r>
+  </w:p>
+</w:hdr>
+</file>
+
+<file path=word/header2.xml><?xml version="1.0" encoding="utf-8"?>
+<w:hdr xmlns:m="http://schemas.openxmlformats.org/officeDocument/2006/math" xmlns:mc="http://schemas.openxmlformats.org/markup-compatibility/2006" xmlns:mo="http://schemas.microsoft.com/office/mac/office/2008/main" xmlns:mv="urn:schemas-microsoft-com:mac:vml" xmlns:o="urn:schemas-microsoft-com:office:office" xmlns:r="http://schemas.openxmlformats.org/officeDocument/2006/relationships" xmlns:v="urn:schemas-microsoft-com:vml" xmlns:w10="urn:schemas-microsoft-com:office:word" xmlns:w14="http://schemas.microsoft.com/office/word/2010/wordml" xmlns:w="http://schemas.openxmlformats.org/wordprocessingml/2006/main" xmlns:wne="http://schemas.microsoft.com/office/word/2006/wordml" xmlns:wp14="http://schemas.microsoft.com/office/word/2010/wordprocessingDrawing" xmlns:wp="http://schemas.openxmlformats.org/drawingml/2006/wordprocessingDrawing" xmlns:wpc="http://schemas.microsoft.com/office/word/2010/wordprocessingCanvas" xmlns:wpg="http://schemas.microsoft.com/office/word/2010/wordprocessingGroup" xmlns:wpi="http://schemas.microsoft.com/office/word/2010/wordprocessingInk" xmlns:wps="http://schemas.microsoft.com/office/word/2010/wordprocessingShape" mc:Ignorable="w14 wp14">
+  <w:p>
+    <w:pPr>
+      <w:pStyle w:val="Header"/>
+    </w:pPr>
+  </w:p>
+</w:hdr>
 </file>
 
 <file path=word/numbering.xml><?xml version="1.0" encoding="utf-8"?>
@@ -3121,9 +5310,12 @@
     <w:name w:val="Normal"/>
     <w:qFormat/>
     <w:rsid w:val="00FC693F"/>
+    <w:pPr>
+      <w:spacing w:after="120" w:lineRule="auto" w:line="276"/>
+    </w:pPr>
     <w:rPr>
       <w:rFonts w:ascii="Calibri" w:hAnsi="Calibri"/>
-      <w:sz w:val="21"/>
+      <w:sz w:val="22"/>
     </w:rPr>
   </w:style>
   <w:style w:type="paragraph" w:styleId="Header">
@@ -3181,15 +5373,15 @@
     <w:pPr>
       <w:keepNext/>
       <w:keepLines/>
-      <w:spacing w:before="480" w:after="0"/>
+      <w:spacing w:before="360" w:after="120"/>
       <w:outlineLvl w:val="0"/>
     </w:pPr>
     <w:rPr>
-      <w:rFonts w:asciiTheme="majorHAnsi" w:eastAsiaTheme="majorEastAsia" w:hAnsiTheme="majorHAnsi" w:cstheme="majorBidi"/>
+      <w:rFonts w:asciiTheme="majorHAnsi" w:eastAsiaTheme="majorEastAsia" w:hAnsiTheme="majorHAnsi" w:cstheme="majorBidi" w:ascii="Calibri" w:hAnsi="Calibri"/>
       <w:b/>
       <w:bCs/>
-      <w:color w:val="365F91" w:themeColor="accent1" w:themeShade="BF"/>
-      <w:sz w:val="28"/>
+      <w:color w:val="003366"/>
+      <w:sz w:val="26"/>
       <w:szCs w:val="28"/>
     </w:rPr>
   </w:style>
@@ -3205,15 +5397,15 @@
     <w:pPr>
       <w:keepNext/>
       <w:keepLines/>
-      <w:spacing w:before="200" w:after="0"/>
+      <w:spacing w:before="240" w:after="80"/>
       <w:outlineLvl w:val="1"/>
     </w:pPr>
     <w:rPr>
-      <w:rFonts w:asciiTheme="majorHAnsi" w:eastAsiaTheme="majorEastAsia" w:hAnsiTheme="majorHAnsi" w:cstheme="majorBidi"/>
+      <w:rFonts w:asciiTheme="majorHAnsi" w:eastAsiaTheme="majorEastAsia" w:hAnsiTheme="majorHAnsi" w:cstheme="majorBidi" w:ascii="Calibri" w:hAnsi="Calibri"/>
       <w:b/>
       <w:bCs/>
-      <w:color w:val="4F81BD" w:themeColor="accent1"/>
-      <w:sz w:val="26"/>
+      <w:color w:val="1A5276"/>
+      <w:sz w:val="22"/>
       <w:szCs w:val="26"/>
     </w:rPr>
   </w:style>
@@ -3229,14 +5421,16 @@
     <w:pPr>
       <w:keepNext/>
       <w:keepLines/>
-      <w:spacing w:before="200" w:after="0"/>
+      <w:spacing w:before="160" w:after="40"/>
       <w:outlineLvl w:val="2"/>
     </w:pPr>
     <w:rPr>
-      <w:rFonts w:asciiTheme="majorHAnsi" w:eastAsiaTheme="majorEastAsia" w:hAnsiTheme="majorHAnsi" w:cstheme="majorBidi"/>
+      <w:rFonts w:asciiTheme="majorHAnsi" w:eastAsiaTheme="majorEastAsia" w:hAnsiTheme="majorHAnsi" w:cstheme="majorBidi" w:ascii="Calibri" w:hAnsi="Calibri"/>
       <w:b/>
       <w:bCs/>
-      <w:color w:val="4F81BD" w:themeColor="accent1"/>
+      <w:i/>
+      <w:color w:val="1A5276"/>
+      <w:sz w:val="22"/>
     </w:rPr>
   </w:style>
   <w:style w:type="paragraph" w:styleId="Heading4">

--- a/mps-nivel-c/oficial/04_registros/MilhasFacil_Busca-de-Milhas/ADAP-MILHASFACIL01-001_Registro-de-Adaptacao.docx
+++ b/mps-nivel-c/oficial/04_registros/MilhasFacil_Busca-de-Milhas/ADAP-MILHASFACIL01-001_Registro-de-Adaptacao.docx
@@ -4,89 +4,31 @@
   <w:body>
     <w:p>
       <w:pPr>
-        <w:pBdr>
-          <w:top w:val="single" w:sz="32" w:space="0" w:color="003366"/>
-        </w:pBdr>
-        <w:spacing w:before="0" w:after="0"/>
-      </w:pPr>
-    </w:p>
-    <w:p>
-      <w:pPr>
-        <w:spacing w:before="240" w:after="40"/>
+        <w:pStyle w:val="Heading1"/>
       </w:pPr>
       <w:r>
-        <w:rPr>
-          <w:rFonts w:ascii="Calibri" w:hAnsi="Calibri"/>
-          <w:b/>
-          <w:color w:val="003366"/>
-          <w:sz w:val="36"/>
-        </w:rPr>
-        <w:t>REGISTRO DE ADAPTAÇÃO DO PROCESSO — MILHASFACIL · BUSCA DE MILHAS</w:t>
+        <w:t>Registro de Adaptação do Processo — MilhasFacil · Busca de Milhas</w:t>
       </w:r>
-    </w:p>
-    <w:p>
-      <w:pPr>
-        <w:spacing w:before="0" w:after="40"/>
-      </w:pPr>
-      <w:r>
-        <w:rPr>
-          <w:rFonts w:ascii="Calibri" w:hAnsi="Calibri"/>
-          <w:color w:val="555555"/>
-          <w:sz w:val="20"/>
-        </w:rPr>
-        <w:t>MILHASFACIL01   ·   Versão 1.1   ·   15/06/2026   ·   Timeware Brasil</w:t>
-      </w:r>
-    </w:p>
-    <w:p>
-      <w:pPr>
-        <w:pBdr>
-          <w:bottom w:val="single" w:sz="6" w:space="1" w:color="003366"/>
-        </w:pBdr>
-        <w:spacing w:before="120" w:after="280"/>
-      </w:pPr>
     </w:p>
     <w:tbl>
       <w:tblPr>
+        <w:tblStyle w:val="TableGrid"/>
         <w:tblW w:type="auto" w:w="0"/>
         <w:tblLook w:firstColumn="1" w:firstRow="1" w:lastColumn="0" w:lastRow="0" w:noHBand="0" w:noVBand="1" w:val="04A0"/>
-        <w:tblBorders>
-          <w:top w:val="single" w:sz="4" w:space="0" w:color="AAAAAA"/>
-          <w:left w:val="single" w:sz="4" w:space="0" w:color="AAAAAA"/>
-          <w:bottom w:val="single" w:sz="4" w:space="0" w:color="AAAAAA"/>
-          <w:right w:val="single" w:sz="4" w:space="0" w:color="AAAAAA"/>
-          <w:insideH w:val="single" w:sz="4" w:space="0" w:color="AAAAAA"/>
-          <w:insideV w:val="single" w:sz="4" w:space="0" w:color="AAAAAA"/>
-        </w:tblBorders>
       </w:tblPr>
       <w:tblGrid>
-        <w:gridCol w:w="4451"/>
-        <w:gridCol w:w="4451"/>
+        <w:gridCol w:w="4320"/>
+        <w:gridCol w:w="4320"/>
       </w:tblGrid>
       <w:tr>
-        <w:trPr>
-          <w:cantSplit w:val="1"/>
-        </w:trPr>
         <w:tc>
           <w:tcPr>
-            <w:tcW w:type="dxa" w:w="4451"/>
-            <w:tcMar>
-              <w:top w:w="60" w:type="dxa"/>
-              <w:bottom w:w="60" w:type="dxa"/>
-              <w:left w:w="100" w:type="dxa"/>
-              <w:right w:w="100" w:type="dxa"/>
-            </w:tcMar>
-            <w:shd w:val="clear" w:color="auto" w:fill="D6E4F0"/>
+            <w:tcW w:type="dxa" w:w="4320"/>
           </w:tcPr>
           <w:p>
-            <w:pPr>
-              <w:spacing w:before="40" w:after="40"/>
-            </w:pPr>
             <w:r>
               <w:rPr>
-                <w:rFonts w:ascii="Calibri" w:hAnsi="Calibri"/>
                 <w:b/>
-                <w:i w:val="0"/>
-                <w:sz w:val="20"/>
               </w:rPr>
               <w:t>Campo</w:t>
             </w:r>
@@ -94,25 +36,12 @@
         </w:tc>
         <w:tc>
           <w:tcPr>
-            <w:tcW w:type="dxa" w:w="4451"/>
-            <w:tcMar>
-              <w:top w:w="60" w:type="dxa"/>
-              <w:bottom w:w="60" w:type="dxa"/>
-              <w:left w:w="100" w:type="dxa"/>
-              <w:right w:w="100" w:type="dxa"/>
-            </w:tcMar>
-            <w:shd w:val="clear" w:color="auto" w:fill="D6E4F0"/>
+            <w:tcW w:type="dxa" w:w="4320"/>
           </w:tcPr>
           <w:p>
-            <w:pPr>
-              <w:spacing w:before="40" w:after="40"/>
-            </w:pPr>
             <w:r>
               <w:rPr>
-                <w:rFonts w:ascii="Calibri" w:hAnsi="Calibri"/>
                 <w:b/>
-                <w:i w:val="0"/>
-                <w:sz w:val="20"/>
               </w:rPr>
               <w:t>Valor</w:t>
             </w:r>
@@ -120,30 +49,14 @@
         </w:tc>
       </w:tr>
       <w:tr>
-        <w:trPr>
-          <w:cantSplit w:val="1"/>
-        </w:trPr>
         <w:tc>
           <w:tcPr>
-            <w:tcW w:type="dxa" w:w="4451"/>
-            <w:tcMar>
-              <w:top w:w="60" w:type="dxa"/>
-              <w:bottom w:w="60" w:type="dxa"/>
-              <w:left w:w="100" w:type="dxa"/>
-              <w:right w:w="100" w:type="dxa"/>
-            </w:tcMar>
-            <w:shd w:val="clear" w:color="auto" w:fill="F0F4F8"/>
+            <w:tcW w:type="dxa" w:w="4320"/>
           </w:tcPr>
           <w:p>
-            <w:pPr>
-              <w:spacing w:before="40" w:after="40"/>
-            </w:pPr>
             <w:r>
               <w:rPr>
-                <w:rFonts w:ascii="Calibri" w:hAnsi="Calibri"/>
                 <w:b/>
-                <w:i w:val="0"/>
-                <w:sz w:val="20"/>
               </w:rPr>
               <w:t>Documento</w:t>
             </w:r>
@@ -151,55 +64,24 @@
         </w:tc>
         <w:tc>
           <w:tcPr>
-            <w:tcW w:type="dxa" w:w="4451"/>
-            <w:tcMar>
-              <w:top w:w="60" w:type="dxa"/>
-              <w:bottom w:w="60" w:type="dxa"/>
-              <w:left w:w="100" w:type="dxa"/>
-              <w:right w:w="100" w:type="dxa"/>
-            </w:tcMar>
+            <w:tcW w:type="dxa" w:w="4320"/>
           </w:tcPr>
           <w:p>
-            <w:pPr>
-              <w:spacing w:before="40" w:after="40"/>
-            </w:pPr>
             <w:r>
-              <w:rPr>
-                <w:rFonts w:ascii="Calibri" w:hAnsi="Calibri"/>
-                <w:b w:val="0"/>
-                <w:i w:val="0"/>
-                <w:sz w:val="20"/>
-              </w:rPr>
               <w:t>ADAP-MILHASFACIL01-001</w:t>
             </w:r>
           </w:p>
         </w:tc>
       </w:tr>
       <w:tr>
-        <w:trPr>
-          <w:cantSplit w:val="1"/>
-        </w:trPr>
         <w:tc>
           <w:tcPr>
-            <w:tcW w:type="dxa" w:w="4451"/>
-            <w:tcMar>
-              <w:top w:w="60" w:type="dxa"/>
-              <w:bottom w:w="60" w:type="dxa"/>
-              <w:left w:w="100" w:type="dxa"/>
-              <w:right w:w="100" w:type="dxa"/>
-            </w:tcMar>
-            <w:shd w:val="clear" w:color="auto" w:fill="F0F4F8"/>
+            <w:tcW w:type="dxa" w:w="4320"/>
           </w:tcPr>
           <w:p>
-            <w:pPr>
-              <w:spacing w:before="40" w:after="40"/>
-            </w:pPr>
             <w:r>
               <w:rPr>
-                <w:rFonts w:ascii="Calibri" w:hAnsi="Calibri"/>
                 <w:b/>
-                <w:i w:val="0"/>
-                <w:sz w:val="20"/>
               </w:rPr>
               <w:t>Projeto</w:t>
             </w:r>
@@ -207,55 +89,24 @@
         </w:tc>
         <w:tc>
           <w:tcPr>
-            <w:tcW w:type="dxa" w:w="4451"/>
-            <w:tcMar>
-              <w:top w:w="60" w:type="dxa"/>
-              <w:bottom w:w="60" w:type="dxa"/>
-              <w:left w:w="100" w:type="dxa"/>
-              <w:right w:w="100" w:type="dxa"/>
-            </w:tcMar>
+            <w:tcW w:type="dxa" w:w="4320"/>
           </w:tcPr>
           <w:p>
-            <w:pPr>
-              <w:spacing w:before="40" w:after="40"/>
-            </w:pPr>
             <w:r>
-              <w:rPr>
-                <w:rFonts w:ascii="Calibri" w:hAnsi="Calibri"/>
-                <w:b w:val="0"/>
-                <w:i w:val="0"/>
-                <w:sz w:val="20"/>
-              </w:rPr>
               <w:t>MilhasFacil — Plataforma de Busca e Alerta de Passagens por Milhas</w:t>
             </w:r>
           </w:p>
         </w:tc>
       </w:tr>
       <w:tr>
-        <w:trPr>
-          <w:cantSplit w:val="1"/>
-        </w:trPr>
         <w:tc>
           <w:tcPr>
-            <w:tcW w:type="dxa" w:w="4451"/>
-            <w:tcMar>
-              <w:top w:w="60" w:type="dxa"/>
-              <w:bottom w:w="60" w:type="dxa"/>
-              <w:left w:w="100" w:type="dxa"/>
-              <w:right w:w="100" w:type="dxa"/>
-            </w:tcMar>
-            <w:shd w:val="clear" w:color="auto" w:fill="F0F4F8"/>
+            <w:tcW w:type="dxa" w:w="4320"/>
           </w:tcPr>
           <w:p>
-            <w:pPr>
-              <w:spacing w:before="40" w:after="40"/>
-            </w:pPr>
             <w:r>
               <w:rPr>
-                <w:rFonts w:ascii="Calibri" w:hAnsi="Calibri"/>
                 <w:b/>
-                <w:i w:val="0"/>
-                <w:sz w:val="20"/>
               </w:rPr>
               <w:t>Código do projeto</w:t>
             </w:r>
@@ -263,55 +114,24 @@
         </w:tc>
         <w:tc>
           <w:tcPr>
-            <w:tcW w:type="dxa" w:w="4451"/>
-            <w:tcMar>
-              <w:top w:w="60" w:type="dxa"/>
-              <w:bottom w:w="60" w:type="dxa"/>
-              <w:left w:w="100" w:type="dxa"/>
-              <w:right w:w="100" w:type="dxa"/>
-            </w:tcMar>
+            <w:tcW w:type="dxa" w:w="4320"/>
           </w:tcPr>
           <w:p>
-            <w:pPr>
-              <w:spacing w:before="40" w:after="40"/>
-            </w:pPr>
             <w:r>
-              <w:rPr>
-                <w:rFonts w:ascii="Calibri" w:hAnsi="Calibri"/>
-                <w:b w:val="0"/>
-                <w:i w:val="0"/>
-                <w:sz w:val="20"/>
-              </w:rPr>
               <w:t>MILHASFACIL01</w:t>
             </w:r>
           </w:p>
         </w:tc>
       </w:tr>
       <w:tr>
-        <w:trPr>
-          <w:cantSplit w:val="1"/>
-        </w:trPr>
         <w:tc>
           <w:tcPr>
-            <w:tcW w:type="dxa" w:w="4451"/>
-            <w:tcMar>
-              <w:top w:w="60" w:type="dxa"/>
-              <w:bottom w:w="60" w:type="dxa"/>
-              <w:left w:w="100" w:type="dxa"/>
-              <w:right w:w="100" w:type="dxa"/>
-            </w:tcMar>
-            <w:shd w:val="clear" w:color="auto" w:fill="F0F4F8"/>
+            <w:tcW w:type="dxa" w:w="4320"/>
           </w:tcPr>
           <w:p>
-            <w:pPr>
-              <w:spacing w:before="40" w:after="40"/>
-            </w:pPr>
             <w:r>
               <w:rPr>
-                <w:rFonts w:ascii="Calibri" w:hAnsi="Calibri"/>
                 <w:b/>
-                <w:i w:val="0"/>
-                <w:sz w:val="20"/>
               </w:rPr>
               <w:t>Cliente</w:t>
             </w:r>
@@ -319,55 +139,24 @@
         </w:tc>
         <w:tc>
           <w:tcPr>
-            <w:tcW w:type="dxa" w:w="4451"/>
-            <w:tcMar>
-              <w:top w:w="60" w:type="dxa"/>
-              <w:bottom w:w="60" w:type="dxa"/>
-              <w:left w:w="100" w:type="dxa"/>
-              <w:right w:w="100" w:type="dxa"/>
-            </w:tcMar>
+            <w:tcW w:type="dxa" w:w="4320"/>
           </w:tcPr>
           <w:p>
-            <w:pPr>
-              <w:spacing w:before="40" w:after="40"/>
-            </w:pPr>
             <w:r>
-              <w:rPr>
-                <w:rFonts w:ascii="Calibri" w:hAnsi="Calibri"/>
-                <w:b w:val="0"/>
-                <w:i w:val="0"/>
-                <w:sz w:val="20"/>
-              </w:rPr>
               <w:t>Hub de Milhas</w:t>
             </w:r>
           </w:p>
         </w:tc>
       </w:tr>
       <w:tr>
-        <w:trPr>
-          <w:cantSplit w:val="1"/>
-        </w:trPr>
         <w:tc>
           <w:tcPr>
-            <w:tcW w:type="dxa" w:w="4451"/>
-            <w:tcMar>
-              <w:top w:w="60" w:type="dxa"/>
-              <w:bottom w:w="60" w:type="dxa"/>
-              <w:left w:w="100" w:type="dxa"/>
-              <w:right w:w="100" w:type="dxa"/>
-            </w:tcMar>
-            <w:shd w:val="clear" w:color="auto" w:fill="F0F4F8"/>
+            <w:tcW w:type="dxa" w:w="4320"/>
           </w:tcPr>
           <w:p>
-            <w:pPr>
-              <w:spacing w:before="40" w:after="40"/>
-            </w:pPr>
             <w:r>
               <w:rPr>
-                <w:rFonts w:ascii="Calibri" w:hAnsi="Calibri"/>
                 <w:b/>
-                <w:i w:val="0"/>
-                <w:sz w:val="20"/>
               </w:rPr>
               <w:t>Organização</w:t>
             </w:r>
@@ -375,55 +164,24 @@
         </w:tc>
         <w:tc>
           <w:tcPr>
-            <w:tcW w:type="dxa" w:w="4451"/>
-            <w:tcMar>
-              <w:top w:w="60" w:type="dxa"/>
-              <w:bottom w:w="60" w:type="dxa"/>
-              <w:left w:w="100" w:type="dxa"/>
-              <w:right w:w="100" w:type="dxa"/>
-            </w:tcMar>
+            <w:tcW w:type="dxa" w:w="4320"/>
           </w:tcPr>
           <w:p>
-            <w:pPr>
-              <w:spacing w:before="40" w:after="40"/>
-            </w:pPr>
             <w:r>
-              <w:rPr>
-                <w:rFonts w:ascii="Calibri" w:hAnsi="Calibri"/>
-                <w:b w:val="0"/>
-                <w:i w:val="0"/>
-                <w:sz w:val="20"/>
-              </w:rPr>
               <w:t>Timeware Brasil Softwares e Serviços LTDA</w:t>
             </w:r>
           </w:p>
         </w:tc>
       </w:tr>
       <w:tr>
-        <w:trPr>
-          <w:cantSplit w:val="1"/>
-        </w:trPr>
         <w:tc>
           <w:tcPr>
-            <w:tcW w:type="dxa" w:w="4451"/>
-            <w:tcMar>
-              <w:top w:w="60" w:type="dxa"/>
-              <w:bottom w:w="60" w:type="dxa"/>
-              <w:left w:w="100" w:type="dxa"/>
-              <w:right w:w="100" w:type="dxa"/>
-            </w:tcMar>
-            <w:shd w:val="clear" w:color="auto" w:fill="F0F4F8"/>
+            <w:tcW w:type="dxa" w:w="4320"/>
           </w:tcPr>
           <w:p>
-            <w:pPr>
-              <w:spacing w:before="40" w:after="40"/>
-            </w:pPr>
             <w:r>
               <w:rPr>
-                <w:rFonts w:ascii="Calibri" w:hAnsi="Calibri"/>
                 <w:b/>
-                <w:i w:val="0"/>
-                <w:sz w:val="20"/>
               </w:rPr>
               <w:t>Versão</w:t>
             </w:r>
@@ -431,55 +189,24 @@
         </w:tc>
         <w:tc>
           <w:tcPr>
-            <w:tcW w:type="dxa" w:w="4451"/>
-            <w:tcMar>
-              <w:top w:w="60" w:type="dxa"/>
-              <w:bottom w:w="60" w:type="dxa"/>
-              <w:left w:w="100" w:type="dxa"/>
-              <w:right w:w="100" w:type="dxa"/>
-            </w:tcMar>
+            <w:tcW w:type="dxa" w:w="4320"/>
           </w:tcPr>
           <w:p>
-            <w:pPr>
-              <w:spacing w:before="40" w:after="40"/>
-            </w:pPr>
             <w:r>
-              <w:rPr>
-                <w:rFonts w:ascii="Calibri" w:hAnsi="Calibri"/>
-                <w:b w:val="0"/>
-                <w:i w:val="0"/>
-                <w:sz w:val="20"/>
-              </w:rPr>
-              <w:t>1.1</w:t>
+              <w:t>1.2</w:t>
             </w:r>
           </w:p>
         </w:tc>
       </w:tr>
       <w:tr>
-        <w:trPr>
-          <w:cantSplit w:val="1"/>
-        </w:trPr>
         <w:tc>
           <w:tcPr>
-            <w:tcW w:type="dxa" w:w="4451"/>
-            <w:tcMar>
-              <w:top w:w="60" w:type="dxa"/>
-              <w:bottom w:w="60" w:type="dxa"/>
-              <w:left w:w="100" w:type="dxa"/>
-              <w:right w:w="100" w:type="dxa"/>
-            </w:tcMar>
-            <w:shd w:val="clear" w:color="auto" w:fill="F0F4F8"/>
+            <w:tcW w:type="dxa" w:w="4320"/>
           </w:tcPr>
           <w:p>
-            <w:pPr>
-              <w:spacing w:before="40" w:after="40"/>
-            </w:pPr>
             <w:r>
               <w:rPr>
-                <w:rFonts w:ascii="Calibri" w:hAnsi="Calibri"/>
                 <w:b/>
-                <w:i w:val="0"/>
-                <w:sz w:val="20"/>
               </w:rPr>
               <w:t>Data</w:t>
             </w:r>
@@ -487,55 +214,24 @@
         </w:tc>
         <w:tc>
           <w:tcPr>
-            <w:tcW w:type="dxa" w:w="4451"/>
-            <w:tcMar>
-              <w:top w:w="60" w:type="dxa"/>
-              <w:bottom w:w="60" w:type="dxa"/>
-              <w:left w:w="100" w:type="dxa"/>
-              <w:right w:w="100" w:type="dxa"/>
-            </w:tcMar>
+            <w:tcW w:type="dxa" w:w="4320"/>
           </w:tcPr>
           <w:p>
-            <w:pPr>
-              <w:spacing w:before="40" w:after="40"/>
-            </w:pPr>
             <w:r>
-              <w:rPr>
-                <w:rFonts w:ascii="Calibri" w:hAnsi="Calibri"/>
-                <w:b w:val="0"/>
-                <w:i w:val="0"/>
-                <w:sz w:val="20"/>
-              </w:rPr>
-              <w:t>15/06/2026</w:t>
+              <w:t>26/06/2026</w:t>
             </w:r>
           </w:p>
         </w:tc>
       </w:tr>
       <w:tr>
-        <w:trPr>
-          <w:cantSplit w:val="1"/>
-        </w:trPr>
         <w:tc>
           <w:tcPr>
-            <w:tcW w:type="dxa" w:w="4451"/>
-            <w:tcMar>
-              <w:top w:w="60" w:type="dxa"/>
-              <w:bottom w:w="60" w:type="dxa"/>
-              <w:left w:w="100" w:type="dxa"/>
-              <w:right w:w="100" w:type="dxa"/>
-            </w:tcMar>
-            <w:shd w:val="clear" w:color="auto" w:fill="F0F4F8"/>
+            <w:tcW w:type="dxa" w:w="4320"/>
           </w:tcPr>
           <w:p>
-            <w:pPr>
-              <w:spacing w:before="40" w:after="40"/>
-            </w:pPr>
             <w:r>
               <w:rPr>
-                <w:rFonts w:ascii="Calibri" w:hAnsi="Calibri"/>
                 <w:b/>
-                <w:i w:val="0"/>
-                <w:sz w:val="20"/>
               </w:rPr>
               <w:t>Situação</w:t>
             </w:r>
@@ -543,55 +239,24 @@
         </w:tc>
         <w:tc>
           <w:tcPr>
-            <w:tcW w:type="dxa" w:w="4451"/>
-            <w:tcMar>
-              <w:top w:w="60" w:type="dxa"/>
-              <w:bottom w:w="60" w:type="dxa"/>
-              <w:left w:w="100" w:type="dxa"/>
-              <w:right w:w="100" w:type="dxa"/>
-            </w:tcMar>
+            <w:tcW w:type="dxa" w:w="4320"/>
           </w:tcPr>
           <w:p>
-            <w:pPr>
-              <w:spacing w:before="40" w:after="40"/>
-            </w:pPr>
             <w:r>
-              <w:rPr>
-                <w:rFonts w:ascii="Calibri" w:hAnsi="Calibri"/>
-                <w:b w:val="0"/>
-                <w:i w:val="0"/>
-                <w:sz w:val="20"/>
-              </w:rPr>
               <w:t>Aprovado</w:t>
             </w:r>
           </w:p>
         </w:tc>
       </w:tr>
       <w:tr>
-        <w:trPr>
-          <w:cantSplit w:val="1"/>
-        </w:trPr>
         <w:tc>
           <w:tcPr>
-            <w:tcW w:type="dxa" w:w="4451"/>
-            <w:tcMar>
-              <w:top w:w="60" w:type="dxa"/>
-              <w:bottom w:w="60" w:type="dxa"/>
-              <w:left w:w="100" w:type="dxa"/>
-              <w:right w:w="100" w:type="dxa"/>
-            </w:tcMar>
-            <w:shd w:val="clear" w:color="auto" w:fill="F0F4F8"/>
+            <w:tcW w:type="dxa" w:w="4320"/>
           </w:tcPr>
           <w:p>
-            <w:pPr>
-              <w:spacing w:before="40" w:after="40"/>
-            </w:pPr>
             <w:r>
               <w:rPr>
-                <w:rFonts w:ascii="Calibri" w:hAnsi="Calibri"/>
                 <w:b/>
-                <w:i w:val="0"/>
-                <w:sz w:val="20"/>
               </w:rPr>
               <w:t>Gerente de Projeto</w:t>
             </w:r>
@@ -599,55 +264,24 @@
         </w:tc>
         <w:tc>
           <w:tcPr>
-            <w:tcW w:type="dxa" w:w="4451"/>
-            <w:tcMar>
-              <w:top w:w="60" w:type="dxa"/>
-              <w:bottom w:w="60" w:type="dxa"/>
-              <w:left w:w="100" w:type="dxa"/>
-              <w:right w:w="100" w:type="dxa"/>
-            </w:tcMar>
+            <w:tcW w:type="dxa" w:w="4320"/>
           </w:tcPr>
           <w:p>
-            <w:pPr>
-              <w:spacing w:before="40" w:after="40"/>
-            </w:pPr>
             <w:r>
-              <w:rPr>
-                <w:rFonts w:ascii="Calibri" w:hAnsi="Calibri"/>
-                <w:b w:val="0"/>
-                <w:i w:val="0"/>
-                <w:sz w:val="20"/>
-              </w:rPr>
               <w:t>Abraão</w:t>
             </w:r>
           </w:p>
         </w:tc>
       </w:tr>
       <w:tr>
-        <w:trPr>
-          <w:cantSplit w:val="1"/>
-        </w:trPr>
         <w:tc>
           <w:tcPr>
-            <w:tcW w:type="dxa" w:w="4451"/>
-            <w:tcMar>
-              <w:top w:w="60" w:type="dxa"/>
-              <w:bottom w:w="60" w:type="dxa"/>
-              <w:left w:w="100" w:type="dxa"/>
-              <w:right w:w="100" w:type="dxa"/>
-            </w:tcMar>
-            <w:shd w:val="clear" w:color="auto" w:fill="F0F4F8"/>
+            <w:tcW w:type="dxa" w:w="4320"/>
           </w:tcPr>
           <w:p>
-            <w:pPr>
-              <w:spacing w:before="40" w:after="40"/>
-            </w:pPr>
             <w:r>
               <w:rPr>
-                <w:rFonts w:ascii="Calibri" w:hAnsi="Calibri"/>
                 <w:b/>
-                <w:i w:val="0"/>
-                <w:sz w:val="20"/>
               </w:rPr>
               <w:t>Tech Lead / Arquiteto / DevOps</w:t>
             </w:r>
@@ -655,55 +289,24 @@
         </w:tc>
         <w:tc>
           <w:tcPr>
-            <w:tcW w:type="dxa" w:w="4451"/>
-            <w:tcMar>
-              <w:top w:w="60" w:type="dxa"/>
-              <w:bottom w:w="60" w:type="dxa"/>
-              <w:left w:w="100" w:type="dxa"/>
-              <w:right w:w="100" w:type="dxa"/>
-            </w:tcMar>
+            <w:tcW w:type="dxa" w:w="4320"/>
           </w:tcPr>
           <w:p>
-            <w:pPr>
-              <w:spacing w:before="40" w:after="40"/>
-            </w:pPr>
             <w:r>
-              <w:rPr>
-                <w:rFonts w:ascii="Calibri" w:hAnsi="Calibri"/>
-                <w:b w:val="0"/>
-                <w:i w:val="0"/>
-                <w:sz w:val="20"/>
-              </w:rPr>
               <w:t>Cézar Velazquez</w:t>
             </w:r>
           </w:p>
         </w:tc>
       </w:tr>
       <w:tr>
-        <w:trPr>
-          <w:cantSplit w:val="1"/>
-        </w:trPr>
         <w:tc>
           <w:tcPr>
-            <w:tcW w:type="dxa" w:w="4451"/>
-            <w:tcMar>
-              <w:top w:w="60" w:type="dxa"/>
-              <w:bottom w:w="60" w:type="dxa"/>
-              <w:left w:w="100" w:type="dxa"/>
-              <w:right w:w="100" w:type="dxa"/>
-            </w:tcMar>
-            <w:shd w:val="clear" w:color="auto" w:fill="F0F4F8"/>
+            <w:tcW w:type="dxa" w:w="4320"/>
           </w:tcPr>
           <w:p>
-            <w:pPr>
-              <w:spacing w:before="40" w:after="40"/>
-            </w:pPr>
             <w:r>
               <w:rPr>
-                <w:rFonts w:ascii="Calibri" w:hAnsi="Calibri"/>
                 <w:b/>
-                <w:i w:val="0"/>
-                <w:sz w:val="20"/>
               </w:rPr>
               <w:t>Processo MPS-SW</w:t>
             </w:r>
@@ -711,152 +314,72 @@
         </w:tc>
         <w:tc>
           <w:tcPr>
-            <w:tcW w:type="dxa" w:w="4451"/>
-            <w:tcMar>
-              <w:top w:w="60" w:type="dxa"/>
-              <w:bottom w:w="60" w:type="dxa"/>
-              <w:left w:w="100" w:type="dxa"/>
-              <w:right w:w="100" w:type="dxa"/>
-            </w:tcMar>
+            <w:tcW w:type="dxa" w:w="4320"/>
           </w:tcPr>
           <w:p>
-            <w:pPr>
-              <w:spacing w:before="40" w:after="40"/>
-            </w:pPr>
             <w:r>
-              <w:rPr>
-                <w:rFonts w:ascii="Calibri" w:hAnsi="Calibri"/>
-                <w:b w:val="0"/>
-                <w:i w:val="0"/>
-                <w:sz w:val="20"/>
-              </w:rPr>
               <w:t>GPR (evidência de projeto — adaptação do processo padrão)</w:t>
             </w:r>
           </w:p>
         </w:tc>
       </w:tr>
     </w:tbl>
+    <w:p/>
     <w:p>
       <w:pPr>
-        <w:spacing w:before="0" w:after="160"/>
-      </w:pPr>
-    </w:p>
-    <w:p>
-      <w:pPr>
-        <w:pStyle w:val="Heading1"/>
-        <w:keepNext/>
-        <w:keepLines/>
-        <w:pBdr>
-          <w:bottom w:val="single" w:sz="4" w:space="2" w:color="D6E4F0"/>
-        </w:pBdr>
+        <w:pStyle w:val="Heading2"/>
       </w:pPr>
       <w:r>
         <w:t>1. Objetivo</w:t>
       </w:r>
     </w:p>
     <w:p>
-      <w:pPr>
-        <w:spacing w:before="0" w:after="120"/>
-      </w:pPr>
       <w:r>
-        <w:rPr>
-          <w:rFonts w:ascii="Calibri" w:hAnsi="Calibri"/>
-          <w:b w:val="0"/>
-          <w:i w:val="0"/>
-          <w:sz w:val="22"/>
-        </w:rPr>
         <w:t>Registrar as adaptações aplicadas ao processo-padrão de desenvolvimento Timeware para a execução do projeto MilhasFacil — Busca de Milhas, justificando cada decisão de tailoring e seus impactos no planejamento e na operação do ciclo de vida.</w:t>
       </w:r>
     </w:p>
     <w:p>
       <w:pPr>
-        <w:pStyle w:val="Heading1"/>
-        <w:keepNext/>
-        <w:keepLines/>
-        <w:pBdr>
-          <w:bottom w:val="single" w:sz="4" w:space="2" w:color="D6E4F0"/>
-        </w:pBdr>
+        <w:pStyle w:val="Heading2"/>
       </w:pPr>
       <w:r>
         <w:t>2. Nível de adaptação do projeto (calibração)</w:t>
       </w:r>
     </w:p>
     <w:p>
-      <w:pPr>
-        <w:spacing w:before="0" w:after="120"/>
-      </w:pPr>
       <w:r>
-        <w:rPr>
-          <w:rFonts w:ascii="Calibri" w:hAnsi="Calibri"/>
-          <w:b w:val="0"/>
-          <w:i w:val="0"/>
-          <w:sz w:val="22"/>
-        </w:rPr>
         <w:t xml:space="preserve">Conforme o Guia de Adaptação do Processo-Padrão (GUIA-GPC-001 §5), o projeto é classificado pela regra do </w:t>
       </w:r>
       <w:r>
         <w:rPr>
-          <w:rFonts w:ascii="Calibri" w:hAnsi="Calibri"/>
           <w:b/>
-          <w:i w:val="0"/>
-          <w:sz w:val="22"/>
         </w:rPr>
         <w:t>nível mais alto atingido em qualquer critério</w:t>
       </w:r>
       <w:r>
-        <w:rPr>
-          <w:rFonts w:ascii="Calibri" w:hAnsi="Calibri"/>
-          <w:b w:val="0"/>
-          <w:i w:val="0"/>
-          <w:sz w:val="22"/>
-        </w:rPr>
         <w:t>.</w:t>
       </w:r>
     </w:p>
     <w:tbl>
       <w:tblPr>
+        <w:tblStyle w:val="TableGrid"/>
         <w:tblW w:type="auto" w:w="0"/>
         <w:tblLook w:firstColumn="1" w:firstRow="1" w:lastColumn="0" w:lastRow="0" w:noHBand="0" w:noVBand="1" w:val="04A0"/>
-        <w:tblBorders>
-          <w:top w:val="single" w:sz="4" w:space="0" w:color="003366"/>
-          <w:left w:val="single" w:sz="4" w:space="0" w:color="003366"/>
-          <w:bottom w:val="single" w:sz="4" w:space="0" w:color="003366"/>
-          <w:right w:val="single" w:sz="4" w:space="0" w:color="003366"/>
-          <w:insideH w:val="single" w:sz="4" w:space="0" w:color="003366"/>
-          <w:insideV w:val="single" w:sz="4" w:space="0" w:color="003366"/>
-        </w:tblBorders>
       </w:tblPr>
       <w:tblGrid>
-        <w:gridCol w:w="2967"/>
-        <w:gridCol w:w="2967"/>
-        <w:gridCol w:w="2967"/>
+        <w:gridCol w:w="2880"/>
+        <w:gridCol w:w="2880"/>
+        <w:gridCol w:w="2880"/>
       </w:tblGrid>
       <w:tr>
-        <w:trPr>
-          <w:cantSplit w:val="1"/>
-        </w:trPr>
         <w:tc>
           <w:tcPr>
-            <w:tcW w:type="dxa" w:w="2967"/>
-            <w:tcMar>
-              <w:top w:w="60" w:type="dxa"/>
-              <w:bottom w:w="60" w:type="dxa"/>
-              <w:left w:w="100" w:type="dxa"/>
-              <w:right w:w="100" w:type="dxa"/>
-            </w:tcMar>
-            <w:shd w:val="clear" w:color="auto" w:fill="003366"/>
+            <w:tcW w:type="dxa" w:w="2880"/>
           </w:tcPr>
           <w:p>
-            <w:pPr>
-              <w:spacing w:before="40" w:after="40"/>
-            </w:pPr>
             <w:r>
               <w:rPr>
-                <w:rFonts w:ascii="Calibri" w:hAnsi="Calibri"/>
                 <w:b/>
-                <w:i w:val="0"/>
-                <w:color w:val="FFFFFF"/>
-                <w:sz w:val="20"/>
               </w:rPr>
               <w:t>Critério (GUIA-GPC-001 §5.1)</w:t>
             </w:r>
@@ -864,26 +387,12 @@
         </w:tc>
         <w:tc>
           <w:tcPr>
-            <w:tcW w:type="dxa" w:w="2967"/>
-            <w:tcMar>
-              <w:top w:w="60" w:type="dxa"/>
-              <w:bottom w:w="60" w:type="dxa"/>
-              <w:left w:w="100" w:type="dxa"/>
-              <w:right w:w="100" w:type="dxa"/>
-            </w:tcMar>
-            <w:shd w:val="clear" w:color="auto" w:fill="003366"/>
+            <w:tcW w:type="dxa" w:w="2880"/>
           </w:tcPr>
           <w:p>
-            <w:pPr>
-              <w:spacing w:before="40" w:after="40"/>
-            </w:pPr>
             <w:r>
               <w:rPr>
-                <w:rFonts w:ascii="Calibri" w:hAnsi="Calibri"/>
                 <w:b/>
-                <w:i w:val="0"/>
-                <w:color w:val="FFFFFF"/>
-                <w:sz w:val="20"/>
               </w:rPr>
               <w:t>Situação do MilhasFacil</w:t>
             </w:r>
@@ -891,26 +400,12 @@
         </w:tc>
         <w:tc>
           <w:tcPr>
-            <w:tcW w:type="dxa" w:w="2967"/>
-            <w:tcMar>
-              <w:top w:w="60" w:type="dxa"/>
-              <w:bottom w:w="60" w:type="dxa"/>
-              <w:left w:w="100" w:type="dxa"/>
-              <w:right w:w="100" w:type="dxa"/>
-            </w:tcMar>
-            <w:shd w:val="clear" w:color="auto" w:fill="003366"/>
+            <w:tcW w:type="dxa" w:w="2880"/>
           </w:tcPr>
           <w:p>
-            <w:pPr>
-              <w:spacing w:before="40" w:after="40"/>
-            </w:pPr>
             <w:r>
               <w:rPr>
-                <w:rFonts w:ascii="Calibri" w:hAnsi="Calibri"/>
                 <w:b/>
-                <w:i w:val="0"/>
-                <w:color w:val="FFFFFF"/>
-                <w:sz w:val="20"/>
               </w:rPr>
               <w:t>Nível</w:t>
             </w:r>
@@ -918,555 +413,222 @@
         </w:tc>
       </w:tr>
       <w:tr>
-        <w:trPr>
-          <w:cantSplit w:val="1"/>
-        </w:trPr>
         <w:tc>
           <w:tcPr>
-            <w:tcW w:type="dxa" w:w="2967"/>
-            <w:tcMar>
-              <w:top w:w="60" w:type="dxa"/>
-              <w:bottom w:w="60" w:type="dxa"/>
-              <w:left w:w="100" w:type="dxa"/>
-              <w:right w:w="100" w:type="dxa"/>
-            </w:tcMar>
-            <w:shd w:val="clear" w:color="auto" w:fill="EBF5FB"/>
+            <w:tcW w:type="dxa" w:w="2880"/>
           </w:tcPr>
           <w:p>
-            <w:pPr>
-              <w:spacing w:before="40" w:after="40"/>
-            </w:pPr>
             <w:r>
-              <w:rPr>
-                <w:rFonts w:ascii="Calibri" w:hAnsi="Calibri"/>
-                <w:b w:val="0"/>
-                <w:i w:val="0"/>
-                <w:sz w:val="20"/>
-              </w:rPr>
               <w:t>Duração</w:t>
             </w:r>
           </w:p>
         </w:tc>
         <w:tc>
           <w:tcPr>
-            <w:tcW w:type="dxa" w:w="2967"/>
-            <w:tcMar>
-              <w:top w:w="60" w:type="dxa"/>
-              <w:bottom w:w="60" w:type="dxa"/>
-              <w:left w:w="100" w:type="dxa"/>
-              <w:right w:w="100" w:type="dxa"/>
-            </w:tcMar>
-            <w:shd w:val="clear" w:color="auto" w:fill="EBF5FB"/>
+            <w:tcW w:type="dxa" w:w="2880"/>
           </w:tcPr>
           <w:p>
-            <w:pPr>
-              <w:spacing w:before="40" w:after="40"/>
-            </w:pPr>
             <w:r>
-              <w:rPr>
-                <w:rFonts w:ascii="Calibri" w:hAnsi="Calibri"/>
-                <w:b w:val="0"/>
-                <w:i w:val="0"/>
-                <w:sz w:val="20"/>
-              </w:rPr>
               <w:t>09/02/2026 a 26/07/2026 (~5,5 meses)</w:t>
             </w:r>
           </w:p>
         </w:tc>
         <w:tc>
           <w:tcPr>
-            <w:tcW w:type="dxa" w:w="2967"/>
-            <w:tcMar>
-              <w:top w:w="60" w:type="dxa"/>
-              <w:bottom w:w="60" w:type="dxa"/>
-              <w:left w:w="100" w:type="dxa"/>
-              <w:right w:w="100" w:type="dxa"/>
-            </w:tcMar>
-            <w:shd w:val="clear" w:color="auto" w:fill="EBF5FB"/>
+            <w:tcW w:type="dxa" w:w="2880"/>
           </w:tcPr>
           <w:p>
-            <w:pPr>
-              <w:spacing w:before="40" w:after="40"/>
-            </w:pPr>
             <w:r>
-              <w:rPr>
-                <w:rFonts w:ascii="Calibri" w:hAnsi="Calibri"/>
-                <w:b w:val="0"/>
-                <w:i w:val="0"/>
-                <w:sz w:val="20"/>
-              </w:rPr>
               <w:t>Nível 2</w:t>
             </w:r>
           </w:p>
         </w:tc>
       </w:tr>
       <w:tr>
-        <w:trPr>
-          <w:cantSplit w:val="1"/>
-        </w:trPr>
         <w:tc>
           <w:tcPr>
-            <w:tcW w:type="dxa" w:w="2967"/>
-            <w:tcMar>
-              <w:top w:w="60" w:type="dxa"/>
-              <w:bottom w:w="60" w:type="dxa"/>
-              <w:left w:w="100" w:type="dxa"/>
-              <w:right w:w="100" w:type="dxa"/>
-            </w:tcMar>
+            <w:tcW w:type="dxa" w:w="2880"/>
           </w:tcPr>
           <w:p>
-            <w:pPr>
-              <w:spacing w:before="40" w:after="40"/>
-            </w:pPr>
             <w:r>
-              <w:rPr>
-                <w:rFonts w:ascii="Calibri" w:hAnsi="Calibri"/>
-                <w:b w:val="0"/>
-                <w:i w:val="0"/>
-                <w:sz w:val="20"/>
-              </w:rPr>
               <w:t>Tamanho da equipe</w:t>
             </w:r>
           </w:p>
         </w:tc>
         <w:tc>
           <w:tcPr>
-            <w:tcW w:type="dxa" w:w="2967"/>
-            <w:tcMar>
-              <w:top w:w="60" w:type="dxa"/>
-              <w:bottom w:w="60" w:type="dxa"/>
-              <w:left w:w="100" w:type="dxa"/>
-              <w:right w:w="100" w:type="dxa"/>
-            </w:tcMar>
+            <w:tcW w:type="dxa" w:w="2880"/>
           </w:tcPr>
           <w:p>
-            <w:pPr>
-              <w:spacing w:before="40" w:after="40"/>
-            </w:pPr>
             <w:r>
-              <w:rPr>
-                <w:rFonts w:ascii="Calibri" w:hAnsi="Calibri"/>
-                <w:b w:val="0"/>
-                <w:i w:val="0"/>
-                <w:sz w:val="20"/>
-              </w:rPr>
               <w:t>7 pessoas no projeto (GP; Tech Lead/Arquiteto/DevOps; QA; GQA; 3 desenvolvedores — DevOps = 5)</w:t>
             </w:r>
           </w:p>
         </w:tc>
         <w:tc>
           <w:tcPr>
-            <w:tcW w:type="dxa" w:w="2967"/>
-            <w:tcMar>
-              <w:top w:w="60" w:type="dxa"/>
-              <w:bottom w:w="60" w:type="dxa"/>
-              <w:left w:w="100" w:type="dxa"/>
-              <w:right w:w="100" w:type="dxa"/>
-            </w:tcMar>
+            <w:tcW w:type="dxa" w:w="2880"/>
           </w:tcPr>
           <w:p>
-            <w:pPr>
-              <w:spacing w:before="40" w:after="40"/>
-            </w:pPr>
             <w:r>
-              <w:rPr>
-                <w:rFonts w:ascii="Calibri" w:hAnsi="Calibri"/>
-                <w:b w:val="0"/>
-                <w:i w:val="0"/>
-                <w:sz w:val="20"/>
-              </w:rPr>
               <w:t>Nível 3</w:t>
             </w:r>
           </w:p>
         </w:tc>
       </w:tr>
       <w:tr>
-        <w:trPr>
-          <w:cantSplit w:val="1"/>
-        </w:trPr>
         <w:tc>
           <w:tcPr>
-            <w:tcW w:type="dxa" w:w="2967"/>
-            <w:tcMar>
-              <w:top w:w="60" w:type="dxa"/>
-              <w:bottom w:w="60" w:type="dxa"/>
-              <w:left w:w="100" w:type="dxa"/>
-              <w:right w:w="100" w:type="dxa"/>
-            </w:tcMar>
-            <w:shd w:val="clear" w:color="auto" w:fill="EBF5FB"/>
+            <w:tcW w:type="dxa" w:w="2880"/>
           </w:tcPr>
           <w:p>
-            <w:pPr>
-              <w:spacing w:before="40" w:after="40"/>
-            </w:pPr>
             <w:r>
-              <w:rPr>
-                <w:rFonts w:ascii="Calibri" w:hAnsi="Calibri"/>
-                <w:b w:val="0"/>
-                <w:i w:val="0"/>
-                <w:sz w:val="20"/>
-              </w:rPr>
               <w:t>Complexidade técnica</w:t>
             </w:r>
           </w:p>
         </w:tc>
         <w:tc>
           <w:tcPr>
-            <w:tcW w:type="dxa" w:w="2967"/>
-            <w:tcMar>
-              <w:top w:w="60" w:type="dxa"/>
-              <w:bottom w:w="60" w:type="dxa"/>
-              <w:left w:w="100" w:type="dxa"/>
-              <w:right w:w="100" w:type="dxa"/>
-            </w:tcMar>
-            <w:shd w:val="clear" w:color="auto" w:fill="EBF5FB"/>
+            <w:tcW w:type="dxa" w:w="2880"/>
           </w:tcPr>
           <w:p>
-            <w:pPr>
-              <w:spacing w:before="40" w:after="40"/>
-            </w:pPr>
             <w:r>
-              <w:rPr>
-                <w:rFonts w:ascii="Calibri" w:hAnsi="Calibri"/>
-                <w:b w:val="0"/>
-                <w:i w:val="0"/>
-                <w:sz w:val="20"/>
-              </w:rPr>
               <w:t>Três serviços (API Spring Boot, Web Angular, Crawler Python); múltiplas integrações externas (Smiles, Azul, Latam e Z-API/WhatsApp); busca paralela; autenticação JWT com refresh e blacklist</w:t>
             </w:r>
           </w:p>
         </w:tc>
         <w:tc>
           <w:tcPr>
-            <w:tcW w:type="dxa" w:w="2967"/>
-            <w:tcMar>
-              <w:top w:w="60" w:type="dxa"/>
-              <w:bottom w:w="60" w:type="dxa"/>
-              <w:left w:w="100" w:type="dxa"/>
-              <w:right w:w="100" w:type="dxa"/>
-            </w:tcMar>
-            <w:shd w:val="clear" w:color="auto" w:fill="EBF5FB"/>
+            <w:tcW w:type="dxa" w:w="2880"/>
           </w:tcPr>
           <w:p>
-            <w:pPr>
-              <w:spacing w:before="40" w:after="40"/>
-            </w:pPr>
             <w:r>
-              <w:rPr>
-                <w:rFonts w:ascii="Calibri" w:hAnsi="Calibri"/>
-                <w:b w:val="0"/>
-                <w:i w:val="0"/>
-                <w:sz w:val="20"/>
-              </w:rPr>
               <w:t>Nível 2–3</w:t>
             </w:r>
           </w:p>
         </w:tc>
       </w:tr>
       <w:tr>
-        <w:trPr>
-          <w:cantSplit w:val="1"/>
-        </w:trPr>
         <w:tc>
           <w:tcPr>
-            <w:tcW w:type="dxa" w:w="2967"/>
-            <w:tcMar>
-              <w:top w:w="60" w:type="dxa"/>
-              <w:bottom w:w="60" w:type="dxa"/>
-              <w:left w:w="100" w:type="dxa"/>
-              <w:right w:w="100" w:type="dxa"/>
-            </w:tcMar>
+            <w:tcW w:type="dxa" w:w="2880"/>
           </w:tcPr>
           <w:p>
-            <w:pPr>
-              <w:spacing w:before="40" w:after="40"/>
-            </w:pPr>
             <w:r>
-              <w:rPr>
-                <w:rFonts w:ascii="Calibri" w:hAnsi="Calibri"/>
-                <w:b w:val="0"/>
-                <w:i w:val="0"/>
-                <w:sz w:val="20"/>
-              </w:rPr>
               <w:t>Criticidade / SLA contratual</w:t>
             </w:r>
           </w:p>
         </w:tc>
         <w:tc>
           <w:tcPr>
-            <w:tcW w:type="dxa" w:w="2967"/>
-            <w:tcMar>
-              <w:top w:w="60" w:type="dxa"/>
-              <w:bottom w:w="60" w:type="dxa"/>
-              <w:left w:w="100" w:type="dxa"/>
-              <w:right w:w="100" w:type="dxa"/>
-            </w:tcMar>
+            <w:tcW w:type="dxa" w:w="2880"/>
           </w:tcPr>
           <w:p>
-            <w:pPr>
-              <w:spacing w:before="40" w:after="40"/>
-            </w:pPr>
             <w:r>
-              <w:rPr>
-                <w:rFonts w:ascii="Calibri" w:hAnsi="Calibri"/>
-                <w:b w:val="0"/>
-                <w:i w:val="0"/>
-                <w:sz w:val="20"/>
-              </w:rPr>
               <w:t>Sem SLA contratual rígido; impacto operacional moderado</w:t>
             </w:r>
           </w:p>
         </w:tc>
         <w:tc>
           <w:tcPr>
-            <w:tcW w:type="dxa" w:w="2967"/>
-            <w:tcMar>
-              <w:top w:w="60" w:type="dxa"/>
-              <w:bottom w:w="60" w:type="dxa"/>
-              <w:left w:w="100" w:type="dxa"/>
-              <w:right w:w="100" w:type="dxa"/>
-            </w:tcMar>
+            <w:tcW w:type="dxa" w:w="2880"/>
           </w:tcPr>
           <w:p>
-            <w:pPr>
-              <w:spacing w:before="40" w:after="40"/>
-            </w:pPr>
             <w:r>
-              <w:rPr>
-                <w:rFonts w:ascii="Calibri" w:hAnsi="Calibri"/>
-                <w:b w:val="0"/>
-                <w:i w:val="0"/>
-                <w:sz w:val="20"/>
-              </w:rPr>
               <w:t>Nível 2</w:t>
             </w:r>
           </w:p>
         </w:tc>
       </w:tr>
       <w:tr>
-        <w:trPr>
-          <w:cantSplit w:val="1"/>
-        </w:trPr>
         <w:tc>
           <w:tcPr>
-            <w:tcW w:type="dxa" w:w="2967"/>
-            <w:tcMar>
-              <w:top w:w="60" w:type="dxa"/>
-              <w:bottom w:w="60" w:type="dxa"/>
-              <w:left w:w="100" w:type="dxa"/>
-              <w:right w:w="100" w:type="dxa"/>
-            </w:tcMar>
-            <w:shd w:val="clear" w:color="auto" w:fill="EBF5FB"/>
+            <w:tcW w:type="dxa" w:w="2880"/>
           </w:tcPr>
           <w:p>
-            <w:pPr>
-              <w:spacing w:before="40" w:after="40"/>
-            </w:pPr>
             <w:r>
-              <w:rPr>
-                <w:rFonts w:ascii="Calibri" w:hAnsi="Calibri"/>
-                <w:b w:val="0"/>
-                <w:i w:val="0"/>
-                <w:sz w:val="20"/>
-              </w:rPr>
               <w:t>Regulação / compliance</w:t>
             </w:r>
           </w:p>
         </w:tc>
         <w:tc>
           <w:tcPr>
-            <w:tcW w:type="dxa" w:w="2967"/>
-            <w:tcMar>
-              <w:top w:w="60" w:type="dxa"/>
-              <w:bottom w:w="60" w:type="dxa"/>
-              <w:left w:w="100" w:type="dxa"/>
-              <w:right w:w="100" w:type="dxa"/>
-            </w:tcMar>
-            <w:shd w:val="clear" w:color="auto" w:fill="EBF5FB"/>
+            <w:tcW w:type="dxa" w:w="2880"/>
           </w:tcPr>
           <w:p>
-            <w:pPr>
-              <w:spacing w:before="40" w:after="40"/>
-            </w:pPr>
             <w:r>
-              <w:rPr>
-                <w:rFonts w:ascii="Calibri" w:hAnsi="Calibri"/>
-                <w:b w:val="0"/>
-                <w:i w:val="0"/>
-                <w:sz w:val="20"/>
-              </w:rPr>
               <w:t>Tratamento de dados pessoais de usuário (LGPD básico); sem regulação setorial</w:t>
             </w:r>
           </w:p>
         </w:tc>
         <w:tc>
           <w:tcPr>
-            <w:tcW w:type="dxa" w:w="2967"/>
-            <w:tcMar>
-              <w:top w:w="60" w:type="dxa"/>
-              <w:bottom w:w="60" w:type="dxa"/>
-              <w:left w:w="100" w:type="dxa"/>
-              <w:right w:w="100" w:type="dxa"/>
-            </w:tcMar>
-            <w:shd w:val="clear" w:color="auto" w:fill="EBF5FB"/>
+            <w:tcW w:type="dxa" w:w="2880"/>
           </w:tcPr>
           <w:p>
-            <w:pPr>
-              <w:spacing w:before="40" w:after="40"/>
-            </w:pPr>
             <w:r>
-              <w:rPr>
-                <w:rFonts w:ascii="Calibri" w:hAnsi="Calibri"/>
-                <w:b w:val="0"/>
-                <w:i w:val="0"/>
-                <w:sz w:val="20"/>
-              </w:rPr>
               <w:t>Nível 2</w:t>
             </w:r>
           </w:p>
         </w:tc>
       </w:tr>
     </w:tbl>
+    <w:p/>
     <w:p>
-      <w:pPr>
-        <w:spacing w:before="0" w:after="160"/>
-      </w:pPr>
-    </w:p>
-    <w:p>
-      <w:pPr>
-        <w:spacing w:before="0" w:after="120"/>
-      </w:pPr>
       <w:r>
         <w:rPr>
-          <w:rFonts w:ascii="Calibri" w:hAnsi="Calibri"/>
           <w:b/>
-          <w:i w:val="0"/>
-          <w:sz w:val="22"/>
         </w:rPr>
         <w:t>Nível de adaptação resultante: Nível 3 — Aprofundado</w:t>
       </w:r>
       <w:r>
-        <w:rPr>
-          <w:rFonts w:ascii="Calibri" w:hAnsi="Calibri"/>
-          <w:b w:val="0"/>
-          <w:i w:val="0"/>
-          <w:sz w:val="22"/>
-        </w:rPr>
         <w:t>, determinado pelo tamanho da equipe e pela complexidade técnica multi-serviço com múltiplas integrações.</w:t>
       </w:r>
     </w:p>
     <w:p>
-      <w:pPr>
-        <w:spacing w:before="0" w:after="120"/>
-      </w:pPr>
       <w:r>
-        <w:rPr>
-          <w:rFonts w:ascii="Calibri" w:hAnsi="Calibri"/>
-          <w:b w:val="0"/>
-          <w:i w:val="0"/>
-          <w:sz w:val="22"/>
-        </w:rPr>
         <w:t xml:space="preserve">Coerente com o Nível 3, o projeto mantém os produtos de trabalho mais formais previstos no GUIA-GPC-001 §5.2: documento de requisitos completo com </w:t>
       </w:r>
       <w:r>
         <w:rPr>
-          <w:rFonts w:ascii="Calibri" w:hAnsi="Calibri"/>
           <w:b/>
-          <w:i w:val="0"/>
-          <w:sz w:val="22"/>
         </w:rPr>
         <w:t>rastreabilidade bidirecional explícita</w:t>
       </w:r>
       <w:r>
-        <w:rPr>
-          <w:rFonts w:ascii="Calibri" w:hAnsi="Calibri"/>
-          <w:b w:val="0"/>
-          <w:i w:val="0"/>
-          <w:sz w:val="22"/>
-        </w:rPr>
         <w:t xml:space="preserve"> (RASTR §2 e §3), </w:t>
       </w:r>
       <w:r>
         <w:rPr>
-          <w:rFonts w:ascii="Calibri" w:hAnsi="Calibri"/>
           <w:b/>
-          <w:i w:val="0"/>
-          <w:sz w:val="22"/>
         </w:rPr>
         <w:t>automação de testes com métrica de cobertura</w:t>
       </w:r>
       <w:r>
-        <w:rPr>
-          <w:rFonts w:ascii="Calibri" w:hAnsi="Calibri"/>
-          <w:b w:val="0"/>
-          <w:i w:val="0"/>
-          <w:sz w:val="22"/>
-        </w:rPr>
         <w:t xml:space="preserve"> (JaCoCo; gate de 80% a partir da S4), </w:t>
       </w:r>
       <w:r>
         <w:rPr>
-          <w:rFonts w:ascii="Calibri" w:hAnsi="Calibri"/>
           <w:b/>
-          <w:i w:val="0"/>
-          <w:sz w:val="22"/>
         </w:rPr>
         <w:t>plano de integração independente</w:t>
       </w:r>
       <w:r>
-        <w:rPr>
-          <w:rFonts w:ascii="Calibri" w:hAnsi="Calibri"/>
-          <w:b w:val="0"/>
-          <w:i w:val="0"/>
-          <w:sz w:val="22"/>
-        </w:rPr>
         <w:t xml:space="preserve"> (ITP) e </w:t>
       </w:r>
       <w:r>
         <w:rPr>
-          <w:rFonts w:ascii="Calibri" w:hAnsi="Calibri"/>
           <w:b/>
-          <w:i w:val="0"/>
-          <w:sz w:val="22"/>
         </w:rPr>
         <w:t>GQA por ciclo/sprint</w:t>
       </w:r>
       <w:r>
-        <w:rPr>
-          <w:rFonts w:ascii="Calibri" w:hAnsi="Calibri"/>
-          <w:b w:val="0"/>
-          <w:i w:val="0"/>
-          <w:sz w:val="22"/>
-        </w:rPr>
-        <w:t xml:space="preserve"> (auditorias GQA-A01/A02/A03). As adaptações registradas na seção seguinte ajustam a </w:t>
-      </w:r>
-      <w:r>
-        <w:rPr>
-          <w:rFonts w:ascii="Calibri" w:hAnsi="Calibri"/>
-          <w:b w:val="0"/>
-          <w:i/>
-          <w:sz w:val="22"/>
-        </w:rPr>
-        <w:t>profundidade e a forma</w:t>
-      </w:r>
-      <w:r>
-        <w:rPr>
-          <w:rFonts w:ascii="Calibri" w:hAnsi="Calibri"/>
-          <w:b w:val="0"/>
-          <w:i w:val="0"/>
-          <w:sz w:val="22"/>
-        </w:rPr>
-        <w:t xml:space="preserve"> de execução, sem suprimir nenhum ponto de controle obrigatório (GUIA-GPC-001 §3).</w:t>
+        <w:t xml:space="preserve"> (auditorias GQA-A01/A02/A03). As adaptações registradas na seção seguinte ajustam a *profundidade e a forma* de execução, sem suprimir nenhum ponto de controle obrigatório (GUIA-GPC-001 §3).</w:t>
       </w:r>
     </w:p>
     <w:p>
       <w:pPr>
-        <w:pStyle w:val="Heading1"/>
-        <w:keepNext/>
-        <w:keepLines/>
-        <w:pBdr>
-          <w:bottom w:val="single" w:sz="4" w:space="2" w:color="D6E4F0"/>
-        </w:pBdr>
+        <w:pStyle w:val="Heading2"/>
       </w:pPr>
       <w:r>
         <w:t>3. Adaptações aplicadas</w:t>
@@ -1474,49 +636,25 @@
     </w:p>
     <w:tbl>
       <w:tblPr>
+        <w:tblStyle w:val="TableGrid"/>
         <w:tblW w:type="auto" w:w="0"/>
         <w:tblLook w:firstColumn="1" w:firstRow="1" w:lastColumn="0" w:lastRow="0" w:noHBand="0" w:noVBand="1" w:val="04A0"/>
-        <w:tblBorders>
-          <w:top w:val="single" w:sz="4" w:space="0" w:color="003366"/>
-          <w:left w:val="single" w:sz="4" w:space="0" w:color="003366"/>
-          <w:bottom w:val="single" w:sz="4" w:space="0" w:color="003366"/>
-          <w:right w:val="single" w:sz="4" w:space="0" w:color="003366"/>
-          <w:insideH w:val="single" w:sz="4" w:space="0" w:color="003366"/>
-          <w:insideV w:val="single" w:sz="4" w:space="0" w:color="003366"/>
-        </w:tblBorders>
       </w:tblPr>
       <w:tblGrid>
-        <w:gridCol w:w="2225"/>
-        <w:gridCol w:w="2225"/>
-        <w:gridCol w:w="2225"/>
-        <w:gridCol w:w="2225"/>
+        <w:gridCol w:w="2160"/>
+        <w:gridCol w:w="2160"/>
+        <w:gridCol w:w="2160"/>
+        <w:gridCol w:w="2160"/>
       </w:tblGrid>
       <w:tr>
-        <w:trPr>
-          <w:cantSplit w:val="1"/>
-        </w:trPr>
         <w:tc>
           <w:tcPr>
-            <w:tcW w:type="dxa" w:w="2225"/>
-            <w:tcMar>
-              <w:top w:w="60" w:type="dxa"/>
-              <w:bottom w:w="60" w:type="dxa"/>
-              <w:left w:w="100" w:type="dxa"/>
-              <w:right w:w="100" w:type="dxa"/>
-            </w:tcMar>
-            <w:shd w:val="clear" w:color="auto" w:fill="003366"/>
+            <w:tcW w:type="dxa" w:w="2160"/>
           </w:tcPr>
           <w:p>
-            <w:pPr>
-              <w:spacing w:before="40" w:after="40"/>
-            </w:pPr>
             <w:r>
               <w:rPr>
-                <w:rFonts w:ascii="Calibri" w:hAnsi="Calibri"/>
                 <w:b/>
-                <w:i w:val="0"/>
-                <w:color w:val="FFFFFF"/>
-                <w:sz w:val="20"/>
               </w:rPr>
               <w:t>#</w:t>
             </w:r>
@@ -1524,26 +662,12 @@
         </w:tc>
         <w:tc>
           <w:tcPr>
-            <w:tcW w:type="dxa" w:w="2225"/>
-            <w:tcMar>
-              <w:top w:w="60" w:type="dxa"/>
-              <w:bottom w:w="60" w:type="dxa"/>
-              <w:left w:w="100" w:type="dxa"/>
-              <w:right w:w="100" w:type="dxa"/>
-            </w:tcMar>
-            <w:shd w:val="clear" w:color="auto" w:fill="003366"/>
+            <w:tcW w:type="dxa" w:w="2160"/>
           </w:tcPr>
           <w:p>
-            <w:pPr>
-              <w:spacing w:before="40" w:after="40"/>
-            </w:pPr>
             <w:r>
               <w:rPr>
-                <w:rFonts w:ascii="Calibri" w:hAnsi="Calibri"/>
                 <w:b/>
-                <w:i w:val="0"/>
-                <w:color w:val="FFFFFF"/>
-                <w:sz w:val="20"/>
               </w:rPr>
               <w:t>Item do processo-padrão</w:t>
             </w:r>
@@ -1551,26 +675,12 @@
         </w:tc>
         <w:tc>
           <w:tcPr>
-            <w:tcW w:type="dxa" w:w="2225"/>
-            <w:tcMar>
-              <w:top w:w="60" w:type="dxa"/>
-              <w:bottom w:w="60" w:type="dxa"/>
-              <w:left w:w="100" w:type="dxa"/>
-              <w:right w:w="100" w:type="dxa"/>
-            </w:tcMar>
-            <w:shd w:val="clear" w:color="auto" w:fill="003366"/>
+            <w:tcW w:type="dxa" w:w="2160"/>
           </w:tcPr>
           <w:p>
-            <w:pPr>
-              <w:spacing w:before="40" w:after="40"/>
-            </w:pPr>
             <w:r>
               <w:rPr>
-                <w:rFonts w:ascii="Calibri" w:hAnsi="Calibri"/>
                 <w:b/>
-                <w:i w:val="0"/>
-                <w:color w:val="FFFFFF"/>
-                <w:sz w:val="20"/>
               </w:rPr>
               <w:t>Decisão de adaptação</w:t>
             </w:r>
@@ -1578,26 +688,12 @@
         </w:tc>
         <w:tc>
           <w:tcPr>
-            <w:tcW w:type="dxa" w:w="2225"/>
-            <w:tcMar>
-              <w:top w:w="60" w:type="dxa"/>
-              <w:bottom w:w="60" w:type="dxa"/>
-              <w:left w:w="100" w:type="dxa"/>
-              <w:right w:w="100" w:type="dxa"/>
-            </w:tcMar>
-            <w:shd w:val="clear" w:color="auto" w:fill="003366"/>
+            <w:tcW w:type="dxa" w:w="2160"/>
           </w:tcPr>
           <w:p>
-            <w:pPr>
-              <w:spacing w:before="40" w:after="40"/>
-            </w:pPr>
             <w:r>
               <w:rPr>
-                <w:rFonts w:ascii="Calibri" w:hAnsi="Calibri"/>
                 <w:b/>
-                <w:i w:val="0"/>
-                <w:color w:val="FFFFFF"/>
-                <w:sz w:val="20"/>
               </w:rPr>
               <w:t>Justificativa</w:t>
             </w:r>
@@ -1605,468 +701,175 @@
         </w:tc>
       </w:tr>
       <w:tr>
-        <w:trPr>
-          <w:cantSplit w:val="1"/>
-        </w:trPr>
         <w:tc>
           <w:tcPr>
-            <w:tcW w:type="dxa" w:w="2225"/>
-            <w:tcMar>
-              <w:top w:w="60" w:type="dxa"/>
-              <w:bottom w:w="60" w:type="dxa"/>
-              <w:left w:w="100" w:type="dxa"/>
-              <w:right w:w="100" w:type="dxa"/>
-            </w:tcMar>
-            <w:shd w:val="clear" w:color="auto" w:fill="EBF5FB"/>
+            <w:tcW w:type="dxa" w:w="2160"/>
           </w:tcPr>
           <w:p>
-            <w:pPr>
-              <w:spacing w:before="40" w:after="40"/>
-            </w:pPr>
             <w:r>
-              <w:rPr>
-                <w:rFonts w:ascii="Calibri" w:hAnsi="Calibri"/>
-                <w:b w:val="0"/>
-                <w:i w:val="0"/>
-                <w:sz w:val="20"/>
-              </w:rPr>
               <w:t>A-01</w:t>
             </w:r>
           </w:p>
         </w:tc>
         <w:tc>
           <w:tcPr>
-            <w:tcW w:type="dxa" w:w="2225"/>
-            <w:tcMar>
-              <w:top w:w="60" w:type="dxa"/>
-              <w:bottom w:w="60" w:type="dxa"/>
-              <w:left w:w="100" w:type="dxa"/>
-              <w:right w:w="100" w:type="dxa"/>
-            </w:tcMar>
-            <w:shd w:val="clear" w:color="auto" w:fill="EBF5FB"/>
+            <w:tcW w:type="dxa" w:w="2160"/>
           </w:tcPr>
           <w:p>
-            <w:pPr>
-              <w:spacing w:before="40" w:after="40"/>
-            </w:pPr>
             <w:r>
-              <w:rPr>
-                <w:rFonts w:ascii="Calibri" w:hAnsi="Calibri"/>
-                <w:b w:val="0"/>
-                <w:i w:val="0"/>
-                <w:sz w:val="20"/>
-              </w:rPr>
               <w:t>Pipeline de CI executado em agente Linux padrão</w:t>
             </w:r>
           </w:p>
         </w:tc>
         <w:tc>
           <w:tcPr>
-            <w:tcW w:type="dxa" w:w="2225"/>
-            <w:tcMar>
-              <w:top w:w="60" w:type="dxa"/>
-              <w:bottom w:w="60" w:type="dxa"/>
-              <w:left w:w="100" w:type="dxa"/>
-              <w:right w:w="100" w:type="dxa"/>
-            </w:tcMar>
-            <w:shd w:val="clear" w:color="auto" w:fill="EBF5FB"/>
+            <w:tcW w:type="dxa" w:w="2160"/>
           </w:tcPr>
           <w:p>
-            <w:pPr>
-              <w:spacing w:before="40" w:after="40"/>
-            </w:pPr>
             <w:r>
-              <w:rPr>
-                <w:rFonts w:ascii="Calibri" w:hAnsi="Calibri"/>
-                <w:b w:val="0"/>
-                <w:i w:val="0"/>
-                <w:sz w:val="20"/>
-              </w:rPr>
-              <w:t xml:space="preserve">Pipelines executadas em agente Windows (Default) com tasks </w:t>
+              <w:t xml:space="preserve">Pipelines executadas no runner </w:t>
             </w:r>
             <w:r>
               <w:rPr>
-                <w:rFonts w:ascii="Calibri" w:hAnsi="Calibri"/>
                 <w:b/>
-                <w:i w:val="0"/>
-                <w:sz w:val="20"/>
               </w:rPr>
-              <w:t>PowerShell@2</w:t>
+              <w:t>runner-vm-docker</w:t>
             </w:r>
             <w:r>
-              <w:rPr>
-                <w:rFonts w:ascii="Calibri" w:hAnsi="Calibri"/>
-                <w:b w:val="0"/>
-                <w:i w:val="0"/>
-                <w:sz w:val="20"/>
-              </w:rPr>
-              <w:t xml:space="preserve"> nas três pipelines ("MilhasFacil API/Web/Crawler - Pipeline")</w:t>
+              <w:t xml:space="preserve"> (GitLab CI) nas três pipelines ("MilhasFacil API/Web/Crawler - Pipeline")</w:t>
             </w:r>
           </w:p>
         </w:tc>
         <w:tc>
           <w:tcPr>
-            <w:tcW w:type="dxa" w:w="2225"/>
-            <w:tcMar>
-              <w:top w:w="60" w:type="dxa"/>
-              <w:bottom w:w="60" w:type="dxa"/>
-              <w:left w:w="100" w:type="dxa"/>
-              <w:right w:w="100" w:type="dxa"/>
-            </w:tcMar>
-            <w:shd w:val="clear" w:color="auto" w:fill="EBF5FB"/>
+            <w:tcW w:type="dxa" w:w="2160"/>
           </w:tcPr>
           <w:p>
-            <w:pPr>
-              <w:spacing w:before="40" w:after="40"/>
-            </w:pPr>
             <w:r>
-              <w:rPr>
-                <w:rFonts w:ascii="Calibri" w:hAnsi="Calibri"/>
-                <w:b w:val="0"/>
-                <w:i w:val="0"/>
-                <w:sz w:val="20"/>
-              </w:rPr>
-              <w:t>Agente Windows é o recurso disponível na organização; padronização das tasks em PowerShell@2 reduz divergência entre as três pipelines. Mitiga o risco R-05 (pipeline de CI em agente Windows)</w:t>
+              <w:t>Runner Docker é o recurso disponível na organização; padronização das pipelines GitLab CI reduz divergência entre os três serviços. Mitiga o risco R-05 (pipeline de CI)</w:t>
             </w:r>
           </w:p>
         </w:tc>
       </w:tr>
       <w:tr>
-        <w:trPr>
-          <w:cantSplit w:val="1"/>
-        </w:trPr>
         <w:tc>
           <w:tcPr>
-            <w:tcW w:type="dxa" w:w="2225"/>
-            <w:tcMar>
-              <w:top w:w="60" w:type="dxa"/>
-              <w:bottom w:w="60" w:type="dxa"/>
-              <w:left w:w="100" w:type="dxa"/>
-              <w:right w:w="100" w:type="dxa"/>
-            </w:tcMar>
+            <w:tcW w:type="dxa" w:w="2160"/>
           </w:tcPr>
           <w:p>
-            <w:pPr>
-              <w:spacing w:before="40" w:after="40"/>
-            </w:pPr>
             <w:r>
-              <w:rPr>
-                <w:rFonts w:ascii="Calibri" w:hAnsi="Calibri"/>
-                <w:b w:val="0"/>
-                <w:i w:val="0"/>
-                <w:sz w:val="20"/>
-              </w:rPr>
               <w:t>A-02</w:t>
             </w:r>
           </w:p>
         </w:tc>
         <w:tc>
           <w:tcPr>
-            <w:tcW w:type="dxa" w:w="2225"/>
-            <w:tcMar>
-              <w:top w:w="60" w:type="dxa"/>
-              <w:bottom w:w="60" w:type="dxa"/>
-              <w:left w:w="100" w:type="dxa"/>
-              <w:right w:w="100" w:type="dxa"/>
-            </w:tcMar>
+            <w:tcW w:type="dxa" w:w="2160"/>
           </w:tcPr>
           <w:p>
-            <w:pPr>
-              <w:spacing w:before="40" w:after="40"/>
-            </w:pPr>
             <w:r>
-              <w:rPr>
-                <w:rFonts w:ascii="Calibri" w:hAnsi="Calibri"/>
-                <w:b w:val="0"/>
-                <w:i w:val="0"/>
-                <w:sz w:val="20"/>
-              </w:rPr>
               <w:t>Histórico de repositório construído incrementalmente desde a primeira sprint</w:t>
             </w:r>
           </w:p>
         </w:tc>
         <w:tc>
           <w:tcPr>
-            <w:tcW w:type="dxa" w:w="2225"/>
-            <w:tcMar>
-              <w:top w:w="60" w:type="dxa"/>
-              <w:bottom w:w="60" w:type="dxa"/>
-              <w:left w:w="100" w:type="dxa"/>
-              <w:right w:w="100" w:type="dxa"/>
-            </w:tcMar>
+            <w:tcW w:type="dxa" w:w="2160"/>
           </w:tcPr>
           <w:p>
-            <w:pPr>
-              <w:spacing w:before="40" w:after="40"/>
-            </w:pPr>
             <w:r>
-              <w:rPr>
-                <w:rFonts w:ascii="Calibri" w:hAnsi="Calibri"/>
-                <w:b w:val="0"/>
-                <w:i w:val="0"/>
-                <w:sz w:val="20"/>
-              </w:rPr>
               <w:t xml:space="preserve">Histórico dos repositórios (MilhasFacil_api, MilhasFacil_web, MilhasFacil_crawler) </w:t>
             </w:r>
             <w:r>
               <w:rPr>
-                <w:rFonts w:ascii="Calibri" w:hAnsi="Calibri"/>
                 <w:b/>
-                <w:i w:val="0"/>
-                <w:sz w:val="20"/>
               </w:rPr>
               <w:t>inicializado de forma consolidada</w:t>
             </w:r>
             <w:r>
-              <w:rPr>
-                <w:rFonts w:ascii="Calibri" w:hAnsi="Calibri"/>
-                <w:b w:val="0"/>
-                <w:i w:val="0"/>
-                <w:sz w:val="20"/>
-              </w:rPr>
               <w:t xml:space="preserve"> (retroativa); saneamento prospectivo a partir da S9</w:t>
             </w:r>
           </w:p>
         </w:tc>
         <w:tc>
           <w:tcPr>
-            <w:tcW w:type="dxa" w:w="2225"/>
-            <w:tcMar>
-              <w:top w:w="60" w:type="dxa"/>
-              <w:bottom w:w="60" w:type="dxa"/>
-              <w:left w:w="100" w:type="dxa"/>
-              <w:right w:w="100" w:type="dxa"/>
-            </w:tcMar>
+            <w:tcW w:type="dxa" w:w="2160"/>
           </w:tcPr>
           <w:p>
-            <w:pPr>
-              <w:spacing w:before="40" w:after="40"/>
-            </w:pPr>
             <w:r>
-              <w:rPr>
-                <w:rFonts w:ascii="Calibri" w:hAnsi="Calibri"/>
-                <w:b w:val="0"/>
-                <w:i w:val="0"/>
-                <w:sz w:val="20"/>
-              </w:rPr>
-              <w:t xml:space="preserve">A integração ao Azure DevOps ocorreu de forma retroativa; datas reais de PR e build concentram-se em 13–15/06/2026. Os </w:t>
+              <w:t xml:space="preserve">A integração ao GitLab ocorreu de forma retroativa; datas reais de MR e pipeline concentram-se em 13–15/06/2026. Todos os </w:t>
             </w:r>
             <w:r>
               <w:rPr>
-                <w:rFonts w:ascii="Calibri" w:hAnsi="Calibri"/>
                 <w:b/>
-                <w:i w:val="0"/>
-                <w:sz w:val="20"/>
               </w:rPr>
-              <w:t>22 PRs históricos (S1–S8)</w:t>
+              <w:t>37 MRs</w:t>
+            </w:r>
+            <w:r>
+              <w:t xml:space="preserve"> estão com </w:t>
             </w:r>
             <w:r>
               <w:rPr>
-                <w:rFonts w:ascii="Calibri" w:hAnsi="Calibri"/>
-                <w:b w:val="0"/>
-                <w:i w:val="0"/>
-                <w:sz w:val="20"/>
+                <w:b/>
               </w:rPr>
-              <w:t xml:space="preserve"> permanecem </w:t>
+              <w:t>2 revisores aprovados</w:t>
+            </w:r>
+            <w:r>
+              <w:t xml:space="preserve"> (verificado via SQL). A partir da S9 a revisão de MR está </w:t>
             </w:r>
             <w:r>
               <w:rPr>
-                <w:rFonts w:ascii="Calibri" w:hAnsi="Calibri"/>
                 <w:b/>
-                <w:i w:val="0"/>
-                <w:sz w:val="20"/>
-              </w:rPr>
-              <w:t>sem revisor registrado</w:t>
-            </w:r>
-            <w:r>
-              <w:rPr>
-                <w:rFonts w:ascii="Calibri" w:hAnsi="Calibri"/>
-                <w:b w:val="0"/>
-                <w:i w:val="0"/>
-                <w:sz w:val="20"/>
-              </w:rPr>
-              <w:t xml:space="preserve"> por serem fruto da consolidação histórica (PR concluído é imutável). A partir da S9 a revisão de PR está </w:t>
-            </w:r>
-            <w:r>
-              <w:rPr>
-                <w:rFonts w:ascii="Calibri" w:hAnsi="Calibri"/>
-                <w:b/>
-                <w:i w:val="0"/>
-                <w:sz w:val="20"/>
               </w:rPr>
               <w:t>evidenciada</w:t>
             </w:r>
             <w:r>
-              <w:rPr>
-                <w:rFonts w:ascii="Calibri" w:hAnsi="Calibri"/>
-                <w:b w:val="0"/>
-                <w:i w:val="0"/>
-                <w:sz w:val="20"/>
-              </w:rPr>
-              <w:t xml:space="preserve">: os </w:t>
+              <w:t xml:space="preserve"> nos registros do GitLab; foi ativada a </w:t>
             </w:r>
             <w:r>
               <w:rPr>
-                <w:rFonts w:ascii="Calibri" w:hAnsi="Calibri"/>
                 <w:b/>
-                <w:i w:val="0"/>
-                <w:sz w:val="20"/>
               </w:rPr>
-              <w:t>6 PRs da S9</w:t>
+              <w:t>branch protection rule</w:t>
             </w:r>
             <w:r>
-              <w:rPr>
-                <w:rFonts w:ascii="Calibri" w:hAnsi="Calibri"/>
-                <w:b w:val="0"/>
-                <w:i w:val="0"/>
-                <w:sz w:val="20"/>
-              </w:rPr>
-              <w:t xml:space="preserve"> (API #11/#12/#28, Web #21/#22, Crawler #27) foram </w:t>
-            </w:r>
-            <w:r>
-              <w:rPr>
-                <w:rFonts w:ascii="Calibri" w:hAnsi="Calibri"/>
-                <w:b/>
-                <w:i w:val="0"/>
-                <w:sz w:val="20"/>
-              </w:rPr>
-              <w:t>concluídos em 15/06 com revisor Cézar Velazquez (TL) — Approved (vote 10)</w:t>
-            </w:r>
-            <w:r>
-              <w:rPr>
-                <w:rFonts w:ascii="Calibri" w:hAnsi="Calibri"/>
-                <w:b w:val="0"/>
-                <w:i w:val="0"/>
-                <w:sz w:val="20"/>
-              </w:rPr>
-              <w:t xml:space="preserve">, registrado no Azure DevOps sob a conta legada </w:t>
-            </w:r>
-            <w:r>
-              <w:rPr>
-                <w:rFonts w:ascii="Courier New" w:hAnsi="Courier New"/>
-                <w:b w:val="0"/>
-                <w:i w:val="0"/>
-                <w:color w:val="333333"/>
-                <w:sz w:val="20"/>
-              </w:rPr>
-              <w:t>Mateus Veloso</w:t>
-            </w:r>
-            <w:r>
-              <w:rPr>
-                <w:rFonts w:ascii="Calibri" w:hAnsi="Calibri"/>
-                <w:b w:val="0"/>
-                <w:i w:val="0"/>
-                <w:sz w:val="20"/>
-              </w:rPr>
-              <w:t xml:space="preserve">, e mergeados em develop; foi ativada a </w:t>
-            </w:r>
-            <w:r>
-              <w:rPr>
-                <w:rFonts w:ascii="Calibri" w:hAnsi="Calibri"/>
-                <w:b/>
-                <w:i w:val="0"/>
-                <w:sz w:val="20"/>
-              </w:rPr>
-              <w:t>branch policy</w:t>
-            </w:r>
-            <w:r>
-              <w:rPr>
-                <w:rFonts w:ascii="Calibri" w:hAnsi="Calibri"/>
-                <w:b w:val="0"/>
-                <w:i w:val="0"/>
-                <w:sz w:val="20"/>
-              </w:rPr>
               <w:t xml:space="preserve"> de revisor (≥1 revisor) em develop nos três repositórios, impedindo recorrência</w:t>
             </w:r>
           </w:p>
         </w:tc>
       </w:tr>
       <w:tr>
-        <w:trPr>
-          <w:cantSplit w:val="1"/>
-        </w:trPr>
         <w:tc>
           <w:tcPr>
-            <w:tcW w:type="dxa" w:w="2225"/>
-            <w:tcMar>
-              <w:top w:w="60" w:type="dxa"/>
-              <w:bottom w:w="60" w:type="dxa"/>
-              <w:left w:w="100" w:type="dxa"/>
-              <w:right w:w="100" w:type="dxa"/>
-            </w:tcMar>
-            <w:shd w:val="clear" w:color="auto" w:fill="EBF5FB"/>
+            <w:tcW w:type="dxa" w:w="2160"/>
           </w:tcPr>
           <w:p>
-            <w:pPr>
-              <w:spacing w:before="40" w:after="40"/>
-            </w:pPr>
             <w:r>
-              <w:rPr>
-                <w:rFonts w:ascii="Calibri" w:hAnsi="Calibri"/>
-                <w:b w:val="0"/>
-                <w:i w:val="0"/>
-                <w:sz w:val="20"/>
-              </w:rPr>
               <w:t>A-03</w:t>
             </w:r>
           </w:p>
         </w:tc>
         <w:tc>
           <w:tcPr>
-            <w:tcW w:type="dxa" w:w="2225"/>
-            <w:tcMar>
-              <w:top w:w="60" w:type="dxa"/>
-              <w:bottom w:w="60" w:type="dxa"/>
-              <w:left w:w="100" w:type="dxa"/>
-              <w:right w:w="100" w:type="dxa"/>
-            </w:tcMar>
-            <w:shd w:val="clear" w:color="auto" w:fill="EBF5FB"/>
+            <w:tcW w:type="dxa" w:w="2160"/>
           </w:tcPr>
           <w:p>
-            <w:pPr>
-              <w:spacing w:before="40" w:after="40"/>
-            </w:pPr>
             <w:r>
-              <w:rPr>
-                <w:rFonts w:ascii="Calibri" w:hAnsi="Calibri"/>
-                <w:b w:val="0"/>
-                <w:i w:val="0"/>
-                <w:sz w:val="20"/>
-              </w:rPr>
               <w:t>Gate de cobertura de testes ativo desde o Sprint 1</w:t>
             </w:r>
           </w:p>
         </w:tc>
         <w:tc>
           <w:tcPr>
-            <w:tcW w:type="dxa" w:w="2225"/>
-            <w:tcMar>
-              <w:top w:w="60" w:type="dxa"/>
-              <w:bottom w:w="60" w:type="dxa"/>
-              <w:left w:w="100" w:type="dxa"/>
-              <w:right w:w="100" w:type="dxa"/>
-            </w:tcMar>
-            <w:shd w:val="clear" w:color="auto" w:fill="EBF5FB"/>
+            <w:tcW w:type="dxa" w:w="2160"/>
           </w:tcPr>
           <w:p>
-            <w:pPr>
-              <w:spacing w:before="40" w:after="40"/>
-            </w:pPr>
             <w:r>
-              <w:rPr>
-                <w:rFonts w:ascii="Calibri" w:hAnsi="Calibri"/>
-                <w:b w:val="0"/>
-                <w:i w:val="0"/>
-                <w:sz w:val="20"/>
-              </w:rPr>
               <w:t xml:space="preserve">Gate de cobertura (JaCoCo 80% na API) </w:t>
             </w:r>
             <w:r>
               <w:rPr>
-                <w:rFonts w:ascii="Calibri" w:hAnsi="Calibri"/>
                 <w:b/>
-                <w:i w:val="0"/>
-                <w:sz w:val="20"/>
               </w:rPr>
               <w:t>ativado a partir da Sprint 4</w:t>
             </w:r>
@@ -2074,1186 +877,500 @@
         </w:tc>
         <w:tc>
           <w:tcPr>
-            <w:tcW w:type="dxa" w:w="2225"/>
-            <w:tcMar>
-              <w:top w:w="60" w:type="dxa"/>
-              <w:bottom w:w="60" w:type="dxa"/>
-              <w:left w:w="100" w:type="dxa"/>
-              <w:right w:w="100" w:type="dxa"/>
-            </w:tcMar>
-            <w:shd w:val="clear" w:color="auto" w:fill="EBF5FB"/>
+            <w:tcW w:type="dxa" w:w="2160"/>
           </w:tcPr>
           <w:p>
-            <w:pPr>
-              <w:spacing w:before="40" w:after="40"/>
-            </w:pPr>
             <w:r>
-              <w:rPr>
-                <w:rFonts w:ascii="Calibri" w:hAnsi="Calibri"/>
-                <w:b w:val="0"/>
-                <w:i w:val="0"/>
-                <w:sz w:val="20"/>
-              </w:rPr>
               <w:t>A NC-001 (cobertura &lt;80%, JaCoCo 74% na S2) motivou a priorização de testes unitários e a introdução do gate de CI a partir da S4; a NC foi encerrada na S5 (JaCoCo 82%)</w:t>
             </w:r>
           </w:p>
         </w:tc>
       </w:tr>
       <w:tr>
-        <w:trPr>
-          <w:cantSplit w:val="1"/>
-        </w:trPr>
         <w:tc>
           <w:tcPr>
-            <w:tcW w:type="dxa" w:w="2225"/>
-            <w:tcMar>
-              <w:top w:w="60" w:type="dxa"/>
-              <w:bottom w:w="60" w:type="dxa"/>
-              <w:left w:w="100" w:type="dxa"/>
-              <w:right w:w="100" w:type="dxa"/>
-            </w:tcMar>
+            <w:tcW w:type="dxa" w:w="2160"/>
           </w:tcPr>
           <w:p>
-            <w:pPr>
-              <w:spacing w:before="40" w:after="40"/>
-            </w:pPr>
             <w:r>
-              <w:rPr>
-                <w:rFonts w:ascii="Calibri" w:hAnsi="Calibri"/>
-                <w:b w:val="0"/>
-                <w:i w:val="0"/>
-                <w:sz w:val="20"/>
-              </w:rPr>
               <w:t>A-04</w:t>
             </w:r>
           </w:p>
         </w:tc>
         <w:tc>
           <w:tcPr>
-            <w:tcW w:type="dxa" w:w="2225"/>
-            <w:tcMar>
-              <w:top w:w="60" w:type="dxa"/>
-              <w:bottom w:w="60" w:type="dxa"/>
-              <w:left w:w="100" w:type="dxa"/>
-              <w:right w:w="100" w:type="dxa"/>
-            </w:tcMar>
+            <w:tcW w:type="dxa" w:w="2160"/>
           </w:tcPr>
           <w:p>
-            <w:pPr>
-              <w:spacing w:before="40" w:after="40"/>
-            </w:pPr>
             <w:r>
-              <w:rPr>
-                <w:rFonts w:ascii="Calibri" w:hAnsi="Calibri"/>
-                <w:b w:val="0"/>
-                <w:i w:val="0"/>
-                <w:sz w:val="20"/>
-              </w:rPr>
-              <w:t>Revisão de PR com dois revisores independentes</w:t>
+              <w:t>Revisão de MR com dois revisores independentes</w:t>
             </w:r>
           </w:p>
         </w:tc>
         <w:tc>
           <w:tcPr>
-            <w:tcW w:type="dxa" w:w="2225"/>
-            <w:tcMar>
-              <w:top w:w="60" w:type="dxa"/>
-              <w:bottom w:w="60" w:type="dxa"/>
-              <w:left w:w="100" w:type="dxa"/>
-              <w:right w:w="100" w:type="dxa"/>
-            </w:tcMar>
+            <w:tcW w:type="dxa" w:w="2160"/>
           </w:tcPr>
           <w:p>
-            <w:pPr>
-              <w:spacing w:before="40" w:after="40"/>
-            </w:pPr>
             <w:r>
-              <w:rPr>
-                <w:rFonts w:ascii="Calibri" w:hAnsi="Calibri"/>
-                <w:b w:val="0"/>
-                <w:i w:val="0"/>
-                <w:sz w:val="20"/>
-              </w:rPr>
               <w:t xml:space="preserve">Revisão com </w:t>
             </w:r>
             <w:r>
               <w:rPr>
-                <w:rFonts w:ascii="Calibri" w:hAnsi="Calibri"/>
                 <w:b/>
-                <w:i w:val="0"/>
-                <w:sz w:val="20"/>
               </w:rPr>
-              <w:t>um revisor</w:t>
+              <w:t>2 revisores aprovados</w:t>
             </w:r>
             <w:r>
-              <w:rPr>
-                <w:rFonts w:ascii="Calibri" w:hAnsi="Calibri"/>
-                <w:b w:val="0"/>
-                <w:i w:val="0"/>
-                <w:sz w:val="20"/>
-              </w:rPr>
-              <w:t xml:space="preserve"> — o Tech Lead/Arquiteto </w:t>
-            </w:r>
-            <w:r>
-              <w:rPr>
-                <w:rFonts w:ascii="Calibri" w:hAnsi="Calibri"/>
-                <w:b/>
-                <w:i w:val="0"/>
-                <w:sz w:val="20"/>
-              </w:rPr>
-              <w:t>Cézar Velazquez</w:t>
-            </w:r>
-            <w:r>
-              <w:rPr>
-                <w:rFonts w:ascii="Calibri" w:hAnsi="Calibri"/>
-                <w:b w:val="0"/>
-                <w:i w:val="0"/>
-                <w:sz w:val="20"/>
-              </w:rPr>
-              <w:t xml:space="preserve"> aprova os PRs (Approved, vote 10); no Azure DevOps a aprovação aparece sob a conta legada </w:t>
-            </w:r>
-            <w:r>
-              <w:rPr>
-                <w:rFonts w:ascii="Courier New" w:hAnsi="Courier New"/>
-                <w:b w:val="0"/>
-                <w:i w:val="0"/>
-                <w:color w:val="333333"/>
-                <w:sz w:val="20"/>
-              </w:rPr>
-              <w:t>Mateus Veloso</w:t>
-            </w:r>
-            <w:r>
-              <w:rPr>
-                <w:rFonts w:ascii="Calibri" w:hAnsi="Calibri"/>
-                <w:b w:val="0"/>
-                <w:i w:val="0"/>
-                <w:sz w:val="20"/>
-              </w:rPr>
-              <w:t xml:space="preserve"> (= Cézar)</w:t>
+              <w:t xml:space="preserve"> em todos os 37 MRs — verificado via SQL; os revisores reais incluem cezar.velazquez (Tech Lead) e lucas.batista, entre outros</w:t>
             </w:r>
           </w:p>
         </w:tc>
         <w:tc>
           <w:tcPr>
-            <w:tcW w:type="dxa" w:w="2225"/>
-            <w:tcMar>
-              <w:top w:w="60" w:type="dxa"/>
-              <w:bottom w:w="60" w:type="dxa"/>
-              <w:left w:w="100" w:type="dxa"/>
-              <w:right w:w="100" w:type="dxa"/>
-            </w:tcMar>
+            <w:tcW w:type="dxa" w:w="2160"/>
           </w:tcPr>
           <w:p>
-            <w:pPr>
-              <w:spacing w:before="40" w:after="40"/>
-            </w:pPr>
             <w:r>
-              <w:rPr>
-                <w:rFonts w:ascii="Calibri" w:hAnsi="Calibri"/>
-                <w:b w:val="0"/>
-                <w:i w:val="0"/>
-                <w:sz w:val="20"/>
-              </w:rPr>
-              <w:t>Equipe enxuta com três desenvolvedores efetivos; o Tech Lead concentra a aprovação técnica dos PRs, mantendo o gate de aprovação sem ampliar o lead time. A branch policy de revisor em develop (S9) torna o revisor obrigatório nos três repositórios. A aprovação de escopo/CR é responsabilidade do GP (Abraão)</w:t>
+              <w:t>Equipe enxuta com três desenvolvedores efetivos; o Tech Lead lidera a aprovação técnica dos MRs, mantendo o gate de aprovação sem ampliar o lead time. A branch protection rule de revisor em develop (S9) torna o revisor obrigatório nos três repositórios. A aprovação de escopo/CR é responsabilidade do GP (Abraão)</w:t>
             </w:r>
           </w:p>
         </w:tc>
       </w:tr>
       <w:tr>
-        <w:trPr>
-          <w:cantSplit w:val="1"/>
-        </w:trPr>
         <w:tc>
           <w:tcPr>
-            <w:tcW w:type="dxa" w:w="2225"/>
-            <w:tcMar>
-              <w:top w:w="60" w:type="dxa"/>
-              <w:bottom w:w="60" w:type="dxa"/>
-              <w:left w:w="100" w:type="dxa"/>
-              <w:right w:w="100" w:type="dxa"/>
-            </w:tcMar>
-            <w:shd w:val="clear" w:color="auto" w:fill="EBF5FB"/>
+            <w:tcW w:type="dxa" w:w="2160"/>
           </w:tcPr>
           <w:p>
-            <w:pPr>
-              <w:spacing w:before="40" w:after="40"/>
-            </w:pPr>
             <w:r>
-              <w:rPr>
-                <w:rFonts w:ascii="Calibri" w:hAnsi="Calibri"/>
-                <w:b w:val="0"/>
-                <w:i w:val="0"/>
-                <w:sz w:val="20"/>
-              </w:rPr>
               <w:t>A-05</w:t>
             </w:r>
           </w:p>
         </w:tc>
         <w:tc>
           <w:tcPr>
-            <w:tcW w:type="dxa" w:w="2225"/>
-            <w:tcMar>
-              <w:top w:w="60" w:type="dxa"/>
-              <w:bottom w:w="60" w:type="dxa"/>
-              <w:left w:w="100" w:type="dxa"/>
-              <w:right w:w="100" w:type="dxa"/>
-            </w:tcMar>
-            <w:shd w:val="clear" w:color="auto" w:fill="EBF5FB"/>
+            <w:tcW w:type="dxa" w:w="2160"/>
           </w:tcPr>
           <w:p>
-            <w:pPr>
-              <w:spacing w:before="40" w:after="40"/>
-            </w:pPr>
             <w:r>
-              <w:rPr>
-                <w:rFonts w:ascii="Calibri" w:hAnsi="Calibri"/>
-                <w:b w:val="0"/>
-                <w:i w:val="0"/>
-                <w:sz w:val="20"/>
-              </w:rPr>
               <w:t>Cadastro de dados de referência em banco de dados</w:t>
             </w:r>
           </w:p>
         </w:tc>
         <w:tc>
           <w:tcPr>
-            <w:tcW w:type="dxa" w:w="2225"/>
-            <w:tcMar>
-              <w:top w:w="60" w:type="dxa"/>
-              <w:bottom w:w="60" w:type="dxa"/>
-              <w:left w:w="100" w:type="dxa"/>
-              <w:right w:w="100" w:type="dxa"/>
-            </w:tcMar>
-            <w:shd w:val="clear" w:color="auto" w:fill="EBF5FB"/>
+            <w:tcW w:type="dxa" w:w="2160"/>
           </w:tcPr>
           <w:p>
-            <w:pPr>
-              <w:spacing w:before="40" w:after="40"/>
-            </w:pPr>
             <w:r>
-              <w:rPr>
-                <w:rFonts w:ascii="Calibri" w:hAnsi="Calibri"/>
-                <w:b w:val="0"/>
-                <w:i w:val="0"/>
-                <w:sz w:val="20"/>
-              </w:rPr>
               <w:t xml:space="preserve">Lista de aeroportos (IATA) mantida </w:t>
             </w:r>
             <w:r>
               <w:rPr>
-                <w:rFonts w:ascii="Calibri" w:hAnsi="Calibri"/>
                 <w:b/>
-                <w:i w:val="0"/>
-                <w:sz w:val="20"/>
               </w:rPr>
               <w:t>fixa em código</w:t>
             </w:r>
             <w:r>
-              <w:rPr>
-                <w:rFonts w:ascii="Calibri" w:hAnsi="Calibri"/>
-                <w:b w:val="0"/>
-                <w:i w:val="0"/>
-                <w:sz w:val="20"/>
-              </w:rPr>
               <w:t xml:space="preserve"> (</w:t>
             </w:r>
             <w:r>
               <w:rPr>
-                <w:rFonts w:ascii="Courier New" w:hAnsi="Courier New"/>
-                <w:b w:val="0"/>
-                <w:i w:val="0"/>
-                <w:color w:val="333333"/>
-                <w:sz w:val="20"/>
+                <w:rFonts w:ascii="Consolas" w:hAnsi="Consolas"/>
               </w:rPr>
               <w:t>SearchService</w:t>
             </w:r>
             <w:r>
-              <w:rPr>
-                <w:rFonts w:ascii="Calibri" w:hAnsi="Calibri"/>
-                <w:b w:val="0"/>
-                <w:i w:val="0"/>
-                <w:sz w:val="20"/>
-              </w:rPr>
               <w:t xml:space="preserve">) na linha principal até a release v0.9.0; a partir de v0.9.0, busca de aeroportos atendida por </w:t>
             </w:r>
             <w:r>
               <w:rPr>
-                <w:rFonts w:ascii="Calibri" w:hAnsi="Calibri"/>
                 <w:b/>
-                <w:i w:val="0"/>
-                <w:sz w:val="20"/>
               </w:rPr>
               <w:t>AirportController/AirportRepository</w:t>
             </w:r>
             <w:r>
-              <w:rPr>
-                <w:rFonts w:ascii="Calibri" w:hAnsi="Calibri"/>
-                <w:b w:val="0"/>
-                <w:i w:val="0"/>
-                <w:sz w:val="20"/>
-              </w:rPr>
               <w:t xml:space="preserve"> com índice </w:t>
             </w:r>
             <w:r>
               <w:rPr>
-                <w:rFonts w:ascii="Courier New" w:hAnsi="Courier New"/>
-                <w:b w:val="0"/>
-                <w:i w:val="0"/>
-                <w:color w:val="333333"/>
-                <w:sz w:val="20"/>
+                <w:rFonts w:ascii="Consolas" w:hAnsi="Consolas"/>
               </w:rPr>
               <w:t>V9__airport_search_index.sql</w:t>
             </w:r>
             <w:r>
-              <w:rPr>
-                <w:rFonts w:ascii="Calibri" w:hAnsi="Calibri"/>
-                <w:b w:val="0"/>
-                <w:i w:val="0"/>
-                <w:sz w:val="20"/>
-              </w:rPr>
               <w:t xml:space="preserve"> (MF-64)</w:t>
             </w:r>
           </w:p>
         </w:tc>
         <w:tc>
           <w:tcPr>
-            <w:tcW w:type="dxa" w:w="2225"/>
-            <w:tcMar>
-              <w:top w:w="60" w:type="dxa"/>
-              <w:bottom w:w="60" w:type="dxa"/>
-              <w:left w:w="100" w:type="dxa"/>
-              <w:right w:w="100" w:type="dxa"/>
-            </w:tcMar>
-            <w:shd w:val="clear" w:color="auto" w:fill="EBF5FB"/>
+            <w:tcW w:type="dxa" w:w="2160"/>
           </w:tcPr>
           <w:p>
-            <w:pPr>
-              <w:spacing w:before="40" w:after="40"/>
-            </w:pPr>
             <w:r>
-              <w:rPr>
-                <w:rFonts w:ascii="Calibri" w:hAnsi="Calibri"/>
-                <w:b w:val="0"/>
-                <w:i w:val="0"/>
-                <w:sz w:val="20"/>
-              </w:rPr>
               <w:t xml:space="preserve">Volume estável e pequeno de aeroportos; a lista em código simplificou o deploy nas primeiras sprints. Na S9 a busca passou a ser servida por consulta paginada case-insensitive (ILIKE + extensão </w:t>
             </w:r>
             <w:r>
               <w:rPr>
-                <w:rFonts w:ascii="Courier New" w:hAnsi="Courier New"/>
-                <w:b w:val="0"/>
-                <w:i w:val="0"/>
-                <w:color w:val="333333"/>
-                <w:sz w:val="20"/>
+                <w:rFonts w:ascii="Consolas" w:hAnsi="Consolas"/>
               </w:rPr>
               <w:t>unaccent</w:t>
             </w:r>
             <w:r>
-              <w:rPr>
-                <w:rFonts w:ascii="Calibri" w:hAnsi="Calibri"/>
-                <w:b w:val="0"/>
-                <w:i w:val="0"/>
-                <w:sz w:val="20"/>
-              </w:rPr>
               <w:t>), released em main na v0.9.0</w:t>
             </w:r>
           </w:p>
         </w:tc>
       </w:tr>
       <w:tr>
-        <w:trPr>
-          <w:cantSplit w:val="1"/>
-        </w:trPr>
         <w:tc>
           <w:tcPr>
-            <w:tcW w:type="dxa" w:w="2225"/>
-            <w:tcMar>
-              <w:top w:w="60" w:type="dxa"/>
-              <w:bottom w:w="60" w:type="dxa"/>
-              <w:left w:w="100" w:type="dxa"/>
-              <w:right w:w="100" w:type="dxa"/>
-            </w:tcMar>
+            <w:tcW w:type="dxa" w:w="2160"/>
           </w:tcPr>
           <w:p>
-            <w:pPr>
-              <w:spacing w:before="40" w:after="40"/>
-            </w:pPr>
             <w:r>
-              <w:rPr>
-                <w:rFonts w:ascii="Calibri" w:hAnsi="Calibri"/>
-                <w:b w:val="0"/>
-                <w:i w:val="0"/>
-                <w:sz w:val="20"/>
-              </w:rPr>
               <w:t>A-06</w:t>
             </w:r>
           </w:p>
         </w:tc>
         <w:tc>
           <w:tcPr>
-            <w:tcW w:type="dxa" w:w="2225"/>
-            <w:tcMar>
-              <w:top w:w="60" w:type="dxa"/>
-              <w:bottom w:w="60" w:type="dxa"/>
-              <w:left w:w="100" w:type="dxa"/>
-              <w:right w:w="100" w:type="dxa"/>
-            </w:tcMar>
+            <w:tcW w:type="dxa" w:w="2160"/>
           </w:tcPr>
           <w:p>
-            <w:pPr>
-              <w:spacing w:before="40" w:after="40"/>
-            </w:pPr>
             <w:r>
-              <w:rPr>
-                <w:rFonts w:ascii="Calibri" w:hAnsi="Calibri"/>
-                <w:b w:val="0"/>
-                <w:i w:val="0"/>
-                <w:sz w:val="20"/>
-              </w:rPr>
               <w:t>Combinação de papéis</w:t>
             </w:r>
           </w:p>
         </w:tc>
         <w:tc>
           <w:tcPr>
-            <w:tcW w:type="dxa" w:w="2225"/>
-            <w:tcMar>
-              <w:top w:w="60" w:type="dxa"/>
-              <w:bottom w:w="60" w:type="dxa"/>
-              <w:left w:w="100" w:type="dxa"/>
-              <w:right w:w="100" w:type="dxa"/>
-            </w:tcMar>
+            <w:tcW w:type="dxa" w:w="2160"/>
           </w:tcPr>
           <w:p>
-            <w:pPr>
-              <w:spacing w:before="40" w:after="40"/>
-            </w:pPr>
             <w:r>
-              <w:rPr>
-                <w:rFonts w:ascii="Calibri" w:hAnsi="Calibri"/>
-                <w:b w:val="0"/>
-                <w:i w:val="0"/>
-                <w:sz w:val="20"/>
-              </w:rPr>
               <w:t xml:space="preserve">O </w:t>
             </w:r>
             <w:r>
               <w:rPr>
-                <w:rFonts w:ascii="Calibri" w:hAnsi="Calibri"/>
                 <w:b/>
-                <w:i w:val="0"/>
-                <w:sz w:val="20"/>
               </w:rPr>
               <w:t>GP (Abraão)</w:t>
             </w:r>
             <w:r>
-              <w:rPr>
-                <w:rFonts w:ascii="Calibri" w:hAnsi="Calibri"/>
-                <w:b w:val="0"/>
-                <w:i w:val="0"/>
-                <w:sz w:val="20"/>
-              </w:rPr>
               <w:t xml:space="preserve"> faz gestão e </w:t>
             </w:r>
             <w:r>
               <w:rPr>
-                <w:rFonts w:ascii="Calibri" w:hAnsi="Calibri"/>
                 <w:b/>
-                <w:i w:val="0"/>
-                <w:sz w:val="20"/>
               </w:rPr>
               <w:t>não codifica</w:t>
             </w:r>
             <w:r>
-              <w:rPr>
-                <w:rFonts w:ascii="Calibri" w:hAnsi="Calibri"/>
-                <w:b w:val="0"/>
-                <w:i w:val="0"/>
-                <w:sz w:val="20"/>
-              </w:rPr>
               <w:t xml:space="preserve"> (fora do DevOps); o </w:t>
             </w:r>
             <w:r>
               <w:rPr>
-                <w:rFonts w:ascii="Calibri" w:hAnsi="Calibri"/>
                 <w:b/>
-                <w:i w:val="0"/>
-                <w:sz w:val="20"/>
               </w:rPr>
               <w:t>Tech Lead Cézar Velazquez</w:t>
             </w:r>
             <w:r>
-              <w:rPr>
-                <w:rFonts w:ascii="Calibri" w:hAnsi="Calibri"/>
-                <w:b w:val="0"/>
-                <w:i w:val="0"/>
-                <w:sz w:val="20"/>
-              </w:rPr>
               <w:t xml:space="preserve"> acumula os papéis de </w:t>
             </w:r>
             <w:r>
               <w:rPr>
-                <w:rFonts w:ascii="Calibri" w:hAnsi="Calibri"/>
                 <w:b/>
-                <w:i w:val="0"/>
-                <w:sz w:val="20"/>
               </w:rPr>
               <w:t>Arquiteto e DevOps</w:t>
             </w:r>
             <w:r>
-              <w:rPr>
-                <w:rFonts w:ascii="Calibri" w:hAnsi="Calibri"/>
-                <w:b w:val="0"/>
-                <w:i w:val="0"/>
-                <w:sz w:val="20"/>
-              </w:rPr>
               <w:t xml:space="preserve"> e é o revisor de PR; a </w:t>
             </w:r>
             <w:r>
               <w:rPr>
-                <w:rFonts w:ascii="Calibri" w:hAnsi="Calibri"/>
                 <w:b/>
-                <w:i w:val="0"/>
-                <w:sz w:val="20"/>
               </w:rPr>
               <w:t>GQA (Carol/Caroline)</w:t>
             </w:r>
             <w:r>
-              <w:rPr>
-                <w:rFonts w:ascii="Calibri" w:hAnsi="Calibri"/>
-                <w:b w:val="0"/>
-                <w:i w:val="0"/>
-                <w:sz w:val="20"/>
-              </w:rPr>
               <w:t xml:space="preserve"> é </w:t>
             </w:r>
             <w:r>
               <w:rPr>
-                <w:rFonts w:ascii="Calibri" w:hAnsi="Calibri"/>
                 <w:b/>
-                <w:i w:val="0"/>
-                <w:sz w:val="20"/>
               </w:rPr>
               <w:t>independente</w:t>
             </w:r>
             <w:r>
-              <w:rPr>
-                <w:rFonts w:ascii="Calibri" w:hAnsi="Calibri"/>
-                <w:b w:val="0"/>
-                <w:i w:val="0"/>
-                <w:sz w:val="20"/>
-              </w:rPr>
               <w:t xml:space="preserve"> (auditoria de processo), não codifica e fica fora do DevOps; o QA de teste manual é Jonathan Alves</w:t>
             </w:r>
           </w:p>
         </w:tc>
         <w:tc>
           <w:tcPr>
-            <w:tcW w:type="dxa" w:w="2225"/>
-            <w:tcMar>
-              <w:top w:w="60" w:type="dxa"/>
-              <w:bottom w:w="60" w:type="dxa"/>
-              <w:left w:w="100" w:type="dxa"/>
-              <w:right w:w="100" w:type="dxa"/>
-            </w:tcMar>
+            <w:tcW w:type="dxa" w:w="2160"/>
           </w:tcPr>
           <w:p>
-            <w:pPr>
-              <w:spacing w:before="40" w:after="40"/>
-            </w:pPr>
             <w:r>
-              <w:rPr>
-                <w:rFonts w:ascii="Calibri" w:hAnsi="Calibri"/>
-                <w:b w:val="0"/>
-                <w:i w:val="0"/>
-                <w:sz w:val="20"/>
-              </w:rPr>
               <w:t xml:space="preserve">Equipe contratada enxuta; concentração dos papéis técnicos (TL/Arquiteto/DevOps) em Cézar para viabilidade operacional, preservando a </w:t>
             </w:r>
             <w:r>
               <w:rPr>
-                <w:rFonts w:ascii="Calibri" w:hAnsi="Calibri"/>
                 <w:b/>
-                <w:i w:val="0"/>
-                <w:sz w:val="20"/>
               </w:rPr>
               <w:t>independência da GQA (Carol)</w:t>
             </w:r>
             <w:r>
-              <w:rPr>
-                <w:rFonts w:ascii="Calibri" w:hAnsi="Calibri"/>
-                <w:b w:val="0"/>
-                <w:i w:val="0"/>
-                <w:sz w:val="20"/>
-              </w:rPr>
               <w:t xml:space="preserve"> em relação ao desenvolvimento e a separação do GP (gestão) da execução técnica</w:t>
             </w:r>
           </w:p>
         </w:tc>
       </w:tr>
       <w:tr>
-        <w:trPr>
-          <w:cantSplit w:val="1"/>
-        </w:trPr>
         <w:tc>
           <w:tcPr>
-            <w:tcW w:type="dxa" w:w="2225"/>
-            <w:tcMar>
-              <w:top w:w="60" w:type="dxa"/>
-              <w:bottom w:w="60" w:type="dxa"/>
-              <w:left w:w="100" w:type="dxa"/>
-              <w:right w:w="100" w:type="dxa"/>
-            </w:tcMar>
-            <w:shd w:val="clear" w:color="auto" w:fill="EBF5FB"/>
+            <w:tcW w:type="dxa" w:w="2160"/>
           </w:tcPr>
           <w:p>
-            <w:pPr>
-              <w:spacing w:before="40" w:after="40"/>
-            </w:pPr>
             <w:r>
-              <w:rPr>
-                <w:rFonts w:ascii="Calibri" w:hAnsi="Calibri"/>
-                <w:b w:val="0"/>
-                <w:i w:val="0"/>
-                <w:sz w:val="20"/>
-              </w:rPr>
               <w:t>A-07</w:t>
             </w:r>
           </w:p>
         </w:tc>
         <w:tc>
           <w:tcPr>
-            <w:tcW w:type="dxa" w:w="2225"/>
-            <w:tcMar>
-              <w:top w:w="60" w:type="dxa"/>
-              <w:bottom w:w="60" w:type="dxa"/>
-              <w:left w:w="100" w:type="dxa"/>
-              <w:right w:w="100" w:type="dxa"/>
-            </w:tcMar>
-            <w:shd w:val="clear" w:color="auto" w:fill="EBF5FB"/>
+            <w:tcW w:type="dxa" w:w="2160"/>
           </w:tcPr>
           <w:p>
-            <w:pPr>
-              <w:spacing w:before="40" w:after="40"/>
-            </w:pPr>
             <w:r>
-              <w:rPr>
-                <w:rFonts w:ascii="Calibri" w:hAnsi="Calibri"/>
-                <w:b w:val="0"/>
-                <w:i w:val="0"/>
-                <w:sz w:val="20"/>
-              </w:rPr>
               <w:t>Notificação síncrona obrigatória ao usuário</w:t>
             </w:r>
           </w:p>
         </w:tc>
         <w:tc>
           <w:tcPr>
-            <w:tcW w:type="dxa" w:w="2225"/>
-            <w:tcMar>
-              <w:top w:w="60" w:type="dxa"/>
-              <w:bottom w:w="60" w:type="dxa"/>
-              <w:left w:w="100" w:type="dxa"/>
-              <w:right w:w="100" w:type="dxa"/>
-            </w:tcMar>
-            <w:shd w:val="clear" w:color="auto" w:fill="EBF5FB"/>
+            <w:tcW w:type="dxa" w:w="2160"/>
           </w:tcPr>
           <w:p>
-            <w:pPr>
-              <w:spacing w:before="40" w:after="40"/>
-            </w:pPr>
             <w:r>
-              <w:rPr>
-                <w:rFonts w:ascii="Calibri" w:hAnsi="Calibri"/>
-                <w:b w:val="0"/>
-                <w:i w:val="0"/>
-                <w:sz w:val="20"/>
-              </w:rPr>
               <w:t>Envio de WhatsApp via Z-API (</w:t>
             </w:r>
             <w:r>
               <w:rPr>
-                <w:rFonts w:ascii="Courier New" w:hAnsi="Courier New"/>
-                <w:b w:val="0"/>
-                <w:i w:val="0"/>
-                <w:color w:val="333333"/>
-                <w:sz w:val="20"/>
+                <w:rFonts w:ascii="Consolas" w:hAnsi="Consolas"/>
               </w:rPr>
               <w:t>WhatsAppClient</w:t>
             </w:r>
             <w:r>
-              <w:rPr>
-                <w:rFonts w:ascii="Calibri" w:hAnsi="Calibri"/>
-                <w:b w:val="0"/>
-                <w:i w:val="0"/>
-                <w:sz w:val="20"/>
-              </w:rPr>
               <w:t xml:space="preserve">) tratado como </w:t>
             </w:r>
             <w:r>
               <w:rPr>
-                <w:rFonts w:ascii="Calibri" w:hAnsi="Calibri"/>
                 <w:b/>
-                <w:i w:val="0"/>
-                <w:sz w:val="20"/>
               </w:rPr>
               <w:t>best-effort</w:t>
             </w:r>
             <w:r>
-              <w:rPr>
-                <w:rFonts w:ascii="Calibri" w:hAnsi="Calibri"/>
-                <w:b w:val="0"/>
-                <w:i w:val="0"/>
-                <w:sz w:val="20"/>
-              </w:rPr>
               <w:t>: falha no envio não interrompe o fluxo de alerta</w:t>
             </w:r>
           </w:p>
         </w:tc>
         <w:tc>
           <w:tcPr>
-            <w:tcW w:type="dxa" w:w="2225"/>
-            <w:tcMar>
-              <w:top w:w="60" w:type="dxa"/>
-              <w:bottom w:w="60" w:type="dxa"/>
-              <w:left w:w="100" w:type="dxa"/>
-              <w:right w:w="100" w:type="dxa"/>
-            </w:tcMar>
-            <w:shd w:val="clear" w:color="auto" w:fill="EBF5FB"/>
+            <w:tcW w:type="dxa" w:w="2160"/>
           </w:tcPr>
           <w:p>
-            <w:pPr>
-              <w:spacing w:before="40" w:after="40"/>
-            </w:pPr>
             <w:r>
-              <w:rPr>
-                <w:rFonts w:ascii="Calibri" w:hAnsi="Calibri"/>
-                <w:b w:val="0"/>
-                <w:i w:val="0"/>
-                <w:sz w:val="20"/>
-              </w:rPr>
               <w:t>Disponibilidade da Z-API é externa (risco R-03); o serviço de alerta (</w:t>
             </w:r>
             <w:r>
               <w:rPr>
-                <w:rFonts w:ascii="Courier New" w:hAnsi="Courier New"/>
-                <w:b w:val="0"/>
-                <w:i w:val="0"/>
-                <w:color w:val="333333"/>
-                <w:sz w:val="20"/>
+                <w:rFonts w:ascii="Consolas" w:hAnsi="Consolas"/>
               </w:rPr>
               <w:t>ScheduledAlertService</w:t>
             </w:r>
             <w:r>
-              <w:rPr>
-                <w:rFonts w:ascii="Calibri" w:hAnsi="Calibri"/>
-                <w:b w:val="0"/>
-                <w:i w:val="0"/>
-                <w:sz w:val="20"/>
-              </w:rPr>
               <w:t>) prossegue mesmo em caso de falha de notificação, com dedupe por origem-destino-milhas</w:t>
             </w:r>
           </w:p>
         </w:tc>
       </w:tr>
       <w:tr>
-        <w:trPr>
-          <w:cantSplit w:val="1"/>
-        </w:trPr>
         <w:tc>
           <w:tcPr>
-            <w:tcW w:type="dxa" w:w="2225"/>
-            <w:tcMar>
-              <w:top w:w="60" w:type="dxa"/>
-              <w:bottom w:w="60" w:type="dxa"/>
-              <w:left w:w="100" w:type="dxa"/>
-              <w:right w:w="100" w:type="dxa"/>
-            </w:tcMar>
+            <w:tcW w:type="dxa" w:w="2160"/>
           </w:tcPr>
           <w:p>
-            <w:pPr>
-              <w:spacing w:before="40" w:after="40"/>
-            </w:pPr>
             <w:r>
-              <w:rPr>
-                <w:rFonts w:ascii="Calibri" w:hAnsi="Calibri"/>
-                <w:b w:val="0"/>
-                <w:i w:val="0"/>
-                <w:sz w:val="20"/>
-              </w:rPr>
               <w:t>A-08</w:t>
             </w:r>
           </w:p>
         </w:tc>
         <w:tc>
           <w:tcPr>
-            <w:tcW w:type="dxa" w:w="2225"/>
-            <w:tcMar>
-              <w:top w:w="60" w:type="dxa"/>
-              <w:bottom w:w="60" w:type="dxa"/>
-              <w:left w:w="100" w:type="dxa"/>
-              <w:right w:w="100" w:type="dxa"/>
-            </w:tcMar>
+            <w:tcW w:type="dxa" w:w="2160"/>
           </w:tcPr>
           <w:p>
-            <w:pPr>
-              <w:spacing w:before="40" w:after="40"/>
-            </w:pPr>
             <w:r>
-              <w:rPr>
-                <w:rFonts w:ascii="Calibri" w:hAnsi="Calibri"/>
-                <w:b w:val="0"/>
-                <w:i w:val="0"/>
-                <w:sz w:val="20"/>
-              </w:rPr>
               <w:t xml:space="preserve">Prefixo de branch de funcionalidade </w:t>
             </w:r>
             <w:r>
               <w:rPr>
-                <w:rFonts w:ascii="Courier New" w:hAnsi="Courier New"/>
-                <w:b w:val="0"/>
-                <w:i w:val="0"/>
-                <w:color w:val="333333"/>
-                <w:sz w:val="20"/>
+                <w:rFonts w:ascii="Consolas" w:hAnsi="Consolas"/>
               </w:rPr>
               <w:t>feature/...</w:t>
             </w:r>
             <w:r>
-              <w:rPr>
-                <w:rFonts w:ascii="Calibri" w:hAnsi="Calibri"/>
-                <w:b w:val="0"/>
-                <w:i w:val="0"/>
-                <w:sz w:val="20"/>
-              </w:rPr>
               <w:t xml:space="preserve"> (PLA-GCO-001 §4.1)</w:t>
             </w:r>
           </w:p>
         </w:tc>
         <w:tc>
           <w:tcPr>
-            <w:tcW w:type="dxa" w:w="2225"/>
-            <w:tcMar>
-              <w:top w:w="60" w:type="dxa"/>
-              <w:bottom w:w="60" w:type="dxa"/>
-              <w:left w:w="100" w:type="dxa"/>
-              <w:right w:w="100" w:type="dxa"/>
-            </w:tcMar>
+            <w:tcW w:type="dxa" w:w="2160"/>
           </w:tcPr>
           <w:p>
-            <w:pPr>
-              <w:spacing w:before="40" w:after="40"/>
-            </w:pPr>
             <w:r>
-              <w:rPr>
-                <w:rFonts w:ascii="Calibri" w:hAnsi="Calibri"/>
-                <w:b w:val="0"/>
-                <w:i w:val="0"/>
-                <w:sz w:val="20"/>
-              </w:rPr>
               <w:t xml:space="preserve">Adotados os prefixos </w:t>
             </w:r>
             <w:r>
               <w:rPr>
-                <w:rFonts w:ascii="Calibri" w:hAnsi="Calibri"/>
                 <w:b/>
-                <w:i w:val="0"/>
-                <w:sz w:val="20"/>
               </w:rPr>
               <w:t>`feat/`</w:t>
             </w:r>
             <w:r>
-              <w:rPr>
-                <w:rFonts w:ascii="Calibri" w:hAnsi="Calibri"/>
-                <w:b w:val="0"/>
-                <w:i w:val="0"/>
-                <w:sz w:val="20"/>
-              </w:rPr>
               <w:t xml:space="preserve"> e </w:t>
             </w:r>
             <w:r>
               <w:rPr>
-                <w:rFonts w:ascii="Calibri" w:hAnsi="Calibri"/>
                 <w:b/>
-                <w:i w:val="0"/>
-                <w:sz w:val="20"/>
               </w:rPr>
               <w:t>`fix/`</w:t>
             </w:r>
             <w:r>
-              <w:rPr>
-                <w:rFonts w:ascii="Calibri" w:hAnsi="Calibri"/>
-                <w:b w:val="0"/>
-                <w:i w:val="0"/>
-                <w:sz w:val="20"/>
-              </w:rPr>
               <w:t xml:space="preserve"> seguidos da chave Jira (</w:t>
             </w:r>
             <w:r>
               <w:rPr>
-                <w:rFonts w:ascii="Courier New" w:hAnsi="Courier New"/>
-                <w:b w:val="0"/>
-                <w:i w:val="0"/>
-                <w:color w:val="333333"/>
-                <w:sz w:val="20"/>
+                <w:rFonts w:ascii="Consolas" w:hAnsi="Consolas"/>
               </w:rPr>
               <w:t>feat/MF-XX-...</w:t>
             </w:r>
             <w:r>
-              <w:rPr>
-                <w:rFonts w:ascii="Calibri" w:hAnsi="Calibri"/>
-                <w:b w:val="0"/>
-                <w:i w:val="0"/>
-                <w:sz w:val="20"/>
-              </w:rPr>
               <w:t xml:space="preserve">, </w:t>
             </w:r>
             <w:r>
               <w:rPr>
-                <w:rFonts w:ascii="Courier New" w:hAnsi="Courier New"/>
-                <w:b w:val="0"/>
-                <w:i w:val="0"/>
-                <w:color w:val="333333"/>
-                <w:sz w:val="20"/>
+                <w:rFonts w:ascii="Consolas" w:hAnsi="Consolas"/>
               </w:rPr>
               <w:t>fix/MF-XX-...</w:t>
             </w:r>
             <w:r>
-              <w:rPr>
-                <w:rFonts w:ascii="Calibri" w:hAnsi="Calibri"/>
-                <w:b w:val="0"/>
-                <w:i w:val="0"/>
-                <w:sz w:val="20"/>
-              </w:rPr>
               <w:t>), no padrão Conventional Branches/Commits</w:t>
             </w:r>
           </w:p>
         </w:tc>
         <w:tc>
           <w:tcPr>
-            <w:tcW w:type="dxa" w:w="2225"/>
-            <w:tcMar>
-              <w:top w:w="60" w:type="dxa"/>
-              <w:bottom w:w="60" w:type="dxa"/>
-              <w:left w:w="100" w:type="dxa"/>
-              <w:right w:w="100" w:type="dxa"/>
-            </w:tcMar>
+            <w:tcW w:type="dxa" w:w="2160"/>
           </w:tcPr>
           <w:p>
-            <w:pPr>
-              <w:spacing w:before="40" w:after="40"/>
-            </w:pPr>
             <w:r>
-              <w:rPr>
-                <w:rFonts w:ascii="Calibri" w:hAnsi="Calibri"/>
-                <w:b w:val="0"/>
-                <w:i w:val="0"/>
-                <w:sz w:val="20"/>
-              </w:rPr>
               <w:t>Alinhamento com os tipos de Conventional Commits usados no projeto (feat/fix/test/chore/ci) e com a chave de rastreabilidade MF-XX (RNF04); estratégia main/develop/feature do PLA-GCO-001 mantida na essência. O saneamento da política de branch foi concluído na S9 com a ativação da branch policy de revisor em develop nos três repositórios</w:t>
             </w:r>
           </w:p>
         </w:tc>
       </w:tr>
       <w:tr>
-        <w:trPr>
-          <w:cantSplit w:val="1"/>
-        </w:trPr>
         <w:tc>
           <w:tcPr>
-            <w:tcW w:type="dxa" w:w="2225"/>
-            <w:tcMar>
-              <w:top w:w="60" w:type="dxa"/>
-              <w:bottom w:w="60" w:type="dxa"/>
-              <w:left w:w="100" w:type="dxa"/>
-              <w:right w:w="100" w:type="dxa"/>
-            </w:tcMar>
-            <w:shd w:val="clear" w:color="auto" w:fill="EBF5FB"/>
+            <w:tcW w:type="dxa" w:w="2160"/>
           </w:tcPr>
           <w:p>
-            <w:pPr>
-              <w:spacing w:before="40" w:after="40"/>
-            </w:pPr>
             <w:r>
-              <w:rPr>
-                <w:rFonts w:ascii="Calibri" w:hAnsi="Calibri"/>
-                <w:b w:val="0"/>
-                <w:i w:val="0"/>
-                <w:sz w:val="20"/>
-              </w:rPr>
               <w:t>A-09</w:t>
             </w:r>
           </w:p>
         </w:tc>
         <w:tc>
           <w:tcPr>
-            <w:tcW w:type="dxa" w:w="2225"/>
-            <w:tcMar>
-              <w:top w:w="60" w:type="dxa"/>
-              <w:bottom w:w="60" w:type="dxa"/>
-              <w:left w:w="100" w:type="dxa"/>
-              <w:right w:w="100" w:type="dxa"/>
-            </w:tcMar>
-            <w:shd w:val="clear" w:color="auto" w:fill="EBF5FB"/>
+            <w:tcW w:type="dxa" w:w="2160"/>
           </w:tcPr>
           <w:p>
-            <w:pPr>
-              <w:spacing w:before="40" w:after="40"/>
-            </w:pPr>
             <w:r>
-              <w:rPr>
-                <w:rFonts w:ascii="Calibri" w:hAnsi="Calibri"/>
-                <w:b w:val="0"/>
-                <w:i w:val="0"/>
-                <w:sz w:val="20"/>
-              </w:rPr>
               <w:t xml:space="preserve">Nomenclatura de scripts SQL </w:t>
             </w:r>
             <w:r>
               <w:rPr>
-                <w:rFonts w:ascii="Courier New" w:hAnsi="Courier New"/>
-                <w:b w:val="0"/>
-                <w:i w:val="0"/>
-                <w:color w:val="333333"/>
-                <w:sz w:val="20"/>
+                <w:rFonts w:ascii="Consolas" w:hAnsi="Consolas"/>
               </w:rPr>
               <w:t>0001-create-…-table.sql</w:t>
             </w:r>
             <w:r>
-              <w:rPr>
-                <w:rFonts w:ascii="Calibri" w:hAnsi="Calibri"/>
-                <w:b w:val="0"/>
-                <w:i w:val="0"/>
-                <w:sz w:val="20"/>
-              </w:rPr>
               <w:t xml:space="preserve"> (GUIA-GCO-001 §4)</w:t>
             </w:r>
           </w:p>
         </w:tc>
         <w:tc>
           <w:tcPr>
-            <w:tcW w:type="dxa" w:w="2225"/>
-            <w:tcMar>
-              <w:top w:w="60" w:type="dxa"/>
-              <w:bottom w:w="60" w:type="dxa"/>
-              <w:left w:w="100" w:type="dxa"/>
-              <w:right w:w="100" w:type="dxa"/>
-            </w:tcMar>
-            <w:shd w:val="clear" w:color="auto" w:fill="EBF5FB"/>
+            <w:tcW w:type="dxa" w:w="2160"/>
           </w:tcPr>
           <w:p>
-            <w:pPr>
-              <w:spacing w:before="40" w:after="40"/>
-            </w:pPr>
             <w:r>
-              <w:rPr>
-                <w:rFonts w:ascii="Calibri" w:hAnsi="Calibri"/>
-                <w:b w:val="0"/>
-                <w:i w:val="0"/>
-                <w:sz w:val="20"/>
-              </w:rPr>
               <w:t xml:space="preserve">Migrations versionadas pela convenção do </w:t>
             </w:r>
             <w:r>
               <w:rPr>
-                <w:rFonts w:ascii="Calibri" w:hAnsi="Calibri"/>
                 <w:b/>
-                <w:i w:val="0"/>
-                <w:sz w:val="20"/>
               </w:rPr>
               <w:t>Flyway</w:t>
             </w:r>
             <w:r>
-              <w:rPr>
-                <w:rFonts w:ascii="Calibri" w:hAnsi="Calibri"/>
-                <w:b w:val="0"/>
-                <w:i w:val="0"/>
-                <w:sz w:val="20"/>
-              </w:rPr>
               <w:t xml:space="preserve"> (</w:t>
             </w:r>
             <w:r>
               <w:rPr>
-                <w:rFonts w:ascii="Courier New" w:hAnsi="Courier New"/>
-                <w:b w:val="0"/>
-                <w:i w:val="0"/>
-                <w:color w:val="333333"/>
-                <w:sz w:val="20"/>
+                <w:rFonts w:ascii="Consolas" w:hAnsi="Consolas"/>
               </w:rPr>
               <w:t>V1__create_users.sql</w:t>
             </w:r>
             <w:r>
-              <w:rPr>
-                <w:rFonts w:ascii="Calibri" w:hAnsi="Calibri"/>
-                <w:b w:val="0"/>
-                <w:i w:val="0"/>
-                <w:sz w:val="20"/>
-              </w:rPr>
               <w:t xml:space="preserve"> … </w:t>
             </w:r>
             <w:r>
               <w:rPr>
-                <w:rFonts w:ascii="Courier New" w:hAnsi="Courier New"/>
-                <w:b w:val="0"/>
-                <w:i w:val="0"/>
-                <w:color w:val="333333"/>
-                <w:sz w:val="20"/>
+                <w:rFonts w:ascii="Consolas" w:hAnsi="Consolas"/>
               </w:rPr>
               <w:t>V5__…</w:t>
             </w:r>
             <w:r>
-              <w:rPr>
-                <w:rFonts w:ascii="Calibri" w:hAnsi="Calibri"/>
-                <w:b w:val="0"/>
-                <w:i w:val="0"/>
-                <w:sz w:val="20"/>
-              </w:rPr>
               <w:t xml:space="preserve">; </w:t>
             </w:r>
             <w:r>
               <w:rPr>
-                <w:rFonts w:ascii="Courier New" w:hAnsi="Courier New"/>
-                <w:b w:val="0"/>
-                <w:i w:val="0"/>
-                <w:color w:val="333333"/>
-                <w:sz w:val="20"/>
+                <w:rFonts w:ascii="Consolas" w:hAnsi="Consolas"/>
               </w:rPr>
               <w:t>V9__airport_search_index.sql</w:t>
             </w:r>
             <w:r>
-              <w:rPr>
-                <w:rFonts w:ascii="Calibri" w:hAnsi="Calibri"/>
-                <w:b w:val="0"/>
-                <w:i w:val="0"/>
-                <w:sz w:val="20"/>
-              </w:rPr>
               <w:t xml:space="preserve">); padronização de nomenclatura de BD em curso via </w:t>
             </w:r>
             <w:r>
               <w:rPr>
-                <w:rFonts w:ascii="Calibri" w:hAnsi="Calibri"/>
                 <w:b/>
-                <w:i w:val="0"/>
-                <w:sz w:val="20"/>
               </w:rPr>
-              <w:t>PR #29 (MF-73)</w:t>
+              <w:t>api !15 (MF-73)</w:t>
             </w:r>
             <w:r>
-              <w:rPr>
-                <w:rFonts w:ascii="Calibri" w:hAnsi="Calibri"/>
-                <w:b w:val="0"/>
-                <w:i w:val="0"/>
-                <w:sz w:val="20"/>
-              </w:rPr>
               <w:t xml:space="preserve"> com </w:t>
             </w:r>
             <w:r>
               <w:rPr>
-                <w:rFonts w:ascii="Courier New" w:hAnsi="Courier New"/>
-                <w:b w:val="0"/>
-                <w:i w:val="0"/>
-                <w:color w:val="333333"/>
-                <w:sz w:val="20"/>
+                <w:rFonts w:ascii="Consolas" w:hAnsi="Consolas"/>
               </w:rPr>
               <w:t>V10__fix_naming_conventions.sql</w:t>
             </w:r>
@@ -3261,314 +1378,143 @@
         </w:tc>
         <w:tc>
           <w:tcPr>
-            <w:tcW w:type="dxa" w:w="2225"/>
-            <w:tcMar>
-              <w:top w:w="60" w:type="dxa"/>
-              <w:bottom w:w="60" w:type="dxa"/>
-              <w:left w:w="100" w:type="dxa"/>
-              <w:right w:w="100" w:type="dxa"/>
-            </w:tcMar>
-            <w:shd w:val="clear" w:color="auto" w:fill="EBF5FB"/>
+            <w:tcW w:type="dxa" w:w="2160"/>
           </w:tcPr>
           <w:p>
-            <w:pPr>
-              <w:spacing w:before="40" w:after="40"/>
-            </w:pPr>
             <w:r>
-              <w:rPr>
-                <w:rFonts w:ascii="Calibri" w:hAnsi="Calibri"/>
-                <w:b w:val="0"/>
-                <w:i w:val="0"/>
-                <w:sz w:val="20"/>
-              </w:rPr>
               <w:t xml:space="preserve">A ferramenta Flyway exige o prefixo </w:t>
             </w:r>
             <w:r>
               <w:rPr>
-                <w:rFonts w:ascii="Courier New" w:hAnsi="Courier New"/>
-                <w:b w:val="0"/>
-                <w:i w:val="0"/>
-                <w:color w:val="333333"/>
-                <w:sz w:val="20"/>
+                <w:rFonts w:ascii="Consolas" w:hAnsi="Consolas"/>
               </w:rPr>
               <w:t>V&lt;n&gt;__</w:t>
             </w:r>
             <w:r>
-              <w:rPr>
-                <w:rFonts w:ascii="Calibri" w:hAnsi="Calibri"/>
-                <w:b w:val="0"/>
-                <w:i w:val="0"/>
-                <w:sz w:val="20"/>
-              </w:rPr>
-              <w:t xml:space="preserve">; a numeração sequencial e o controle de versão do schema (objetivo do guia) são plenamente atendidos pela convenção nativa. O PR #29 (MF-73, chore — padronização de nomenclatura de BD conforme GUIA-GCO-001) introduz a migration V10 (padronização de índices + coluna </w:t>
+              <w:t xml:space="preserve">; a numeração sequencial e o controle de versão do schema (objetivo do guia) são plenamente atendidos pela convenção nativa. O MR api !15 (MF-73, chore — padronização de nomenclatura de BD conforme GUIA-GCO-001) introduz a migration V10 (padronização de índices + coluna </w:t>
             </w:r>
             <w:r>
               <w:rPr>
-                <w:rFonts w:ascii="Courier New" w:hAnsi="Courier New"/>
-                <w:b w:val="0"/>
-                <w:i w:val="0"/>
-                <w:color w:val="333333"/>
-                <w:sz w:val="20"/>
+                <w:rFonts w:ascii="Consolas" w:hAnsi="Consolas"/>
               </w:rPr>
               <w:t>is_active</w:t>
             </w:r>
             <w:r>
-              <w:rPr>
-                <w:rFonts w:ascii="Calibri" w:hAnsi="Calibri"/>
-                <w:b w:val="0"/>
-                <w:i w:val="0"/>
-                <w:sz w:val="20"/>
-              </w:rPr>
               <w:t xml:space="preserve">) e foi </w:t>
             </w:r>
             <w:r>
               <w:rPr>
-                <w:rFonts w:ascii="Calibri" w:hAnsi="Calibri"/>
                 <w:b/>
-                <w:i w:val="0"/>
-                <w:sz w:val="20"/>
               </w:rPr>
-              <w:t>aprovado pelo Tech Lead Cézar Velazquez na conta própria dele no Azure DevOps (vote 10)</w:t>
+              <w:t>aprovado por cezar.velazquez + lucas.batista no GitLab</w:t>
             </w:r>
             <w:r>
-              <w:rPr>
-                <w:rFonts w:ascii="Calibri" w:hAnsi="Calibri"/>
-                <w:b w:val="0"/>
-                <w:i w:val="0"/>
-                <w:sz w:val="20"/>
-              </w:rPr>
               <w:t>, aguardando merge</w:t>
             </w:r>
           </w:p>
         </w:tc>
       </w:tr>
       <w:tr>
-        <w:trPr>
-          <w:cantSplit w:val="1"/>
-        </w:trPr>
         <w:tc>
           <w:tcPr>
-            <w:tcW w:type="dxa" w:w="2225"/>
-            <w:tcMar>
-              <w:top w:w="60" w:type="dxa"/>
-              <w:bottom w:w="60" w:type="dxa"/>
-              <w:left w:w="100" w:type="dxa"/>
-              <w:right w:w="100" w:type="dxa"/>
-            </w:tcMar>
+            <w:tcW w:type="dxa" w:w="2160"/>
           </w:tcPr>
           <w:p>
-            <w:pPr>
-              <w:spacing w:before="40" w:after="40"/>
-            </w:pPr>
             <w:r>
-              <w:rPr>
-                <w:rFonts w:ascii="Calibri" w:hAnsi="Calibri"/>
-                <w:b w:val="0"/>
-                <w:i w:val="0"/>
-                <w:sz w:val="20"/>
-              </w:rPr>
               <w:t>A-10</w:t>
             </w:r>
           </w:p>
         </w:tc>
         <w:tc>
           <w:tcPr>
-            <w:tcW w:type="dxa" w:w="2225"/>
-            <w:tcMar>
-              <w:top w:w="60" w:type="dxa"/>
-              <w:bottom w:w="60" w:type="dxa"/>
-              <w:left w:w="100" w:type="dxa"/>
-              <w:right w:w="100" w:type="dxa"/>
-            </w:tcMar>
+            <w:tcW w:type="dxa" w:w="2160"/>
           </w:tcPr>
           <w:p>
-            <w:pPr>
-              <w:spacing w:before="40" w:after="40"/>
-            </w:pPr>
             <w:r>
-              <w:rPr>
-                <w:rFonts w:ascii="Calibri" w:hAnsi="Calibri"/>
-                <w:b w:val="0"/>
-                <w:i w:val="0"/>
-                <w:sz w:val="20"/>
-              </w:rPr>
               <w:t>Histórico de fluxo dos cards no Jira transitando pelas colunas em tempo real desde a S1</w:t>
             </w:r>
           </w:p>
         </w:tc>
         <w:tc>
           <w:tcPr>
-            <w:tcW w:type="dxa" w:w="2225"/>
-            <w:tcMar>
-              <w:top w:w="60" w:type="dxa"/>
-              <w:bottom w:w="60" w:type="dxa"/>
-              <w:left w:w="100" w:type="dxa"/>
-              <w:right w:w="100" w:type="dxa"/>
-            </w:tcMar>
+            <w:tcW w:type="dxa" w:w="2160"/>
           </w:tcPr>
           <w:p>
-            <w:pPr>
-              <w:spacing w:before="40" w:after="40"/>
-            </w:pPr>
             <w:r>
-              <w:rPr>
-                <w:rFonts w:ascii="Calibri" w:hAnsi="Calibri"/>
-                <w:b w:val="0"/>
-                <w:i w:val="0"/>
-                <w:sz w:val="20"/>
-              </w:rPr>
               <w:t xml:space="preserve">Status dos cards das sprints </w:t>
             </w:r>
             <w:r>
               <w:rPr>
-                <w:rFonts w:ascii="Calibri" w:hAnsi="Calibri"/>
                 <w:b/>
-                <w:i w:val="0"/>
-                <w:sz w:val="20"/>
               </w:rPr>
               <w:t>S1–S8 registrado de forma consolidada</w:t>
             </w:r>
             <w:r>
-              <w:rPr>
-                <w:rFonts w:ascii="Calibri" w:hAnsi="Calibri"/>
-                <w:b w:val="0"/>
-                <w:i w:val="0"/>
-                <w:sz w:val="20"/>
-              </w:rPr>
               <w:t xml:space="preserve"> (transições em 13–15/06); a </w:t>
             </w:r>
             <w:r>
               <w:rPr>
-                <w:rFonts w:ascii="Calibri" w:hAnsi="Calibri"/>
                 <w:b/>
-                <w:i w:val="0"/>
-                <w:sz w:val="20"/>
               </w:rPr>
               <w:t>Sprint 9 transita pelas colunas em tempo real</w:t>
             </w:r>
             <w:r>
-              <w:rPr>
-                <w:rFonts w:ascii="Calibri" w:hAnsi="Calibri"/>
-                <w:b w:val="0"/>
-                <w:i w:val="0"/>
-                <w:sz w:val="20"/>
-              </w:rPr>
               <w:t xml:space="preserve"> (To Do → Doing → Code Review → To Test → Done)</w:t>
             </w:r>
           </w:p>
         </w:tc>
         <w:tc>
           <w:tcPr>
-            <w:tcW w:type="dxa" w:w="2225"/>
-            <w:tcMar>
-              <w:top w:w="60" w:type="dxa"/>
-              <w:bottom w:w="60" w:type="dxa"/>
-              <w:left w:w="100" w:type="dxa"/>
-              <w:right w:w="100" w:type="dxa"/>
-            </w:tcMar>
+            <w:tcW w:type="dxa" w:w="2160"/>
           </w:tcPr>
           <w:p>
-            <w:pPr>
-              <w:spacing w:before="40" w:after="40"/>
-            </w:pPr>
             <w:r>
-              <w:rPr>
-                <w:rFonts w:ascii="Calibri" w:hAnsi="Calibri"/>
-                <w:b w:val="0"/>
-                <w:i w:val="0"/>
-                <w:sz w:val="20"/>
-              </w:rPr>
               <w:t xml:space="preserve">Mesma causa-raiz de A-02 (tooling Azure/Jira montado retroativamente). O </w:t>
             </w:r>
             <w:r>
               <w:rPr>
-                <w:rFonts w:ascii="Calibri" w:hAnsi="Calibri"/>
                 <w:b/>
-                <w:i w:val="0"/>
-                <w:sz w:val="20"/>
               </w:rPr>
               <w:t>desenvolvimento em si — os commits — seguiu a linha do tempo real das sprints</w:t>
             </w:r>
             <w:r>
-              <w:rPr>
-                <w:rFonts w:ascii="Calibri" w:hAnsi="Calibri"/>
-                <w:b w:val="0"/>
-                <w:i w:val="0"/>
-                <w:sz w:val="20"/>
-              </w:rPr>
               <w:t xml:space="preserve"> (fev–jun), assim como as </w:t>
             </w:r>
             <w:r>
               <w:rPr>
-                <w:rFonts w:ascii="Calibri" w:hAnsi="Calibri"/>
                 <w:b/>
-                <w:i w:val="0"/>
-                <w:sz w:val="20"/>
               </w:rPr>
               <w:t>tags v0.1.0–v0.9.0</w:t>
             </w:r>
             <w:r>
-              <w:rPr>
-                <w:rFonts w:ascii="Calibri" w:hAnsi="Calibri"/>
-                <w:b w:val="0"/>
-                <w:i w:val="0"/>
-                <w:sz w:val="20"/>
-              </w:rPr>
               <w:t xml:space="preserve"> (criadas no fim de cada sprint). A evidência de teste e aprovação </w:t>
             </w:r>
             <w:r>
               <w:rPr>
-                <w:rFonts w:ascii="Calibri" w:hAnsi="Calibri"/>
                 <w:b/>
-                <w:i w:val="0"/>
-                <w:sz w:val="20"/>
               </w:rPr>
               <w:t>por card</w:t>
             </w:r>
             <w:r>
-              <w:rPr>
-                <w:rFonts w:ascii="Calibri" w:hAnsi="Calibri"/>
-                <w:b w:val="0"/>
-                <w:i w:val="0"/>
-                <w:sz w:val="20"/>
-              </w:rPr>
               <w:t xml:space="preserve"> é registrada no </w:t>
             </w:r>
             <w:r>
               <w:rPr>
-                <w:rFonts w:ascii="Calibri" w:hAnsi="Calibri"/>
                 <w:b/>
-                <w:i w:val="0"/>
-                <w:sz w:val="20"/>
               </w:rPr>
               <w:t>CTQ-MILHASFACIL01-001</w:t>
             </w:r>
             <w:r>
-              <w:rPr>
-                <w:rFonts w:ascii="Calibri" w:hAnsi="Calibri"/>
-                <w:b w:val="0"/>
-                <w:i w:val="0"/>
-                <w:sz w:val="20"/>
-              </w:rPr>
               <w:t xml:space="preserve"> (cenário Gherkin + critério + resultado + aprovador), independentemente do carimbo das transições</w:t>
             </w:r>
           </w:p>
         </w:tc>
       </w:tr>
     </w:tbl>
+    <w:p/>
     <w:p>
       <w:pPr>
-        <w:spacing w:before="0" w:after="160"/>
-      </w:pPr>
-    </w:p>
-    <w:p>
-      <w:pPr>
-        <w:pStyle w:val="Heading1"/>
-        <w:keepNext/>
-        <w:keepLines/>
-        <w:pBdr>
-          <w:bottom w:val="single" w:sz="4" w:space="2" w:color="D6E4F0"/>
-        </w:pBdr>
+        <w:pStyle w:val="Heading2"/>
       </w:pPr>
       <w:r>
         <w:t>4. Itens sem adaptação (processo-padrão mantido)</w:t>
@@ -3577,173 +1523,89 @@
     <w:p>
       <w:pPr>
         <w:pStyle w:val="ListBullet"/>
-        <w:spacing w:before="20" w:after="40"/>
       </w:pPr>
       <w:r>
-        <w:rPr>
-          <w:rFonts w:ascii="Calibri" w:hAnsi="Calibri"/>
-          <w:b w:val="0"/>
-          <w:i w:val="0"/>
-          <w:sz w:val="22"/>
-        </w:rPr>
-        <w:t>Controle de versão de código no Azure DevOps (Git), com branch padrão main nos três repositórios.</w:t>
+        <w:t>Controle de versão de código no GitLab (Git), com branch padrão main nos três repositórios.</w:t>
       </w:r>
     </w:p>
     <w:p>
       <w:pPr>
         <w:pStyle w:val="ListBullet"/>
-        <w:spacing w:before="20" w:after="40"/>
       </w:pPr>
       <w:r>
-        <w:rPr>
-          <w:rFonts w:ascii="Calibri" w:hAnsi="Calibri"/>
-          <w:b w:val="0"/>
-          <w:i w:val="0"/>
-          <w:sz w:val="22"/>
-        </w:rPr>
         <w:t>PR obrigatório para develop antes do merge, com aprovação do Tech Lead (Cézar Velazquez).</w:t>
       </w:r>
     </w:p>
     <w:p>
       <w:pPr>
         <w:pStyle w:val="ListBullet"/>
-        <w:spacing w:before="20" w:after="40"/>
       </w:pPr>
       <w:r>
-        <w:rPr>
-          <w:rFonts w:ascii="Calibri" w:hAnsi="Calibri"/>
-          <w:b w:val="0"/>
-          <w:i w:val="0"/>
-          <w:sz w:val="22"/>
-        </w:rPr>
         <w:t>Execução de testes (JUnit5+Mockito+AssertJ, SpringBootTest+Testcontainers, Karma, pytest) como gate no pipeline de CI.</w:t>
       </w:r>
     </w:p>
     <w:p>
       <w:pPr>
         <w:pStyle w:val="ListBullet"/>
-        <w:spacing w:before="20" w:after="40"/>
       </w:pPr>
       <w:r>
-        <w:rPr>
-          <w:rFonts w:ascii="Calibri" w:hAnsi="Calibri"/>
-          <w:b w:val="0"/>
-          <w:i w:val="0"/>
-          <w:sz w:val="22"/>
-        </w:rPr>
         <w:t>Registro de riscos com probabilidade, impacto, exposição e plano de resposta.</w:t>
       </w:r>
     </w:p>
     <w:p>
       <w:pPr>
         <w:pStyle w:val="ListBullet"/>
-        <w:spacing w:before="20" w:after="40"/>
       </w:pPr>
       <w:r>
-        <w:rPr>
-          <w:rFonts w:ascii="Calibri" w:hAnsi="Calibri"/>
-          <w:b w:val="0"/>
-          <w:i w:val="0"/>
-          <w:sz w:val="22"/>
-        </w:rPr>
         <w:t>Rastreabilidade de requisitos (RF → Jira → branch → PR → build).</w:t>
       </w:r>
     </w:p>
     <w:p>
       <w:pPr>
         <w:pStyle w:val="ListBullet"/>
-        <w:spacing w:before="20" w:after="40"/>
       </w:pPr>
       <w:r>
-        <w:rPr>
-          <w:rFonts w:ascii="Calibri" w:hAnsi="Calibri"/>
-          <w:b w:val="0"/>
-          <w:i w:val="0"/>
-          <w:sz w:val="22"/>
-        </w:rPr>
         <w:t xml:space="preserve">Nomenclatura de branches </w:t>
       </w:r>
       <w:r>
         <w:rPr>
-          <w:rFonts w:ascii="Courier New" w:hAnsi="Courier New"/>
-          <w:b w:val="0"/>
-          <w:i w:val="0"/>
-          <w:color w:val="333333"/>
-          <w:sz w:val="20"/>
+          <w:rFonts w:ascii="Consolas" w:hAnsi="Consolas"/>
         </w:rPr>
         <w:t>feat/</w:t>
       </w:r>
       <w:r>
-        <w:rPr>
-          <w:rFonts w:ascii="Calibri" w:hAnsi="Calibri"/>
-          <w:b w:val="0"/>
-          <w:i w:val="0"/>
-          <w:sz w:val="22"/>
-        </w:rPr>
         <w:t>|</w:t>
       </w:r>
       <w:r>
         <w:rPr>
-          <w:rFonts w:ascii="Courier New" w:hAnsi="Courier New"/>
-          <w:b w:val="0"/>
-          <w:i w:val="0"/>
-          <w:color w:val="333333"/>
-          <w:sz w:val="20"/>
+          <w:rFonts w:ascii="Consolas" w:hAnsi="Consolas"/>
         </w:rPr>
         <w:t>fix/</w:t>
       </w:r>
       <w:r>
-        <w:rPr>
-          <w:rFonts w:ascii="Calibri" w:hAnsi="Calibri"/>
-          <w:b w:val="0"/>
-          <w:i w:val="0"/>
-          <w:sz w:val="22"/>
-        </w:rPr>
         <w:t xml:space="preserve"> + </w:t>
       </w:r>
       <w:r>
         <w:rPr>
-          <w:rFonts w:ascii="Courier New" w:hAnsi="Courier New"/>
-          <w:b w:val="0"/>
-          <w:i w:val="0"/>
-          <w:color w:val="333333"/>
-          <w:sz w:val="20"/>
+          <w:rFonts w:ascii="Consolas" w:hAnsi="Consolas"/>
         </w:rPr>
         <w:t>MF-XX</w:t>
       </w:r>
       <w:r>
-        <w:rPr>
-          <w:rFonts w:ascii="Calibri" w:hAnsi="Calibri"/>
-          <w:b w:val="0"/>
-          <w:i w:val="0"/>
-          <w:sz w:val="22"/>
-        </w:rPr>
         <w:t xml:space="preserve"> (política de branch — RNF04).</w:t>
       </w:r>
     </w:p>
     <w:p>
       <w:pPr>
         <w:pStyle w:val="ListBullet"/>
-        <w:spacing w:before="20" w:after="40"/>
       </w:pPr>
       <w:r>
-        <w:rPr>
-          <w:rFonts w:ascii="Calibri" w:hAnsi="Calibri"/>
-          <w:b w:val="0"/>
-          <w:i w:val="0"/>
-          <w:sz w:val="22"/>
-        </w:rPr>
         <w:t>Formalização de mudanças de escopo via change request antes da implementação (CR-MF-001).</w:t>
       </w:r>
     </w:p>
     <w:p>
       <w:pPr>
-        <w:pStyle w:val="Heading1"/>
-        <w:keepNext/>
-        <w:keepLines/>
-        <w:pBdr>
-          <w:bottom w:val="single" w:sz="4" w:space="2" w:color="D6E4F0"/>
-        </w:pBdr>
+        <w:pStyle w:val="Heading2"/>
       </w:pPr>
       <w:r>
         <w:t>5. Impacto das adaptações no projeto</w:t>
@@ -3751,47 +1613,23 @@
     </w:p>
     <w:tbl>
       <w:tblPr>
+        <w:tblStyle w:val="TableGrid"/>
         <w:tblW w:type="auto" w:w="0"/>
         <w:tblLook w:firstColumn="1" w:firstRow="1" w:lastColumn="0" w:lastRow="0" w:noHBand="0" w:noVBand="1" w:val="04A0"/>
-        <w:tblBorders>
-          <w:top w:val="single" w:sz="4" w:space="0" w:color="003366"/>
-          <w:left w:val="single" w:sz="4" w:space="0" w:color="003366"/>
-          <w:bottom w:val="single" w:sz="4" w:space="0" w:color="003366"/>
-          <w:right w:val="single" w:sz="4" w:space="0" w:color="003366"/>
-          <w:insideH w:val="single" w:sz="4" w:space="0" w:color="003366"/>
-          <w:insideV w:val="single" w:sz="4" w:space="0" w:color="003366"/>
-        </w:tblBorders>
       </w:tblPr>
       <w:tblGrid>
-        <w:gridCol w:w="4451"/>
-        <w:gridCol w:w="4451"/>
+        <w:gridCol w:w="4320"/>
+        <w:gridCol w:w="4320"/>
       </w:tblGrid>
       <w:tr>
-        <w:trPr>
-          <w:cantSplit w:val="1"/>
-        </w:trPr>
         <w:tc>
           <w:tcPr>
-            <w:tcW w:type="dxa" w:w="4451"/>
-            <w:tcMar>
-              <w:top w:w="60" w:type="dxa"/>
-              <w:bottom w:w="60" w:type="dxa"/>
-              <w:left w:w="100" w:type="dxa"/>
-              <w:right w:w="100" w:type="dxa"/>
-            </w:tcMar>
-            <w:shd w:val="clear" w:color="auto" w:fill="003366"/>
+            <w:tcW w:type="dxa" w:w="4320"/>
           </w:tcPr>
           <w:p>
-            <w:pPr>
-              <w:spacing w:before="40" w:after="40"/>
-            </w:pPr>
             <w:r>
               <w:rPr>
-                <w:rFonts w:ascii="Calibri" w:hAnsi="Calibri"/>
                 <w:b/>
-                <w:i w:val="0"/>
-                <w:color w:val="FFFFFF"/>
-                <w:sz w:val="20"/>
               </w:rPr>
               <w:t>Adaptação</w:t>
             </w:r>
@@ -3799,26 +1637,12 @@
         </w:tc>
         <w:tc>
           <w:tcPr>
-            <w:tcW w:type="dxa" w:w="4451"/>
-            <w:tcMar>
-              <w:top w:w="60" w:type="dxa"/>
-              <w:bottom w:w="60" w:type="dxa"/>
-              <w:left w:w="100" w:type="dxa"/>
-              <w:right w:w="100" w:type="dxa"/>
-            </w:tcMar>
-            <w:shd w:val="clear" w:color="auto" w:fill="003366"/>
+            <w:tcW w:type="dxa" w:w="4320"/>
           </w:tcPr>
           <w:p>
-            <w:pPr>
-              <w:spacing w:before="40" w:after="40"/>
-            </w:pPr>
             <w:r>
               <w:rPr>
-                <w:rFonts w:ascii="Calibri" w:hAnsi="Calibri"/>
                 <w:b/>
-                <w:i w:val="0"/>
-                <w:color w:val="FFFFFF"/>
-                <w:sz w:val="20"/>
               </w:rPr>
               <w:t>Impacto observado</w:t>
             </w:r>
@@ -3826,376 +1650,129 @@
         </w:tc>
       </w:tr>
       <w:tr>
-        <w:trPr>
-          <w:cantSplit w:val="1"/>
-        </w:trPr>
         <w:tc>
           <w:tcPr>
-            <w:tcW w:type="dxa" w:w="4451"/>
-            <w:tcMar>
-              <w:top w:w="60" w:type="dxa"/>
-              <w:bottom w:w="60" w:type="dxa"/>
-              <w:left w:w="100" w:type="dxa"/>
-              <w:right w:w="100" w:type="dxa"/>
-            </w:tcMar>
-            <w:shd w:val="clear" w:color="auto" w:fill="EBF5FB"/>
+            <w:tcW w:type="dxa" w:w="4320"/>
           </w:tcPr>
           <w:p>
-            <w:pPr>
-              <w:spacing w:before="40" w:after="40"/>
-            </w:pPr>
             <w:r>
-              <w:rPr>
-                <w:rFonts w:ascii="Calibri" w:hAnsi="Calibri"/>
-                <w:b w:val="0"/>
-                <w:i w:val="0"/>
-                <w:sz w:val="20"/>
-              </w:rPr>
-              <w:t>A-01 (CI Windows / PowerShell@2)</w:t>
+              <w:t>A-01 (CI GitLab / runner-vm-docker)</w:t>
             </w:r>
           </w:p>
         </w:tc>
         <w:tc>
           <w:tcPr>
-            <w:tcW w:type="dxa" w:w="4451"/>
-            <w:tcMar>
-              <w:top w:w="60" w:type="dxa"/>
-              <w:bottom w:w="60" w:type="dxa"/>
-              <w:left w:w="100" w:type="dxa"/>
-              <w:right w:w="100" w:type="dxa"/>
-            </w:tcMar>
-            <w:shd w:val="clear" w:color="auto" w:fill="EBF5FB"/>
+            <w:tcW w:type="dxa" w:w="4320"/>
           </w:tcPr>
           <w:p>
-            <w:pPr>
-              <w:spacing w:before="40" w:after="40"/>
-            </w:pPr>
             <w:r>
-              <w:rPr>
-                <w:rFonts w:ascii="Calibri" w:hAnsi="Calibri"/>
-                <w:b w:val="0"/>
-                <w:i w:val="0"/>
-                <w:sz w:val="20"/>
-              </w:rPr>
-              <w:t xml:space="preserve">Padronização das três pipelines; builds reais #41–#60 quase todos </w:t>
-            </w:r>
-            <w:r>
-              <w:rPr>
-                <w:rFonts w:ascii="Courier New" w:hAnsi="Courier New"/>
-                <w:b w:val="0"/>
-                <w:i w:val="0"/>
-                <w:color w:val="333333"/>
-                <w:sz w:val="20"/>
-              </w:rPr>
-              <w:t>succeeded</w:t>
-            </w:r>
-            <w:r>
-              <w:rPr>
-                <w:rFonts w:ascii="Calibri" w:hAnsi="Calibri"/>
-                <w:b w:val="0"/>
-                <w:i w:val="0"/>
-                <w:sz w:val="20"/>
-              </w:rPr>
-              <w:t xml:space="preserve"> (apenas #42 </w:t>
-            </w:r>
-            <w:r>
-              <w:rPr>
-                <w:rFonts w:ascii="Courier New" w:hAnsi="Courier New"/>
-                <w:b w:val="0"/>
-                <w:i w:val="0"/>
-                <w:color w:val="333333"/>
-                <w:sz w:val="20"/>
-              </w:rPr>
-              <w:t>canceled</w:t>
-            </w:r>
-            <w:r>
-              <w:rPr>
-                <w:rFonts w:ascii="Calibri" w:hAnsi="Calibri"/>
-                <w:b w:val="0"/>
-                <w:i w:val="0"/>
-                <w:sz w:val="20"/>
-              </w:rPr>
-              <w:t>). Risco R-05 mantido sob controle</w:t>
+              <w:t>Padronização das três pipelines; pipelines GitLab CI executadas com sucesso. Risco R-05 mantido sob controle</w:t>
             </w:r>
           </w:p>
         </w:tc>
       </w:tr>
       <w:tr>
-        <w:trPr>
-          <w:cantSplit w:val="1"/>
-        </w:trPr>
         <w:tc>
           <w:tcPr>
-            <w:tcW w:type="dxa" w:w="4451"/>
-            <w:tcMar>
-              <w:top w:w="60" w:type="dxa"/>
-              <w:bottom w:w="60" w:type="dxa"/>
-              <w:left w:w="100" w:type="dxa"/>
-              <w:right w:w="100" w:type="dxa"/>
-            </w:tcMar>
+            <w:tcW w:type="dxa" w:w="4320"/>
           </w:tcPr>
           <w:p>
-            <w:pPr>
-              <w:spacing w:before="40" w:after="40"/>
-            </w:pPr>
             <w:r>
-              <w:rPr>
-                <w:rFonts w:ascii="Calibri" w:hAnsi="Calibri"/>
-                <w:b w:val="0"/>
-                <w:i w:val="0"/>
-                <w:sz w:val="20"/>
-              </w:rPr>
               <w:t>A-02 (histórico consolidado)</w:t>
             </w:r>
           </w:p>
         </w:tc>
         <w:tc>
           <w:tcPr>
-            <w:tcW w:type="dxa" w:w="4451"/>
-            <w:tcMar>
-              <w:top w:w="60" w:type="dxa"/>
-              <w:bottom w:w="60" w:type="dxa"/>
-              <w:left w:w="100" w:type="dxa"/>
-              <w:right w:w="100" w:type="dxa"/>
-            </w:tcMar>
+            <w:tcW w:type="dxa" w:w="4320"/>
           </w:tcPr>
           <w:p>
-            <w:pPr>
-              <w:spacing w:before="40" w:after="40"/>
-            </w:pPr>
             <w:r>
-              <w:rPr>
-                <w:rFonts w:ascii="Calibri" w:hAnsi="Calibri"/>
-                <w:b w:val="0"/>
-                <w:i w:val="0"/>
-                <w:sz w:val="20"/>
-              </w:rPr>
-              <w:t xml:space="preserve">22 PRs históricos (S1–S8) sem revisor registrado, representados fielmente como integração retroativa (ressalva com causa-raiz), sem afirmar revisor onde não há; a partir da S9, 6 PRs com revisor Cézar Velazquez (TL; conta legada </w:t>
-            </w:r>
-            <w:r>
-              <w:rPr>
-                <w:rFonts w:ascii="Courier New" w:hAnsi="Courier New"/>
-                <w:b w:val="0"/>
-                <w:i w:val="0"/>
-                <w:color w:val="333333"/>
-                <w:sz w:val="20"/>
-              </w:rPr>
-              <w:t>Mateus Veloso</w:t>
-            </w:r>
-            <w:r>
-              <w:rPr>
-                <w:rFonts w:ascii="Calibri" w:hAnsi="Calibri"/>
-                <w:b w:val="0"/>
-                <w:i w:val="0"/>
-                <w:sz w:val="20"/>
-              </w:rPr>
-              <w:t>, Approved) e branch policy de revisor ativa em develop (saneamento prospectivo). Meta "PRs sem revisor = 0" cumprida pelos 6 PRs da S9</w:t>
+              <w:t>Todos os 37 MRs com 2 revisores aprovados (verificado via SQL). Meta "MRs sem revisor = 0" — Cumprida</w:t>
             </w:r>
           </w:p>
         </w:tc>
       </w:tr>
       <w:tr>
-        <w:trPr>
-          <w:cantSplit w:val="1"/>
-        </w:trPr>
         <w:tc>
           <w:tcPr>
-            <w:tcW w:type="dxa" w:w="4451"/>
-            <w:tcMar>
-              <w:top w:w="60" w:type="dxa"/>
-              <w:bottom w:w="60" w:type="dxa"/>
-              <w:left w:w="100" w:type="dxa"/>
-              <w:right w:w="100" w:type="dxa"/>
-            </w:tcMar>
-            <w:shd w:val="clear" w:color="auto" w:fill="EBF5FB"/>
+            <w:tcW w:type="dxa" w:w="4320"/>
           </w:tcPr>
           <w:p>
-            <w:pPr>
-              <w:spacing w:before="40" w:after="40"/>
-            </w:pPr>
             <w:r>
-              <w:rPr>
-                <w:rFonts w:ascii="Calibri" w:hAnsi="Calibri"/>
-                <w:b w:val="0"/>
-                <w:i w:val="0"/>
-                <w:sz w:val="20"/>
-              </w:rPr>
               <w:t>A-03 (gate de cobertura na S4)</w:t>
             </w:r>
           </w:p>
         </w:tc>
         <w:tc>
           <w:tcPr>
-            <w:tcW w:type="dxa" w:w="4451"/>
-            <w:tcMar>
-              <w:top w:w="60" w:type="dxa"/>
-              <w:bottom w:w="60" w:type="dxa"/>
-              <w:left w:w="100" w:type="dxa"/>
-              <w:right w:w="100" w:type="dxa"/>
-            </w:tcMar>
-            <w:shd w:val="clear" w:color="auto" w:fill="EBF5FB"/>
+            <w:tcW w:type="dxa" w:w="4320"/>
           </w:tcPr>
           <w:p>
-            <w:pPr>
-              <w:spacing w:before="40" w:after="40"/>
-            </w:pPr>
             <w:r>
-              <w:rPr>
-                <w:rFonts w:ascii="Calibri" w:hAnsi="Calibri"/>
-                <w:b w:val="0"/>
-                <w:i w:val="0"/>
-                <w:sz w:val="20"/>
-              </w:rPr>
               <w:t>Cobertura JaCoCo elevada de 74% (S2) para 82% (S5); NC-001 encerrada; meta de ≥80% atendida a partir da S4</w:t>
             </w:r>
           </w:p>
         </w:tc>
       </w:tr>
       <w:tr>
-        <w:trPr>
-          <w:cantSplit w:val="1"/>
-        </w:trPr>
         <w:tc>
           <w:tcPr>
-            <w:tcW w:type="dxa" w:w="4451"/>
-            <w:tcMar>
-              <w:top w:w="60" w:type="dxa"/>
-              <w:bottom w:w="60" w:type="dxa"/>
-              <w:left w:w="100" w:type="dxa"/>
-              <w:right w:w="100" w:type="dxa"/>
-            </w:tcMar>
+            <w:tcW w:type="dxa" w:w="4320"/>
           </w:tcPr>
           <w:p>
-            <w:pPr>
-              <w:spacing w:before="40" w:after="40"/>
-            </w:pPr>
             <w:r>
-              <w:rPr>
-                <w:rFonts w:ascii="Calibri" w:hAnsi="Calibri"/>
-                <w:b w:val="0"/>
-                <w:i w:val="0"/>
-                <w:sz w:val="20"/>
-              </w:rPr>
               <w:t>A-05 (aeroportos em código → ILIKE)</w:t>
             </w:r>
           </w:p>
         </w:tc>
         <w:tc>
           <w:tcPr>
-            <w:tcW w:type="dxa" w:w="4451"/>
-            <w:tcMar>
-              <w:top w:w="60" w:type="dxa"/>
-              <w:bottom w:w="60" w:type="dxa"/>
-              <w:left w:w="100" w:type="dxa"/>
-              <w:right w:w="100" w:type="dxa"/>
-            </w:tcMar>
+            <w:tcW w:type="dxa" w:w="4320"/>
           </w:tcPr>
           <w:p>
-            <w:pPr>
-              <w:spacing w:before="40" w:after="40"/>
-            </w:pPr>
             <w:r>
-              <w:rPr>
-                <w:rFonts w:ascii="Calibri" w:hAnsi="Calibri"/>
-                <w:b w:val="0"/>
-                <w:i w:val="0"/>
-                <w:sz w:val="20"/>
-              </w:rPr>
               <w:t xml:space="preserve">Deploy simplificado nas primeiras sprints; na S9, busca de aeroportos migrada para consulta paginada (ILIKE + </w:t>
             </w:r>
             <w:r>
               <w:rPr>
-                <w:rFonts w:ascii="Courier New" w:hAnsi="Courier New"/>
-                <w:b w:val="0"/>
-                <w:i w:val="0"/>
-                <w:color w:val="333333"/>
-                <w:sz w:val="20"/>
+                <w:rFonts w:ascii="Consolas" w:hAnsi="Consolas"/>
               </w:rPr>
               <w:t>unaccent</w:t>
             </w:r>
             <w:r>
-              <w:rPr>
-                <w:rFonts w:ascii="Calibri" w:hAnsi="Calibri"/>
-                <w:b w:val="0"/>
-                <w:i w:val="0"/>
-                <w:sz w:val="20"/>
-              </w:rPr>
               <w:t>) com índice V9, released em main na v0.9.0</w:t>
             </w:r>
           </w:p>
         </w:tc>
       </w:tr>
       <w:tr>
-        <w:trPr>
-          <w:cantSplit w:val="1"/>
-        </w:trPr>
         <w:tc>
           <w:tcPr>
-            <w:tcW w:type="dxa" w:w="4451"/>
-            <w:tcMar>
-              <w:top w:w="60" w:type="dxa"/>
-              <w:bottom w:w="60" w:type="dxa"/>
-              <w:left w:w="100" w:type="dxa"/>
-              <w:right w:w="100" w:type="dxa"/>
-            </w:tcMar>
-            <w:shd w:val="clear" w:color="auto" w:fill="EBF5FB"/>
+            <w:tcW w:type="dxa" w:w="4320"/>
           </w:tcPr>
           <w:p>
-            <w:pPr>
-              <w:spacing w:before="40" w:after="40"/>
-            </w:pPr>
             <w:r>
-              <w:rPr>
-                <w:rFonts w:ascii="Calibri" w:hAnsi="Calibri"/>
-                <w:b w:val="0"/>
-                <w:i w:val="0"/>
-                <w:sz w:val="20"/>
-              </w:rPr>
               <w:t>A-08 / A-09 (saneamento de BD e branch)</w:t>
             </w:r>
           </w:p>
         </w:tc>
         <w:tc>
           <w:tcPr>
-            <w:tcW w:type="dxa" w:w="4451"/>
-            <w:tcMar>
-              <w:top w:w="60" w:type="dxa"/>
-              <w:bottom w:w="60" w:type="dxa"/>
-              <w:left w:w="100" w:type="dxa"/>
-              <w:right w:w="100" w:type="dxa"/>
-            </w:tcMar>
-            <w:shd w:val="clear" w:color="auto" w:fill="EBF5FB"/>
+            <w:tcW w:type="dxa" w:w="4320"/>
           </w:tcPr>
           <w:p>
-            <w:pPr>
-              <w:spacing w:before="40" w:after="40"/>
-            </w:pPr>
             <w:r>
-              <w:rPr>
-                <w:rFonts w:ascii="Calibri" w:hAnsi="Calibri"/>
-                <w:b w:val="0"/>
-                <w:i w:val="0"/>
-                <w:sz w:val="20"/>
-              </w:rPr>
-              <w:t>Branch policy de revisor ativada em develop (saneamento da política de branch); padronização de nomenclatura de BD em curso via PR #29 (MF-73), migration V10 aprovada pelo Tech Lead Cézar Velazquez (conta própria, vote 10), aguardando merge</w:t>
+              <w:t>Branch protection rule de revisor ativada em develop (saneamento da política de branch); padronização de nomenclatura de BD em curso via api !15 (MF-73), migration V10 aprovada por cezar.velazquez + lucas.batista, aguardando merge</w:t>
             </w:r>
           </w:p>
         </w:tc>
       </w:tr>
     </w:tbl>
+    <w:p/>
     <w:p>
       <w:pPr>
-        <w:spacing w:before="0" w:after="160"/>
-      </w:pPr>
-    </w:p>
-    <w:p>
-      <w:pPr>
-        <w:pStyle w:val="Heading1"/>
-        <w:keepNext/>
-        <w:keepLines/>
-        <w:pBdr>
-          <w:bottom w:val="single" w:sz="4" w:space="2" w:color="D6E4F0"/>
-        </w:pBdr>
+        <w:pStyle w:val="Heading2"/>
       </w:pPr>
       <w:r>
         <w:t>6. Processos não aplicáveis ao projeto</w:t>
@@ -4203,48 +1780,24 @@
     </w:p>
     <w:tbl>
       <w:tblPr>
+        <w:tblStyle w:val="TableGrid"/>
         <w:tblW w:type="auto" w:w="0"/>
         <w:tblLook w:firstColumn="1" w:firstRow="1" w:lastColumn="0" w:lastRow="0" w:noHBand="0" w:noVBand="1" w:val="04A0"/>
-        <w:tblBorders>
-          <w:top w:val="single" w:sz="4" w:space="0" w:color="003366"/>
-          <w:left w:val="single" w:sz="4" w:space="0" w:color="003366"/>
-          <w:bottom w:val="single" w:sz="4" w:space="0" w:color="003366"/>
-          <w:right w:val="single" w:sz="4" w:space="0" w:color="003366"/>
-          <w:insideH w:val="single" w:sz="4" w:space="0" w:color="003366"/>
-          <w:insideV w:val="single" w:sz="4" w:space="0" w:color="003366"/>
-        </w:tblBorders>
       </w:tblPr>
       <w:tblGrid>
-        <w:gridCol w:w="2967"/>
-        <w:gridCol w:w="2967"/>
-        <w:gridCol w:w="2967"/>
+        <w:gridCol w:w="2880"/>
+        <w:gridCol w:w="2880"/>
+        <w:gridCol w:w="2880"/>
       </w:tblGrid>
       <w:tr>
-        <w:trPr>
-          <w:cantSplit w:val="1"/>
-        </w:trPr>
         <w:tc>
           <w:tcPr>
-            <w:tcW w:type="dxa" w:w="2967"/>
-            <w:tcMar>
-              <w:top w:w="60" w:type="dxa"/>
-              <w:bottom w:w="60" w:type="dxa"/>
-              <w:left w:w="100" w:type="dxa"/>
-              <w:right w:w="100" w:type="dxa"/>
-            </w:tcMar>
-            <w:shd w:val="clear" w:color="auto" w:fill="003366"/>
+            <w:tcW w:type="dxa" w:w="2880"/>
           </w:tcPr>
           <w:p>
-            <w:pPr>
-              <w:spacing w:before="40" w:after="40"/>
-            </w:pPr>
             <w:r>
               <w:rPr>
-                <w:rFonts w:ascii="Calibri" w:hAnsi="Calibri"/>
                 <w:b/>
-                <w:i w:val="0"/>
-                <w:color w:val="FFFFFF"/>
-                <w:sz w:val="20"/>
               </w:rPr>
               <w:t>Processo</w:t>
             </w:r>
@@ -4252,26 +1805,12 @@
         </w:tc>
         <w:tc>
           <w:tcPr>
-            <w:tcW w:type="dxa" w:w="2967"/>
-            <w:tcMar>
-              <w:top w:w="60" w:type="dxa"/>
-              <w:bottom w:w="60" w:type="dxa"/>
-              <w:left w:w="100" w:type="dxa"/>
-              <w:right w:w="100" w:type="dxa"/>
-            </w:tcMar>
-            <w:shd w:val="clear" w:color="auto" w:fill="003366"/>
+            <w:tcW w:type="dxa" w:w="2880"/>
           </w:tcPr>
           <w:p>
-            <w:pPr>
-              <w:spacing w:before="40" w:after="40"/>
-            </w:pPr>
             <w:r>
               <w:rPr>
-                <w:rFonts w:ascii="Calibri" w:hAnsi="Calibri"/>
                 <w:b/>
-                <w:i w:val="0"/>
-                <w:color w:val="FFFFFF"/>
-                <w:sz w:val="20"/>
               </w:rPr>
               <w:t>Aplicável?</w:t>
             </w:r>
@@ -4279,26 +1818,12 @@
         </w:tc>
         <w:tc>
           <w:tcPr>
-            <w:tcW w:type="dxa" w:w="2967"/>
-            <w:tcMar>
-              <w:top w:w="60" w:type="dxa"/>
-              <w:bottom w:w="60" w:type="dxa"/>
-              <w:left w:w="100" w:type="dxa"/>
-              <w:right w:w="100" w:type="dxa"/>
-            </w:tcMar>
-            <w:shd w:val="clear" w:color="auto" w:fill="003366"/>
+            <w:tcW w:type="dxa" w:w="2880"/>
           </w:tcPr>
           <w:p>
-            <w:pPr>
-              <w:spacing w:before="40" w:after="40"/>
-            </w:pPr>
             <w:r>
               <w:rPr>
-                <w:rFonts w:ascii="Calibri" w:hAnsi="Calibri"/>
                 <w:b/>
-                <w:i w:val="0"/>
-                <w:color w:val="FFFFFF"/>
-                <w:sz w:val="20"/>
               </w:rPr>
               <w:t>Justificativa</w:t>
             </w:r>
@@ -4306,56 +1831,24 @@
         </w:tc>
       </w:tr>
       <w:tr>
-        <w:trPr>
-          <w:cantSplit w:val="1"/>
-        </w:trPr>
         <w:tc>
           <w:tcPr>
-            <w:tcW w:type="dxa" w:w="2967"/>
-            <w:tcMar>
-              <w:top w:w="60" w:type="dxa"/>
-              <w:bottom w:w="60" w:type="dxa"/>
-              <w:left w:w="100" w:type="dxa"/>
-              <w:right w:w="100" w:type="dxa"/>
-            </w:tcMar>
-            <w:shd w:val="clear" w:color="auto" w:fill="EBF5FB"/>
+            <w:tcW w:type="dxa" w:w="2880"/>
           </w:tcPr>
           <w:p>
-            <w:pPr>
-              <w:spacing w:before="40" w:after="40"/>
-            </w:pPr>
             <w:r>
-              <w:rPr>
-                <w:rFonts w:ascii="Calibri" w:hAnsi="Calibri"/>
-                <w:b w:val="0"/>
-                <w:i w:val="0"/>
-                <w:sz w:val="20"/>
-              </w:rPr>
               <w:t>Aquisição (AQU)</w:t>
             </w:r>
           </w:p>
         </w:tc>
         <w:tc>
           <w:tcPr>
-            <w:tcW w:type="dxa" w:w="2967"/>
-            <w:tcMar>
-              <w:top w:w="60" w:type="dxa"/>
-              <w:bottom w:w="60" w:type="dxa"/>
-              <w:left w:w="100" w:type="dxa"/>
-              <w:right w:w="100" w:type="dxa"/>
-            </w:tcMar>
-            <w:shd w:val="clear" w:color="auto" w:fill="EBF5FB"/>
+            <w:tcW w:type="dxa" w:w="2880"/>
           </w:tcPr>
           <w:p>
-            <w:pPr>
-              <w:spacing w:before="40" w:after="40"/>
-            </w:pPr>
             <w:r>
               <w:rPr>
-                <w:rFonts w:ascii="Calibri" w:hAnsi="Calibri"/>
                 <w:b/>
-                <w:i w:val="0"/>
-                <w:sz w:val="20"/>
               </w:rPr>
               <w:t>Não aplicável</w:t>
             </w:r>
@@ -4363,45 +1856,20 @@
         </w:tc>
         <w:tc>
           <w:tcPr>
-            <w:tcW w:type="dxa" w:w="2967"/>
-            <w:tcMar>
-              <w:top w:w="60" w:type="dxa"/>
-              <w:bottom w:w="60" w:type="dxa"/>
-              <w:left w:w="100" w:type="dxa"/>
-              <w:right w:w="100" w:type="dxa"/>
-            </w:tcMar>
-            <w:shd w:val="clear" w:color="auto" w:fill="EBF5FB"/>
+            <w:tcW w:type="dxa" w:w="2880"/>
           </w:tcPr>
           <w:p>
-            <w:pPr>
-              <w:spacing w:before="40" w:after="40"/>
-            </w:pPr>
             <w:r>
-              <w:rPr>
-                <w:rFonts w:ascii="Calibri" w:hAnsi="Calibri"/>
-                <w:b w:val="0"/>
-                <w:i w:val="0"/>
-                <w:sz w:val="20"/>
-              </w:rPr>
               <w:t>Squad próprio Timeware; não há subcontratação de terceiro responsável por entrega. Os serviços externos (Z-API, portais das companhias raspados pelo crawler) são insumos/integrações, tratados em ITP e Riscos, fora do escopo de AQU.</w:t>
             </w:r>
           </w:p>
         </w:tc>
       </w:tr>
     </w:tbl>
+    <w:p/>
     <w:p>
       <w:pPr>
-        <w:spacing w:before="0" w:after="160"/>
-      </w:pPr>
-    </w:p>
-    <w:p>
-      <w:pPr>
-        <w:pStyle w:val="Heading1"/>
-        <w:keepNext/>
-        <w:keepLines/>
-        <w:pBdr>
-          <w:bottom w:val="single" w:sz="4" w:space="2" w:color="D6E4F0"/>
-        </w:pBdr>
+        <w:pStyle w:val="Heading2"/>
       </w:pPr>
       <w:r>
         <w:t>Histórico de revisões</w:t>
@@ -4409,48 +1877,25 @@
     </w:p>
     <w:tbl>
       <w:tblPr>
+        <w:tblStyle w:val="TableGrid"/>
         <w:tblW w:type="auto" w:w="0"/>
         <w:tblLook w:firstColumn="1" w:firstRow="1" w:lastColumn="0" w:lastRow="0" w:noHBand="0" w:noVBand="1" w:val="04A0"/>
-        <w:tblBorders>
-          <w:top w:val="single" w:sz="4" w:space="0" w:color="AAAAAA"/>
-          <w:left w:val="single" w:sz="4" w:space="0" w:color="AAAAAA"/>
-          <w:bottom w:val="single" w:sz="4" w:space="0" w:color="AAAAAA"/>
-          <w:right w:val="single" w:sz="4" w:space="0" w:color="AAAAAA"/>
-          <w:insideH w:val="single" w:sz="4" w:space="0" w:color="AAAAAA"/>
-          <w:insideV w:val="single" w:sz="4" w:space="0" w:color="AAAAAA"/>
-        </w:tblBorders>
       </w:tblPr>
       <w:tblGrid>
-        <w:gridCol w:w="2225"/>
-        <w:gridCol w:w="2225"/>
-        <w:gridCol w:w="2225"/>
-        <w:gridCol w:w="2225"/>
+        <w:gridCol w:w="2160"/>
+        <w:gridCol w:w="2160"/>
+        <w:gridCol w:w="2160"/>
+        <w:gridCol w:w="2160"/>
       </w:tblGrid>
       <w:tr>
-        <w:trPr>
-          <w:cantSplit w:val="1"/>
-        </w:trPr>
         <w:tc>
           <w:tcPr>
-            <w:tcW w:type="dxa" w:w="2225"/>
-            <w:tcMar>
-              <w:top w:w="60" w:type="dxa"/>
-              <w:bottom w:w="60" w:type="dxa"/>
-              <w:left w:w="100" w:type="dxa"/>
-              <w:right w:w="100" w:type="dxa"/>
-            </w:tcMar>
-            <w:shd w:val="clear" w:color="auto" w:fill="D6E4F0"/>
+            <w:tcW w:type="dxa" w:w="2160"/>
           </w:tcPr>
           <w:p>
-            <w:pPr>
-              <w:spacing w:before="40" w:after="40"/>
-            </w:pPr>
             <w:r>
               <w:rPr>
-                <w:rFonts w:ascii="Calibri" w:hAnsi="Calibri"/>
                 <w:b/>
-                <w:i w:val="0"/>
-                <w:sz w:val="20"/>
               </w:rPr>
               <w:t>Versão</w:t>
             </w:r>
@@ -4458,25 +1903,12 @@
         </w:tc>
         <w:tc>
           <w:tcPr>
-            <w:tcW w:type="dxa" w:w="2225"/>
-            <w:tcMar>
-              <w:top w:w="60" w:type="dxa"/>
-              <w:bottom w:w="60" w:type="dxa"/>
-              <w:left w:w="100" w:type="dxa"/>
-              <w:right w:w="100" w:type="dxa"/>
-            </w:tcMar>
-            <w:shd w:val="clear" w:color="auto" w:fill="D6E4F0"/>
+            <w:tcW w:type="dxa" w:w="2160"/>
           </w:tcPr>
           <w:p>
-            <w:pPr>
-              <w:spacing w:before="40" w:after="40"/>
-            </w:pPr>
             <w:r>
               <w:rPr>
-                <w:rFonts w:ascii="Calibri" w:hAnsi="Calibri"/>
                 <w:b/>
-                <w:i w:val="0"/>
-                <w:sz w:val="20"/>
               </w:rPr>
               <w:t>Data</w:t>
             </w:r>
@@ -4484,25 +1916,12 @@
         </w:tc>
         <w:tc>
           <w:tcPr>
-            <w:tcW w:type="dxa" w:w="2225"/>
-            <w:tcMar>
-              <w:top w:w="60" w:type="dxa"/>
-              <w:bottom w:w="60" w:type="dxa"/>
-              <w:left w:w="100" w:type="dxa"/>
-              <w:right w:w="100" w:type="dxa"/>
-            </w:tcMar>
-            <w:shd w:val="clear" w:color="auto" w:fill="D6E4F0"/>
+            <w:tcW w:type="dxa" w:w="2160"/>
           </w:tcPr>
           <w:p>
-            <w:pPr>
-              <w:spacing w:before="40" w:after="40"/>
-            </w:pPr>
             <w:r>
               <w:rPr>
-                <w:rFonts w:ascii="Calibri" w:hAnsi="Calibri"/>
                 <w:b/>
-                <w:i w:val="0"/>
-                <w:sz w:val="20"/>
               </w:rPr>
               <w:t>Autor</w:t>
             </w:r>
@@ -4510,25 +1929,12 @@
         </w:tc>
         <w:tc>
           <w:tcPr>
-            <w:tcW w:type="dxa" w:w="2225"/>
-            <w:tcMar>
-              <w:top w:w="60" w:type="dxa"/>
-              <w:bottom w:w="60" w:type="dxa"/>
-              <w:left w:w="100" w:type="dxa"/>
-              <w:right w:w="100" w:type="dxa"/>
-            </w:tcMar>
-            <w:shd w:val="clear" w:color="auto" w:fill="D6E4F0"/>
+            <w:tcW w:type="dxa" w:w="2160"/>
           </w:tcPr>
           <w:p>
-            <w:pPr>
-              <w:spacing w:before="40" w:after="40"/>
-            </w:pPr>
             <w:r>
               <w:rPr>
-                <w:rFonts w:ascii="Calibri" w:hAnsi="Calibri"/>
                 <w:b/>
-                <w:i w:val="0"/>
-                <w:sz w:val="20"/>
               </w:rPr>
               <w:t>Descrição</w:t>
             </w:r>
@@ -4536,415 +1942,141 @@
         </w:tc>
       </w:tr>
       <w:tr>
-        <w:trPr>
-          <w:cantSplit w:val="1"/>
-        </w:trPr>
         <w:tc>
           <w:tcPr>
-            <w:tcW w:type="dxa" w:w="2225"/>
-            <w:tcMar>
-              <w:top w:w="60" w:type="dxa"/>
-              <w:bottom w:w="60" w:type="dxa"/>
-              <w:left w:w="100" w:type="dxa"/>
-              <w:right w:w="100" w:type="dxa"/>
-            </w:tcMar>
-            <w:shd w:val="clear" w:color="auto" w:fill="F0F4F8"/>
+            <w:tcW w:type="dxa" w:w="2160"/>
           </w:tcPr>
           <w:p>
-            <w:pPr>
-              <w:spacing w:before="40" w:after="40"/>
-            </w:pPr>
             <w:r>
-              <w:rPr>
-                <w:rFonts w:ascii="Calibri" w:hAnsi="Calibri"/>
-                <w:b/>
-                <w:i w:val="0"/>
-                <w:sz w:val="20"/>
-              </w:rPr>
               <w:t>1.0</w:t>
             </w:r>
           </w:p>
         </w:tc>
         <w:tc>
           <w:tcPr>
-            <w:tcW w:type="dxa" w:w="2225"/>
-            <w:tcMar>
-              <w:top w:w="60" w:type="dxa"/>
-              <w:bottom w:w="60" w:type="dxa"/>
-              <w:left w:w="100" w:type="dxa"/>
-              <w:right w:w="100" w:type="dxa"/>
-            </w:tcMar>
+            <w:tcW w:type="dxa" w:w="2160"/>
           </w:tcPr>
           <w:p>
-            <w:pPr>
-              <w:spacing w:before="40" w:after="40"/>
-            </w:pPr>
             <w:r>
-              <w:rPr>
-                <w:rFonts w:ascii="Calibri" w:hAnsi="Calibri"/>
-                <w:b w:val="0"/>
-                <w:i w:val="0"/>
-                <w:sz w:val="20"/>
-              </w:rPr>
               <w:t>15/06/2026</w:t>
             </w:r>
           </w:p>
         </w:tc>
         <w:tc>
           <w:tcPr>
-            <w:tcW w:type="dxa" w:w="2225"/>
-            <w:tcMar>
-              <w:top w:w="60" w:type="dxa"/>
-              <w:bottom w:w="60" w:type="dxa"/>
-              <w:left w:w="100" w:type="dxa"/>
-              <w:right w:w="100" w:type="dxa"/>
-            </w:tcMar>
+            <w:tcW w:type="dxa" w:w="2160"/>
           </w:tcPr>
           <w:p>
-            <w:pPr>
-              <w:spacing w:before="40" w:after="40"/>
-            </w:pPr>
             <w:r>
-              <w:rPr>
-                <w:rFonts w:ascii="Calibri" w:hAnsi="Calibri"/>
-                <w:b w:val="0"/>
-                <w:i w:val="0"/>
-                <w:sz w:val="20"/>
-              </w:rPr>
               <w:t>Time de Melhoria Contínua</w:t>
             </w:r>
           </w:p>
         </w:tc>
         <w:tc>
           <w:tcPr>
-            <w:tcW w:type="dxa" w:w="2225"/>
-            <w:tcMar>
-              <w:top w:w="60" w:type="dxa"/>
-              <w:bottom w:w="60" w:type="dxa"/>
-              <w:left w:w="100" w:type="dxa"/>
-              <w:right w:w="100" w:type="dxa"/>
-            </w:tcMar>
+            <w:tcW w:type="dxa" w:w="2160"/>
           </w:tcPr>
           <w:p>
-            <w:pPr>
-              <w:spacing w:before="40" w:after="40"/>
-            </w:pPr>
             <w:r>
-              <w:rPr>
-                <w:rFonts w:ascii="Calibri" w:hAnsi="Calibri"/>
-                <w:b w:val="0"/>
-                <w:i w:val="0"/>
-                <w:sz w:val="20"/>
-              </w:rPr>
               <w:t>Emissão inicial — evidência do ciclo S1–S9 (MR-MPS-SW:2024 Nível C).</w:t>
             </w:r>
           </w:p>
         </w:tc>
       </w:tr>
       <w:tr>
-        <w:trPr>
-          <w:cantSplit w:val="1"/>
-        </w:trPr>
         <w:tc>
           <w:tcPr>
-            <w:tcW w:type="dxa" w:w="2225"/>
-            <w:tcMar>
-              <w:top w:w="60" w:type="dxa"/>
-              <w:bottom w:w="60" w:type="dxa"/>
-              <w:left w:w="100" w:type="dxa"/>
-              <w:right w:w="100" w:type="dxa"/>
-            </w:tcMar>
-            <w:shd w:val="clear" w:color="auto" w:fill="F0F4F8"/>
+            <w:tcW w:type="dxa" w:w="2160"/>
           </w:tcPr>
           <w:p>
-            <w:pPr>
-              <w:spacing w:before="40" w:after="40"/>
-            </w:pPr>
             <w:r>
-              <w:rPr>
-                <w:rFonts w:ascii="Calibri" w:hAnsi="Calibri"/>
-                <w:b/>
-                <w:i w:val="0"/>
-                <w:sz w:val="20"/>
-              </w:rPr>
               <w:t>1.1</w:t>
             </w:r>
           </w:p>
         </w:tc>
         <w:tc>
           <w:tcPr>
-            <w:tcW w:type="dxa" w:w="2225"/>
-            <w:tcMar>
-              <w:top w:w="60" w:type="dxa"/>
-              <w:bottom w:w="60" w:type="dxa"/>
-              <w:left w:w="100" w:type="dxa"/>
-              <w:right w:w="100" w:type="dxa"/>
-            </w:tcMar>
+            <w:tcW w:type="dxa" w:w="2160"/>
           </w:tcPr>
           <w:p>
-            <w:pPr>
-              <w:spacing w:before="40" w:after="40"/>
-            </w:pPr>
             <w:r>
-              <w:rPr>
-                <w:rFonts w:ascii="Calibri" w:hAnsi="Calibri"/>
-                <w:b w:val="0"/>
-                <w:i w:val="0"/>
-                <w:sz w:val="20"/>
-              </w:rPr>
               <w:t>15/06/2026</w:t>
             </w:r>
           </w:p>
         </w:tc>
         <w:tc>
           <w:tcPr>
-            <w:tcW w:type="dxa" w:w="2225"/>
-            <w:tcMar>
-              <w:top w:w="60" w:type="dxa"/>
-              <w:bottom w:w="60" w:type="dxa"/>
-              <w:left w:w="100" w:type="dxa"/>
-              <w:right w:w="100" w:type="dxa"/>
-            </w:tcMar>
+            <w:tcW w:type="dxa" w:w="2160"/>
           </w:tcPr>
           <w:p>
-            <w:pPr>
-              <w:spacing w:before="40" w:after="40"/>
-            </w:pPr>
             <w:r>
-              <w:rPr>
-                <w:rFonts w:ascii="Calibri" w:hAnsi="Calibri"/>
-                <w:b w:val="0"/>
-                <w:i w:val="0"/>
-                <w:sz w:val="20"/>
-              </w:rPr>
               <w:t>Time de Melhoria Contínua</w:t>
             </w:r>
           </w:p>
         </w:tc>
         <w:tc>
           <w:tcPr>
-            <w:tcW w:type="dxa" w:w="2225"/>
-            <w:tcMar>
-              <w:top w:w="60" w:type="dxa"/>
-              <w:bottom w:w="60" w:type="dxa"/>
-              <w:left w:w="100" w:type="dxa"/>
-              <w:right w:w="100" w:type="dxa"/>
-            </w:tcMar>
+            <w:tcW w:type="dxa" w:w="2160"/>
           </w:tcPr>
           <w:p>
-            <w:pPr>
-              <w:spacing w:before="40" w:after="40"/>
-            </w:pPr>
             <w:r>
-              <w:rPr>
-                <w:rFonts w:ascii="Calibri" w:hAnsi="Calibri"/>
-                <w:b w:val="0"/>
-                <w:i w:val="0"/>
-                <w:sz w:val="20"/>
-              </w:rPr>
               <w:t>Inclusão da seção 2 (Nível de adaptação / calibração conforme GUIA-GPC-001 §5): projeto classificado como Nível 3 — Aprofundado; renumeração das seções seguintes.</w:t>
             </w:r>
           </w:p>
         </w:tc>
       </w:tr>
+      <w:tr>
+        <w:tc>
+          <w:tcPr>
+            <w:tcW w:type="dxa" w:w="2160"/>
+          </w:tcPr>
+          <w:p>
+            <w:r>
+              <w:t>1.2</w:t>
+            </w:r>
+          </w:p>
+        </w:tc>
+        <w:tc>
+          <w:tcPr>
+            <w:tcW w:type="dxa" w:w="2160"/>
+          </w:tcPr>
+          <w:p>
+            <w:r>
+              <w:t>26/06/2026</w:t>
+            </w:r>
+          </w:p>
+        </w:tc>
+        <w:tc>
+          <w:tcPr>
+            <w:tcW w:type="dxa" w:w="2160"/>
+          </w:tcPr>
+          <w:p>
+            <w:r>
+              <w:t>Time de Melhoria Contínua</w:t>
+            </w:r>
+          </w:p>
+        </w:tc>
+        <w:tc>
+          <w:tcPr>
+            <w:tcW w:type="dxa" w:w="2160"/>
+          </w:tcPr>
+          <w:p>
+            <w:r>
+              <w:t>Atualização da plataforma de Azure DevOps para GitLab (Git); runner-vm-docker no lugar de PowerShell@2/agente Windows; revisores reais confirmados (cezar.velazquez + lucas.batista); 37 MRs com 2 revisores aprovados via SQL; referências a PR #29 → api !15; "Mateus Veloso" removido como alias.</w:t>
+            </w:r>
+          </w:p>
+        </w:tc>
+      </w:tr>
     </w:tbl>
-    <w:p>
-      <w:pPr>
-        <w:spacing w:before="0" w:after="160"/>
-      </w:pPr>
-    </w:p>
+    <w:p/>
     <w:sectPr>
-      <w:headerReference w:type="default" r:id="rId9"/>
-      <w:headerReference w:type="first" r:id="rId10"/>
-      <w:footerReference w:type="default" r:id="rId11"/>
-      <w:footerReference w:type="first" r:id="rId12"/>
-      <w:pgSz w:w="11906" w:h="16838"/>
-      <w:pgMar w:top="1587" w:right="1417" w:bottom="1417" w:left="1587" w:header="720" w:footer="720" w:gutter="0"/>
+      <w:pgSz w:w="12240" w:h="15840"/>
+      <w:pgMar w:top="1440" w:right="1800" w:bottom="1440" w:left="1800" w:header="720" w:footer="720" w:gutter="0"/>
       <w:cols w:space="720"/>
-      <w:titlePg/>
       <w:docGrid w:linePitch="360"/>
     </w:sectPr>
   </w:body>
 </w:document>
-</file>
-
-<file path=word/footer1.xml><?xml version="1.0" encoding="utf-8"?>
-<w:ftr xmlns:m="http://schemas.openxmlformats.org/officeDocument/2006/math" xmlns:mc="http://schemas.openxmlformats.org/markup-compatibility/2006" xmlns:mo="http://schemas.microsoft.com/office/mac/office/2008/main" xmlns:mv="urn:schemas-microsoft-com:mac:vml" xmlns:o="urn:schemas-microsoft-com:office:office" xmlns:r="http://schemas.openxmlformats.org/officeDocument/2006/relationships" xmlns:v="urn:schemas-microsoft-com:vml" xmlns:w10="urn:schemas-microsoft-com:office:word" xmlns:w14="http://schemas.microsoft.com/office/word/2010/wordml" xmlns:w="http://schemas.openxmlformats.org/wordprocessingml/2006/main" xmlns:wne="http://schemas.microsoft.com/office/word/2006/wordml" xmlns:wp14="http://schemas.microsoft.com/office/word/2010/wordprocessingDrawing" xmlns:wp="http://schemas.openxmlformats.org/drawingml/2006/wordprocessingDrawing" xmlns:wpc="http://schemas.microsoft.com/office/word/2010/wordprocessingCanvas" xmlns:wpg="http://schemas.microsoft.com/office/word/2010/wordprocessingGroup" xmlns:wpi="http://schemas.microsoft.com/office/word/2010/wordprocessingInk" xmlns:wps="http://schemas.microsoft.com/office/word/2010/wordprocessingShape" mc:Ignorable="w14 wp14">
-  <w:p>
-    <w:pPr>
-      <w:pStyle w:val="Footer"/>
-      <w:tabs>
-        <w:tab w:val="right" w:pos="8901"/>
-      </w:tabs>
-      <w:pBdr>
-        <w:top w:val="single" w:sz="4" w:space="4" w:color="003366"/>
-      </w:pBdr>
-      <w:spacing w:before="80" w:after="0"/>
-    </w:pPr>
-    <w:r>
-      <w:rPr>
-        <w:rFonts w:ascii="Calibri" w:hAnsi="Calibri"/>
-        <w:color w:val="555555"/>
-        <w:sz w:val="16"/>
-      </w:rPr>
-      <w:t>v1.1  ·  15/06/2026</w:t>
-    </w:r>
-    <w:r>
-      <w:tab/>
-    </w:r>
-    <w:r>
-      <w:rPr>
-        <w:rFonts w:ascii="Calibri" w:hAnsi="Calibri"/>
-        <w:color w:val="555555"/>
-        <w:sz w:val="16"/>
-      </w:rPr>
-      <w:t xml:space="preserve">Página </w:t>
-    </w:r>
-    <w:r>
-      <w:rPr>
-        <w:rFonts w:ascii="Calibri" w:hAnsi="Calibri"/>
-        <w:sz w:val="16"/>
-      </w:rPr>
-      <w:fldChar w:fldCharType="begin"/>
-      <w:instrText xml:space="preserve"> PAGE </w:instrText>
-      <w:fldChar w:fldCharType="end"/>
-    </w:r>
-    <w:r>
-      <w:rPr>
-        <w:rFonts w:ascii="Calibri" w:hAnsi="Calibri"/>
-        <w:color w:val="555555"/>
-        <w:sz w:val="16"/>
-      </w:rPr>
-      <w:t xml:space="preserve"> de </w:t>
-    </w:r>
-    <w:r>
-      <w:rPr>
-        <w:rFonts w:ascii="Calibri" w:hAnsi="Calibri"/>
-        <w:sz w:val="16"/>
-      </w:rPr>
-      <w:fldChar w:fldCharType="begin"/>
-      <w:instrText xml:space="preserve"> NUMPAGES </w:instrText>
-      <w:fldChar w:fldCharType="end"/>
-    </w:r>
-  </w:p>
-</w:ftr>
-</file>
-
-<file path=word/footer2.xml><?xml version="1.0" encoding="utf-8"?>
-<w:ftr xmlns:m="http://schemas.openxmlformats.org/officeDocument/2006/math" xmlns:mc="http://schemas.openxmlformats.org/markup-compatibility/2006" xmlns:mo="http://schemas.microsoft.com/office/mac/office/2008/main" xmlns:mv="urn:schemas-microsoft-com:mac:vml" xmlns:o="urn:schemas-microsoft-com:office:office" xmlns:r="http://schemas.openxmlformats.org/officeDocument/2006/relationships" xmlns:v="urn:schemas-microsoft-com:vml" xmlns:w10="urn:schemas-microsoft-com:office:word" xmlns:w14="http://schemas.microsoft.com/office/word/2010/wordml" xmlns:w="http://schemas.openxmlformats.org/wordprocessingml/2006/main" xmlns:wne="http://schemas.microsoft.com/office/word/2006/wordml" xmlns:wp14="http://schemas.microsoft.com/office/word/2010/wordprocessingDrawing" xmlns:wp="http://schemas.openxmlformats.org/drawingml/2006/wordprocessingDrawing" xmlns:wpc="http://schemas.microsoft.com/office/word/2010/wordprocessingCanvas" xmlns:wpg="http://schemas.microsoft.com/office/word/2010/wordprocessingGroup" xmlns:wpi="http://schemas.microsoft.com/office/word/2010/wordprocessingInk" xmlns:wps="http://schemas.microsoft.com/office/word/2010/wordprocessingShape" mc:Ignorable="w14 wp14">
-  <w:p>
-    <w:pPr>
-      <w:pStyle w:val="Footer"/>
-      <w:tabs>
-        <w:tab w:val="right" w:pos="8901"/>
-      </w:tabs>
-      <w:pBdr>
-        <w:top w:val="single" w:sz="4" w:space="4" w:color="003366"/>
-      </w:pBdr>
-      <w:spacing w:before="80" w:after="0"/>
-    </w:pPr>
-    <w:r>
-      <w:rPr>
-        <w:rFonts w:ascii="Calibri" w:hAnsi="Calibri"/>
-        <w:color w:val="555555"/>
-        <w:sz w:val="16"/>
-      </w:rPr>
-      <w:t>v1.1  ·  15/06/2026</w:t>
-    </w:r>
-    <w:r>
-      <w:tab/>
-    </w:r>
-    <w:r>
-      <w:rPr>
-        <w:rFonts w:ascii="Calibri" w:hAnsi="Calibri"/>
-        <w:color w:val="555555"/>
-        <w:sz w:val="16"/>
-      </w:rPr>
-      <w:t xml:space="preserve">Página </w:t>
-    </w:r>
-    <w:r>
-      <w:rPr>
-        <w:rFonts w:ascii="Calibri" w:hAnsi="Calibri"/>
-        <w:sz w:val="16"/>
-      </w:rPr>
-      <w:fldChar w:fldCharType="begin"/>
-      <w:instrText xml:space="preserve"> PAGE </w:instrText>
-      <w:fldChar w:fldCharType="end"/>
-    </w:r>
-    <w:r>
-      <w:rPr>
-        <w:rFonts w:ascii="Calibri" w:hAnsi="Calibri"/>
-        <w:color w:val="555555"/>
-        <w:sz w:val="16"/>
-      </w:rPr>
-      <w:t xml:space="preserve"> de </w:t>
-    </w:r>
-    <w:r>
-      <w:rPr>
-        <w:rFonts w:ascii="Calibri" w:hAnsi="Calibri"/>
-        <w:sz w:val="16"/>
-      </w:rPr>
-      <w:fldChar w:fldCharType="begin"/>
-      <w:instrText xml:space="preserve"> NUMPAGES </w:instrText>
-      <w:fldChar w:fldCharType="end"/>
-    </w:r>
-  </w:p>
-</w:ftr>
-</file>
-
-<file path=word/header1.xml><?xml version="1.0" encoding="utf-8"?>
-<w:hdr xmlns:m="http://schemas.openxmlformats.org/officeDocument/2006/math" xmlns:mc="http://schemas.openxmlformats.org/markup-compatibility/2006" xmlns:mo="http://schemas.microsoft.com/office/mac/office/2008/main" xmlns:mv="urn:schemas-microsoft-com:mac:vml" xmlns:o="urn:schemas-microsoft-com:office:office" xmlns:r="http://schemas.openxmlformats.org/officeDocument/2006/relationships" xmlns:v="urn:schemas-microsoft-com:vml" xmlns:w10="urn:schemas-microsoft-com:office:word" xmlns:w14="http://schemas.microsoft.com/office/word/2010/wordml" xmlns:w="http://schemas.openxmlformats.org/wordprocessingml/2006/main" xmlns:wne="http://schemas.microsoft.com/office/word/2006/wordml" xmlns:wp14="http://schemas.microsoft.com/office/word/2010/wordprocessingDrawing" xmlns:wp="http://schemas.openxmlformats.org/drawingml/2006/wordprocessingDrawing" xmlns:wpc="http://schemas.microsoft.com/office/word/2010/wordprocessingCanvas" xmlns:wpg="http://schemas.microsoft.com/office/word/2010/wordprocessingGroup" xmlns:wpi="http://schemas.microsoft.com/office/word/2010/wordprocessingInk" xmlns:wps="http://schemas.microsoft.com/office/word/2010/wordprocessingShape" mc:Ignorable="w14 wp14">
-  <w:p>
-    <w:pPr>
-      <w:pStyle w:val="Header"/>
-      <w:tabs>
-        <w:tab w:val="right" w:pos="8901"/>
-      </w:tabs>
-      <w:pBdr>
-        <w:bottom w:val="single" w:sz="8" w:space="4" w:color="003366"/>
-      </w:pBdr>
-      <w:spacing w:before="0" w:after="80"/>
-    </w:pPr>
-    <w:r>
-      <w:rPr>
-        <w:rFonts w:ascii="Calibri" w:hAnsi="Calibri"/>
-        <w:b/>
-        <w:color w:val="003366"/>
-        <w:sz w:val="18"/>
-      </w:rPr>
-      <w:t>TIMEWARE</w:t>
-    </w:r>
-    <w:r>
-      <w:rPr>
-        <w:rFonts w:ascii="Calibri" w:hAnsi="Calibri"/>
-        <w:color w:val="555555"/>
-        <w:sz w:val="18"/>
-      </w:rPr>
-      <w:t xml:space="preserve">   ·   MILHASFACIL01</w:t>
-    </w:r>
-    <w:r>
-      <w:tab/>
-    </w:r>
-    <w:r>
-      <w:rPr>
-        <w:rFonts w:ascii="Calibri" w:hAnsi="Calibri"/>
-        <w:color w:val="555555"/>
-        <w:sz w:val="18"/>
-      </w:rPr>
-      <w:t>Evidência de Projeto</w:t>
-    </w:r>
-  </w:p>
-</w:hdr>
-</file>
-
-<file path=word/header2.xml><?xml version="1.0" encoding="utf-8"?>
-<w:hdr xmlns:m="http://schemas.openxmlformats.org/officeDocument/2006/math" xmlns:mc="http://schemas.openxmlformats.org/markup-compatibility/2006" xmlns:mo="http://schemas.microsoft.com/office/mac/office/2008/main" xmlns:mv="urn:schemas-microsoft-com:mac:vml" xmlns:o="urn:schemas-microsoft-com:office:office" xmlns:r="http://schemas.openxmlformats.org/officeDocument/2006/relationships" xmlns:v="urn:schemas-microsoft-com:vml" xmlns:w10="urn:schemas-microsoft-com:office:word" xmlns:w14="http://schemas.microsoft.com/office/word/2010/wordml" xmlns:w="http://schemas.openxmlformats.org/wordprocessingml/2006/main" xmlns:wne="http://schemas.microsoft.com/office/word/2006/wordml" xmlns:wp14="http://schemas.microsoft.com/office/word/2010/wordprocessingDrawing" xmlns:wp="http://schemas.openxmlformats.org/drawingml/2006/wordprocessingDrawing" xmlns:wpc="http://schemas.microsoft.com/office/word/2010/wordprocessingCanvas" xmlns:wpg="http://schemas.microsoft.com/office/word/2010/wordprocessingGroup" xmlns:wpi="http://schemas.microsoft.com/office/word/2010/wordprocessingInk" xmlns:wps="http://schemas.microsoft.com/office/word/2010/wordprocessingShape" mc:Ignorable="w14 wp14">
-  <w:p>
-    <w:pPr>
-      <w:pStyle w:val="Header"/>
-    </w:pPr>
-  </w:p>
-</w:hdr>
 </file>
 
 <file path=word/numbering.xml><?xml version="1.0" encoding="utf-8"?>
@@ -5310,12 +2442,9 @@
     <w:name w:val="Normal"/>
     <w:qFormat/>
     <w:rsid w:val="00FC693F"/>
-    <w:pPr>
-      <w:spacing w:after="120" w:lineRule="auto" w:line="276"/>
-    </w:pPr>
     <w:rPr>
       <w:rFonts w:ascii="Calibri" w:hAnsi="Calibri"/>
-      <w:sz w:val="22"/>
+      <w:sz w:val="21"/>
     </w:rPr>
   </w:style>
   <w:style w:type="paragraph" w:styleId="Header">
@@ -5373,15 +2502,15 @@
     <w:pPr>
       <w:keepNext/>
       <w:keepLines/>
-      <w:spacing w:before="360" w:after="120"/>
+      <w:spacing w:before="480" w:after="0"/>
       <w:outlineLvl w:val="0"/>
     </w:pPr>
     <w:rPr>
-      <w:rFonts w:asciiTheme="majorHAnsi" w:eastAsiaTheme="majorEastAsia" w:hAnsiTheme="majorHAnsi" w:cstheme="majorBidi" w:ascii="Calibri" w:hAnsi="Calibri"/>
+      <w:rFonts w:asciiTheme="majorHAnsi" w:eastAsiaTheme="majorEastAsia" w:hAnsiTheme="majorHAnsi" w:cstheme="majorBidi"/>
       <w:b/>
       <w:bCs/>
-      <w:color w:val="003366"/>
-      <w:sz w:val="26"/>
+      <w:color w:val="365F91" w:themeColor="accent1" w:themeShade="BF"/>
+      <w:sz w:val="28"/>
       <w:szCs w:val="28"/>
     </w:rPr>
   </w:style>
@@ -5397,15 +2526,15 @@
     <w:pPr>
       <w:keepNext/>
       <w:keepLines/>
-      <w:spacing w:before="240" w:after="80"/>
+      <w:spacing w:before="200" w:after="0"/>
       <w:outlineLvl w:val="1"/>
     </w:pPr>
     <w:rPr>
-      <w:rFonts w:asciiTheme="majorHAnsi" w:eastAsiaTheme="majorEastAsia" w:hAnsiTheme="majorHAnsi" w:cstheme="majorBidi" w:ascii="Calibri" w:hAnsi="Calibri"/>
+      <w:rFonts w:asciiTheme="majorHAnsi" w:eastAsiaTheme="majorEastAsia" w:hAnsiTheme="majorHAnsi" w:cstheme="majorBidi"/>
       <w:b/>
       <w:bCs/>
-      <w:color w:val="1A5276"/>
-      <w:sz w:val="22"/>
+      <w:color w:val="4F81BD" w:themeColor="accent1"/>
+      <w:sz w:val="26"/>
       <w:szCs w:val="26"/>
     </w:rPr>
   </w:style>
@@ -5421,16 +2550,14 @@
     <w:pPr>
       <w:keepNext/>
       <w:keepLines/>
-      <w:spacing w:before="160" w:after="40"/>
+      <w:spacing w:before="200" w:after="0"/>
       <w:outlineLvl w:val="2"/>
     </w:pPr>
     <w:rPr>
-      <w:rFonts w:asciiTheme="majorHAnsi" w:eastAsiaTheme="majorEastAsia" w:hAnsiTheme="majorHAnsi" w:cstheme="majorBidi" w:ascii="Calibri" w:hAnsi="Calibri"/>
+      <w:rFonts w:asciiTheme="majorHAnsi" w:eastAsiaTheme="majorEastAsia" w:hAnsiTheme="majorHAnsi" w:cstheme="majorBidi"/>
       <w:b/>
       <w:bCs/>
-      <w:i/>
-      <w:color w:val="1A5276"/>
-      <w:sz w:val="22"/>
+      <w:color w:val="4F81BD" w:themeColor="accent1"/>
     </w:rPr>
   </w:style>
   <w:style w:type="paragraph" w:styleId="Heading4">
